--- a/Documents ViweWave WEB proposals/ST10521956-CHOSEN PROPOSAL.docx
+++ b/Documents ViweWave WEB proposals/ST10521956-CHOSEN PROPOSAL.docx
@@ -62,7 +62,7 @@
                           <wpg:grpSpPr>
                             <a:xfrm>
                               <a:off x="0" y="0"/>
-                              <a:ext cx="7315200" cy="1215392"/>
+                              <a:ext cx="7315200" cy="1215393"/>
                               <a:chOff x="0" y="0"/>
                               <a:chExt cx="7315200" cy="1216153"/>
                             </a:xfrm>
@@ -73,7 +73,7 @@
                             <wps:spPr>
                               <a:xfrm>
                                 <a:off x="0" y="0"/>
-                                <a:ext cx="7315200" cy="1130374"/>
+                                <a:ext cx="7315200" cy="1130375"/>
                               </a:xfrm>
                               <a:custGeom>
                                 <a:gdLst>
@@ -271,8 +271,8 @@
               </mc:Choice>
               <mc:Fallback>
                 <w:pict>
-                  <v:group xmlns:o="urn:schemas-microsoft-com:office:office" id="Group 51" style="position:absolute;width:576pt;height:95.7pt;z-index:12;mso-wrap-distance-left:9pt;mso-wrap-distance-top:0pt;mso-wrap-distance-right:9pt;mso-wrap-distance-bottom:0pt;margin-left:0pt;margin-top:14.35pt;mso-position-horizontal:center;mso-position-horizontal-relative:margin;mso-position-vertical:absolute;mso-position-vertical-relative:page;mso-width-percent:941;mso-height-percent:121" coordorigin="0,0" coordsize="7315200,1216152" o:allowincell="t">
-                    <v:shape id="Rectangle 51" o:spid="_x0000_s1027" style="position:absolute;top:0;width:7315200;height:1130373;v-text-anchor:middle" o:allowincell="t" strokeweight="1pt" stroked="f" coordsize="7312660,1129665" path="m0,0l7312660,,7312660,1129665,3619500,733425,,1091565,,xe"/>
+                  <v:group xmlns:o="urn:schemas-microsoft-com:office:office" id="Group 51" style="position:absolute;width:576pt;height:95.7pt;z-index:12;mso-wrap-distance-left:9pt;mso-wrap-distance-top:0pt;mso-wrap-distance-right:9pt;mso-wrap-distance-bottom:0pt;margin-left:0pt;margin-top:14.35pt;mso-position-horizontal:center;mso-position-horizontal-relative:margin;mso-position-vertical:absolute;mso-position-vertical-relative:page;mso-width-percent:941;mso-height-percent:121" coordsize="7315200,1216152" o:allowincell="t">
+                    <v:shape id="Rectangle 51" o:spid="_x0000_s1027" style="position:absolute;width:7315200;height:1130374;v-text-anchor:middle" o:allowincell="t" strokeweight="1pt" stroked="f" coordsize="7312660,1129665" path="m0,0l7312660,,7312660,1129665,3619500,733425,,1091565,,xe"/>
                     <v:rect id="Rectangle 151" o:spid="_x0000_s1028" style="position:absolute;width:7315200;height:1216151;v-text-anchor:middle" o:allowincell="t" fillcolor="#FFFFFF" strokeweight="1pt" stroked="f"/>
                   </v:group>
                 </w:pict>
@@ -1736,13 +1736,7 @@
         <w:rPr>
           <w:rFonts w:eastAsia="Arial"/>
         </w:rPr>
-        <w:t xml:space="preserve">web proposal </w:t>
-      </w:r>
-      <w:r>
-        <w:rPr>
-          <w:rFonts w:eastAsia="Arial"/>
-        </w:rPr>
-        <w:t>~ k-pop retail store (</w:t>
+        <w:t>web proposal ~ k-pop retail store (</w:t>
       </w:r>
       <w:r>
         <w:rPr>
@@ -1803,18 +1797,7 @@
           <w:rtl w:val="0"/>
           <w:lang w:val="en-US" w:bidi="en-US" w:eastAsia="en-US"/>
         </w:rPr>
-        <w:t xml:space="preserve">Github repo link </w:t>
-      </w:r>
-      <w:r>
-        <w:rPr>
-          <w:rFonts w:ascii="Arial" w:hAnsi="Arial" w:cs="Arial"/>
-          <w:color w:val="000000" w:themeColor="text1"/>
-          <w:sz w:val="24"/>
-          <w:szCs w:val="24"/>
-          <w:rtl w:val="0"/>
-          <w:lang w:val="en-US" w:bidi="en-US" w:eastAsia="en-US"/>
-        </w:rPr>
-        <w:t xml:space="preserve">: </w:t>
+        <w:t xml:space="preserve">Github repo link : </w:t>
       </w:r>
       <w:hyperlink r:id="R2">
         <w:r>
@@ -2666,13 +2649,66 @@
     </w:p>
     <w:p>
       <w:pPr>
-        <w:rPr>
-          <w:rFonts w:ascii="Aptos" w:hAnsi="Aptos" w:cs="Arial"/>
-          <w:color w:val="000000" w:themeColor="text1"/>
-          <w:sz w:val="24"/>
-          <w:szCs w:val="24"/>
-        </w:rPr>
-      </w:pPr>
+        <w:pStyle w:val="P2"/>
+        <w:rPr>
+          <w:color w:val="000000"/>
+        </w:rPr>
+      </w:pPr>
+      <w:r>
+        <w:rPr>
+          <w:color w:val="000000"/>
+        </w:rPr>
+        <w:t>G</w:t>
+      </w:r>
+      <w:r>
+        <w:rPr>
+          <w:color w:val="000000"/>
+        </w:rPr>
+        <w:t>ithub repo screenshot</w:t>
+      </w:r>
+    </w:p>
+    <w:p>
+      <w:pPr>
+        <w:rPr>
+          <w:color w:val="000000"/>
+        </w:rPr>
+      </w:pPr>
+      <w:r>
+        <w:drawing>
+          <wp:inline xmlns:wp="http://schemas.openxmlformats.org/drawingml/2006/wordprocessingDrawing" distT="0" distB="0" distL="0" distR="0">
+            <wp:extent cx="5731510" cy="3206115"/>
+            <wp:effectExtent l="0" t="0" r="0" b="0"/>
+            <wp:docPr id="1" name="Picture 1"/>
+            <wp:cNvGraphicFramePr>
+              <a:graphicFrameLocks xmlns:a="http://schemas.openxmlformats.org/drawingml/2006/main" noChangeAspect="1"/>
+            </wp:cNvGraphicFramePr>
+            <a:graphic xmlns:a="http://schemas.openxmlformats.org/drawingml/2006/main">
+              <a:graphicData uri="http://schemas.openxmlformats.org/drawingml/2006/picture">
+                <pic:pic xmlns:pic="http://schemas.openxmlformats.org/drawingml/2006/picture">
+                  <pic:nvPicPr>
+                    <pic:cNvPr id="1" name="Picture 1"/>
+                    <pic:cNvPicPr/>
+                  </pic:nvPicPr>
+                  <pic:blipFill dpi="0">
+                    <a:blip xmlns:r="http://schemas.openxmlformats.org/officeDocument/2006/relationships" r:embed="Relimage2"/>
+                    <a:srcRect/>
+                    <a:stretch>
+                      <a:fillRect/>
+                    </a:stretch>
+                  </pic:blipFill>
+                  <pic:spPr>
+                    <a:xfrm>
+                      <a:off x="0" y="0"/>
+                      <a:ext cx="5731510" cy="3206115"/>
+                    </a:xfrm>
+                    <a:prstGeom prst="rect"/>
+                  </pic:spPr>
+                </pic:pic>
+              </a:graphicData>
+            </a:graphic>
+          </wp:inline>
+        </w:drawing>
+      </w:r>
     </w:p>
     <w:p>
       <w:pPr>
@@ -6709,7 +6745,7 @@
           <a:schemeClr val="phClr"/>
         </a:solidFill>
         <a:blipFill dpi="0">
-          <a:blip xmlns:r="http://schemas.openxmlformats.org/officeDocument/2006/relationships" r:embed="Relimage2">
+          <a:blip xmlns:r="http://schemas.openxmlformats.org/officeDocument/2006/relationships" r:embed="Relimage3">
             <a:duotone>
               <a:schemeClr val="phClr"/>
               <a:schemeClr val="phClr">

--- a/Documents ViweWave WEB proposals/ST10521956-CHOSEN PROPOSAL.docx
+++ b/Documents ViweWave WEB proposals/ST10521956-CHOSEN PROPOSAL.docx
@@ -1,48 +1,38 @@
 
 <file path=word/document.xml><?xml version="1.0" encoding="utf-8"?>
-<w:document xmlns:w="http://schemas.openxmlformats.org/wordprocessingml/2006/main" xmlns:r="http://schemas.openxmlformats.org/officeDocument/2006/relationships" xmlns:wps="http://schemas.microsoft.com/office/word/2010/wordprocessingShape" xmlns:mc="http://schemas.openxmlformats.org/markup-compatibility/2006" xmlns:w10="urn:schemas-microsoft-com:office:word" xmlns:v="urn:schemas-microsoft-com:vml" xmlns:wp14="http://schemas.microsoft.com/office/word/2010/wordprocessingDrawing" xmlns:wpg="http://schemas.microsoft.com/office/word/2010/wordprocessingGroup" xmlns:wpc="http://schemas.microsoft.com/office/word/2010/wordprocessingCanvas" xmlns:w14="http://schemas.microsoft.com/office/word/2010/wordml" xmlns:w15="http://schemas.microsoft.com/office/word/2012/wordml" xmlns:cx1="http://schemas.microsoft.com/office/drawing/2015/9/8/chartex" xmlns:cx2="http://schemas.microsoft.com/office/drawing/2015/10/21/chartex" mc:Ignorable="wp14 w14 w15">
+<w:document xmlns:wpc="http://schemas.microsoft.com/office/word/2010/wordprocessingCanvas" xmlns:cx="http://schemas.microsoft.com/office/drawing/2014/chartex" xmlns:cx1="http://schemas.microsoft.com/office/drawing/2015/9/8/chartex" xmlns:cx2="http://schemas.microsoft.com/office/drawing/2015/10/21/chartex" xmlns:cx3="http://schemas.microsoft.com/office/drawing/2016/5/9/chartex" xmlns:cx4="http://schemas.microsoft.com/office/drawing/2016/5/10/chartex" xmlns:cx5="http://schemas.microsoft.com/office/drawing/2016/5/11/chartex" xmlns:cx6="http://schemas.microsoft.com/office/drawing/2016/5/12/chartex" xmlns:cx7="http://schemas.microsoft.com/office/drawing/2016/5/13/chartex" xmlns:cx8="http://schemas.microsoft.com/office/drawing/2016/5/14/chartex" xmlns:mc="http://schemas.openxmlformats.org/markup-compatibility/2006" xmlns:aink="http://schemas.microsoft.com/office/drawing/2016/ink" xmlns:am3d="http://schemas.microsoft.com/office/drawing/2017/model3d" xmlns:o="urn:schemas-microsoft-com:office:office" xmlns:oel="http://schemas.microsoft.com/office/2019/extlst" xmlns:r="http://schemas.openxmlformats.org/officeDocument/2006/relationships" xmlns:m="http://schemas.openxmlformats.org/officeDocument/2006/math" xmlns:v="urn:schemas-microsoft-com:vml" xmlns:wp14="http://schemas.microsoft.com/office/word/2010/wordprocessingDrawing" xmlns:wp="http://schemas.openxmlformats.org/drawingml/2006/wordprocessingDrawing" xmlns:w10="urn:schemas-microsoft-com:office:word" xmlns:w="http://schemas.openxmlformats.org/wordprocessingml/2006/main" xmlns:w14="http://schemas.microsoft.com/office/word/2010/wordml" xmlns:w15="http://schemas.microsoft.com/office/word/2012/wordml" xmlns:w16cex="http://schemas.microsoft.com/office/word/2018/wordml/cex" xmlns:w16cid="http://schemas.microsoft.com/office/word/2016/wordml/cid" xmlns:w16="http://schemas.microsoft.com/office/word/2018/wordml" xmlns:w16du="http://schemas.microsoft.com/office/word/2023/wordml/word16du" xmlns:w16sdtdh="http://schemas.microsoft.com/office/word/2020/wordml/sdtdatahash" xmlns:w16sdtfl="http://schemas.microsoft.com/office/word/2024/wordml/sdtformatlock" xmlns:w16se="http://schemas.microsoft.com/office/word/2015/wordml/symex" xmlns:wpg="http://schemas.microsoft.com/office/word/2010/wordprocessingGroup" xmlns:wpi="http://schemas.microsoft.com/office/word/2010/wordprocessingInk" xmlns:wne="http://schemas.microsoft.com/office/word/2006/wordml" xmlns:wps="http://schemas.microsoft.com/office/word/2010/wordprocessingShape" mc:Ignorable="w14 w15 w16se w16cid w16 w16cex w16sdtdh w16sdtfl w16du wp14">
   <w:body>
     <w:sdt>
       <w:sdtPr>
         <w:rPr>
-          <w:rFonts w:asciiTheme="majorAscii" w:hAnsiTheme="majorAscii" w:cstheme="majorBidi" w:eastAsiaTheme="majorEastAsia"/>
-          <w:caps w:val="1"/>
+          <w:rFonts w:asciiTheme="majorHAnsi" w:eastAsiaTheme="majorEastAsia" w:hAnsiTheme="majorHAnsi" w:cstheme="majorBidi"/>
+          <w:caps/>
           <w:color w:val="454551" w:themeColor="text2"/>
+          <w:spacing w:val="-15"/>
           <w:sz w:val="72"/>
           <w:szCs w:val="72"/>
-          <w:spacing w:val="-15"/>
         </w:rPr>
         <w:id w:val="-884491874"/>
         <w:docPartObj>
           <w:docPartGallery w:val="Cover Pages"/>
-          <w:docPartCategory w:val=""/>
           <w:docPartUnique/>
         </w:docPartObj>
       </w:sdtPr>
-      <w:sdtEndPr>
-        <w:rPr>
-          <w:rFonts w:asciiTheme="majorAscii" w:hAnsiTheme="majorAscii" w:cstheme="majorBidi" w:eastAsiaTheme="majorEastAsia"/>
-          <w:caps w:val="1"/>
-          <w:color w:val="454551" w:themeColor="text2"/>
-          <w:sz w:val="72"/>
-          <w:szCs w:val="72"/>
-        </w:rPr>
-      </w:sdtEndPr>
       <w:sdtContent>
         <w:p>
           <w:pPr>
             <w:rPr>
-              <w:noProof w:val="1"/>
+              <w:noProof/>
             </w:rPr>
           </w:pPr>
           <w:r>
             <w:rPr>
-              <w:noProof w:val="1"/>
+              <w:noProof/>
             </w:rPr>
             <mc:AlternateContent>
               <mc:Choice Requires="wpg">
                 <w:drawing>
-                  <wp:anchor xmlns:wp="http://schemas.openxmlformats.org/drawingml/2006/wordprocessingDrawing" distT="0" distB="0" distL="114300" distR="114300" simplePos="0" relativeHeight="12" behindDoc="0" locked="0" layoutInCell="1" allowOverlap="1">
+                  <wp:anchor distT="0" distB="0" distL="114300" distR="114300" simplePos="0" relativeHeight="12" behindDoc="0" locked="0" layoutInCell="1" allowOverlap="1" wp14:anchorId="18939646" wp14:editId="18939647">
                     <wp:simplePos x="0" y="0"/>
                     <wp:positionH relativeFrom="margin">
                       <wp:align>center</wp:align>
@@ -76,6 +66,7 @@
                                 <a:ext cx="7315200" cy="1130375"/>
                               </a:xfrm>
                               <a:custGeom>
+                                <a:avLst/>
                                 <a:gdLst>
                                   <a:gd name="connsiteX0" fmla="*/ 0 w 7312660"/>
                                   <a:gd name="connsiteY0" fmla="*/ 0 h 1215390"/>
@@ -148,6 +139,7 @@
                                   <a:gd name="connsiteX5" fmla="*/ 0 w 7312660"/>
                                   <a:gd name="connsiteY5" fmla="*/ 0 h 1129665"/>
                                 </a:gdLst>
+                                <a:ahLst/>
                                 <a:cxnLst>
                                   <a:cxn ang="0">
                                     <a:pos x="connsiteX0" y="connsiteY0"/>
@@ -225,9 +217,11 @@
                                 <a:off x="0" y="0"/>
                                 <a:ext cx="7315200" cy="1216152"/>
                               </a:xfrm>
-                              <a:prstGeom prst="rect"/>
+                              <a:prstGeom prst="rect">
+                                <a:avLst/>
+                              </a:prstGeom>
                               <a:blipFill dpi="0">
-                                <a:blip xmlns:r="http://schemas.openxmlformats.org/officeDocument/2006/relationships" r:embed="Relimage1"/>
+                                <a:blip r:embed="rId9"/>
                                 <a:srcRect/>
                                 <a:stretch>
                                   <a:fillRect r="-7574"/>
@@ -282,10 +276,10 @@
         </w:p>
         <w:tbl>
           <w:tblPr>
-            <w:tblStyle w:val="T2"/>
-            <w:tblpPr w:leftFromText="180" w:rightFromText="180" w:tblpX="1" w:tblpY="6873" w:horzAnchor="margin" w:vertAnchor="page" w:tblpXSpec="left"/>
+            <w:tblStyle w:val="TableGrid"/>
+            <w:tblpPr w:leftFromText="180" w:rightFromText="180" w:vertAnchor="page" w:horzAnchor="margin" w:tblpY="6873"/>
             <w:tblW w:w="9968" w:type="dxa"/>
-            <w:tblLook w:val="04A0"/>
+            <w:tblLook w:val="04A0" w:firstRow="1" w:lastRow="0" w:firstColumn="1" w:lastColumn="0" w:noHBand="0" w:noVBand="1"/>
           </w:tblPr>
           <w:tblGrid>
             <w:gridCol w:w="4984"/>
@@ -293,7 +287,7 @@
           </w:tblGrid>
           <w:tr>
             <w:trPr>
-              <w:trHeight w:hRule="atLeast" w:val="1029"/>
+              <w:trHeight w:val="1029"/>
             </w:trPr>
             <w:tc>
               <w:tcPr>
@@ -342,7 +336,7 @@
           </w:tr>
           <w:tr>
             <w:trPr>
-              <w:trHeight w:hRule="atLeast" w:val="2888"/>
+              <w:trHeight w:val="2888"/>
             </w:trPr>
             <w:tc>
               <w:tcPr>
@@ -391,7 +385,7 @@
           </w:tr>
           <w:tr>
             <w:trPr>
-              <w:trHeight w:hRule="atLeast" w:val="1079"/>
+              <w:trHeight w:val="1079"/>
             </w:trPr>
             <w:tc>
               <w:tcPr>
@@ -440,7 +434,7 @@
           </w:tr>
           <w:tr>
             <w:trPr>
-              <w:trHeight w:hRule="atLeast" w:val="1029"/>
+              <w:trHeight w:val="1029"/>
             </w:trPr>
             <w:tc>
               <w:tcPr>
@@ -489,7 +483,7 @@
           </w:tr>
           <w:tr>
             <w:trPr>
-              <w:trHeight w:hRule="atLeast" w:val="1029"/>
+              <w:trHeight w:val="1029"/>
             </w:trPr>
             <w:tc>
               <w:tcPr>
@@ -538,7 +532,7 @@
           </w:tr>
           <w:tr>
             <w:trPr>
-              <w:trHeight w:hRule="atLeast" w:val="1029"/>
+              <w:trHeight w:val="1029"/>
             </w:trPr>
             <w:tc>
               <w:tcPr>
@@ -587,8 +581,8 @@
               <w:p>
                 <w:pPr>
                   <w:rPr>
-                    <w:i w:val="1"/>
-                    <w:iCs w:val="1"/>
+                    <w:i/>
+                    <w:iCs/>
                     <w:color w:val="000000" w:themeColor="text1"/>
                   </w:rPr>
                 </w:pPr>
@@ -599,12 +593,12 @@
         <w:p>
           <w:r>
             <w:rPr>
-              <w:noProof w:val="1"/>
+              <w:noProof/>
             </w:rPr>
             <mc:AlternateContent>
               <mc:Choice Requires="wps">
                 <w:drawing>
-                  <wp:anchor xmlns:wp="http://schemas.openxmlformats.org/drawingml/2006/wordprocessingDrawing" distT="0" distB="0" distL="114300" distR="114300" simplePos="0" relativeHeight="10" behindDoc="0" locked="0" layoutInCell="1" allowOverlap="1">
+                  <wp:anchor distT="0" distB="0" distL="114300" distR="114300" simplePos="0" relativeHeight="10" behindDoc="0" locked="0" layoutInCell="1" allowOverlap="1" wp14:anchorId="18939648" wp14:editId="18939649">
                     <wp:simplePos x="0" y="0"/>
                     <wp:positionH relativeFrom="page">
                       <wp:align>center</wp:align>
@@ -617,7 +611,7 @@
                       </mc:Choice>
                       <mc:Fallback>
                         <wp:positionV relativeFrom="page">
-                          <wp:posOffset>0</wp:posOffset>
+                          <wp:posOffset>8745855</wp:posOffset>
                         </wp:positionV>
                       </mc:Fallback>
                     </mc:AlternateContent>
@@ -635,7 +629,9 @@
                               <a:off x="0" y="0"/>
                               <a:ext cx="7315200" cy="914400"/>
                             </a:xfrm>
-                            <a:prstGeom prst="rect"/>
+                            <a:prstGeom prst="rect">
+                              <a:avLst/>
+                            </a:prstGeom>
                             <a:noFill/>
                             <a:ln w="6350">
                               <a:noFill/>
@@ -660,7 +656,7 @@
                             <w:txbxContent>
                               <w:p>
                                 <w:pPr>
-                                  <w:pStyle w:val="P10"/>
+                                  <w:pStyle w:val="NoSpacing"/>
                                   <w:rPr>
                                     <w:color w:val="595959" w:themeColor="text1" w:themeTint="A6"/>
                                     <w:sz w:val="18"/>
@@ -687,16 +683,16 @@
               </mc:Choice>
               <mc:Fallback>
                 <w:pict>
-                  <v:shapetype xmlns:o="urn:schemas-microsoft-com:office:office" id="_x0000_t202" coordsize="21600,21600" o:spt="202" path="m,l,21600r21600,l21600,xe">
+                  <v:shapetype w14:anchorId="18939648" id="_x0000_t202" coordsize="21600,21600" o:spt="202" path="m,l,21600r21600,l21600,xe">
                     <v:stroke joinstyle="miter"/>
                     <v:path gradientshapeok="t" o:connecttype="rect"/>
                   </v:shapetype>
-                  <v:shape xmlns:o="urn:schemas-microsoft-com:office:office" type="#_x0000_t202" id="Text Box 52" o:spid="_x0000_s1029" style="position:absolute;width:576pt;height:72pt;z-index:10;mso-wrap-distance-left:9pt;mso-wrap-distance-top:0pt;mso-wrap-distance-right:9pt;mso-wrap-distance-bottom:0pt;margin-left:0pt;margin-top:0pt;mso-position-horizontal:center;mso-position-horizontal-relative:page;mso-position-vertical:absolute;mso-position-vertical-relative:page;mso-width-percent:941;mso-height-percent:92;mso-top-percent:818v-text-anchor:bottom" o:allowincell="t" filled="f" strokeweight="0.5pt" stroked="f">
-                    <v:textbox inset="44mm,0mm,19mm,0mm">
+                  <v:shape id="Text Box 52" o:spid="_x0000_s1026" type="#_x0000_t202" style="position:absolute;margin-left:0;margin-top:0;width:8in;height:1in;z-index:10;visibility:visible;mso-wrap-style:square;mso-width-percent:941;mso-height-percent:92;mso-top-percent:818;mso-wrap-distance-left:9pt;mso-wrap-distance-top:0;mso-wrap-distance-right:9pt;mso-wrap-distance-bottom:0;mso-position-horizontal:center;mso-position-horizontal-relative:page;mso-position-vertical-relative:page;mso-width-percent:941;mso-height-percent:92;mso-top-percent:818;mso-width-relative:page;mso-height-relative:page;v-text-anchor:bottom" o:gfxdata="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" filled="f" stroked="f" strokeweight=".5pt">
+                    <v:textbox inset="126pt,0,54pt,0">
                       <w:txbxContent>
                         <w:p>
                           <w:pPr>
-                            <w:pStyle w:val="P10"/>
+                            <w:pStyle w:val="NoSpacing"/>
                             <w:rPr>
                               <w:color w:val="595959" w:themeColor="text1" w:themeTint="A6"/>
                               <w:sz w:val="18"/>
@@ -706,7 +702,7 @@
                         </w:p>
                       </w:txbxContent>
                     </v:textbox>
-                    <w10:wrap type="square"/>
+                    <w10:wrap type="square" anchorx="page" anchory="page"/>
                   </v:shape>
                 </w:pict>
               </mc:Fallback>
@@ -714,12 +710,12 @@
           </w:r>
           <w:r>
             <w:rPr>
-              <w:noProof w:val="1"/>
+              <w:noProof/>
             </w:rPr>
             <mc:AlternateContent>
               <mc:Choice Requires="wps">
                 <w:drawing>
-                  <wp:anchor xmlns:wp="http://schemas.openxmlformats.org/drawingml/2006/wordprocessingDrawing" distT="0" distB="0" distL="114300" distR="114300" simplePos="0" relativeHeight="11" behindDoc="0" locked="0" layoutInCell="1" allowOverlap="1">
+                  <wp:anchor distT="0" distB="0" distL="114300" distR="114300" simplePos="0" relativeHeight="11" behindDoc="0" locked="0" layoutInCell="1" allowOverlap="1" wp14:anchorId="1893964A" wp14:editId="1893964B">
                     <wp:simplePos x="0" y="0"/>
                     <wp:positionH relativeFrom="page">
                       <wp:align>center</wp:align>
@@ -732,7 +728,7 @@
                       </mc:Choice>
                       <mc:Fallback>
                         <wp:positionV relativeFrom="page">
-                          <wp:posOffset>0</wp:posOffset>
+                          <wp:posOffset>7484110</wp:posOffset>
                         </wp:positionV>
                       </mc:Fallback>
                     </mc:AlternateContent>
@@ -750,7 +746,9 @@
                               <a:off x="0" y="0"/>
                               <a:ext cx="7315200" cy="1009650"/>
                             </a:xfrm>
-                            <a:prstGeom prst="rect"/>
+                            <a:prstGeom prst="rect">
+                              <a:avLst/>
+                            </a:prstGeom>
                             <a:noFill/>
                             <a:ln w="6350">
                               <a:noFill/>
@@ -775,7 +773,7 @@
                             <w:txbxContent>
                               <w:p>
                                 <w:pPr>
-                                  <w:pStyle w:val="P10"/>
+                                  <w:pStyle w:val="NoSpacing"/>
                                   <w:jc w:val="right"/>
                                   <w:rPr>
                                     <w:color w:val="595959" w:themeColor="text1" w:themeTint="A6"/>
@@ -803,12 +801,12 @@
               </mc:Choice>
               <mc:Fallback>
                 <w:pict>
-                  <v:shape xmlns:o="urn:schemas-microsoft-com:office:office" type="#_x0000_t202" id="Text Box 53" o:spid="_x0000_s1030" style="position:absolute;width:576pt;height:79.5pt;z-index:11;mso-wrap-distance-left:9pt;mso-wrap-distance-top:0pt;mso-wrap-distance-right:9pt;mso-wrap-distance-bottom:0pt;margin-left:0pt;margin-top:0pt;mso-position-horizontal:center;mso-position-horizontal-relative:page;mso-position-vertical:absolute;mso-position-vertical-relative:page;mso-width-percent:941;mso-height-percent:100;mso-top-percent:700" o:allowincell="t" filled="f" strokeweight="0.5pt" stroked="f">
-                    <v:textbox style="mso-fit-shape-to-text:t" inset="44mm,0mm,19mm,0mm">
+                  <v:shape w14:anchorId="1893964A" id="Text Box 53" o:spid="_x0000_s1027" type="#_x0000_t202" style="position:absolute;margin-left:0;margin-top:0;width:8in;height:79.5pt;z-index:11;visibility:visible;mso-wrap-style:square;mso-width-percent:941;mso-height-percent:100;mso-top-percent:700;mso-wrap-distance-left:9pt;mso-wrap-distance-top:0;mso-wrap-distance-right:9pt;mso-wrap-distance-bottom:0;mso-position-horizontal:center;mso-position-horizontal-relative:page;mso-position-vertical-relative:page;mso-width-percent:941;mso-height-percent:100;mso-top-percent:700;mso-width-relative:page;mso-height-relative:page;v-text-anchor:top" o:gfxdata="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" filled="f" stroked="f" strokeweight=".5pt">
+                    <v:textbox style="mso-fit-shape-to-text:t" inset="126pt,0,54pt,0">
                       <w:txbxContent>
                         <w:p>
                           <w:pPr>
-                            <w:pStyle w:val="P10"/>
+                            <w:pStyle w:val="NoSpacing"/>
                             <w:jc w:val="right"/>
                             <w:rPr>
                               <w:color w:val="595959" w:themeColor="text1" w:themeTint="A6"/>
@@ -819,7 +817,7 @@
                         </w:p>
                       </w:txbxContent>
                     </v:textbox>
-                    <w10:wrap type="square"/>
+                    <w10:wrap type="square" anchorx="page" anchory="page"/>
                   </v:shape>
                 </w:pict>
               </mc:Fallback>
@@ -828,7 +826,7 @@
         </w:p>
         <w:p>
           <w:pPr>
-            <w:pStyle w:val="P12"/>
+            <w:pStyle w:val="Title"/>
           </w:pPr>
           <w:r>
             <w:br w:type="page"/>
@@ -839,16 +837,17 @@
     <w:p>
       <w:pPr>
         <w:rPr>
-          <w:rFonts w:ascii="Arial" w:hAnsi="Arial" w:cs="Arial" w:eastAsia="Arial"/>
-        </w:rPr>
-      </w:pPr>
-      <w:r>
+          <w:rFonts w:ascii="Arial" w:eastAsia="Arial" w:hAnsi="Arial" w:cs="Arial"/>
+        </w:rPr>
+      </w:pPr>
+      <w:r>
+        <w:lastRenderedPageBreak/>
         <w:t xml:space="preserve"> </w:t>
       </w:r>
     </w:p>
     <w:p>
       <w:pPr>
-        <w:pStyle w:val="P12"/>
+        <w:pStyle w:val="Title"/>
         <w:rPr>
           <w:rFonts w:eastAsia="Arial"/>
         </w:rPr>
@@ -868,7 +867,7 @@
     <w:sdt>
       <w:sdtPr>
         <w:rPr>
-          <w:rFonts w:asciiTheme="minorAscii" w:hAnsiTheme="minorAscii" w:cstheme="minorBidi" w:eastAsiaTheme="minorEastAsia"/>
+          <w:rFonts w:asciiTheme="minorHAnsi" w:eastAsiaTheme="minorEastAsia" w:hAnsiTheme="minorHAnsi" w:cstheme="minorBidi"/>
           <w:color w:val="auto"/>
           <w:sz w:val="22"/>
           <w:szCs w:val="22"/>
@@ -876,25 +875,20 @@
         <w:id w:val="1727875481"/>
         <w:docPartObj>
           <w:docPartGallery w:val="Table of Contents"/>
-          <w:docPartCategory w:val=""/>
           <w:docPartUnique/>
         </w:docPartObj>
       </w:sdtPr>
       <w:sdtEndPr>
         <w:rPr>
-          <w:rFonts w:asciiTheme="minorAscii" w:hAnsiTheme="minorAscii" w:cstheme="minorBidi" w:eastAsiaTheme="minorEastAsia"/>
-          <w:b w:val="1"/>
-          <w:bCs w:val="1"/>
-          <w:noProof w:val="1"/>
-          <w:color w:val="auto"/>
-          <w:sz w:val="22"/>
-          <w:szCs w:val="22"/>
+          <w:b/>
+          <w:bCs/>
+          <w:noProof/>
         </w:rPr>
       </w:sdtEndPr>
       <w:sdtContent>
         <w:p>
           <w:pPr>
-            <w:pStyle w:val="P16"/>
+            <w:pStyle w:val="TOCHeading"/>
             <w:rPr>
               <w:color w:val="000000" w:themeColor="text1"/>
             </w:rPr>
@@ -908,16 +902,16 @@
         </w:p>
         <w:p>
           <w:pPr>
-            <w:pStyle w:val="P18"/>
+            <w:pStyle w:val="TOC1"/>
             <w:tabs>
-              <w:tab w:val="right" w:pos="9016" w:leader="dot"/>
+              <w:tab w:val="right" w:leader="dot" w:pos="9016"/>
             </w:tabs>
             <w:rPr>
               <w:rFonts w:ascii="Aptos" w:hAnsi="Aptos"/>
-              <w:noProof w:val="1"/>
+              <w:noProof/>
+              <w:kern w:val="2"/>
               <w:sz w:val="24"/>
               <w:szCs w:val="24"/>
-              <w:kern w:val="2"/>
               <w:lang w:val="en-ZA" w:eastAsia="en-ZA"/>
             </w:rPr>
           </w:pPr>
@@ -933,51 +927,57 @@
           <w:hyperlink w:anchor="_Toc225860409">
             <w:r>
               <w:rPr>
-                <w:rStyle w:val="C2"/>
+                <w:rStyle w:val="Hyperlink"/>
                 <w:rFonts w:ascii="Aptos" w:hAnsi="Aptos"/>
-                <w:noProof w:val="1"/>
+                <w:noProof/>
               </w:rPr>
               <w:t>-PROPOSAL CONTENT Kpop Retail Store</w:t>
             </w:r>
             <w:r>
               <w:rPr>
                 <w:rFonts w:ascii="Aptos" w:hAnsi="Aptos"/>
-                <w:noProof w:val="1"/>
+                <w:noProof/>
               </w:rPr>
               <w:tab/>
             </w:r>
             <w:r>
               <w:rPr>
                 <w:rFonts w:ascii="Aptos" w:hAnsi="Aptos"/>
-                <w:noProof w:val="1"/>
+                <w:noProof/>
               </w:rPr>
               <w:fldChar w:fldCharType="begin"/>
             </w:r>
             <w:r>
               <w:rPr>
                 <w:rFonts w:ascii="Aptos" w:hAnsi="Aptos"/>
-                <w:noProof w:val="1"/>
+                <w:noProof/>
               </w:rPr>
               <w:instrText xml:space="preserve"> PAGEREF _Toc225860409 \h </w:instrText>
             </w:r>
             <w:r>
               <w:rPr>
                 <w:rFonts w:ascii="Aptos" w:hAnsi="Aptos"/>
-                <w:noProof w:val="1"/>
+                <w:noProof/>
+              </w:rPr>
+            </w:r>
+            <w:r>
+              <w:rPr>
+                <w:rFonts w:ascii="Aptos" w:hAnsi="Aptos"/>
+                <w:noProof/>
               </w:rPr>
               <w:fldChar w:fldCharType="separate"/>
             </w:r>
             <w:r>
               <w:rPr>
                 <w:rFonts w:ascii="Aptos" w:hAnsi="Aptos"/>
-                <w:noProof w:val="1"/>
+                <w:noProof/>
               </w:rPr>
               <w:t>2</w:t>
             </w:r>
             <w:r>
               <w:rPr>
                 <w:rFonts w:ascii="Aptos" w:hAnsi="Aptos"/>
-                <w:noProof w:val="1"/>
+                <w:noProof/>
               </w:rPr>
               <w:fldChar w:fldCharType="end"/>
             </w:r>
@@ -985,75 +985,81 @@
         </w:p>
         <w:p>
           <w:pPr>
-            <w:pStyle w:val="P19"/>
+            <w:pStyle w:val="TOC2"/>
             <w:tabs>
-              <w:tab w:val="right" w:pos="9016" w:leader="dot"/>
+              <w:tab w:val="right" w:leader="dot" w:pos="9016"/>
             </w:tabs>
             <w:rPr>
               <w:rFonts w:ascii="Aptos" w:hAnsi="Aptos"/>
-              <w:noProof w:val="1"/>
+              <w:noProof/>
+              <w:kern w:val="2"/>
               <w:sz w:val="24"/>
               <w:szCs w:val="24"/>
-              <w:kern w:val="2"/>
               <w:lang w:val="en-ZA" w:eastAsia="en-ZA"/>
             </w:rPr>
           </w:pPr>
           <w:hyperlink w:anchor="_Toc225860410">
             <w:r>
               <w:rPr>
-                <w:rStyle w:val="C2"/>
+                <w:rStyle w:val="Hyperlink"/>
                 <w:rFonts w:ascii="Aptos" w:hAnsi="Aptos"/>
-                <w:noProof w:val="1"/>
+                <w:noProof/>
               </w:rPr>
               <w:t>1.</w:t>
             </w:r>
             <w:r>
               <w:rPr>
-                <w:rStyle w:val="C2"/>
+                <w:rStyle w:val="Hyperlink"/>
                 <w:rFonts w:ascii="Aptos" w:hAnsi="Aptos" w:cs="Arial"/>
-                <w:noProof w:val="1"/>
+                <w:noProof/>
               </w:rPr>
               <w:t>Organisation Overview</w:t>
             </w:r>
             <w:r>
               <w:rPr>
                 <w:rFonts w:ascii="Aptos" w:hAnsi="Aptos"/>
-                <w:noProof w:val="1"/>
+                <w:noProof/>
               </w:rPr>
               <w:tab/>
             </w:r>
             <w:r>
               <w:rPr>
                 <w:rFonts w:ascii="Aptos" w:hAnsi="Aptos"/>
-                <w:noProof w:val="1"/>
+                <w:noProof/>
               </w:rPr>
               <w:fldChar w:fldCharType="begin"/>
             </w:r>
             <w:r>
               <w:rPr>
                 <w:rFonts w:ascii="Aptos" w:hAnsi="Aptos"/>
-                <w:noProof w:val="1"/>
+                <w:noProof/>
               </w:rPr>
               <w:instrText xml:space="preserve"> PAGEREF _Toc225860410 \h </w:instrText>
             </w:r>
             <w:r>
               <w:rPr>
                 <w:rFonts w:ascii="Aptos" w:hAnsi="Aptos"/>
-                <w:noProof w:val="1"/>
+                <w:noProof/>
+              </w:rPr>
+            </w:r>
+            <w:r>
+              <w:rPr>
+                <w:rFonts w:ascii="Aptos" w:hAnsi="Aptos"/>
+                <w:noProof/>
               </w:rPr>
               <w:fldChar w:fldCharType="separate"/>
             </w:r>
             <w:r>
               <w:rPr>
                 <w:rFonts w:ascii="Aptos" w:hAnsi="Aptos"/>
-                <w:noProof w:val="1"/>
+                <w:noProof/>
               </w:rPr>
               <w:t>2</w:t>
             </w:r>
             <w:r>
               <w:rPr>
                 <w:rFonts w:ascii="Aptos" w:hAnsi="Aptos"/>
-                <w:noProof w:val="1"/>
+                <w:noProof/>
               </w:rPr>
               <w:fldChar w:fldCharType="end"/>
             </w:r>
@@ -1061,75 +1067,81 @@
         </w:p>
         <w:p>
           <w:pPr>
-            <w:pStyle w:val="P19"/>
+            <w:pStyle w:val="TOC2"/>
             <w:tabs>
-              <w:tab w:val="right" w:pos="9016" w:leader="dot"/>
+              <w:tab w:val="right" w:leader="dot" w:pos="9016"/>
             </w:tabs>
             <w:rPr>
               <w:rFonts w:ascii="Aptos" w:hAnsi="Aptos"/>
-              <w:noProof w:val="1"/>
+              <w:noProof/>
+              <w:kern w:val="2"/>
               <w:sz w:val="24"/>
               <w:szCs w:val="24"/>
-              <w:kern w:val="2"/>
               <w:lang w:val="en-ZA" w:eastAsia="en-ZA"/>
             </w:rPr>
           </w:pPr>
           <w:hyperlink w:anchor="_Toc225860411">
             <w:r>
               <w:rPr>
-                <w:rStyle w:val="C2"/>
+                <w:rStyle w:val="Hyperlink"/>
                 <w:rFonts w:ascii="Aptos" w:hAnsi="Aptos"/>
-                <w:noProof w:val="1"/>
+                <w:noProof/>
               </w:rPr>
               <w:t>2</w:t>
             </w:r>
             <w:r>
               <w:rPr>
-                <w:rStyle w:val="C2"/>
+                <w:rStyle w:val="Hyperlink"/>
                 <w:rFonts w:ascii="Aptos" w:hAnsi="Aptos" w:cs="Arial"/>
-                <w:noProof w:val="1"/>
+                <w:noProof/>
               </w:rPr>
               <w:t>. Website Goals and Objectives</w:t>
             </w:r>
             <w:r>
               <w:rPr>
                 <w:rFonts w:ascii="Aptos" w:hAnsi="Aptos"/>
-                <w:noProof w:val="1"/>
+                <w:noProof/>
               </w:rPr>
               <w:tab/>
             </w:r>
             <w:r>
               <w:rPr>
                 <w:rFonts w:ascii="Aptos" w:hAnsi="Aptos"/>
-                <w:noProof w:val="1"/>
+                <w:noProof/>
               </w:rPr>
               <w:fldChar w:fldCharType="begin"/>
             </w:r>
             <w:r>
               <w:rPr>
                 <w:rFonts w:ascii="Aptos" w:hAnsi="Aptos"/>
-                <w:noProof w:val="1"/>
+                <w:noProof/>
               </w:rPr>
               <w:instrText xml:space="preserve"> PAGEREF _Toc225860411 \h </w:instrText>
             </w:r>
             <w:r>
               <w:rPr>
                 <w:rFonts w:ascii="Aptos" w:hAnsi="Aptos"/>
-                <w:noProof w:val="1"/>
+                <w:noProof/>
+              </w:rPr>
+            </w:r>
+            <w:r>
+              <w:rPr>
+                <w:rFonts w:ascii="Aptos" w:hAnsi="Aptos"/>
+                <w:noProof/>
               </w:rPr>
               <w:fldChar w:fldCharType="separate"/>
             </w:r>
             <w:r>
               <w:rPr>
                 <w:rFonts w:ascii="Aptos" w:hAnsi="Aptos"/>
-                <w:noProof w:val="1"/>
+                <w:noProof/>
               </w:rPr>
               <w:t>2</w:t>
             </w:r>
             <w:r>
               <w:rPr>
                 <w:rFonts w:ascii="Aptos" w:hAnsi="Aptos"/>
-                <w:noProof w:val="1"/>
+                <w:noProof/>
               </w:rPr>
               <w:fldChar w:fldCharType="end"/>
             </w:r>
@@ -1137,75 +1149,81 @@
         </w:p>
         <w:p>
           <w:pPr>
-            <w:pStyle w:val="P19"/>
+            <w:pStyle w:val="TOC2"/>
             <w:tabs>
-              <w:tab w:val="right" w:pos="9016" w:leader="dot"/>
+              <w:tab w:val="right" w:leader="dot" w:pos="9016"/>
             </w:tabs>
             <w:rPr>
               <w:rFonts w:ascii="Aptos" w:hAnsi="Aptos"/>
-              <w:noProof w:val="1"/>
+              <w:noProof/>
+              <w:kern w:val="2"/>
               <w:sz w:val="24"/>
               <w:szCs w:val="24"/>
-              <w:kern w:val="2"/>
               <w:lang w:val="en-ZA" w:eastAsia="en-ZA"/>
             </w:rPr>
           </w:pPr>
           <w:hyperlink w:anchor="_Toc225860412">
             <w:r>
               <w:rPr>
-                <w:rStyle w:val="C2"/>
+                <w:rStyle w:val="Hyperlink"/>
                 <w:rFonts w:ascii="Aptos" w:hAnsi="Aptos"/>
-                <w:noProof w:val="1"/>
+                <w:noProof/>
               </w:rPr>
               <w:t>3</w:t>
             </w:r>
             <w:r>
               <w:rPr>
-                <w:rStyle w:val="C2"/>
+                <w:rStyle w:val="Hyperlink"/>
                 <w:rFonts w:ascii="Aptos" w:hAnsi="Aptos" w:cs="Arial"/>
-                <w:noProof w:val="1"/>
+                <w:noProof/>
               </w:rPr>
               <w:t>. Current Website Analysis</w:t>
             </w:r>
             <w:r>
               <w:rPr>
                 <w:rFonts w:ascii="Aptos" w:hAnsi="Aptos"/>
-                <w:noProof w:val="1"/>
+                <w:noProof/>
               </w:rPr>
               <w:tab/>
             </w:r>
             <w:r>
               <w:rPr>
                 <w:rFonts w:ascii="Aptos" w:hAnsi="Aptos"/>
-                <w:noProof w:val="1"/>
+                <w:noProof/>
               </w:rPr>
               <w:fldChar w:fldCharType="begin"/>
             </w:r>
             <w:r>
               <w:rPr>
                 <w:rFonts w:ascii="Aptos" w:hAnsi="Aptos"/>
-                <w:noProof w:val="1"/>
+                <w:noProof/>
               </w:rPr>
               <w:instrText xml:space="preserve"> PAGEREF _Toc225860412 \h </w:instrText>
             </w:r>
             <w:r>
               <w:rPr>
                 <w:rFonts w:ascii="Aptos" w:hAnsi="Aptos"/>
-                <w:noProof w:val="1"/>
+                <w:noProof/>
+              </w:rPr>
+            </w:r>
+            <w:r>
+              <w:rPr>
+                <w:rFonts w:ascii="Aptos" w:hAnsi="Aptos"/>
+                <w:noProof/>
               </w:rPr>
               <w:fldChar w:fldCharType="separate"/>
             </w:r>
             <w:r>
               <w:rPr>
                 <w:rFonts w:ascii="Aptos" w:hAnsi="Aptos"/>
-                <w:noProof w:val="1"/>
+                <w:noProof/>
               </w:rPr>
               <w:t>2</w:t>
             </w:r>
             <w:r>
               <w:rPr>
                 <w:rFonts w:ascii="Aptos" w:hAnsi="Aptos"/>
-                <w:noProof w:val="1"/>
+                <w:noProof/>
               </w:rPr>
               <w:fldChar w:fldCharType="end"/>
             </w:r>
@@ -1213,75 +1231,81 @@
         </w:p>
         <w:p>
           <w:pPr>
-            <w:pStyle w:val="P19"/>
+            <w:pStyle w:val="TOC2"/>
             <w:tabs>
-              <w:tab w:val="right" w:pos="9016" w:leader="dot"/>
+              <w:tab w:val="right" w:leader="dot" w:pos="9016"/>
             </w:tabs>
             <w:rPr>
               <w:rFonts w:ascii="Aptos" w:hAnsi="Aptos"/>
-              <w:noProof w:val="1"/>
+              <w:noProof/>
+              <w:kern w:val="2"/>
               <w:sz w:val="24"/>
               <w:szCs w:val="24"/>
-              <w:kern w:val="2"/>
               <w:lang w:val="en-ZA" w:eastAsia="en-ZA"/>
             </w:rPr>
           </w:pPr>
           <w:hyperlink w:anchor="_Toc225860413">
             <w:r>
               <w:rPr>
-                <w:rStyle w:val="C2"/>
+                <w:rStyle w:val="Hyperlink"/>
                 <w:rFonts w:ascii="Aptos" w:hAnsi="Aptos"/>
-                <w:noProof w:val="1"/>
+                <w:noProof/>
               </w:rPr>
               <w:t xml:space="preserve">4. </w:t>
             </w:r>
             <w:r>
               <w:rPr>
-                <w:rStyle w:val="C2"/>
+                <w:rStyle w:val="Hyperlink"/>
                 <w:rFonts w:ascii="Aptos" w:hAnsi="Aptos" w:cs="Arial"/>
-                <w:noProof w:val="1"/>
+                <w:noProof/>
               </w:rPr>
               <w:t>Proposed Website Features and Functionality</w:t>
             </w:r>
             <w:r>
               <w:rPr>
                 <w:rFonts w:ascii="Aptos" w:hAnsi="Aptos"/>
-                <w:noProof w:val="1"/>
+                <w:noProof/>
               </w:rPr>
               <w:tab/>
             </w:r>
             <w:r>
               <w:rPr>
                 <w:rFonts w:ascii="Aptos" w:hAnsi="Aptos"/>
-                <w:noProof w:val="1"/>
+                <w:noProof/>
               </w:rPr>
               <w:fldChar w:fldCharType="begin"/>
             </w:r>
             <w:r>
               <w:rPr>
                 <w:rFonts w:ascii="Aptos" w:hAnsi="Aptos"/>
-                <w:noProof w:val="1"/>
+                <w:noProof/>
               </w:rPr>
               <w:instrText xml:space="preserve"> PAGEREF _Toc225860413 \h </w:instrText>
             </w:r>
             <w:r>
               <w:rPr>
                 <w:rFonts w:ascii="Aptos" w:hAnsi="Aptos"/>
-                <w:noProof w:val="1"/>
+                <w:noProof/>
+              </w:rPr>
+            </w:r>
+            <w:r>
+              <w:rPr>
+                <w:rFonts w:ascii="Aptos" w:hAnsi="Aptos"/>
+                <w:noProof/>
               </w:rPr>
               <w:fldChar w:fldCharType="separate"/>
             </w:r>
             <w:r>
               <w:rPr>
                 <w:rFonts w:ascii="Aptos" w:hAnsi="Aptos"/>
-                <w:noProof w:val="1"/>
+                <w:noProof/>
               </w:rPr>
               <w:t>3</w:t>
             </w:r>
             <w:r>
               <w:rPr>
                 <w:rFonts w:ascii="Aptos" w:hAnsi="Aptos"/>
-                <w:noProof w:val="1"/>
+                <w:noProof/>
               </w:rPr>
               <w:fldChar w:fldCharType="end"/>
             </w:r>
@@ -1289,75 +1313,81 @@
         </w:p>
         <w:p>
           <w:pPr>
-            <w:pStyle w:val="P19"/>
+            <w:pStyle w:val="TOC2"/>
             <w:tabs>
-              <w:tab w:val="right" w:pos="9016" w:leader="dot"/>
+              <w:tab w:val="right" w:leader="dot" w:pos="9016"/>
             </w:tabs>
             <w:rPr>
               <w:rFonts w:ascii="Aptos" w:hAnsi="Aptos"/>
-              <w:noProof w:val="1"/>
+              <w:noProof/>
+              <w:kern w:val="2"/>
               <w:sz w:val="24"/>
               <w:szCs w:val="24"/>
-              <w:kern w:val="2"/>
               <w:lang w:val="en-ZA" w:eastAsia="en-ZA"/>
             </w:rPr>
           </w:pPr>
           <w:hyperlink w:anchor="_Toc225860414">
             <w:r>
               <w:rPr>
-                <w:rStyle w:val="C2"/>
+                <w:rStyle w:val="Hyperlink"/>
                 <w:rFonts w:ascii="Aptos" w:hAnsi="Aptos"/>
-                <w:noProof w:val="1"/>
+                <w:noProof/>
               </w:rPr>
               <w:t xml:space="preserve">5. </w:t>
             </w:r>
             <w:r>
               <w:rPr>
-                <w:rStyle w:val="C2"/>
+                <w:rStyle w:val="Hyperlink"/>
                 <w:rFonts w:ascii="Aptos" w:hAnsi="Aptos" w:cs="Arial"/>
-                <w:noProof w:val="1"/>
+                <w:noProof/>
               </w:rPr>
               <w:t>Design and User Experience</w:t>
             </w:r>
             <w:r>
               <w:rPr>
                 <w:rFonts w:ascii="Aptos" w:hAnsi="Aptos"/>
-                <w:noProof w:val="1"/>
+                <w:noProof/>
               </w:rPr>
               <w:tab/>
             </w:r>
             <w:r>
               <w:rPr>
                 <w:rFonts w:ascii="Aptos" w:hAnsi="Aptos"/>
-                <w:noProof w:val="1"/>
+                <w:noProof/>
               </w:rPr>
               <w:fldChar w:fldCharType="begin"/>
             </w:r>
             <w:r>
               <w:rPr>
                 <w:rFonts w:ascii="Aptos" w:hAnsi="Aptos"/>
-                <w:noProof w:val="1"/>
+                <w:noProof/>
               </w:rPr>
               <w:instrText xml:space="preserve"> PAGEREF _Toc225860414 \h </w:instrText>
             </w:r>
             <w:r>
               <w:rPr>
                 <w:rFonts w:ascii="Aptos" w:hAnsi="Aptos"/>
-                <w:noProof w:val="1"/>
+                <w:noProof/>
+              </w:rPr>
+            </w:r>
+            <w:r>
+              <w:rPr>
+                <w:rFonts w:ascii="Aptos" w:hAnsi="Aptos"/>
+                <w:noProof/>
               </w:rPr>
               <w:fldChar w:fldCharType="separate"/>
             </w:r>
             <w:r>
               <w:rPr>
                 <w:rFonts w:ascii="Aptos" w:hAnsi="Aptos"/>
-                <w:noProof w:val="1"/>
+                <w:noProof/>
               </w:rPr>
               <w:t>3</w:t>
             </w:r>
             <w:r>
               <w:rPr>
                 <w:rFonts w:ascii="Aptos" w:hAnsi="Aptos"/>
-                <w:noProof w:val="1"/>
+                <w:noProof/>
               </w:rPr>
               <w:fldChar w:fldCharType="end"/>
             </w:r>
@@ -1365,75 +1395,81 @@
         </w:p>
         <w:p>
           <w:pPr>
-            <w:pStyle w:val="P19"/>
+            <w:pStyle w:val="TOC2"/>
             <w:tabs>
-              <w:tab w:val="right" w:pos="9016" w:leader="dot"/>
+              <w:tab w:val="right" w:leader="dot" w:pos="9016"/>
             </w:tabs>
             <w:rPr>
               <w:rFonts w:ascii="Aptos" w:hAnsi="Aptos"/>
-              <w:noProof w:val="1"/>
+              <w:noProof/>
+              <w:kern w:val="2"/>
               <w:sz w:val="24"/>
               <w:szCs w:val="24"/>
-              <w:kern w:val="2"/>
               <w:lang w:val="en-ZA" w:eastAsia="en-ZA"/>
             </w:rPr>
           </w:pPr>
           <w:hyperlink w:anchor="_Toc225860415">
             <w:r>
               <w:rPr>
-                <w:rStyle w:val="C2"/>
+                <w:rStyle w:val="Hyperlink"/>
                 <w:rFonts w:ascii="Aptos" w:hAnsi="Aptos"/>
-                <w:noProof w:val="1"/>
+                <w:noProof/>
               </w:rPr>
               <w:t>6.</w:t>
             </w:r>
             <w:r>
               <w:rPr>
-                <w:rStyle w:val="C2"/>
+                <w:rStyle w:val="Hyperlink"/>
                 <w:rFonts w:ascii="Aptos" w:hAnsi="Aptos" w:cs="Arial"/>
-                <w:noProof w:val="1"/>
+                <w:noProof/>
               </w:rPr>
               <w:t>Technical Requirements</w:t>
             </w:r>
             <w:r>
               <w:rPr>
                 <w:rFonts w:ascii="Aptos" w:hAnsi="Aptos"/>
-                <w:noProof w:val="1"/>
+                <w:noProof/>
               </w:rPr>
               <w:tab/>
             </w:r>
             <w:r>
               <w:rPr>
                 <w:rFonts w:ascii="Aptos" w:hAnsi="Aptos"/>
-                <w:noProof w:val="1"/>
+                <w:noProof/>
               </w:rPr>
               <w:fldChar w:fldCharType="begin"/>
             </w:r>
             <w:r>
               <w:rPr>
                 <w:rFonts w:ascii="Aptos" w:hAnsi="Aptos"/>
-                <w:noProof w:val="1"/>
+                <w:noProof/>
               </w:rPr>
               <w:instrText xml:space="preserve"> PAGEREF _Toc225860415 \h </w:instrText>
             </w:r>
             <w:r>
               <w:rPr>
                 <w:rFonts w:ascii="Aptos" w:hAnsi="Aptos"/>
-                <w:noProof w:val="1"/>
+                <w:noProof/>
+              </w:rPr>
+            </w:r>
+            <w:r>
+              <w:rPr>
+                <w:rFonts w:ascii="Aptos" w:hAnsi="Aptos"/>
+                <w:noProof/>
               </w:rPr>
               <w:fldChar w:fldCharType="separate"/>
             </w:r>
             <w:r>
               <w:rPr>
                 <w:rFonts w:ascii="Aptos" w:hAnsi="Aptos"/>
-                <w:noProof w:val="1"/>
+                <w:noProof/>
               </w:rPr>
               <w:t>3</w:t>
             </w:r>
             <w:r>
               <w:rPr>
                 <w:rFonts w:ascii="Aptos" w:hAnsi="Aptos"/>
-                <w:noProof w:val="1"/>
+                <w:noProof/>
               </w:rPr>
               <w:fldChar w:fldCharType="end"/>
             </w:r>
@@ -1441,75 +1477,81 @@
         </w:p>
         <w:p>
           <w:pPr>
-            <w:pStyle w:val="P19"/>
+            <w:pStyle w:val="TOC2"/>
             <w:tabs>
-              <w:tab w:val="right" w:pos="9016" w:leader="dot"/>
+              <w:tab w:val="right" w:leader="dot" w:pos="9016"/>
             </w:tabs>
             <w:rPr>
               <w:rFonts w:ascii="Aptos" w:hAnsi="Aptos"/>
-              <w:noProof w:val="1"/>
+              <w:noProof/>
+              <w:kern w:val="2"/>
               <w:sz w:val="24"/>
               <w:szCs w:val="24"/>
-              <w:kern w:val="2"/>
               <w:lang w:val="en-ZA" w:eastAsia="en-ZA"/>
             </w:rPr>
           </w:pPr>
           <w:hyperlink w:anchor="_Toc225860416">
             <w:r>
               <w:rPr>
-                <w:rStyle w:val="C2"/>
+                <w:rStyle w:val="Hyperlink"/>
                 <w:rFonts w:ascii="Aptos" w:hAnsi="Aptos"/>
-                <w:noProof w:val="1"/>
+                <w:noProof/>
               </w:rPr>
               <w:t xml:space="preserve">7. </w:t>
             </w:r>
             <w:r>
               <w:rPr>
-                <w:rStyle w:val="C2"/>
+                <w:rStyle w:val="Hyperlink"/>
                 <w:rFonts w:ascii="Aptos" w:hAnsi="Aptos" w:cs="Arial"/>
-                <w:noProof w:val="1"/>
+                <w:noProof/>
               </w:rPr>
               <w:t>Timeline and Milestones</w:t>
             </w:r>
             <w:r>
               <w:rPr>
                 <w:rFonts w:ascii="Aptos" w:hAnsi="Aptos"/>
-                <w:noProof w:val="1"/>
+                <w:noProof/>
               </w:rPr>
               <w:tab/>
             </w:r>
             <w:r>
               <w:rPr>
                 <w:rFonts w:ascii="Aptos" w:hAnsi="Aptos"/>
-                <w:noProof w:val="1"/>
+                <w:noProof/>
               </w:rPr>
               <w:fldChar w:fldCharType="begin"/>
             </w:r>
             <w:r>
               <w:rPr>
                 <w:rFonts w:ascii="Aptos" w:hAnsi="Aptos"/>
-                <w:noProof w:val="1"/>
+                <w:noProof/>
               </w:rPr>
               <w:instrText xml:space="preserve"> PAGEREF _Toc225860416 \h </w:instrText>
             </w:r>
             <w:r>
               <w:rPr>
                 <w:rFonts w:ascii="Aptos" w:hAnsi="Aptos"/>
-                <w:noProof w:val="1"/>
+                <w:noProof/>
+              </w:rPr>
+            </w:r>
+            <w:r>
+              <w:rPr>
+                <w:rFonts w:ascii="Aptos" w:hAnsi="Aptos"/>
+                <w:noProof/>
               </w:rPr>
               <w:fldChar w:fldCharType="separate"/>
             </w:r>
             <w:r>
               <w:rPr>
                 <w:rFonts w:ascii="Aptos" w:hAnsi="Aptos"/>
-                <w:noProof w:val="1"/>
+                <w:noProof/>
               </w:rPr>
               <w:t>3</w:t>
             </w:r>
             <w:r>
               <w:rPr>
                 <w:rFonts w:ascii="Aptos" w:hAnsi="Aptos"/>
-                <w:noProof w:val="1"/>
+                <w:noProof/>
               </w:rPr>
               <w:fldChar w:fldCharType="end"/>
             </w:r>
@@ -1517,75 +1559,81 @@
         </w:p>
         <w:p>
           <w:pPr>
-            <w:pStyle w:val="P19"/>
+            <w:pStyle w:val="TOC2"/>
             <w:tabs>
-              <w:tab w:val="right" w:pos="9016" w:leader="dot"/>
+              <w:tab w:val="right" w:leader="dot" w:pos="9016"/>
             </w:tabs>
             <w:rPr>
               <w:rFonts w:ascii="Aptos" w:hAnsi="Aptos"/>
-              <w:noProof w:val="1"/>
+              <w:noProof/>
+              <w:kern w:val="2"/>
               <w:sz w:val="24"/>
               <w:szCs w:val="24"/>
-              <w:kern w:val="2"/>
               <w:lang w:val="en-ZA" w:eastAsia="en-ZA"/>
             </w:rPr>
           </w:pPr>
           <w:hyperlink w:anchor="_Toc225860417">
             <w:r>
               <w:rPr>
-                <w:rStyle w:val="C2"/>
+                <w:rStyle w:val="Hyperlink"/>
                 <w:rFonts w:ascii="Aptos" w:hAnsi="Aptos"/>
-                <w:noProof w:val="1"/>
+                <w:noProof/>
               </w:rPr>
               <w:t xml:space="preserve">8. </w:t>
             </w:r>
             <w:r>
               <w:rPr>
-                <w:rStyle w:val="C2"/>
+                <w:rStyle w:val="Hyperlink"/>
                 <w:rFonts w:ascii="Aptos" w:hAnsi="Aptos" w:cs="Arial"/>
-                <w:noProof w:val="1"/>
+                <w:noProof/>
               </w:rPr>
               <w:t>Budget</w:t>
             </w:r>
             <w:r>
               <w:rPr>
                 <w:rFonts w:ascii="Aptos" w:hAnsi="Aptos"/>
-                <w:noProof w:val="1"/>
+                <w:noProof/>
               </w:rPr>
               <w:tab/>
             </w:r>
             <w:r>
               <w:rPr>
                 <w:rFonts w:ascii="Aptos" w:hAnsi="Aptos"/>
-                <w:noProof w:val="1"/>
+                <w:noProof/>
               </w:rPr>
               <w:fldChar w:fldCharType="begin"/>
             </w:r>
             <w:r>
               <w:rPr>
                 <w:rFonts w:ascii="Aptos" w:hAnsi="Aptos"/>
-                <w:noProof w:val="1"/>
+                <w:noProof/>
               </w:rPr>
               <w:instrText xml:space="preserve"> PAGEREF _Toc225860417 \h </w:instrText>
             </w:r>
             <w:r>
               <w:rPr>
                 <w:rFonts w:ascii="Aptos" w:hAnsi="Aptos"/>
-                <w:noProof w:val="1"/>
+                <w:noProof/>
+              </w:rPr>
+            </w:r>
+            <w:r>
+              <w:rPr>
+                <w:rFonts w:ascii="Aptos" w:hAnsi="Aptos"/>
+                <w:noProof/>
               </w:rPr>
               <w:fldChar w:fldCharType="separate"/>
             </w:r>
             <w:r>
               <w:rPr>
                 <w:rFonts w:ascii="Aptos" w:hAnsi="Aptos"/>
-                <w:noProof w:val="1"/>
+                <w:noProof/>
               </w:rPr>
               <w:t>3</w:t>
             </w:r>
             <w:r>
               <w:rPr>
                 <w:rFonts w:ascii="Aptos" w:hAnsi="Aptos"/>
-                <w:noProof w:val="1"/>
+                <w:noProof/>
               </w:rPr>
               <w:fldChar w:fldCharType="end"/>
             </w:r>
@@ -1593,75 +1641,81 @@
         </w:p>
         <w:p>
           <w:pPr>
-            <w:pStyle w:val="P19"/>
+            <w:pStyle w:val="TOC2"/>
             <w:tabs>
-              <w:tab w:val="right" w:pos="9016" w:leader="dot"/>
+              <w:tab w:val="right" w:leader="dot" w:pos="9016"/>
             </w:tabs>
             <w:rPr>
               <w:rFonts w:ascii="Aptos" w:hAnsi="Aptos"/>
-              <w:noProof w:val="1"/>
+              <w:noProof/>
+              <w:kern w:val="2"/>
               <w:sz w:val="24"/>
               <w:szCs w:val="24"/>
-              <w:kern w:val="2"/>
               <w:lang w:val="en-ZA" w:eastAsia="en-ZA"/>
             </w:rPr>
           </w:pPr>
           <w:hyperlink w:anchor="_Toc225860418">
             <w:r>
               <w:rPr>
-                <w:rStyle w:val="C2"/>
+                <w:rStyle w:val="Hyperlink"/>
                 <w:rFonts w:ascii="Aptos" w:hAnsi="Aptos"/>
-                <w:noProof w:val="1"/>
+                <w:noProof/>
               </w:rPr>
               <w:t xml:space="preserve">9. </w:t>
             </w:r>
             <w:r>
               <w:rPr>
-                <w:rStyle w:val="C2"/>
+                <w:rStyle w:val="Hyperlink"/>
                 <w:rFonts w:ascii="Aptos" w:hAnsi="Aptos" w:cs="Arial"/>
-                <w:noProof w:val="1"/>
+                <w:noProof/>
               </w:rPr>
               <w:t>References</w:t>
             </w:r>
             <w:r>
               <w:rPr>
                 <w:rFonts w:ascii="Aptos" w:hAnsi="Aptos"/>
-                <w:noProof w:val="1"/>
+                <w:noProof/>
               </w:rPr>
               <w:tab/>
             </w:r>
             <w:r>
               <w:rPr>
                 <w:rFonts w:ascii="Aptos" w:hAnsi="Aptos"/>
-                <w:noProof w:val="1"/>
+                <w:noProof/>
               </w:rPr>
               <w:fldChar w:fldCharType="begin"/>
             </w:r>
             <w:r>
               <w:rPr>
                 <w:rFonts w:ascii="Aptos" w:hAnsi="Aptos"/>
-                <w:noProof w:val="1"/>
+                <w:noProof/>
               </w:rPr>
               <w:instrText xml:space="preserve"> PAGEREF _Toc225860418 \h </w:instrText>
             </w:r>
             <w:r>
               <w:rPr>
                 <w:rFonts w:ascii="Aptos" w:hAnsi="Aptos"/>
-                <w:noProof w:val="1"/>
+                <w:noProof/>
+              </w:rPr>
+            </w:r>
+            <w:r>
+              <w:rPr>
+                <w:rFonts w:ascii="Aptos" w:hAnsi="Aptos"/>
+                <w:noProof/>
               </w:rPr>
               <w:fldChar w:fldCharType="separate"/>
             </w:r>
             <w:r>
               <w:rPr>
                 <w:rFonts w:ascii="Aptos" w:hAnsi="Aptos"/>
-                <w:noProof w:val="1"/>
+                <w:noProof/>
               </w:rPr>
               <w:t>4</w:t>
             </w:r>
             <w:r>
               <w:rPr>
                 <w:rFonts w:ascii="Aptos" w:hAnsi="Aptos"/>
-                <w:noProof w:val="1"/>
+                <w:noProof/>
               </w:rPr>
               <w:fldChar w:fldCharType="end"/>
             </w:r>
@@ -1669,15 +1723,15 @@
         </w:p>
         <w:p>
           <w:pPr>
-            <w:pStyle w:val="P18"/>
+            <w:pStyle w:val="TOC1"/>
             <w:tabs>
-              <w:tab w:val="right" w:pos="9016" w:leader="dot"/>
+              <w:tab w:val="right" w:leader="dot" w:pos="9016"/>
             </w:tabs>
             <w:rPr>
-              <w:noProof w:val="1"/>
+              <w:noProof/>
+              <w:kern w:val="2"/>
               <w:sz w:val="24"/>
               <w:szCs w:val="24"/>
-              <w:kern w:val="2"/>
               <w:lang w:val="en-ZA" w:eastAsia="en-ZA"/>
             </w:rPr>
           </w:pPr>
@@ -1685,9 +1739,9 @@
         <w:p>
           <w:r>
             <w:rPr>
-              <w:b w:val="1"/>
-              <w:bCs w:val="1"/>
-              <w:noProof w:val="1"/>
+              <w:b/>
+              <w:bCs/>
+              <w:noProof/>
             </w:rPr>
             <w:fldChar w:fldCharType="end"/>
           </w:r>
@@ -1696,18 +1750,18 @@
     </w:sdt>
     <w:p>
       <w:pPr>
-        <w:pStyle w:val="P17"/>
+        <w:pStyle w:val="ListParagraph"/>
         <w:numPr>
           <w:ilvl w:val="0"/>
           <w:numId w:val="6"/>
         </w:numPr>
         <w:rPr>
-          <w:rFonts w:asciiTheme="majorHAnsi" w:hAnsiTheme="majorHAnsi" w:cstheme="majorBidi" w:eastAsia="Arial"/>
-          <w:caps w:val="1"/>
+          <w:rFonts w:asciiTheme="majorHAnsi" w:eastAsia="Arial" w:hAnsiTheme="majorHAnsi" w:cstheme="majorBidi"/>
+          <w:caps/>
           <w:color w:val="454551" w:themeColor="text2"/>
+          <w:spacing w:val="-15"/>
           <w:sz w:val="72"/>
           <w:szCs w:val="72"/>
-          <w:spacing w:val="-15"/>
         </w:rPr>
       </w:pPr>
       <w:r>
@@ -1719,7 +1773,7 @@
     </w:p>
     <w:p>
       <w:pPr>
-        <w:pStyle w:val="P12"/>
+        <w:pStyle w:val="Title"/>
         <w:rPr>
           <w:rFonts w:eastAsia="Arial"/>
         </w:rPr>
@@ -1727,9 +1781,9 @@
       <w:r>
         <w:rPr>
           <w:rFonts w:eastAsia="Arial"/>
-          <w:rtl w:val="0"/>
-          <w:lang w:val="en-US" w:bidi="en-US" w:eastAsia="en-US"/>
-        </w:rPr>
+          <w:lang w:val="en-US" w:eastAsia="en-US" w:bidi="en-US"/>
+        </w:rPr>
+        <w:lastRenderedPageBreak/>
         <w:t xml:space="preserve">chosen </w:t>
       </w:r>
       <w:r>
@@ -1756,7 +1810,7 @@
     <w:p/>
     <w:p>
       <w:pPr>
-        <w:pStyle w:val="P1"/>
+        <w:pStyle w:val="Heading1"/>
         <w:rPr>
           <w:color w:val="000000" w:themeColor="text1"/>
         </w:rPr>
@@ -1784,8 +1838,7 @@
           <w:color w:val="000000" w:themeColor="text1"/>
           <w:sz w:val="24"/>
           <w:szCs w:val="24"/>
-          <w:rtl w:val="0"/>
-          <w:lang w:val="en-US" w:bidi="en-US" w:eastAsia="en-US"/>
+          <w:lang w:val="en-US" w:eastAsia="en-US" w:bidi="en-US"/>
         </w:rPr>
       </w:pPr>
       <w:r>
@@ -1794,20 +1847,18 @@
           <w:color w:val="000000" w:themeColor="text1"/>
           <w:sz w:val="24"/>
           <w:szCs w:val="24"/>
-          <w:rtl w:val="0"/>
-          <w:lang w:val="en-US" w:bidi="en-US" w:eastAsia="en-US"/>
+          <w:lang w:val="en-US" w:eastAsia="en-US" w:bidi="en-US"/>
         </w:rPr>
         <w:t xml:space="preserve">Github repo link : </w:t>
       </w:r>
-      <w:hyperlink r:id="R2">
+      <w:hyperlink r:id="rId10">
         <w:r>
           <w:rPr>
-            <w:rStyle w:val="C2"/>
+            <w:rStyle w:val="Hyperlink"/>
             <w:rFonts w:ascii="Arial" w:hAnsi="Arial" w:cs="Arial"/>
             <w:sz w:val="24"/>
             <w:szCs w:val="24"/>
-            <w:rtl w:val="0"/>
-            <w:lang w:val="en-US" w:bidi="en-US" w:eastAsia="en-US"/>
+            <w:lang w:val="en-US" w:eastAsia="en-US" w:bidi="en-US"/>
           </w:rPr>
           <w:t>https://github.com/Siviwe-Ndaliso/ViweWave-WEBSITE</w:t>
         </w:r>
@@ -1818,8 +1869,7 @@
           <w:color w:val="000000" w:themeColor="text1"/>
           <w:sz w:val="24"/>
           <w:szCs w:val="24"/>
-          <w:rtl w:val="0"/>
-          <w:lang w:val="en-US" w:bidi="en-US" w:eastAsia="en-US"/>
+          <w:lang w:val="en-US" w:eastAsia="en-US" w:bidi="en-US"/>
         </w:rPr>
         <w:t xml:space="preserve"> </w:t>
       </w:r>
@@ -1846,7 +1896,7 @@
     </w:p>
     <w:p>
       <w:pPr>
-        <w:pStyle w:val="P2"/>
+        <w:pStyle w:val="Heading2"/>
         <w:rPr>
           <w:rFonts w:ascii="Arial" w:hAnsi="Arial" w:cs="Arial"/>
           <w:color w:val="000000" w:themeColor="text1"/>
@@ -1857,7 +1907,7 @@
     </w:p>
     <w:p>
       <w:pPr>
-        <w:pStyle w:val="P2"/>
+        <w:pStyle w:val="Heading2"/>
         <w:rPr>
           <w:rFonts w:ascii="Aptos" w:hAnsi="Aptos"/>
           <w:color w:val="000000" w:themeColor="text1"/>
@@ -1881,7 +1931,7 @@
     </w:p>
     <w:p>
       <w:pPr>
-        <w:spacing w:lineRule="auto" w:line="360" w:beforeAutospacing="0" w:afterAutospacing="0"/>
+        <w:spacing w:line="360" w:lineRule="auto"/>
         <w:rPr>
           <w:rFonts w:ascii="Aptos" w:hAnsi="Aptos" w:cs="Arial"/>
           <w:color w:val="000000" w:themeColor="text1"/>
@@ -1911,7 +1961,7 @@
     </w:p>
     <w:p>
       <w:pPr>
-        <w:pStyle w:val="P2"/>
+        <w:pStyle w:val="Heading2"/>
         <w:rPr>
           <w:rFonts w:ascii="Aptos" w:hAnsi="Aptos"/>
           <w:color w:val="000000" w:themeColor="text1"/>
@@ -1955,7 +2005,7 @@
     </w:p>
     <w:p>
       <w:pPr>
-        <w:pStyle w:val="P17"/>
+        <w:pStyle w:val="ListParagraph"/>
         <w:numPr>
           <w:ilvl w:val="0"/>
           <w:numId w:val="5"/>
@@ -1979,7 +2029,7 @@
     </w:p>
     <w:p>
       <w:pPr>
-        <w:pStyle w:val="P17"/>
+        <w:pStyle w:val="ListParagraph"/>
         <w:numPr>
           <w:ilvl w:val="0"/>
           <w:numId w:val="5"/>
@@ -2003,7 +2053,7 @@
     </w:p>
     <w:p>
       <w:pPr>
-        <w:pStyle w:val="P17"/>
+        <w:pStyle w:val="ListParagraph"/>
         <w:numPr>
           <w:ilvl w:val="0"/>
           <w:numId w:val="12"/>
@@ -2027,7 +2077,7 @@
     </w:p>
     <w:p>
       <w:pPr>
-        <w:pStyle w:val="P17"/>
+        <w:pStyle w:val="ListParagraph"/>
         <w:numPr>
           <w:ilvl w:val="0"/>
           <w:numId w:val="12"/>
@@ -2070,7 +2120,7 @@
     </w:p>
     <w:p>
       <w:pPr>
-        <w:pStyle w:val="P17"/>
+        <w:pStyle w:val="ListParagraph"/>
         <w:numPr>
           <w:ilvl w:val="0"/>
           <w:numId w:val="23"/>
@@ -2094,7 +2144,7 @@
     </w:p>
     <w:p>
       <w:pPr>
-        <w:pStyle w:val="P17"/>
+        <w:pStyle w:val="ListParagraph"/>
         <w:numPr>
           <w:ilvl w:val="0"/>
           <w:numId w:val="23"/>
@@ -2118,7 +2168,7 @@
     </w:p>
     <w:p>
       <w:pPr>
-        <w:pStyle w:val="P17"/>
+        <w:pStyle w:val="ListParagraph"/>
         <w:numPr>
           <w:ilvl w:val="0"/>
           <w:numId w:val="23"/>
@@ -2162,7 +2212,7 @@
     </w:p>
     <w:p>
       <w:pPr>
-        <w:pStyle w:val="P2"/>
+        <w:pStyle w:val="Heading2"/>
         <w:rPr>
           <w:rFonts w:ascii="Aptos" w:hAnsi="Aptos"/>
           <w:color w:val="000000" w:themeColor="text1"/>
@@ -2174,6 +2224,7 @@
           <w:rFonts w:ascii="Aptos" w:hAnsi="Aptos"/>
           <w:color w:val="000000" w:themeColor="text1"/>
         </w:rPr>
+        <w:lastRenderedPageBreak/>
         <w:t>3</w:t>
       </w:r>
       <w:r>
@@ -2226,7 +2277,7 @@
     </w:p>
     <w:p>
       <w:pPr>
-        <w:pStyle w:val="P2"/>
+        <w:pStyle w:val="Heading2"/>
         <w:rPr>
           <w:rFonts w:ascii="Aptos" w:hAnsi="Aptos"/>
           <w:color w:val="000000" w:themeColor="text1"/>
@@ -2268,7 +2319,7 @@
     </w:p>
     <w:p>
       <w:pPr>
-        <w:pStyle w:val="P17"/>
+        <w:pStyle w:val="ListParagraph"/>
         <w:numPr>
           <w:ilvl w:val="0"/>
           <w:numId w:val="13"/>
@@ -2292,7 +2343,7 @@
     </w:p>
     <w:p>
       <w:pPr>
-        <w:pStyle w:val="P17"/>
+        <w:pStyle w:val="ListParagraph"/>
         <w:numPr>
           <w:ilvl w:val="0"/>
           <w:numId w:val="13"/>
@@ -2316,7 +2367,7 @@
     </w:p>
     <w:p>
       <w:pPr>
-        <w:pStyle w:val="P17"/>
+        <w:pStyle w:val="ListParagraph"/>
         <w:numPr>
           <w:ilvl w:val="0"/>
           <w:numId w:val="13"/>
@@ -2340,7 +2391,7 @@
     </w:p>
     <w:p>
       <w:pPr>
-        <w:pStyle w:val="P17"/>
+        <w:pStyle w:val="ListParagraph"/>
         <w:numPr>
           <w:ilvl w:val="0"/>
           <w:numId w:val="13"/>
@@ -2364,7 +2415,7 @@
     </w:p>
     <w:p>
       <w:pPr>
-        <w:pStyle w:val="P17"/>
+        <w:pStyle w:val="ListParagraph"/>
         <w:numPr>
           <w:ilvl w:val="0"/>
           <w:numId w:val="13"/>
@@ -2408,7 +2459,7 @@
     </w:p>
     <w:p>
       <w:pPr>
-        <w:pStyle w:val="P2"/>
+        <w:pStyle w:val="Heading2"/>
         <w:rPr>
           <w:rFonts w:ascii="Aptos" w:hAnsi="Aptos"/>
           <w:color w:val="000000" w:themeColor="text1"/>
@@ -2459,7 +2510,7 @@
     </w:p>
     <w:p>
       <w:pPr>
-        <w:pStyle w:val="P17"/>
+        <w:pStyle w:val="ListParagraph"/>
         <w:numPr>
           <w:ilvl w:val="0"/>
           <w:numId w:val="14"/>
@@ -2483,7 +2534,7 @@
     </w:p>
     <w:p>
       <w:pPr>
-        <w:pStyle w:val="P17"/>
+        <w:pStyle w:val="ListParagraph"/>
         <w:numPr>
           <w:ilvl w:val="0"/>
           <w:numId w:val="14"/>
@@ -2507,7 +2558,7 @@
     </w:p>
     <w:p>
       <w:pPr>
-        <w:pStyle w:val="P17"/>
+        <w:pStyle w:val="ListParagraph"/>
         <w:numPr>
           <w:ilvl w:val="0"/>
           <w:numId w:val="14"/>
@@ -2531,7 +2582,7 @@
     </w:p>
     <w:p>
       <w:pPr>
-        <w:pStyle w:val="P17"/>
+        <w:pStyle w:val="ListParagraph"/>
         <w:numPr>
           <w:ilvl w:val="0"/>
           <w:numId w:val="14"/>
@@ -2555,7 +2606,7 @@
     </w:p>
     <w:p>
       <w:pPr>
-        <w:pStyle w:val="P17"/>
+        <w:pStyle w:val="ListParagraph"/>
         <w:numPr>
           <w:ilvl w:val="0"/>
           <w:numId w:val="14"/>
@@ -2598,7 +2649,7 @@
     </w:p>
     <w:p>
       <w:pPr>
-        <w:pStyle w:val="P2"/>
+        <w:pStyle w:val="Heading2"/>
         <w:rPr>
           <w:rFonts w:ascii="Aptos" w:hAnsi="Aptos"/>
           <w:color w:val="000000" w:themeColor="text1"/>
@@ -2649,7 +2700,7 @@
     </w:p>
     <w:p>
       <w:pPr>
-        <w:pStyle w:val="P2"/>
+        <w:pStyle w:val="Heading2"/>
         <w:rPr>
           <w:color w:val="000000"/>
         </w:rPr>
@@ -2658,13 +2709,8 @@
         <w:rPr>
           <w:color w:val="000000"/>
         </w:rPr>
-        <w:t>G</w:t>
-      </w:r>
-      <w:r>
-        <w:rPr>
-          <w:color w:val="000000"/>
-        </w:rPr>
-        <w:t>ithub repo screenshot</w:t>
+        <w:lastRenderedPageBreak/>
+        <w:t>Github repo screenshot</w:t>
       </w:r>
     </w:p>
     <w:p>
@@ -2674,8 +2720,11 @@
         </w:rPr>
       </w:pPr>
       <w:r>
+        <w:rPr>
+          <w:noProof/>
+        </w:rPr>
         <w:drawing>
-          <wp:inline xmlns:wp="http://schemas.openxmlformats.org/drawingml/2006/wordprocessingDrawing" distT="0" distB="0" distL="0" distR="0">
+          <wp:inline distT="0" distB="0" distL="0" distR="0" wp14:anchorId="1893964C" wp14:editId="1893964D">
             <wp:extent cx="5731510" cy="3206115"/>
             <wp:effectExtent l="0" t="0" r="0" b="0"/>
             <wp:docPr id="1" name="Picture 1"/>
@@ -2690,7 +2739,7 @@
                     <pic:cNvPicPr/>
                   </pic:nvPicPr>
                   <pic:blipFill dpi="0">
-                    <a:blip xmlns:r="http://schemas.openxmlformats.org/officeDocument/2006/relationships" r:embed="Relimage2"/>
+                    <a:blip r:embed="rId11"/>
                     <a:srcRect/>
                     <a:stretch>
                       <a:fillRect/>
@@ -2701,7 +2750,9 @@
                       <a:off x="0" y="0"/>
                       <a:ext cx="5731510" cy="3206115"/>
                     </a:xfrm>
-                    <a:prstGeom prst="rect"/>
+                    <a:prstGeom prst="rect">
+                      <a:avLst/>
+                    </a:prstGeom>
                   </pic:spPr>
                 </pic:pic>
               </a:graphicData>
@@ -2712,7 +2763,7 @@
     </w:p>
     <w:p>
       <w:pPr>
-        <w:pStyle w:val="P2"/>
+        <w:pStyle w:val="Heading2"/>
         <w:rPr>
           <w:rFonts w:ascii="Aptos" w:hAnsi="Aptos"/>
           <w:color w:val="000000" w:themeColor="text1"/>
@@ -2783,7 +2834,7 @@
     </w:p>
     <w:p>
       <w:pPr>
-        <w:pStyle w:val="P2"/>
+        <w:pStyle w:val="Heading2"/>
         <w:rPr>
           <w:rFonts w:ascii="Aptos" w:hAnsi="Aptos"/>
           <w:color w:val="000000" w:themeColor="text1"/>
@@ -2844,7 +2895,7 @@
     </w:p>
     <w:p>
       <w:pPr>
-        <w:pStyle w:val="P2"/>
+        <w:pStyle w:val="Heading2"/>
         <w:rPr>
           <w:rFonts w:ascii="Aptos" w:hAnsi="Aptos"/>
           <w:color w:val="000000" w:themeColor="text1"/>
@@ -2869,7 +2920,7 @@
     </w:p>
     <w:p>
       <w:pPr>
-        <w:pStyle w:val="P17"/>
+        <w:pStyle w:val="ListParagraph"/>
         <w:numPr>
           <w:ilvl w:val="0"/>
           <w:numId w:val="16"/>
@@ -2893,7 +2944,7 @@
     </w:p>
     <w:p>
       <w:pPr>
-        <w:pStyle w:val="P17"/>
+        <w:pStyle w:val="ListParagraph"/>
         <w:numPr>
           <w:ilvl w:val="0"/>
           <w:numId w:val="16"/>
@@ -2919,9 +2970,9 @@
       <w:pPr>
         <w:rPr>
           <w:rFonts w:ascii="Aptos" w:hAnsi="Aptos" w:cs="Arial"/>
-          <w:sz w:val="24"/>
-          <w:szCs w:val="24"/>
-          <w:lang w:val="en-ZA"/>
+          <w:color w:val="000000" w:themeColor="text1"/>
+          <w:sz w:val="24"/>
+          <w:szCs w:val="24"/>
         </w:rPr>
       </w:pPr>
     </w:p>
@@ -2929,36 +2980,764 @@
       <w:pPr>
         <w:rPr>
           <w:rFonts w:ascii="Aptos" w:hAnsi="Aptos" w:cs="Arial"/>
+          <w:b/>
+          <w:bCs/>
+          <w:color w:val="000000" w:themeColor="text1"/>
+          <w:sz w:val="24"/>
+          <w:szCs w:val="24"/>
+          <w:lang w:val="en-ZA"/>
+        </w:rPr>
+      </w:pPr>
+      <w:r>
+        <w:rPr>
+          <w:rFonts w:ascii="Aptos" w:hAnsi="Aptos" w:cs="Arial"/>
+          <w:b/>
+          <w:bCs/>
+          <w:color w:val="000000" w:themeColor="text1"/>
+          <w:sz w:val="24"/>
+          <w:szCs w:val="24"/>
+          <w:lang w:val="en-ZA"/>
+        </w:rPr>
+        <w:t xml:space="preserve"> 1. </w:t>
+      </w:r>
+      <w:r>
+        <w:rPr>
+          <w:rFonts w:ascii="Aptos" w:hAnsi="Aptos" w:cs="Arial"/>
+          <w:b/>
+          <w:bCs/>
+          <w:color w:val="000000" w:themeColor="text1"/>
+          <w:sz w:val="24"/>
+          <w:szCs w:val="24"/>
+          <w:lang w:val="en-ZA"/>
+        </w:rPr>
+        <w:t>My own code</w:t>
+      </w:r>
+    </w:p>
+    <w:p>
+      <w:pPr>
+        <w:rPr>
+          <w:rFonts w:ascii="Aptos" w:hAnsi="Aptos" w:cs="Arial"/>
+          <w:color w:val="000000" w:themeColor="text1"/>
+          <w:sz w:val="24"/>
+          <w:szCs w:val="24"/>
+          <w:lang w:val="en-ZA"/>
+        </w:rPr>
+      </w:pPr>
+      <w:r>
+        <w:rPr>
+          <w:rFonts w:ascii="Aptos" w:hAnsi="Aptos" w:cs="Arial"/>
+          <w:color w:val="000000" w:themeColor="text1"/>
+          <w:sz w:val="24"/>
+          <w:szCs w:val="24"/>
+          <w:lang w:val="en-ZA"/>
+        </w:rPr>
+        <w:t xml:space="preserve">The navigation bar was created using </w:t>
+      </w:r>
+      <w:r>
+        <w:rPr>
+          <w:rFonts w:ascii="Aptos" w:hAnsi="Aptos" w:cs="Arial"/>
+          <w:color w:val="000000" w:themeColor="text1"/>
+          <w:sz w:val="24"/>
+          <w:szCs w:val="24"/>
+          <w:lang w:val="en-ZA"/>
+        </w:rPr>
+        <w:t xml:space="preserve"> HTML</w:t>
+      </w:r>
+      <w:r>
+        <w:rPr>
+          <w:rFonts w:ascii="Aptos" w:hAnsi="Aptos" w:cs="Arial"/>
+          <w:color w:val="000000" w:themeColor="text1"/>
+          <w:sz w:val="24"/>
+          <w:szCs w:val="24"/>
+          <w:lang w:val="en-ZA"/>
+        </w:rPr>
+        <w:t>(own work, 2026)</w:t>
+      </w:r>
+    </w:p>
+    <w:p>
+      <w:pPr>
+        <w:rPr>
+          <w:rFonts w:ascii="Aptos" w:hAnsi="Aptos" w:cs="Arial"/>
+          <w:color w:val="000000" w:themeColor="text1"/>
+          <w:sz w:val="24"/>
+          <w:szCs w:val="24"/>
+          <w:lang w:val="en-ZA"/>
+        </w:rPr>
+      </w:pPr>
+    </w:p>
+    <w:p>
+      <w:pPr>
+        <w:rPr>
+          <w:rFonts w:ascii="Aptos" w:hAnsi="Aptos" w:cs="Arial"/>
+          <w:b/>
+          <w:bCs/>
+          <w:color w:val="000000" w:themeColor="text1"/>
+          <w:sz w:val="24"/>
+          <w:szCs w:val="24"/>
+          <w:lang w:val="en-ZA"/>
+        </w:rPr>
+      </w:pPr>
+      <w:r>
+        <w:rPr>
+          <w:rFonts w:ascii="Aptos" w:hAnsi="Aptos" w:cs="Arial"/>
+          <w:b/>
+          <w:bCs/>
+          <w:color w:val="000000" w:themeColor="text1"/>
+          <w:sz w:val="24"/>
+          <w:szCs w:val="24"/>
+          <w:lang w:val="en-ZA"/>
+        </w:rPr>
+        <w:lastRenderedPageBreak/>
+        <w:t xml:space="preserve"> 2. Website Sources (HTML/CSS/JS help)</w:t>
+      </w:r>
+    </w:p>
+    <w:p>
+      <w:pPr>
+        <w:rPr>
+          <w:rFonts w:ascii="Aptos" w:hAnsi="Aptos" w:cs="Arial"/>
+          <w:color w:val="000000" w:themeColor="text1"/>
+          <w:sz w:val="24"/>
+          <w:szCs w:val="24"/>
+          <w:lang w:val="en-ZA"/>
+        </w:rPr>
+      </w:pPr>
+      <w:r>
+        <w:rPr>
+          <w:rFonts w:ascii="Aptos" w:hAnsi="Aptos" w:cs="Arial"/>
+          <w:color w:val="000000" w:themeColor="text1"/>
+          <w:sz w:val="24"/>
+          <w:szCs w:val="24"/>
+          <w:lang w:val="en-ZA"/>
+        </w:rPr>
+        <w:t xml:space="preserve">Mozilla. (2025) </w:t>
+      </w:r>
+      <w:r>
+        <w:rPr>
+          <w:rFonts w:ascii="Aptos" w:hAnsi="Aptos" w:cs="Arial"/>
+          <w:i/>
+          <w:iCs/>
+          <w:color w:val="000000" w:themeColor="text1"/>
+          <w:sz w:val="24"/>
+          <w:szCs w:val="24"/>
+          <w:lang w:val="en-ZA"/>
+        </w:rPr>
+        <w:t>HTML: HyperText Markup Language</w:t>
+      </w:r>
+      <w:r>
+        <w:rPr>
+          <w:rFonts w:ascii="Aptos" w:hAnsi="Aptos" w:cs="Arial"/>
+          <w:color w:val="000000" w:themeColor="text1"/>
+          <w:sz w:val="24"/>
+          <w:szCs w:val="24"/>
+          <w:lang w:val="en-ZA"/>
+        </w:rPr>
+        <w:t xml:space="preserve">. Available at: </w:t>
+      </w:r>
+      <w:hyperlink r:id="rId12" w:history="1">
+        <w:r>
+          <w:rPr>
+            <w:rStyle w:val="Hyperlink"/>
+            <w:rFonts w:ascii="Aptos" w:hAnsi="Aptos" w:cs="Arial"/>
+            <w:sz w:val="24"/>
+            <w:szCs w:val="24"/>
+            <w:lang w:val="en-ZA"/>
+          </w:rPr>
+          <w:t>https://developer.mozilla.org/en-US/docs/Web/HTML</w:t>
+        </w:r>
+      </w:hyperlink>
+      <w:r>
+        <w:rPr>
+          <w:rFonts w:ascii="Aptos" w:hAnsi="Aptos" w:cs="Arial"/>
+          <w:color w:val="000000" w:themeColor="text1"/>
+          <w:sz w:val="24"/>
+          <w:szCs w:val="24"/>
+          <w:lang w:val="en-ZA"/>
+        </w:rPr>
+        <w:t xml:space="preserve"> (Accessed: </w:t>
+      </w:r>
+      <w:r>
+        <w:rPr>
+          <w:rFonts w:ascii="Aptos" w:hAnsi="Aptos" w:cs="Arial"/>
+          <w:color w:val="000000" w:themeColor="text1"/>
+          <w:sz w:val="24"/>
+          <w:szCs w:val="24"/>
+          <w:lang w:val="en-ZA"/>
+        </w:rPr>
+        <w:t>14</w:t>
+      </w:r>
+      <w:r>
+        <w:rPr>
+          <w:rFonts w:ascii="Aptos" w:hAnsi="Aptos" w:cs="Arial"/>
+          <w:color w:val="000000" w:themeColor="text1"/>
+          <w:sz w:val="24"/>
+          <w:szCs w:val="24"/>
+          <w:lang w:val="en-ZA"/>
+        </w:rPr>
+        <w:t xml:space="preserve"> April 2026).</w:t>
+      </w:r>
+    </w:p>
+    <w:p>
+      <w:pPr>
+        <w:rPr>
+          <w:rFonts w:ascii="Aptos" w:hAnsi="Aptos" w:cs="Arial"/>
+          <w:color w:val="000000" w:themeColor="text1"/>
+          <w:sz w:val="24"/>
+          <w:szCs w:val="24"/>
+          <w:lang w:val="en-ZA"/>
+        </w:rPr>
+      </w:pPr>
+      <w:r>
+        <w:rPr>
+          <w:rFonts w:ascii="Aptos" w:hAnsi="Aptos" w:cs="Arial"/>
+          <w:color w:val="000000" w:themeColor="text1"/>
+          <w:sz w:val="24"/>
+          <w:szCs w:val="24"/>
+          <w:lang w:val="en-ZA"/>
+        </w:rPr>
+        <w:t xml:space="preserve">W3Schools. (2025) </w:t>
+      </w:r>
+      <w:r>
+        <w:rPr>
+          <w:rFonts w:ascii="Aptos" w:hAnsi="Aptos" w:cs="Arial"/>
+          <w:i/>
+          <w:iCs/>
+          <w:color w:val="000000" w:themeColor="text1"/>
+          <w:sz w:val="24"/>
+          <w:szCs w:val="24"/>
+          <w:lang w:val="en-ZA"/>
+        </w:rPr>
+        <w:t>HTML Tutorial</w:t>
+      </w:r>
+      <w:r>
+        <w:rPr>
+          <w:rFonts w:ascii="Aptos" w:hAnsi="Aptos" w:cs="Arial"/>
+          <w:color w:val="000000" w:themeColor="text1"/>
+          <w:sz w:val="24"/>
+          <w:szCs w:val="24"/>
+          <w:lang w:val="en-ZA"/>
+        </w:rPr>
+        <w:t xml:space="preserve">. Available at: </w:t>
+      </w:r>
+      <w:hyperlink r:id="rId13" w:history="1">
+        <w:r>
+          <w:rPr>
+            <w:rStyle w:val="Hyperlink"/>
+            <w:rFonts w:ascii="Aptos" w:hAnsi="Aptos" w:cs="Arial"/>
+            <w:sz w:val="24"/>
+            <w:szCs w:val="24"/>
+            <w:lang w:val="en-ZA"/>
+          </w:rPr>
+          <w:t>https://www.w3schools.com/html/</w:t>
+        </w:r>
+      </w:hyperlink>
+      <w:r>
+        <w:rPr>
+          <w:rFonts w:ascii="Aptos" w:hAnsi="Aptos" w:cs="Arial"/>
+          <w:color w:val="000000" w:themeColor="text1"/>
+          <w:sz w:val="24"/>
+          <w:szCs w:val="24"/>
+          <w:lang w:val="en-ZA"/>
+        </w:rPr>
+        <w:t xml:space="preserve"> (Accessed: 20 April 2026).</w:t>
+      </w:r>
+    </w:p>
+    <w:p>
+      <w:pPr>
+        <w:rPr>
+          <w:rFonts w:ascii="Aptos" w:hAnsi="Aptos" w:cs="Arial"/>
+          <w:color w:val="000000" w:themeColor="text1"/>
+          <w:sz w:val="24"/>
+          <w:szCs w:val="24"/>
+          <w:lang w:val="en-ZA"/>
+        </w:rPr>
+      </w:pPr>
+    </w:p>
+    <w:p>
+      <w:pPr>
+        <w:rPr>
+          <w:rFonts w:ascii="Aptos" w:hAnsi="Aptos" w:cs="Arial"/>
+          <w:b/>
+          <w:bCs/>
+          <w:color w:val="000000" w:themeColor="text1"/>
+          <w:sz w:val="24"/>
+          <w:szCs w:val="24"/>
+          <w:lang w:val="en-ZA"/>
+        </w:rPr>
+      </w:pPr>
+      <w:r>
+        <w:rPr>
+          <w:rFonts w:ascii="Aptos" w:hAnsi="Aptos" w:cs="Arial"/>
+          <w:b/>
+          <w:bCs/>
+          <w:color w:val="000000" w:themeColor="text1"/>
+          <w:sz w:val="24"/>
+          <w:szCs w:val="24"/>
+          <w:lang w:val="en-ZA"/>
+        </w:rPr>
+        <w:t xml:space="preserve"> 3. GitHub Code Source</w:t>
+      </w:r>
+    </w:p>
+    <w:p>
+      <w:pPr>
+        <w:rPr>
+          <w:rFonts w:ascii="Aptos" w:hAnsi="Aptos" w:cs="Arial"/>
+          <w:color w:val="000000" w:themeColor="text1"/>
+          <w:sz w:val="24"/>
+          <w:szCs w:val="24"/>
+          <w:lang w:val="en-ZA"/>
+        </w:rPr>
+      </w:pPr>
+      <w:r>
+        <w:rPr>
+          <w:rFonts w:ascii="Aptos" w:hAnsi="Aptos" w:cs="Arial"/>
+          <w:color w:val="000000" w:themeColor="text1"/>
+          <w:sz w:val="24"/>
+          <w:szCs w:val="24"/>
+          <w:lang w:val="en-ZA"/>
+        </w:rPr>
+        <w:t xml:space="preserve">freeCodeCamp. (2024) </w:t>
+      </w:r>
+      <w:r>
+        <w:rPr>
+          <w:rFonts w:ascii="Aptos" w:hAnsi="Aptos" w:cs="Arial"/>
+          <w:i/>
+          <w:iCs/>
+          <w:color w:val="000000" w:themeColor="text1"/>
+          <w:sz w:val="24"/>
+          <w:szCs w:val="24"/>
+          <w:lang w:val="en-ZA"/>
+        </w:rPr>
+        <w:t>Responsive Web Design Projects</w:t>
+      </w:r>
+      <w:r>
+        <w:rPr>
+          <w:rFonts w:ascii="Aptos" w:hAnsi="Aptos" w:cs="Arial"/>
+          <w:color w:val="000000" w:themeColor="text1"/>
+          <w:sz w:val="24"/>
+          <w:szCs w:val="24"/>
+          <w:lang w:val="en-ZA"/>
+        </w:rPr>
+        <w:t xml:space="preserve">. Available at: </w:t>
+      </w:r>
+      <w:hyperlink r:id="rId14" w:history="1">
+        <w:r>
+          <w:rPr>
+            <w:rStyle w:val="Hyperlink"/>
+            <w:rFonts w:ascii="Aptos" w:hAnsi="Aptos" w:cs="Arial"/>
+            <w:sz w:val="24"/>
+            <w:szCs w:val="24"/>
+            <w:lang w:val="en-ZA"/>
+          </w:rPr>
+          <w:t>https://github.com/freeCodeCamp/freeCodeCamp</w:t>
+        </w:r>
+      </w:hyperlink>
+      <w:r>
+        <w:rPr>
+          <w:rFonts w:ascii="Aptos" w:hAnsi="Aptos" w:cs="Arial"/>
+          <w:color w:val="000000" w:themeColor="text1"/>
+          <w:sz w:val="24"/>
+          <w:szCs w:val="24"/>
+          <w:lang w:val="en-ZA"/>
+        </w:rPr>
+        <w:t xml:space="preserve"> (Accessed: </w:t>
+      </w:r>
+      <w:r>
+        <w:rPr>
+          <w:rFonts w:ascii="Aptos" w:hAnsi="Aptos" w:cs="Arial"/>
+          <w:color w:val="000000" w:themeColor="text1"/>
+          <w:sz w:val="24"/>
+          <w:szCs w:val="24"/>
+          <w:lang w:val="en-ZA"/>
+        </w:rPr>
+        <w:t>17</w:t>
+      </w:r>
+      <w:r>
+        <w:rPr>
+          <w:rFonts w:ascii="Aptos" w:hAnsi="Aptos" w:cs="Arial"/>
+          <w:color w:val="000000" w:themeColor="text1"/>
+          <w:sz w:val="24"/>
+          <w:szCs w:val="24"/>
+          <w:lang w:val="en-ZA"/>
+        </w:rPr>
+        <w:t xml:space="preserve"> April 2026).</w:t>
+      </w:r>
+    </w:p>
+    <w:p>
+      <w:pPr>
+        <w:rPr>
+          <w:rFonts w:ascii="Aptos" w:hAnsi="Aptos" w:cs="Arial"/>
+          <w:color w:val="000000" w:themeColor="text1"/>
+          <w:sz w:val="24"/>
+          <w:szCs w:val="24"/>
+          <w:lang w:val="en-ZA"/>
+        </w:rPr>
+      </w:pPr>
+    </w:p>
+    <w:p>
+      <w:pPr>
+        <w:rPr>
+          <w:rFonts w:ascii="Aptos" w:hAnsi="Aptos" w:cs="Arial"/>
+          <w:color w:val="000000" w:themeColor="text1"/>
+          <w:sz w:val="24"/>
+          <w:szCs w:val="24"/>
+          <w:lang w:val="en-ZA"/>
+        </w:rPr>
+      </w:pPr>
+    </w:p>
+    <w:p>
+      <w:pPr>
+        <w:rPr>
+          <w:rFonts w:ascii="Aptos" w:hAnsi="Aptos" w:cs="Arial"/>
+          <w:b/>
+          <w:bCs/>
+          <w:color w:val="000000" w:themeColor="text1"/>
+          <w:sz w:val="24"/>
+          <w:szCs w:val="24"/>
+          <w:lang w:val="en-ZA"/>
+        </w:rPr>
+      </w:pPr>
+      <w:r>
+        <w:rPr>
+          <w:rFonts w:ascii="Aptos" w:hAnsi="Aptos" w:cs="Arial"/>
+          <w:b/>
+          <w:bCs/>
+          <w:color w:val="000000" w:themeColor="text1"/>
+          <w:sz w:val="24"/>
+          <w:szCs w:val="24"/>
+          <w:lang w:val="en-ZA"/>
+        </w:rPr>
+        <w:t xml:space="preserve"> 4. AI / ChatGPT Assistance</w:t>
+      </w:r>
+    </w:p>
+    <w:p>
+      <w:pPr>
+        <w:rPr>
+          <w:rFonts w:ascii="Aptos" w:hAnsi="Aptos" w:cs="Arial"/>
+          <w:color w:val="000000" w:themeColor="text1"/>
+          <w:sz w:val="24"/>
+          <w:szCs w:val="24"/>
+          <w:lang w:val="en-ZA"/>
+        </w:rPr>
+      </w:pPr>
+      <w:r>
+        <w:rPr>
+          <w:rFonts w:ascii="Aptos" w:hAnsi="Aptos" w:cs="Arial"/>
+          <w:color w:val="000000" w:themeColor="text1"/>
+          <w:sz w:val="24"/>
+          <w:szCs w:val="24"/>
+          <w:lang w:val="en-ZA"/>
+        </w:rPr>
+        <w:t xml:space="preserve">OpenAI. (2026) </w:t>
+      </w:r>
+      <w:r>
+        <w:rPr>
+          <w:rFonts w:ascii="Aptos" w:hAnsi="Aptos" w:cs="Arial"/>
+          <w:i/>
+          <w:iCs/>
+          <w:color w:val="000000" w:themeColor="text1"/>
+          <w:sz w:val="24"/>
+          <w:szCs w:val="24"/>
+          <w:lang w:val="en-ZA"/>
+        </w:rPr>
+        <w:t>ChatGPT assistance on web development and coding support</w:t>
+      </w:r>
+      <w:r>
+        <w:rPr>
+          <w:rFonts w:ascii="Aptos" w:hAnsi="Aptos" w:cs="Arial"/>
+          <w:color w:val="000000" w:themeColor="text1"/>
+          <w:sz w:val="24"/>
+          <w:szCs w:val="24"/>
+          <w:lang w:val="en-ZA"/>
+        </w:rPr>
+        <w:t xml:space="preserve">. Available at: </w:t>
+      </w:r>
+      <w:hyperlink r:id="rId15" w:history="1">
+        <w:r>
+          <w:rPr>
+            <w:rStyle w:val="Hyperlink"/>
+            <w:rFonts w:ascii="Aptos" w:hAnsi="Aptos" w:cs="Arial"/>
+            <w:sz w:val="24"/>
+            <w:szCs w:val="24"/>
+            <w:lang w:val="en-ZA"/>
+          </w:rPr>
+          <w:t>https://chat.openai.com</w:t>
+        </w:r>
+      </w:hyperlink>
+      <w:r>
+        <w:rPr>
+          <w:rFonts w:ascii="Aptos" w:hAnsi="Aptos" w:cs="Arial"/>
+          <w:color w:val="000000" w:themeColor="text1"/>
+          <w:sz w:val="24"/>
+          <w:szCs w:val="24"/>
+          <w:lang w:val="en-ZA"/>
+        </w:rPr>
+        <w:t xml:space="preserve"> (Accessed: </w:t>
+      </w:r>
+      <w:r>
+        <w:rPr>
+          <w:rFonts w:ascii="Aptos" w:hAnsi="Aptos" w:cs="Arial"/>
+          <w:color w:val="000000" w:themeColor="text1"/>
+          <w:sz w:val="24"/>
+          <w:szCs w:val="24"/>
+          <w:lang w:val="en-ZA"/>
+        </w:rPr>
+        <w:t>15</w:t>
+      </w:r>
+      <w:r>
+        <w:rPr>
+          <w:rFonts w:ascii="Aptos" w:hAnsi="Aptos" w:cs="Arial"/>
+          <w:color w:val="000000" w:themeColor="text1"/>
+          <w:sz w:val="24"/>
+          <w:szCs w:val="24"/>
+          <w:lang w:val="en-ZA"/>
+        </w:rPr>
+        <w:t xml:space="preserve"> April 2026).</w:t>
+      </w:r>
+    </w:p>
+    <w:p>
+      <w:pPr>
+        <w:rPr>
+          <w:rFonts w:ascii="Aptos" w:hAnsi="Aptos" w:cs="Arial"/>
+          <w:color w:val="000000" w:themeColor="text1"/>
+          <w:sz w:val="24"/>
+          <w:szCs w:val="24"/>
+          <w:lang w:val="en-ZA"/>
+        </w:rPr>
+      </w:pPr>
+    </w:p>
+    <w:p>
+      <w:pPr>
+        <w:rPr>
+          <w:rFonts w:ascii="Aptos" w:hAnsi="Aptos" w:cs="Arial"/>
+          <w:sz w:val="24"/>
+          <w:szCs w:val="24"/>
+          <w:lang w:val="en-ZA"/>
+        </w:rPr>
+      </w:pPr>
+    </w:p>
+    <w:p>
+      <w:pPr>
+        <w:rPr>
+          <w:rFonts w:ascii="Aptos" w:hAnsi="Aptos" w:cs="Arial"/>
+          <w:b/>
+          <w:bCs/>
+          <w:sz w:val="24"/>
+          <w:szCs w:val="24"/>
+          <w:lang w:val="en-ZA"/>
+        </w:rPr>
+      </w:pPr>
+      <w:r>
+        <w:rPr>
+          <w:rFonts w:ascii="Segoe UI Emoji" w:hAnsi="Segoe UI Emoji" w:cs="Segoe UI Emoji"/>
+          <w:b/>
+          <w:bCs/>
+          <w:sz w:val="24"/>
+          <w:szCs w:val="24"/>
+          <w:lang w:val="en-ZA"/>
+        </w:rPr>
+        <w:t>5.</w:t>
+      </w:r>
+      <w:r>
+        <w:rPr>
+          <w:rFonts w:ascii="Aptos" w:hAnsi="Aptos" w:cs="Arial"/>
+          <w:b/>
+          <w:bCs/>
+          <w:sz w:val="24"/>
+          <w:szCs w:val="24"/>
+          <w:lang w:val="en-ZA"/>
+        </w:rPr>
+        <w:t xml:space="preserve"> Images (Pinterest)</w:t>
+      </w:r>
+    </w:p>
+    <w:p>
+      <w:pPr>
+        <w:rPr>
+          <w:rFonts w:ascii="Aptos" w:hAnsi="Aptos" w:cs="Arial"/>
+          <w:sz w:val="24"/>
+          <w:szCs w:val="24"/>
+          <w:lang w:val="en-ZA"/>
+        </w:rPr>
+      </w:pPr>
+      <w:r>
+        <w:rPr>
+          <w:rFonts w:ascii="Aptos" w:hAnsi="Aptos" w:cs="Arial"/>
+          <w:sz w:val="24"/>
+          <w:szCs w:val="24"/>
+          <w:lang w:val="en-ZA"/>
+        </w:rPr>
+        <w:t xml:space="preserve">Pinterest. (n.d.) </w:t>
+      </w:r>
+      <w:r>
+        <w:rPr>
+          <w:rFonts w:ascii="Aptos" w:hAnsi="Aptos" w:cs="Arial"/>
+          <w:i/>
+          <w:iCs/>
+          <w:sz w:val="24"/>
+          <w:szCs w:val="24"/>
+          <w:lang w:val="en-ZA"/>
+        </w:rPr>
+        <w:t>Aesthetic K-pop wallpaper images</w:t>
+      </w:r>
+      <w:r>
+        <w:rPr>
+          <w:rFonts w:ascii="Aptos" w:hAnsi="Aptos" w:cs="Arial"/>
+          <w:sz w:val="24"/>
+          <w:szCs w:val="24"/>
+          <w:lang w:val="en-ZA"/>
+        </w:rPr>
+        <w:t xml:space="preserve">. Available at: </w:t>
+      </w:r>
+      <w:hyperlink r:id="rId16" w:history="1">
+        <w:r>
+          <w:rPr>
+            <w:rStyle w:val="Hyperlink"/>
+            <w:rFonts w:ascii="Aptos" w:hAnsi="Aptos" w:cs="Arial"/>
+            <w:sz w:val="24"/>
+            <w:szCs w:val="24"/>
+            <w:lang w:val="en-ZA"/>
+          </w:rPr>
+          <w:t>https://www.pinterest.com/</w:t>
+        </w:r>
+      </w:hyperlink>
+      <w:r>
+        <w:rPr>
+          <w:rFonts w:ascii="Aptos" w:hAnsi="Aptos" w:cs="Arial"/>
+          <w:sz w:val="24"/>
+          <w:szCs w:val="24"/>
+          <w:lang w:val="en-ZA"/>
+        </w:rPr>
+        <w:t xml:space="preserve"> (Accessed: </w:t>
+      </w:r>
+      <w:r>
+        <w:rPr>
+          <w:rFonts w:ascii="Aptos" w:hAnsi="Aptos" w:cs="Arial"/>
+          <w:sz w:val="24"/>
+          <w:szCs w:val="24"/>
+          <w:lang w:val="en-ZA"/>
+        </w:rPr>
+        <w:t>16</w:t>
+      </w:r>
+      <w:r>
+        <w:rPr>
+          <w:rFonts w:ascii="Aptos" w:hAnsi="Aptos" w:cs="Arial"/>
+          <w:sz w:val="24"/>
+          <w:szCs w:val="24"/>
+          <w:lang w:val="en-ZA"/>
+        </w:rPr>
+        <w:t xml:space="preserve"> April 2026).</w:t>
+      </w:r>
+    </w:p>
+    <w:p>
+      <w:pPr>
+        <w:rPr>
+          <w:rFonts w:ascii="Aptos" w:hAnsi="Aptos" w:cs="Arial"/>
+          <w:sz w:val="24"/>
+          <w:szCs w:val="24"/>
+          <w:lang w:val="en-ZA"/>
+        </w:rPr>
+      </w:pPr>
+      <w:r>
+        <w:rPr>
+          <w:rFonts w:ascii="Aptos" w:hAnsi="Aptos" w:cs="Arial"/>
+          <w:sz w:val="24"/>
+          <w:szCs w:val="24"/>
+          <w:lang w:val="en-ZA"/>
+        </w:rPr>
+        <w:t xml:space="preserve">Pinterest. (n.d.) </w:t>
+      </w:r>
+      <w:r>
+        <w:rPr>
+          <w:rFonts w:ascii="Aptos" w:hAnsi="Aptos" w:cs="Arial"/>
+          <w:i/>
+          <w:iCs/>
+          <w:sz w:val="24"/>
+          <w:szCs w:val="24"/>
+          <w:lang w:val="en-ZA"/>
+        </w:rPr>
+        <w:t>Website design inspiration images</w:t>
+      </w:r>
+      <w:r>
+        <w:rPr>
+          <w:rFonts w:ascii="Aptos" w:hAnsi="Aptos" w:cs="Arial"/>
+          <w:sz w:val="24"/>
+          <w:szCs w:val="24"/>
+          <w:lang w:val="en-ZA"/>
+        </w:rPr>
+        <w:t xml:space="preserve">. Available at: </w:t>
+      </w:r>
+      <w:hyperlink r:id="rId17" w:history="1">
+        <w:r>
+          <w:rPr>
+            <w:rStyle w:val="Hyperlink"/>
+            <w:rFonts w:ascii="Aptos" w:hAnsi="Aptos" w:cs="Arial"/>
+            <w:sz w:val="24"/>
+            <w:szCs w:val="24"/>
+            <w:lang w:val="en-ZA"/>
+          </w:rPr>
+          <w:t>https://www.pinterest.com/</w:t>
+        </w:r>
+      </w:hyperlink>
+      <w:r>
+        <w:rPr>
+          <w:rFonts w:ascii="Aptos" w:hAnsi="Aptos" w:cs="Arial"/>
+          <w:sz w:val="24"/>
+          <w:szCs w:val="24"/>
+          <w:lang w:val="en-ZA"/>
+        </w:rPr>
+        <w:t xml:space="preserve"> (Accessed: </w:t>
+      </w:r>
+      <w:r>
+        <w:rPr>
+          <w:rFonts w:ascii="Aptos" w:hAnsi="Aptos" w:cs="Arial"/>
+          <w:sz w:val="24"/>
+          <w:szCs w:val="24"/>
+          <w:lang w:val="en-ZA"/>
+        </w:rPr>
+        <w:t>16</w:t>
+      </w:r>
+      <w:r>
+        <w:rPr>
+          <w:rFonts w:ascii="Aptos" w:hAnsi="Aptos" w:cs="Arial"/>
+          <w:sz w:val="24"/>
+          <w:szCs w:val="24"/>
+          <w:lang w:val="en-ZA"/>
+        </w:rPr>
+        <w:t xml:space="preserve"> April 2026).</w:t>
+      </w:r>
+    </w:p>
+    <w:p>
+      <w:pPr>
+        <w:rPr>
+          <w:rFonts w:ascii="Aptos" w:hAnsi="Aptos" w:cs="Arial"/>
           <w:sz w:val="24"/>
           <w:szCs w:val="24"/>
         </w:rPr>
       </w:pPr>
     </w:p>
     <w:sectPr>
-      <w:type w:val="nextPage"/>
-      <w:pgSz w:w="11906" w:h="16838" w:code="0"/>
-      <w:pgMar w:left="1440" w:right="1440" w:top="1440" w:bottom="1440" w:header="720" w:footer="720" w:gutter="0"/>
+      <w:pgSz w:w="11906" w:h="16838"/>
+      <w:pgMar w:top="1440" w:right="1440" w:bottom="1440" w:left="1440" w:header="720" w:footer="720" w:gutter="0"/>
       <w:pgNumType w:start="0" w:chapSep="period"/>
-      <w:cols w:equalWidth="1" w:space="720"/>
-      <w:titlePg w:val="1"/>
+      <w:cols w:space="720"/>
+      <w:titlePg/>
     </w:sectPr>
   </w:body>
 </w:document>
 </file>
 
 <file path=word/numbering.xml><?xml version="1.0" encoding="utf-8"?>
-<w:numbering xmlns:w="http://schemas.openxmlformats.org/wordprocessingml/2006/main">
-  <w:abstractNum w:abstractNumId="0">
+<w:numbering xmlns:wpc="http://schemas.microsoft.com/office/word/2010/wordprocessingCanvas" xmlns:cx="http://schemas.microsoft.com/office/drawing/2014/chartex" xmlns:cx1="http://schemas.microsoft.com/office/drawing/2015/9/8/chartex" xmlns:cx2="http://schemas.microsoft.com/office/drawing/2015/10/21/chartex" xmlns:cx3="http://schemas.microsoft.com/office/drawing/2016/5/9/chartex" xmlns:cx4="http://schemas.microsoft.com/office/drawing/2016/5/10/chartex" xmlns:cx5="http://schemas.microsoft.com/office/drawing/2016/5/11/chartex" xmlns:cx6="http://schemas.microsoft.com/office/drawing/2016/5/12/chartex" xmlns:cx7="http://schemas.microsoft.com/office/drawing/2016/5/13/chartex" xmlns:cx8="http://schemas.microsoft.com/office/drawing/2016/5/14/chartex" xmlns:mc="http://schemas.openxmlformats.org/markup-compatibility/2006" xmlns:aink="http://schemas.microsoft.com/office/drawing/2016/ink" xmlns:am3d="http://schemas.microsoft.com/office/drawing/2017/model3d" xmlns:o="urn:schemas-microsoft-com:office:office" xmlns:oel="http://schemas.microsoft.com/office/2019/extlst" xmlns:r="http://schemas.openxmlformats.org/officeDocument/2006/relationships" xmlns:m="http://schemas.openxmlformats.org/officeDocument/2006/math" xmlns:v="urn:schemas-microsoft-com:vml" xmlns:wp14="http://schemas.microsoft.com/office/word/2010/wordprocessingDrawing" xmlns:wp="http://schemas.openxmlformats.org/drawingml/2006/wordprocessingDrawing" xmlns:w10="urn:schemas-microsoft-com:office:word" xmlns:w="http://schemas.openxmlformats.org/wordprocessingml/2006/main" xmlns:w14="http://schemas.microsoft.com/office/word/2010/wordml" xmlns:w15="http://schemas.microsoft.com/office/word/2012/wordml" xmlns:w16cex="http://schemas.microsoft.com/office/word/2018/wordml/cex" xmlns:w16cid="http://schemas.microsoft.com/office/word/2016/wordml/cid" xmlns:w16="http://schemas.microsoft.com/office/word/2018/wordml" xmlns:w16du="http://schemas.microsoft.com/office/word/2023/wordml/word16du" xmlns:w16sdtdh="http://schemas.microsoft.com/office/word/2020/wordml/sdtdatahash" xmlns:w16sdtfl="http://schemas.microsoft.com/office/word/2024/wordml/sdtformatlock" xmlns:w16se="http://schemas.microsoft.com/office/word/2015/wordml/symex" xmlns:wpg="http://schemas.microsoft.com/office/word/2010/wordprocessingGroup" xmlns:wpi="http://schemas.microsoft.com/office/word/2010/wordprocessingInk" xmlns:wne="http://schemas.microsoft.com/office/word/2006/wordml" xmlns:wps="http://schemas.microsoft.com/office/word/2010/wordprocessingShape" mc:Ignorable="w14 w15 w16se w16cid w16 w16cex w16sdtdh w16sdtfl w16du wp14">
+  <w:abstractNum w:abstractNumId="0" w15:restartNumberingAfterBreak="0">
     <w:nsid w:val="011A610C"/>
     <w:multiLevelType w:val="hybridMultilevel"/>
+    <w:tmpl w:val="C74A0B8C"/>
     <w:lvl w:ilvl="0" w:tplc="1C090001">
       <w:start w:val="1"/>
       <w:numFmt w:val="bullet"/>
-      <w:suff w:val="tab"/>
       <w:lvlText w:val=""/>
       <w:lvlJc w:val="left"/>
       <w:pPr>
-        <w:ind w:hanging="360" w:left="720"/>
+        <w:ind w:left="720" w:hanging="360"/>
       </w:pPr>
       <w:rPr>
         <w:rFonts w:ascii="Symbol" w:hAnsi="Symbol" w:hint="default"/>
@@ -2967,11 +3746,10 @@
     <w:lvl w:ilvl="1" w:tplc="1C090003">
       <w:start w:val="1"/>
       <w:numFmt w:val="bullet"/>
-      <w:suff w:val="tab"/>
       <w:lvlText w:val="o"/>
       <w:lvlJc w:val="left"/>
       <w:pPr>
-        <w:ind w:hanging="360" w:left="1440"/>
+        <w:ind w:left="1440" w:hanging="360"/>
       </w:pPr>
       <w:rPr>
         <w:rFonts w:ascii="Courier New" w:hAnsi="Courier New" w:cs="Courier New" w:hint="default"/>
@@ -2980,11 +3758,10 @@
     <w:lvl w:ilvl="2" w:tplc="1C090005">
       <w:start w:val="1"/>
       <w:numFmt w:val="bullet"/>
-      <w:suff w:val="tab"/>
-      <w:lvlText w:val=""/>
-      <w:lvlJc w:val="left"/>
-      <w:pPr>
-        <w:ind w:hanging="360" w:left="2160"/>
+      <w:lvlText w:val=""/>
+      <w:lvlJc w:val="left"/>
+      <w:pPr>
+        <w:ind w:left="2160" w:hanging="360"/>
       </w:pPr>
       <w:rPr>
         <w:rFonts w:ascii="Wingdings" w:hAnsi="Wingdings" w:hint="default"/>
@@ -2993,11 +3770,10 @@
     <w:lvl w:ilvl="3" w:tplc="1C090001">
       <w:start w:val="1"/>
       <w:numFmt w:val="bullet"/>
-      <w:suff w:val="tab"/>
       <w:lvlText w:val=""/>
       <w:lvlJc w:val="left"/>
       <w:pPr>
-        <w:ind w:hanging="360" w:left="2880"/>
+        <w:ind w:left="2880" w:hanging="360"/>
       </w:pPr>
       <w:rPr>
         <w:rFonts w:ascii="Symbol" w:hAnsi="Symbol" w:hint="default"/>
@@ -3006,11 +3782,10 @@
     <w:lvl w:ilvl="4" w:tplc="1C090003">
       <w:start w:val="1"/>
       <w:numFmt w:val="bullet"/>
-      <w:suff w:val="tab"/>
       <w:lvlText w:val="o"/>
       <w:lvlJc w:val="left"/>
       <w:pPr>
-        <w:ind w:hanging="360" w:left="3600"/>
+        <w:ind w:left="3600" w:hanging="360"/>
       </w:pPr>
       <w:rPr>
         <w:rFonts w:ascii="Courier New" w:hAnsi="Courier New" w:cs="Courier New" w:hint="default"/>
@@ -3019,11 +3794,10 @@
     <w:lvl w:ilvl="5" w:tplc="1C090005">
       <w:start w:val="1"/>
       <w:numFmt w:val="bullet"/>
-      <w:suff w:val="tab"/>
-      <w:lvlText w:val=""/>
-      <w:lvlJc w:val="left"/>
-      <w:pPr>
-        <w:ind w:hanging="360" w:left="4320"/>
+      <w:lvlText w:val=""/>
+      <w:lvlJc w:val="left"/>
+      <w:pPr>
+        <w:ind w:left="4320" w:hanging="360"/>
       </w:pPr>
       <w:rPr>
         <w:rFonts w:ascii="Wingdings" w:hAnsi="Wingdings" w:hint="default"/>
@@ -3032,11 +3806,10 @@
     <w:lvl w:ilvl="6" w:tplc="1C090001">
       <w:start w:val="1"/>
       <w:numFmt w:val="bullet"/>
-      <w:suff w:val="tab"/>
       <w:lvlText w:val=""/>
       <w:lvlJc w:val="left"/>
       <w:pPr>
-        <w:ind w:hanging="360" w:left="5040"/>
+        <w:ind w:left="5040" w:hanging="360"/>
       </w:pPr>
       <w:rPr>
         <w:rFonts w:ascii="Symbol" w:hAnsi="Symbol" w:hint="default"/>
@@ -3045,11 +3818,10 @@
     <w:lvl w:ilvl="7" w:tplc="1C090003">
       <w:start w:val="1"/>
       <w:numFmt w:val="bullet"/>
-      <w:suff w:val="tab"/>
       <w:lvlText w:val="o"/>
       <w:lvlJc w:val="left"/>
       <w:pPr>
-        <w:ind w:hanging="360" w:left="5760"/>
+        <w:ind w:left="5760" w:hanging="360"/>
       </w:pPr>
       <w:rPr>
         <w:rFonts w:ascii="Courier New" w:hAnsi="Courier New" w:cs="Courier New" w:hint="default"/>
@@ -3058,41 +3830,188 @@
     <w:lvl w:ilvl="8" w:tplc="1C090005">
       <w:start w:val="1"/>
       <w:numFmt w:val="bullet"/>
-      <w:suff w:val="tab"/>
-      <w:lvlText w:val=""/>
-      <w:lvlJc w:val="left"/>
-      <w:pPr>
-        <w:ind w:hanging="360" w:left="6480"/>
+      <w:lvlText w:val=""/>
+      <w:lvlJc w:val="left"/>
+      <w:pPr>
+        <w:ind w:left="6480" w:hanging="360"/>
       </w:pPr>
       <w:rPr>
         <w:rFonts w:ascii="Wingdings" w:hAnsi="Wingdings" w:hint="default"/>
       </w:rPr>
     </w:lvl>
   </w:abstractNum>
-  <w:abstractNum w:abstractNumId="1">
+  <w:abstractNum w:abstractNumId="1" w15:restartNumberingAfterBreak="0">
+    <w:nsid w:val="02935FAF"/>
+    <w:multiLevelType w:val="multilevel"/>
+    <w:tmpl w:val="F7E4927C"/>
+    <w:lvl w:ilvl="0">
+      <w:start w:val="1"/>
+      <w:numFmt w:val="bullet"/>
+      <w:lvlText w:val=""/>
+      <w:lvlJc w:val="left"/>
+      <w:pPr>
+        <w:tabs>
+          <w:tab w:val="num" w:pos="720"/>
+        </w:tabs>
+        <w:ind w:left="720" w:hanging="360"/>
+      </w:pPr>
+      <w:rPr>
+        <w:rFonts w:ascii="Symbol" w:hAnsi="Symbol" w:hint="default"/>
+        <w:sz w:val="20"/>
+      </w:rPr>
+    </w:lvl>
+    <w:lvl w:ilvl="1" w:tentative="1">
+      <w:start w:val="1"/>
+      <w:numFmt w:val="bullet"/>
+      <w:lvlText w:val="o"/>
+      <w:lvlJc w:val="left"/>
+      <w:pPr>
+        <w:tabs>
+          <w:tab w:val="num" w:pos="1440"/>
+        </w:tabs>
+        <w:ind w:left="1440" w:hanging="360"/>
+      </w:pPr>
+      <w:rPr>
+        <w:rFonts w:ascii="Courier New" w:hAnsi="Courier New" w:hint="default"/>
+        <w:sz w:val="20"/>
+      </w:rPr>
+    </w:lvl>
+    <w:lvl w:ilvl="2" w:tentative="1">
+      <w:start w:val="1"/>
+      <w:numFmt w:val="bullet"/>
+      <w:lvlText w:val=""/>
+      <w:lvlJc w:val="left"/>
+      <w:pPr>
+        <w:tabs>
+          <w:tab w:val="num" w:pos="2160"/>
+        </w:tabs>
+        <w:ind w:left="2160" w:hanging="360"/>
+      </w:pPr>
+      <w:rPr>
+        <w:rFonts w:ascii="Wingdings" w:hAnsi="Wingdings" w:hint="default"/>
+        <w:sz w:val="20"/>
+      </w:rPr>
+    </w:lvl>
+    <w:lvl w:ilvl="3" w:tentative="1">
+      <w:start w:val="1"/>
+      <w:numFmt w:val="bullet"/>
+      <w:lvlText w:val=""/>
+      <w:lvlJc w:val="left"/>
+      <w:pPr>
+        <w:tabs>
+          <w:tab w:val="num" w:pos="2880"/>
+        </w:tabs>
+        <w:ind w:left="2880" w:hanging="360"/>
+      </w:pPr>
+      <w:rPr>
+        <w:rFonts w:ascii="Wingdings" w:hAnsi="Wingdings" w:hint="default"/>
+        <w:sz w:val="20"/>
+      </w:rPr>
+    </w:lvl>
+    <w:lvl w:ilvl="4" w:tentative="1">
+      <w:start w:val="1"/>
+      <w:numFmt w:val="bullet"/>
+      <w:lvlText w:val=""/>
+      <w:lvlJc w:val="left"/>
+      <w:pPr>
+        <w:tabs>
+          <w:tab w:val="num" w:pos="3600"/>
+        </w:tabs>
+        <w:ind w:left="3600" w:hanging="360"/>
+      </w:pPr>
+      <w:rPr>
+        <w:rFonts w:ascii="Wingdings" w:hAnsi="Wingdings" w:hint="default"/>
+        <w:sz w:val="20"/>
+      </w:rPr>
+    </w:lvl>
+    <w:lvl w:ilvl="5" w:tentative="1">
+      <w:start w:val="1"/>
+      <w:numFmt w:val="bullet"/>
+      <w:lvlText w:val=""/>
+      <w:lvlJc w:val="left"/>
+      <w:pPr>
+        <w:tabs>
+          <w:tab w:val="num" w:pos="4320"/>
+        </w:tabs>
+        <w:ind w:left="4320" w:hanging="360"/>
+      </w:pPr>
+      <w:rPr>
+        <w:rFonts w:ascii="Wingdings" w:hAnsi="Wingdings" w:hint="default"/>
+        <w:sz w:val="20"/>
+      </w:rPr>
+    </w:lvl>
+    <w:lvl w:ilvl="6" w:tentative="1">
+      <w:start w:val="1"/>
+      <w:numFmt w:val="bullet"/>
+      <w:lvlText w:val=""/>
+      <w:lvlJc w:val="left"/>
+      <w:pPr>
+        <w:tabs>
+          <w:tab w:val="num" w:pos="5040"/>
+        </w:tabs>
+        <w:ind w:left="5040" w:hanging="360"/>
+      </w:pPr>
+      <w:rPr>
+        <w:rFonts w:ascii="Wingdings" w:hAnsi="Wingdings" w:hint="default"/>
+        <w:sz w:val="20"/>
+      </w:rPr>
+    </w:lvl>
+    <w:lvl w:ilvl="7" w:tentative="1">
+      <w:start w:val="1"/>
+      <w:numFmt w:val="bullet"/>
+      <w:lvlText w:val=""/>
+      <w:lvlJc w:val="left"/>
+      <w:pPr>
+        <w:tabs>
+          <w:tab w:val="num" w:pos="5760"/>
+        </w:tabs>
+        <w:ind w:left="5760" w:hanging="360"/>
+      </w:pPr>
+      <w:rPr>
+        <w:rFonts w:ascii="Wingdings" w:hAnsi="Wingdings" w:hint="default"/>
+        <w:sz w:val="20"/>
+      </w:rPr>
+    </w:lvl>
+    <w:lvl w:ilvl="8" w:tentative="1">
+      <w:start w:val="1"/>
+      <w:numFmt w:val="bullet"/>
+      <w:lvlText w:val=""/>
+      <w:lvlJc w:val="left"/>
+      <w:pPr>
+        <w:tabs>
+          <w:tab w:val="num" w:pos="6480"/>
+        </w:tabs>
+        <w:ind w:left="6480" w:hanging="360"/>
+      </w:pPr>
+      <w:rPr>
+        <w:rFonts w:ascii="Wingdings" w:hAnsi="Wingdings" w:hint="default"/>
+        <w:sz w:val="20"/>
+      </w:rPr>
+    </w:lvl>
+  </w:abstractNum>
+  <w:abstractNum w:abstractNumId="2" w15:restartNumberingAfterBreak="0">
     <w:nsid w:val="078705AF"/>
     <w:multiLevelType w:val="hybridMultilevel"/>
+    <w:tmpl w:val="29726CA6"/>
     <w:lvl w:ilvl="0" w:tplc="DA4AE4DA">
       <w:start w:val="9"/>
       <w:numFmt w:val="bullet"/>
-      <w:suff w:val="tab"/>
       <w:lvlText w:val="-"/>
       <w:lvlJc w:val="left"/>
       <w:pPr>
-        <w:ind w:hanging="360" w:left="4470"/>
-      </w:pPr>
-      <w:rPr>
-        <w:rFonts w:ascii="Corbel" w:hAnsi="Corbel" w:cstheme="majorBidi" w:eastAsiaTheme="majorEastAsia" w:hint="default"/>
+        <w:ind w:left="4470" w:hanging="360"/>
+      </w:pPr>
+      <w:rPr>
+        <w:rFonts w:ascii="Corbel" w:eastAsiaTheme="majorEastAsia" w:hAnsi="Corbel" w:cstheme="majorBidi" w:hint="default"/>
       </w:rPr>
     </w:lvl>
     <w:lvl w:ilvl="1" w:tplc="1C090003">
       <w:start w:val="1"/>
       <w:numFmt w:val="bullet"/>
-      <w:suff w:val="tab"/>
       <w:lvlText w:val="o"/>
       <w:lvlJc w:val="left"/>
       <w:pPr>
-        <w:ind w:hanging="360" w:left="5190"/>
+        <w:ind w:left="5190" w:hanging="360"/>
       </w:pPr>
       <w:rPr>
         <w:rFonts w:ascii="Courier New" w:hAnsi="Courier New" w:cs="Courier New" w:hint="default"/>
@@ -3101,11 +4020,10 @@
     <w:lvl w:ilvl="2" w:tplc="1C090005">
       <w:start w:val="1"/>
       <w:numFmt w:val="bullet"/>
-      <w:suff w:val="tab"/>
-      <w:lvlText w:val=""/>
-      <w:lvlJc w:val="left"/>
-      <w:pPr>
-        <w:ind w:hanging="360" w:left="5910"/>
+      <w:lvlText w:val=""/>
+      <w:lvlJc w:val="left"/>
+      <w:pPr>
+        <w:ind w:left="5910" w:hanging="360"/>
       </w:pPr>
       <w:rPr>
         <w:rFonts w:ascii="Wingdings" w:hAnsi="Wingdings" w:hint="default"/>
@@ -3114,11 +4032,10 @@
     <w:lvl w:ilvl="3" w:tplc="1C090001">
       <w:start w:val="1"/>
       <w:numFmt w:val="bullet"/>
-      <w:suff w:val="tab"/>
       <w:lvlText w:val=""/>
       <w:lvlJc w:val="left"/>
       <w:pPr>
-        <w:ind w:hanging="360" w:left="6630"/>
+        <w:ind w:left="6630" w:hanging="360"/>
       </w:pPr>
       <w:rPr>
         <w:rFonts w:ascii="Symbol" w:hAnsi="Symbol" w:hint="default"/>
@@ -3127,11 +4044,10 @@
     <w:lvl w:ilvl="4" w:tplc="1C090003">
       <w:start w:val="1"/>
       <w:numFmt w:val="bullet"/>
-      <w:suff w:val="tab"/>
       <w:lvlText w:val="o"/>
       <w:lvlJc w:val="left"/>
       <w:pPr>
-        <w:ind w:hanging="360" w:left="7350"/>
+        <w:ind w:left="7350" w:hanging="360"/>
       </w:pPr>
       <w:rPr>
         <w:rFonts w:ascii="Courier New" w:hAnsi="Courier New" w:cs="Courier New" w:hint="default"/>
@@ -3140,11 +4056,10 @@
     <w:lvl w:ilvl="5" w:tplc="1C090005">
       <w:start w:val="1"/>
       <w:numFmt w:val="bullet"/>
-      <w:suff w:val="tab"/>
-      <w:lvlText w:val=""/>
-      <w:lvlJc w:val="left"/>
-      <w:pPr>
-        <w:ind w:hanging="360" w:left="8070"/>
+      <w:lvlText w:val=""/>
+      <w:lvlJc w:val="left"/>
+      <w:pPr>
+        <w:ind w:left="8070" w:hanging="360"/>
       </w:pPr>
       <w:rPr>
         <w:rFonts w:ascii="Wingdings" w:hAnsi="Wingdings" w:hint="default"/>
@@ -3153,11 +4068,10 @@
     <w:lvl w:ilvl="6" w:tplc="1C090001">
       <w:start w:val="1"/>
       <w:numFmt w:val="bullet"/>
-      <w:suff w:val="tab"/>
       <w:lvlText w:val=""/>
       <w:lvlJc w:val="left"/>
       <w:pPr>
-        <w:ind w:hanging="360" w:left="8790"/>
+        <w:ind w:left="8790" w:hanging="360"/>
       </w:pPr>
       <w:rPr>
         <w:rFonts w:ascii="Symbol" w:hAnsi="Symbol" w:hint="default"/>
@@ -3166,11 +4080,10 @@
     <w:lvl w:ilvl="7" w:tplc="1C090003">
       <w:start w:val="1"/>
       <w:numFmt w:val="bullet"/>
-      <w:suff w:val="tab"/>
       <w:lvlText w:val="o"/>
       <w:lvlJc w:val="left"/>
       <w:pPr>
-        <w:ind w:hanging="360" w:left="9510"/>
+        <w:ind w:left="9510" w:hanging="360"/>
       </w:pPr>
       <w:rPr>
         <w:rFonts w:ascii="Courier New" w:hAnsi="Courier New" w:cs="Courier New" w:hint="default"/>
@@ -3179,28 +4092,27 @@
     <w:lvl w:ilvl="8" w:tplc="1C090005">
       <w:start w:val="1"/>
       <w:numFmt w:val="bullet"/>
-      <w:suff w:val="tab"/>
-      <w:lvlText w:val=""/>
-      <w:lvlJc w:val="left"/>
-      <w:pPr>
-        <w:ind w:hanging="360" w:left="10230"/>
+      <w:lvlText w:val=""/>
+      <w:lvlJc w:val="left"/>
+      <w:pPr>
+        <w:ind w:left="10230" w:hanging="360"/>
       </w:pPr>
       <w:rPr>
         <w:rFonts w:ascii="Wingdings" w:hAnsi="Wingdings" w:hint="default"/>
       </w:rPr>
     </w:lvl>
   </w:abstractNum>
-  <w:abstractNum w:abstractNumId="2">
+  <w:abstractNum w:abstractNumId="3" w15:restartNumberingAfterBreak="0">
     <w:nsid w:val="080432B8"/>
     <w:multiLevelType w:val="hybridMultilevel"/>
+    <w:tmpl w:val="6EEE3B30"/>
     <w:lvl w:ilvl="0" w:tplc="1C090001">
       <w:start w:val="1"/>
       <w:numFmt w:val="bullet"/>
-      <w:suff w:val="tab"/>
       <w:lvlText w:val=""/>
       <w:lvlJc w:val="left"/>
       <w:pPr>
-        <w:ind w:hanging="360" w:left="720"/>
+        <w:ind w:left="720" w:hanging="360"/>
       </w:pPr>
       <w:rPr>
         <w:rFonts w:ascii="Symbol" w:hAnsi="Symbol" w:hint="default"/>
@@ -3209,11 +4121,10 @@
     <w:lvl w:ilvl="1" w:tplc="1C090003">
       <w:start w:val="1"/>
       <w:numFmt w:val="bullet"/>
-      <w:suff w:val="tab"/>
       <w:lvlText w:val="o"/>
       <w:lvlJc w:val="left"/>
       <w:pPr>
-        <w:ind w:hanging="360" w:left="1440"/>
+        <w:ind w:left="1440" w:hanging="360"/>
       </w:pPr>
       <w:rPr>
         <w:rFonts w:ascii="Courier New" w:hAnsi="Courier New" w:cs="Courier New" w:hint="default"/>
@@ -3222,11 +4133,10 @@
     <w:lvl w:ilvl="2" w:tplc="1C090005">
       <w:start w:val="1"/>
       <w:numFmt w:val="bullet"/>
-      <w:suff w:val="tab"/>
-      <w:lvlText w:val=""/>
-      <w:lvlJc w:val="left"/>
-      <w:pPr>
-        <w:ind w:hanging="360" w:left="2160"/>
+      <w:lvlText w:val=""/>
+      <w:lvlJc w:val="left"/>
+      <w:pPr>
+        <w:ind w:left="2160" w:hanging="360"/>
       </w:pPr>
       <w:rPr>
         <w:rFonts w:ascii="Wingdings" w:hAnsi="Wingdings" w:hint="default"/>
@@ -3235,11 +4145,10 @@
     <w:lvl w:ilvl="3" w:tplc="1C090001">
       <w:start w:val="1"/>
       <w:numFmt w:val="bullet"/>
-      <w:suff w:val="tab"/>
       <w:lvlText w:val=""/>
       <w:lvlJc w:val="left"/>
       <w:pPr>
-        <w:ind w:hanging="360" w:left="2880"/>
+        <w:ind w:left="2880" w:hanging="360"/>
       </w:pPr>
       <w:rPr>
         <w:rFonts w:ascii="Symbol" w:hAnsi="Symbol" w:hint="default"/>
@@ -3248,11 +4157,10 @@
     <w:lvl w:ilvl="4" w:tplc="1C090003">
       <w:start w:val="1"/>
       <w:numFmt w:val="bullet"/>
-      <w:suff w:val="tab"/>
       <w:lvlText w:val="o"/>
       <w:lvlJc w:val="left"/>
       <w:pPr>
-        <w:ind w:hanging="360" w:left="3600"/>
+        <w:ind w:left="3600" w:hanging="360"/>
       </w:pPr>
       <w:rPr>
         <w:rFonts w:ascii="Courier New" w:hAnsi="Courier New" w:cs="Courier New" w:hint="default"/>
@@ -3261,11 +4169,10 @@
     <w:lvl w:ilvl="5" w:tplc="1C090005">
       <w:start w:val="1"/>
       <w:numFmt w:val="bullet"/>
-      <w:suff w:val="tab"/>
-      <w:lvlText w:val=""/>
-      <w:lvlJc w:val="left"/>
-      <w:pPr>
-        <w:ind w:hanging="360" w:left="4320"/>
+      <w:lvlText w:val=""/>
+      <w:lvlJc w:val="left"/>
+      <w:pPr>
+        <w:ind w:left="4320" w:hanging="360"/>
       </w:pPr>
       <w:rPr>
         <w:rFonts w:ascii="Wingdings" w:hAnsi="Wingdings" w:hint="default"/>
@@ -3274,11 +4181,10 @@
     <w:lvl w:ilvl="6" w:tplc="1C090001">
       <w:start w:val="1"/>
       <w:numFmt w:val="bullet"/>
-      <w:suff w:val="tab"/>
       <w:lvlText w:val=""/>
       <w:lvlJc w:val="left"/>
       <w:pPr>
-        <w:ind w:hanging="360" w:left="5040"/>
+        <w:ind w:left="5040" w:hanging="360"/>
       </w:pPr>
       <w:rPr>
         <w:rFonts w:ascii="Symbol" w:hAnsi="Symbol" w:hint="default"/>
@@ -3287,11 +4193,10 @@
     <w:lvl w:ilvl="7" w:tplc="1C090003">
       <w:start w:val="1"/>
       <w:numFmt w:val="bullet"/>
-      <w:suff w:val="tab"/>
       <w:lvlText w:val="o"/>
       <w:lvlJc w:val="left"/>
       <w:pPr>
-        <w:ind w:hanging="360" w:left="5760"/>
+        <w:ind w:left="5760" w:hanging="360"/>
       </w:pPr>
       <w:rPr>
         <w:rFonts w:ascii="Courier New" w:hAnsi="Courier New" w:cs="Courier New" w:hint="default"/>
@@ -3300,28 +4205,27 @@
     <w:lvl w:ilvl="8" w:tplc="1C090005">
       <w:start w:val="1"/>
       <w:numFmt w:val="bullet"/>
-      <w:suff w:val="tab"/>
-      <w:lvlText w:val=""/>
-      <w:lvlJc w:val="left"/>
-      <w:pPr>
-        <w:ind w:hanging="360" w:left="6480"/>
+      <w:lvlText w:val=""/>
+      <w:lvlJc w:val="left"/>
+      <w:pPr>
+        <w:ind w:left="6480" w:hanging="360"/>
       </w:pPr>
       <w:rPr>
         <w:rFonts w:ascii="Wingdings" w:hAnsi="Wingdings" w:hint="default"/>
       </w:rPr>
     </w:lvl>
   </w:abstractNum>
-  <w:abstractNum w:abstractNumId="3">
+  <w:abstractNum w:abstractNumId="4" w15:restartNumberingAfterBreak="0">
     <w:nsid w:val="091C3866"/>
     <w:multiLevelType w:val="hybridMultilevel"/>
+    <w:tmpl w:val="47F4D846"/>
     <w:lvl w:ilvl="0" w:tplc="1C090001">
       <w:start w:val="1"/>
       <w:numFmt w:val="bullet"/>
-      <w:suff w:val="tab"/>
       <w:lvlText w:val=""/>
       <w:lvlJc w:val="left"/>
       <w:pPr>
-        <w:ind w:hanging="360" w:left="720"/>
+        <w:ind w:left="720" w:hanging="360"/>
       </w:pPr>
       <w:rPr>
         <w:rFonts w:ascii="Symbol" w:hAnsi="Symbol" w:hint="default"/>
@@ -3330,11 +4234,10 @@
     <w:lvl w:ilvl="1" w:tplc="1C090003">
       <w:start w:val="1"/>
       <w:numFmt w:val="bullet"/>
-      <w:suff w:val="tab"/>
       <w:lvlText w:val="o"/>
       <w:lvlJc w:val="left"/>
       <w:pPr>
-        <w:ind w:hanging="360" w:left="1440"/>
+        <w:ind w:left="1440" w:hanging="360"/>
       </w:pPr>
       <w:rPr>
         <w:rFonts w:ascii="Courier New" w:hAnsi="Courier New" w:cs="Courier New" w:hint="default"/>
@@ -3343,11 +4246,10 @@
     <w:lvl w:ilvl="2" w:tplc="1C090005">
       <w:start w:val="1"/>
       <w:numFmt w:val="bullet"/>
-      <w:suff w:val="tab"/>
-      <w:lvlText w:val=""/>
-      <w:lvlJc w:val="left"/>
-      <w:pPr>
-        <w:ind w:hanging="360" w:left="2160"/>
+      <w:lvlText w:val=""/>
+      <w:lvlJc w:val="left"/>
+      <w:pPr>
+        <w:ind w:left="2160" w:hanging="360"/>
       </w:pPr>
       <w:rPr>
         <w:rFonts w:ascii="Wingdings" w:hAnsi="Wingdings" w:hint="default"/>
@@ -3356,11 +4258,10 @@
     <w:lvl w:ilvl="3" w:tplc="1C090001">
       <w:start w:val="1"/>
       <w:numFmt w:val="bullet"/>
-      <w:suff w:val="tab"/>
       <w:lvlText w:val=""/>
       <w:lvlJc w:val="left"/>
       <w:pPr>
-        <w:ind w:hanging="360" w:left="2880"/>
+        <w:ind w:left="2880" w:hanging="360"/>
       </w:pPr>
       <w:rPr>
         <w:rFonts w:ascii="Symbol" w:hAnsi="Symbol" w:hint="default"/>
@@ -3369,11 +4270,10 @@
     <w:lvl w:ilvl="4" w:tplc="1C090003">
       <w:start w:val="1"/>
       <w:numFmt w:val="bullet"/>
-      <w:suff w:val="tab"/>
       <w:lvlText w:val="o"/>
       <w:lvlJc w:val="left"/>
       <w:pPr>
-        <w:ind w:hanging="360" w:left="3600"/>
+        <w:ind w:left="3600" w:hanging="360"/>
       </w:pPr>
       <w:rPr>
         <w:rFonts w:ascii="Courier New" w:hAnsi="Courier New" w:cs="Courier New" w:hint="default"/>
@@ -3382,11 +4282,10 @@
     <w:lvl w:ilvl="5" w:tplc="1C090005">
       <w:start w:val="1"/>
       <w:numFmt w:val="bullet"/>
-      <w:suff w:val="tab"/>
-      <w:lvlText w:val=""/>
-      <w:lvlJc w:val="left"/>
-      <w:pPr>
-        <w:ind w:hanging="360" w:left="4320"/>
+      <w:lvlText w:val=""/>
+      <w:lvlJc w:val="left"/>
+      <w:pPr>
+        <w:ind w:left="4320" w:hanging="360"/>
       </w:pPr>
       <w:rPr>
         <w:rFonts w:ascii="Wingdings" w:hAnsi="Wingdings" w:hint="default"/>
@@ -3395,11 +4294,10 @@
     <w:lvl w:ilvl="6" w:tplc="1C090001">
       <w:start w:val="1"/>
       <w:numFmt w:val="bullet"/>
-      <w:suff w:val="tab"/>
       <w:lvlText w:val=""/>
       <w:lvlJc w:val="left"/>
       <w:pPr>
-        <w:ind w:hanging="360" w:left="5040"/>
+        <w:ind w:left="5040" w:hanging="360"/>
       </w:pPr>
       <w:rPr>
         <w:rFonts w:ascii="Symbol" w:hAnsi="Symbol" w:hint="default"/>
@@ -3408,11 +4306,10 @@
     <w:lvl w:ilvl="7" w:tplc="1C090003">
       <w:start w:val="1"/>
       <w:numFmt w:val="bullet"/>
-      <w:suff w:val="tab"/>
       <w:lvlText w:val="o"/>
       <w:lvlJc w:val="left"/>
       <w:pPr>
-        <w:ind w:hanging="360" w:left="5760"/>
+        <w:ind w:left="5760" w:hanging="360"/>
       </w:pPr>
       <w:rPr>
         <w:rFonts w:ascii="Courier New" w:hAnsi="Courier New" w:cs="Courier New" w:hint="default"/>
@@ -3421,28 +4318,176 @@
     <w:lvl w:ilvl="8" w:tplc="1C090005">
       <w:start w:val="1"/>
       <w:numFmt w:val="bullet"/>
-      <w:suff w:val="tab"/>
-      <w:lvlText w:val=""/>
-      <w:lvlJc w:val="left"/>
-      <w:pPr>
-        <w:ind w:hanging="360" w:left="6480"/>
+      <w:lvlText w:val=""/>
+      <w:lvlJc w:val="left"/>
+      <w:pPr>
+        <w:ind w:left="6480" w:hanging="360"/>
       </w:pPr>
       <w:rPr>
         <w:rFonts w:ascii="Wingdings" w:hAnsi="Wingdings" w:hint="default"/>
       </w:rPr>
     </w:lvl>
   </w:abstractNum>
-  <w:abstractNum w:abstractNumId="4">
+  <w:abstractNum w:abstractNumId="5" w15:restartNumberingAfterBreak="0">
+    <w:nsid w:val="0A2F6B9B"/>
+    <w:multiLevelType w:val="multilevel"/>
+    <w:tmpl w:val="BBE841AE"/>
+    <w:lvl w:ilvl="0">
+      <w:start w:val="1"/>
+      <w:numFmt w:val="bullet"/>
+      <w:lvlText w:val=""/>
+      <w:lvlJc w:val="left"/>
+      <w:pPr>
+        <w:tabs>
+          <w:tab w:val="num" w:pos="720"/>
+        </w:tabs>
+        <w:ind w:left="720" w:hanging="360"/>
+      </w:pPr>
+      <w:rPr>
+        <w:rFonts w:ascii="Symbol" w:hAnsi="Symbol" w:hint="default"/>
+        <w:sz w:val="20"/>
+      </w:rPr>
+    </w:lvl>
+    <w:lvl w:ilvl="1" w:tentative="1">
+      <w:start w:val="1"/>
+      <w:numFmt w:val="bullet"/>
+      <w:lvlText w:val="o"/>
+      <w:lvlJc w:val="left"/>
+      <w:pPr>
+        <w:tabs>
+          <w:tab w:val="num" w:pos="1440"/>
+        </w:tabs>
+        <w:ind w:left="1440" w:hanging="360"/>
+      </w:pPr>
+      <w:rPr>
+        <w:rFonts w:ascii="Courier New" w:hAnsi="Courier New" w:hint="default"/>
+        <w:sz w:val="20"/>
+      </w:rPr>
+    </w:lvl>
+    <w:lvl w:ilvl="2" w:tentative="1">
+      <w:start w:val="1"/>
+      <w:numFmt w:val="bullet"/>
+      <w:lvlText w:val=""/>
+      <w:lvlJc w:val="left"/>
+      <w:pPr>
+        <w:tabs>
+          <w:tab w:val="num" w:pos="2160"/>
+        </w:tabs>
+        <w:ind w:left="2160" w:hanging="360"/>
+      </w:pPr>
+      <w:rPr>
+        <w:rFonts w:ascii="Wingdings" w:hAnsi="Wingdings" w:hint="default"/>
+        <w:sz w:val="20"/>
+      </w:rPr>
+    </w:lvl>
+    <w:lvl w:ilvl="3" w:tentative="1">
+      <w:start w:val="1"/>
+      <w:numFmt w:val="bullet"/>
+      <w:lvlText w:val=""/>
+      <w:lvlJc w:val="left"/>
+      <w:pPr>
+        <w:tabs>
+          <w:tab w:val="num" w:pos="2880"/>
+        </w:tabs>
+        <w:ind w:left="2880" w:hanging="360"/>
+      </w:pPr>
+      <w:rPr>
+        <w:rFonts w:ascii="Wingdings" w:hAnsi="Wingdings" w:hint="default"/>
+        <w:sz w:val="20"/>
+      </w:rPr>
+    </w:lvl>
+    <w:lvl w:ilvl="4" w:tentative="1">
+      <w:start w:val="1"/>
+      <w:numFmt w:val="bullet"/>
+      <w:lvlText w:val=""/>
+      <w:lvlJc w:val="left"/>
+      <w:pPr>
+        <w:tabs>
+          <w:tab w:val="num" w:pos="3600"/>
+        </w:tabs>
+        <w:ind w:left="3600" w:hanging="360"/>
+      </w:pPr>
+      <w:rPr>
+        <w:rFonts w:ascii="Wingdings" w:hAnsi="Wingdings" w:hint="default"/>
+        <w:sz w:val="20"/>
+      </w:rPr>
+    </w:lvl>
+    <w:lvl w:ilvl="5" w:tentative="1">
+      <w:start w:val="1"/>
+      <w:numFmt w:val="bullet"/>
+      <w:lvlText w:val=""/>
+      <w:lvlJc w:val="left"/>
+      <w:pPr>
+        <w:tabs>
+          <w:tab w:val="num" w:pos="4320"/>
+        </w:tabs>
+        <w:ind w:left="4320" w:hanging="360"/>
+      </w:pPr>
+      <w:rPr>
+        <w:rFonts w:ascii="Wingdings" w:hAnsi="Wingdings" w:hint="default"/>
+        <w:sz w:val="20"/>
+      </w:rPr>
+    </w:lvl>
+    <w:lvl w:ilvl="6" w:tentative="1">
+      <w:start w:val="1"/>
+      <w:numFmt w:val="bullet"/>
+      <w:lvlText w:val=""/>
+      <w:lvlJc w:val="left"/>
+      <w:pPr>
+        <w:tabs>
+          <w:tab w:val="num" w:pos="5040"/>
+        </w:tabs>
+        <w:ind w:left="5040" w:hanging="360"/>
+      </w:pPr>
+      <w:rPr>
+        <w:rFonts w:ascii="Wingdings" w:hAnsi="Wingdings" w:hint="default"/>
+        <w:sz w:val="20"/>
+      </w:rPr>
+    </w:lvl>
+    <w:lvl w:ilvl="7" w:tentative="1">
+      <w:start w:val="1"/>
+      <w:numFmt w:val="bullet"/>
+      <w:lvlText w:val=""/>
+      <w:lvlJc w:val="left"/>
+      <w:pPr>
+        <w:tabs>
+          <w:tab w:val="num" w:pos="5760"/>
+        </w:tabs>
+        <w:ind w:left="5760" w:hanging="360"/>
+      </w:pPr>
+      <w:rPr>
+        <w:rFonts w:ascii="Wingdings" w:hAnsi="Wingdings" w:hint="default"/>
+        <w:sz w:val="20"/>
+      </w:rPr>
+    </w:lvl>
+    <w:lvl w:ilvl="8" w:tentative="1">
+      <w:start w:val="1"/>
+      <w:numFmt w:val="bullet"/>
+      <w:lvlText w:val=""/>
+      <w:lvlJc w:val="left"/>
+      <w:pPr>
+        <w:tabs>
+          <w:tab w:val="num" w:pos="6480"/>
+        </w:tabs>
+        <w:ind w:left="6480" w:hanging="360"/>
+      </w:pPr>
+      <w:rPr>
+        <w:rFonts w:ascii="Wingdings" w:hAnsi="Wingdings" w:hint="default"/>
+        <w:sz w:val="20"/>
+      </w:rPr>
+    </w:lvl>
+  </w:abstractNum>
+  <w:abstractNum w:abstractNumId="6" w15:restartNumberingAfterBreak="0">
     <w:nsid w:val="0C9C6782"/>
     <w:multiLevelType w:val="hybridMultilevel"/>
+    <w:tmpl w:val="570A9534"/>
     <w:lvl w:ilvl="0" w:tplc="1C090001">
       <w:start w:val="1"/>
       <w:numFmt w:val="bullet"/>
-      <w:suff w:val="tab"/>
       <w:lvlText w:val=""/>
       <w:lvlJc w:val="left"/>
       <w:pPr>
-        <w:ind w:hanging="360" w:left="720"/>
+        <w:ind w:left="720" w:hanging="360"/>
       </w:pPr>
       <w:rPr>
         <w:rFonts w:ascii="Symbol" w:hAnsi="Symbol" w:hint="default"/>
@@ -3451,11 +4496,10 @@
     <w:lvl w:ilvl="1" w:tplc="1C090003">
       <w:start w:val="1"/>
       <w:numFmt w:val="bullet"/>
-      <w:suff w:val="tab"/>
       <w:lvlText w:val="o"/>
       <w:lvlJc w:val="left"/>
       <w:pPr>
-        <w:ind w:hanging="360" w:left="1440"/>
+        <w:ind w:left="1440" w:hanging="360"/>
       </w:pPr>
       <w:rPr>
         <w:rFonts w:ascii="Courier New" w:hAnsi="Courier New" w:cs="Courier New" w:hint="default"/>
@@ -3464,11 +4508,10 @@
     <w:lvl w:ilvl="2" w:tplc="1C090005">
       <w:start w:val="1"/>
       <w:numFmt w:val="bullet"/>
-      <w:suff w:val="tab"/>
-      <w:lvlText w:val=""/>
-      <w:lvlJc w:val="left"/>
-      <w:pPr>
-        <w:ind w:hanging="360" w:left="2160"/>
+      <w:lvlText w:val=""/>
+      <w:lvlJc w:val="left"/>
+      <w:pPr>
+        <w:ind w:left="2160" w:hanging="360"/>
       </w:pPr>
       <w:rPr>
         <w:rFonts w:ascii="Wingdings" w:hAnsi="Wingdings" w:hint="default"/>
@@ -3477,11 +4520,10 @@
     <w:lvl w:ilvl="3" w:tplc="1C090001">
       <w:start w:val="1"/>
       <w:numFmt w:val="bullet"/>
-      <w:suff w:val="tab"/>
       <w:lvlText w:val=""/>
       <w:lvlJc w:val="left"/>
       <w:pPr>
-        <w:ind w:hanging="360" w:left="2880"/>
+        <w:ind w:left="2880" w:hanging="360"/>
       </w:pPr>
       <w:rPr>
         <w:rFonts w:ascii="Symbol" w:hAnsi="Symbol" w:hint="default"/>
@@ -3490,11 +4532,10 @@
     <w:lvl w:ilvl="4" w:tplc="1C090003">
       <w:start w:val="1"/>
       <w:numFmt w:val="bullet"/>
-      <w:suff w:val="tab"/>
       <w:lvlText w:val="o"/>
       <w:lvlJc w:val="left"/>
       <w:pPr>
-        <w:ind w:hanging="360" w:left="3600"/>
+        <w:ind w:left="3600" w:hanging="360"/>
       </w:pPr>
       <w:rPr>
         <w:rFonts w:ascii="Courier New" w:hAnsi="Courier New" w:cs="Courier New" w:hint="default"/>
@@ -3503,11 +4544,10 @@
     <w:lvl w:ilvl="5" w:tplc="1C090005">
       <w:start w:val="1"/>
       <w:numFmt w:val="bullet"/>
-      <w:suff w:val="tab"/>
-      <w:lvlText w:val=""/>
-      <w:lvlJc w:val="left"/>
-      <w:pPr>
-        <w:ind w:hanging="360" w:left="4320"/>
+      <w:lvlText w:val=""/>
+      <w:lvlJc w:val="left"/>
+      <w:pPr>
+        <w:ind w:left="4320" w:hanging="360"/>
       </w:pPr>
       <w:rPr>
         <w:rFonts w:ascii="Wingdings" w:hAnsi="Wingdings" w:hint="default"/>
@@ -3516,11 +4556,10 @@
     <w:lvl w:ilvl="6" w:tplc="1C090001">
       <w:start w:val="1"/>
       <w:numFmt w:val="bullet"/>
-      <w:suff w:val="tab"/>
       <w:lvlText w:val=""/>
       <w:lvlJc w:val="left"/>
       <w:pPr>
-        <w:ind w:hanging="360" w:left="5040"/>
+        <w:ind w:left="5040" w:hanging="360"/>
       </w:pPr>
       <w:rPr>
         <w:rFonts w:ascii="Symbol" w:hAnsi="Symbol" w:hint="default"/>
@@ -3529,11 +4568,10 @@
     <w:lvl w:ilvl="7" w:tplc="1C090003">
       <w:start w:val="1"/>
       <w:numFmt w:val="bullet"/>
-      <w:suff w:val="tab"/>
       <w:lvlText w:val="o"/>
       <w:lvlJc w:val="left"/>
       <w:pPr>
-        <w:ind w:hanging="360" w:left="5760"/>
+        <w:ind w:left="5760" w:hanging="360"/>
       </w:pPr>
       <w:rPr>
         <w:rFonts w:ascii="Courier New" w:hAnsi="Courier New" w:cs="Courier New" w:hint="default"/>
@@ -3542,41 +4580,39 @@
     <w:lvl w:ilvl="8" w:tplc="1C090005">
       <w:start w:val="1"/>
       <w:numFmt w:val="bullet"/>
-      <w:suff w:val="tab"/>
-      <w:lvlText w:val=""/>
-      <w:lvlJc w:val="left"/>
-      <w:pPr>
-        <w:ind w:hanging="360" w:left="6480"/>
+      <w:lvlText w:val=""/>
+      <w:lvlJc w:val="left"/>
+      <w:pPr>
+        <w:ind w:left="6480" w:hanging="360"/>
       </w:pPr>
       <w:rPr>
         <w:rFonts w:ascii="Wingdings" w:hAnsi="Wingdings" w:hint="default"/>
       </w:rPr>
     </w:lvl>
   </w:abstractNum>
-  <w:abstractNum w:abstractNumId="5">
+  <w:abstractNum w:abstractNumId="7" w15:restartNumberingAfterBreak="0">
     <w:nsid w:val="14BE0139"/>
     <w:multiLevelType w:val="hybridMultilevel"/>
+    <w:tmpl w:val="24926240"/>
     <w:lvl w:ilvl="0" w:tplc="FE70D564">
       <w:start w:val="9"/>
       <w:numFmt w:val="bullet"/>
-      <w:suff w:val="tab"/>
       <w:lvlText w:val="-"/>
       <w:lvlJc w:val="left"/>
       <w:pPr>
-        <w:ind w:hanging="360" w:left="720"/>
-      </w:pPr>
-      <w:rPr>
-        <w:rFonts w:ascii="Arial" w:hAnsi="Arial" w:cs="Arial" w:eastAsiaTheme="majorEastAsia" w:hint="default"/>
+        <w:ind w:left="720" w:hanging="360"/>
+      </w:pPr>
+      <w:rPr>
+        <w:rFonts w:ascii="Arial" w:eastAsiaTheme="majorEastAsia" w:hAnsi="Arial" w:cs="Arial" w:hint="default"/>
       </w:rPr>
     </w:lvl>
     <w:lvl w:ilvl="1" w:tplc="1C090003">
       <w:start w:val="1"/>
       <w:numFmt w:val="bullet"/>
-      <w:suff w:val="tab"/>
       <w:lvlText w:val="o"/>
       <w:lvlJc w:val="left"/>
       <w:pPr>
-        <w:ind w:hanging="360" w:left="1440"/>
+        <w:ind w:left="1440" w:hanging="360"/>
       </w:pPr>
       <w:rPr>
         <w:rFonts w:ascii="Courier New" w:hAnsi="Courier New" w:cs="Courier New" w:hint="default"/>
@@ -3585,11 +4621,10 @@
     <w:lvl w:ilvl="2" w:tplc="1C090005">
       <w:start w:val="1"/>
       <w:numFmt w:val="bullet"/>
-      <w:suff w:val="tab"/>
-      <w:lvlText w:val=""/>
-      <w:lvlJc w:val="left"/>
-      <w:pPr>
-        <w:ind w:hanging="360" w:left="2160"/>
+      <w:lvlText w:val=""/>
+      <w:lvlJc w:val="left"/>
+      <w:pPr>
+        <w:ind w:left="2160" w:hanging="360"/>
       </w:pPr>
       <w:rPr>
         <w:rFonts w:ascii="Wingdings" w:hAnsi="Wingdings" w:hint="default"/>
@@ -3598,11 +4633,10 @@
     <w:lvl w:ilvl="3" w:tplc="1C090001">
       <w:start w:val="1"/>
       <w:numFmt w:val="bullet"/>
-      <w:suff w:val="tab"/>
       <w:lvlText w:val=""/>
       <w:lvlJc w:val="left"/>
       <w:pPr>
-        <w:ind w:hanging="360" w:left="2880"/>
+        <w:ind w:left="2880" w:hanging="360"/>
       </w:pPr>
       <w:rPr>
         <w:rFonts w:ascii="Symbol" w:hAnsi="Symbol" w:hint="default"/>
@@ -3611,11 +4645,10 @@
     <w:lvl w:ilvl="4" w:tplc="1C090003">
       <w:start w:val="1"/>
       <w:numFmt w:val="bullet"/>
-      <w:suff w:val="tab"/>
       <w:lvlText w:val="o"/>
       <w:lvlJc w:val="left"/>
       <w:pPr>
-        <w:ind w:hanging="360" w:left="3600"/>
+        <w:ind w:left="3600" w:hanging="360"/>
       </w:pPr>
       <w:rPr>
         <w:rFonts w:ascii="Courier New" w:hAnsi="Courier New" w:cs="Courier New" w:hint="default"/>
@@ -3624,11 +4657,10 @@
     <w:lvl w:ilvl="5" w:tplc="1C090005">
       <w:start w:val="1"/>
       <w:numFmt w:val="bullet"/>
-      <w:suff w:val="tab"/>
-      <w:lvlText w:val=""/>
-      <w:lvlJc w:val="left"/>
-      <w:pPr>
-        <w:ind w:hanging="360" w:left="4320"/>
+      <w:lvlText w:val=""/>
+      <w:lvlJc w:val="left"/>
+      <w:pPr>
+        <w:ind w:left="4320" w:hanging="360"/>
       </w:pPr>
       <w:rPr>
         <w:rFonts w:ascii="Wingdings" w:hAnsi="Wingdings" w:hint="default"/>
@@ -3637,11 +4669,10 @@
     <w:lvl w:ilvl="6" w:tplc="1C090001">
       <w:start w:val="1"/>
       <w:numFmt w:val="bullet"/>
-      <w:suff w:val="tab"/>
       <w:lvlText w:val=""/>
       <w:lvlJc w:val="left"/>
       <w:pPr>
-        <w:ind w:hanging="360" w:left="5040"/>
+        <w:ind w:left="5040" w:hanging="360"/>
       </w:pPr>
       <w:rPr>
         <w:rFonts w:ascii="Symbol" w:hAnsi="Symbol" w:hint="default"/>
@@ -3650,11 +4681,10 @@
     <w:lvl w:ilvl="7" w:tplc="1C090003">
       <w:start w:val="1"/>
       <w:numFmt w:val="bullet"/>
-      <w:suff w:val="tab"/>
       <w:lvlText w:val="o"/>
       <w:lvlJc w:val="left"/>
       <w:pPr>
-        <w:ind w:hanging="360" w:left="5760"/>
+        <w:ind w:left="5760" w:hanging="360"/>
       </w:pPr>
       <w:rPr>
         <w:rFonts w:ascii="Courier New" w:hAnsi="Courier New" w:cs="Courier New" w:hint="default"/>
@@ -3663,31 +4693,30 @@
     <w:lvl w:ilvl="8" w:tplc="1C090005">
       <w:start w:val="1"/>
       <w:numFmt w:val="bullet"/>
-      <w:suff w:val="tab"/>
-      <w:lvlText w:val=""/>
-      <w:lvlJc w:val="left"/>
-      <w:pPr>
-        <w:ind w:hanging="360" w:left="6480"/>
+      <w:lvlText w:val=""/>
+      <w:lvlJc w:val="left"/>
+      <w:pPr>
+        <w:ind w:left="6480" w:hanging="360"/>
       </w:pPr>
       <w:rPr>
         <w:rFonts w:ascii="Wingdings" w:hAnsi="Wingdings" w:hint="default"/>
       </w:rPr>
     </w:lvl>
   </w:abstractNum>
-  <w:abstractNum w:abstractNumId="6">
+  <w:abstractNum w:abstractNumId="8" w15:restartNumberingAfterBreak="0">
     <w:nsid w:val="2AAC30CA"/>
     <w:multiLevelType w:val="multilevel"/>
+    <w:tmpl w:val="96908900"/>
     <w:lvl w:ilvl="0">
       <w:start w:val="1"/>
       <w:numFmt w:val="bullet"/>
-      <w:suff w:val="tab"/>
       <w:lvlText w:val=""/>
       <w:lvlJc w:val="left"/>
       <w:pPr>
-        <w:ind w:hanging="360" w:left="720"/>
         <w:tabs>
-          <w:tab w:val="num" w:pos="720" w:leader="none"/>
+          <w:tab w:val="num" w:pos="720"/>
         </w:tabs>
+        <w:ind w:left="720" w:hanging="360"/>
       </w:pPr>
       <w:rPr>
         <w:rFonts w:ascii="Symbol" w:hAnsi="Symbol" w:hint="default"/>
@@ -3697,14 +4726,13 @@
     <w:lvl w:ilvl="1">
       <w:start w:val="1"/>
       <w:numFmt w:val="bullet"/>
-      <w:suff w:val="tab"/>
       <w:lvlText w:val="o"/>
       <w:lvlJc w:val="left"/>
       <w:pPr>
-        <w:ind w:hanging="360" w:left="1440"/>
         <w:tabs>
-          <w:tab w:val="num" w:pos="1440" w:leader="none"/>
+          <w:tab w:val="num" w:pos="1440"/>
         </w:tabs>
+        <w:ind w:left="1440" w:hanging="360"/>
       </w:pPr>
       <w:rPr>
         <w:rFonts w:ascii="Courier New" w:hAnsi="Courier New" w:hint="default"/>
@@ -3714,14 +4742,13 @@
     <w:lvl w:ilvl="2">
       <w:start w:val="1"/>
       <w:numFmt w:val="bullet"/>
-      <w:suff w:val="tab"/>
-      <w:lvlText w:val=""/>
-      <w:lvlJc w:val="left"/>
-      <w:pPr>
-        <w:ind w:hanging="360" w:left="2160"/>
+      <w:lvlText w:val=""/>
+      <w:lvlJc w:val="left"/>
+      <w:pPr>
         <w:tabs>
-          <w:tab w:val="num" w:pos="2160" w:leader="none"/>
+          <w:tab w:val="num" w:pos="2160"/>
         </w:tabs>
+        <w:ind w:left="2160" w:hanging="360"/>
       </w:pPr>
       <w:rPr>
         <w:rFonts w:ascii="Wingdings" w:hAnsi="Wingdings" w:hint="default"/>
@@ -3731,14 +4758,13 @@
     <w:lvl w:ilvl="3">
       <w:start w:val="1"/>
       <w:numFmt w:val="bullet"/>
-      <w:suff w:val="tab"/>
-      <w:lvlText w:val=""/>
-      <w:lvlJc w:val="left"/>
-      <w:pPr>
-        <w:ind w:hanging="360" w:left="2880"/>
+      <w:lvlText w:val=""/>
+      <w:lvlJc w:val="left"/>
+      <w:pPr>
         <w:tabs>
-          <w:tab w:val="num" w:pos="2880" w:leader="none"/>
+          <w:tab w:val="num" w:pos="2880"/>
         </w:tabs>
+        <w:ind w:left="2880" w:hanging="360"/>
       </w:pPr>
       <w:rPr>
         <w:rFonts w:ascii="Wingdings" w:hAnsi="Wingdings" w:hint="default"/>
@@ -3748,14 +4774,13 @@
     <w:lvl w:ilvl="4">
       <w:start w:val="1"/>
       <w:numFmt w:val="bullet"/>
-      <w:suff w:val="tab"/>
-      <w:lvlText w:val=""/>
-      <w:lvlJc w:val="left"/>
-      <w:pPr>
-        <w:ind w:hanging="360" w:left="3600"/>
+      <w:lvlText w:val=""/>
+      <w:lvlJc w:val="left"/>
+      <w:pPr>
         <w:tabs>
-          <w:tab w:val="num" w:pos="3600" w:leader="none"/>
+          <w:tab w:val="num" w:pos="3600"/>
         </w:tabs>
+        <w:ind w:left="3600" w:hanging="360"/>
       </w:pPr>
       <w:rPr>
         <w:rFonts w:ascii="Wingdings" w:hAnsi="Wingdings" w:hint="default"/>
@@ -3765,14 +4790,13 @@
     <w:lvl w:ilvl="5">
       <w:start w:val="1"/>
       <w:numFmt w:val="bullet"/>
-      <w:suff w:val="tab"/>
-      <w:lvlText w:val=""/>
-      <w:lvlJc w:val="left"/>
-      <w:pPr>
-        <w:ind w:hanging="360" w:left="4320"/>
+      <w:lvlText w:val=""/>
+      <w:lvlJc w:val="left"/>
+      <w:pPr>
         <w:tabs>
-          <w:tab w:val="num" w:pos="4320" w:leader="none"/>
+          <w:tab w:val="num" w:pos="4320"/>
         </w:tabs>
+        <w:ind w:left="4320" w:hanging="360"/>
       </w:pPr>
       <w:rPr>
         <w:rFonts w:ascii="Wingdings" w:hAnsi="Wingdings" w:hint="default"/>
@@ -3782,14 +4806,13 @@
     <w:lvl w:ilvl="6">
       <w:start w:val="1"/>
       <w:numFmt w:val="bullet"/>
-      <w:suff w:val="tab"/>
-      <w:lvlText w:val=""/>
-      <w:lvlJc w:val="left"/>
-      <w:pPr>
-        <w:ind w:hanging="360" w:left="5040"/>
+      <w:lvlText w:val=""/>
+      <w:lvlJc w:val="left"/>
+      <w:pPr>
         <w:tabs>
-          <w:tab w:val="num" w:pos="5040" w:leader="none"/>
+          <w:tab w:val="num" w:pos="5040"/>
         </w:tabs>
+        <w:ind w:left="5040" w:hanging="360"/>
       </w:pPr>
       <w:rPr>
         <w:rFonts w:ascii="Wingdings" w:hAnsi="Wingdings" w:hint="default"/>
@@ -3799,14 +4822,13 @@
     <w:lvl w:ilvl="7">
       <w:start w:val="1"/>
       <w:numFmt w:val="bullet"/>
-      <w:suff w:val="tab"/>
-      <w:lvlText w:val=""/>
-      <w:lvlJc w:val="left"/>
-      <w:pPr>
-        <w:ind w:hanging="360" w:left="5760"/>
+      <w:lvlText w:val=""/>
+      <w:lvlJc w:val="left"/>
+      <w:pPr>
         <w:tabs>
-          <w:tab w:val="num" w:pos="5760" w:leader="none"/>
+          <w:tab w:val="num" w:pos="5760"/>
         </w:tabs>
+        <w:ind w:left="5760" w:hanging="360"/>
       </w:pPr>
       <w:rPr>
         <w:rFonts w:ascii="Wingdings" w:hAnsi="Wingdings" w:hint="default"/>
@@ -3816,14 +4838,13 @@
     <w:lvl w:ilvl="8">
       <w:start w:val="1"/>
       <w:numFmt w:val="bullet"/>
-      <w:suff w:val="tab"/>
-      <w:lvlText w:val=""/>
-      <w:lvlJc w:val="left"/>
-      <w:pPr>
-        <w:ind w:hanging="360" w:left="6480"/>
+      <w:lvlText w:val=""/>
+      <w:lvlJc w:val="left"/>
+      <w:pPr>
         <w:tabs>
-          <w:tab w:val="num" w:pos="6480" w:leader="none"/>
+          <w:tab w:val="num" w:pos="6480"/>
         </w:tabs>
+        <w:ind w:left="6480" w:hanging="360"/>
       </w:pPr>
       <w:rPr>
         <w:rFonts w:ascii="Wingdings" w:hAnsi="Wingdings" w:hint="default"/>
@@ -3831,30 +4852,29 @@
       </w:rPr>
     </w:lvl>
   </w:abstractNum>
-  <w:abstractNum w:abstractNumId="7">
+  <w:abstractNum w:abstractNumId="9" w15:restartNumberingAfterBreak="0">
     <w:nsid w:val="2DC804DD"/>
     <w:multiLevelType w:val="hybridMultilevel"/>
+    <w:tmpl w:val="EA16F6C0"/>
     <w:lvl w:ilvl="0" w:tplc="FE70D564">
       <w:start w:val="9"/>
       <w:numFmt w:val="bullet"/>
-      <w:suff w:val="tab"/>
       <w:lvlText w:val="-"/>
       <w:lvlJc w:val="left"/>
       <w:pPr>
-        <w:ind w:hanging="360" w:left="720"/>
-      </w:pPr>
-      <w:rPr>
-        <w:rFonts w:ascii="Arial" w:hAnsi="Arial" w:cs="Arial" w:eastAsiaTheme="majorEastAsia" w:hint="default"/>
+        <w:ind w:left="720" w:hanging="360"/>
+      </w:pPr>
+      <w:rPr>
+        <w:rFonts w:ascii="Arial" w:eastAsiaTheme="majorEastAsia" w:hAnsi="Arial" w:cs="Arial" w:hint="default"/>
       </w:rPr>
     </w:lvl>
     <w:lvl w:ilvl="1" w:tplc="1C090003">
       <w:start w:val="1"/>
       <w:numFmt w:val="bullet"/>
-      <w:suff w:val="tab"/>
       <w:lvlText w:val="o"/>
       <w:lvlJc w:val="left"/>
       <w:pPr>
-        <w:ind w:hanging="360" w:left="1440"/>
+        <w:ind w:left="1440" w:hanging="360"/>
       </w:pPr>
       <w:rPr>
         <w:rFonts w:ascii="Courier New" w:hAnsi="Courier New" w:cs="Courier New" w:hint="default"/>
@@ -3863,11 +4883,10 @@
     <w:lvl w:ilvl="2" w:tplc="1C090005">
       <w:start w:val="1"/>
       <w:numFmt w:val="bullet"/>
-      <w:suff w:val="tab"/>
-      <w:lvlText w:val=""/>
-      <w:lvlJc w:val="left"/>
-      <w:pPr>
-        <w:ind w:hanging="360" w:left="2160"/>
+      <w:lvlText w:val=""/>
+      <w:lvlJc w:val="left"/>
+      <w:pPr>
+        <w:ind w:left="2160" w:hanging="360"/>
       </w:pPr>
       <w:rPr>
         <w:rFonts w:ascii="Wingdings" w:hAnsi="Wingdings" w:hint="default"/>
@@ -3876,11 +4895,10 @@
     <w:lvl w:ilvl="3" w:tplc="1C090001">
       <w:start w:val="1"/>
       <w:numFmt w:val="bullet"/>
-      <w:suff w:val="tab"/>
       <w:lvlText w:val=""/>
       <w:lvlJc w:val="left"/>
       <w:pPr>
-        <w:ind w:hanging="360" w:left="2880"/>
+        <w:ind w:left="2880" w:hanging="360"/>
       </w:pPr>
       <w:rPr>
         <w:rFonts w:ascii="Symbol" w:hAnsi="Symbol" w:hint="default"/>
@@ -3889,11 +4907,10 @@
     <w:lvl w:ilvl="4" w:tplc="1C090003">
       <w:start w:val="1"/>
       <w:numFmt w:val="bullet"/>
-      <w:suff w:val="tab"/>
       <w:lvlText w:val="o"/>
       <w:lvlJc w:val="left"/>
       <w:pPr>
-        <w:ind w:hanging="360" w:left="3600"/>
+        <w:ind w:left="3600" w:hanging="360"/>
       </w:pPr>
       <w:rPr>
         <w:rFonts w:ascii="Courier New" w:hAnsi="Courier New" w:cs="Courier New" w:hint="default"/>
@@ -3902,11 +4919,10 @@
     <w:lvl w:ilvl="5" w:tplc="1C090005">
       <w:start w:val="1"/>
       <w:numFmt w:val="bullet"/>
-      <w:suff w:val="tab"/>
-      <w:lvlText w:val=""/>
-      <w:lvlJc w:val="left"/>
-      <w:pPr>
-        <w:ind w:hanging="360" w:left="4320"/>
+      <w:lvlText w:val=""/>
+      <w:lvlJc w:val="left"/>
+      <w:pPr>
+        <w:ind w:left="4320" w:hanging="360"/>
       </w:pPr>
       <w:rPr>
         <w:rFonts w:ascii="Wingdings" w:hAnsi="Wingdings" w:hint="default"/>
@@ -3915,11 +4931,10 @@
     <w:lvl w:ilvl="6" w:tplc="1C090001">
       <w:start w:val="1"/>
       <w:numFmt w:val="bullet"/>
-      <w:suff w:val="tab"/>
       <w:lvlText w:val=""/>
       <w:lvlJc w:val="left"/>
       <w:pPr>
-        <w:ind w:hanging="360" w:left="5040"/>
+        <w:ind w:left="5040" w:hanging="360"/>
       </w:pPr>
       <w:rPr>
         <w:rFonts w:ascii="Symbol" w:hAnsi="Symbol" w:hint="default"/>
@@ -3928,11 +4943,10 @@
     <w:lvl w:ilvl="7" w:tplc="1C090003">
       <w:start w:val="1"/>
       <w:numFmt w:val="bullet"/>
-      <w:suff w:val="tab"/>
       <w:lvlText w:val="o"/>
       <w:lvlJc w:val="left"/>
       <w:pPr>
-        <w:ind w:hanging="360" w:left="5760"/>
+        <w:ind w:left="5760" w:hanging="360"/>
       </w:pPr>
       <w:rPr>
         <w:rFonts w:ascii="Courier New" w:hAnsi="Courier New" w:cs="Courier New" w:hint="default"/>
@@ -3941,28 +4955,27 @@
     <w:lvl w:ilvl="8" w:tplc="1C090005">
       <w:start w:val="1"/>
       <w:numFmt w:val="bullet"/>
-      <w:suff w:val="tab"/>
-      <w:lvlText w:val=""/>
-      <w:lvlJc w:val="left"/>
-      <w:pPr>
-        <w:ind w:hanging="360" w:left="6480"/>
+      <w:lvlText w:val=""/>
+      <w:lvlJc w:val="left"/>
+      <w:pPr>
+        <w:ind w:left="6480" w:hanging="360"/>
       </w:pPr>
       <w:rPr>
         <w:rFonts w:ascii="Wingdings" w:hAnsi="Wingdings" w:hint="default"/>
       </w:rPr>
     </w:lvl>
   </w:abstractNum>
-  <w:abstractNum w:abstractNumId="8">
+  <w:abstractNum w:abstractNumId="10" w15:restartNumberingAfterBreak="0">
     <w:nsid w:val="32E40396"/>
     <w:multiLevelType w:val="hybridMultilevel"/>
+    <w:tmpl w:val="09B4BF0A"/>
     <w:lvl w:ilvl="0" w:tplc="1C09000F">
       <w:start w:val="1"/>
       <w:numFmt w:val="decimal"/>
-      <w:suff w:val="tab"/>
       <w:lvlText w:val="%1."/>
       <w:lvlJc w:val="left"/>
       <w:pPr>
-        <w:ind w:hanging="360" w:left="720"/>
+        <w:ind w:left="720" w:hanging="360"/>
       </w:pPr>
       <w:rPr>
         <w:rFonts w:hint="default"/>
@@ -3971,103 +4984,385 @@
     <w:lvl w:ilvl="1" w:tplc="1C090019">
       <w:start w:val="1"/>
       <w:numFmt w:val="lowerLetter"/>
-      <w:suff w:val="tab"/>
       <w:lvlText w:val="%2."/>
       <w:lvlJc w:val="left"/>
       <w:pPr>
-        <w:ind w:hanging="360" w:left="1440"/>
-      </w:pPr>
-      <w:rPr/>
+        <w:ind w:left="1440" w:hanging="360"/>
+      </w:pPr>
     </w:lvl>
     <w:lvl w:ilvl="2" w:tplc="1C09001B">
       <w:start w:val="1"/>
       <w:numFmt w:val="lowerRoman"/>
-      <w:suff w:val="tab"/>
       <w:lvlText w:val="%3."/>
       <w:lvlJc w:val="right"/>
       <w:pPr>
-        <w:ind w:hanging="180" w:left="2160"/>
-      </w:pPr>
-      <w:rPr/>
+        <w:ind w:left="2160" w:hanging="180"/>
+      </w:pPr>
     </w:lvl>
     <w:lvl w:ilvl="3" w:tplc="1C09000F">
       <w:start w:val="1"/>
       <w:numFmt w:val="decimal"/>
-      <w:suff w:val="tab"/>
       <w:lvlText w:val="%4."/>
       <w:lvlJc w:val="left"/>
       <w:pPr>
-        <w:ind w:hanging="360" w:left="2880"/>
-      </w:pPr>
-      <w:rPr/>
+        <w:ind w:left="2880" w:hanging="360"/>
+      </w:pPr>
     </w:lvl>
     <w:lvl w:ilvl="4" w:tplc="1C090019">
       <w:start w:val="1"/>
       <w:numFmt w:val="lowerLetter"/>
-      <w:suff w:val="tab"/>
       <w:lvlText w:val="%5."/>
       <w:lvlJc w:val="left"/>
       <w:pPr>
-        <w:ind w:hanging="360" w:left="3600"/>
-      </w:pPr>
-      <w:rPr/>
+        <w:ind w:left="3600" w:hanging="360"/>
+      </w:pPr>
     </w:lvl>
     <w:lvl w:ilvl="5" w:tplc="1C09001B">
       <w:start w:val="1"/>
       <w:numFmt w:val="lowerRoman"/>
-      <w:suff w:val="tab"/>
       <w:lvlText w:val="%6."/>
       <w:lvlJc w:val="right"/>
       <w:pPr>
-        <w:ind w:hanging="180" w:left="4320"/>
-      </w:pPr>
-      <w:rPr/>
+        <w:ind w:left="4320" w:hanging="180"/>
+      </w:pPr>
     </w:lvl>
     <w:lvl w:ilvl="6" w:tplc="1C09000F">
       <w:start w:val="1"/>
       <w:numFmt w:val="decimal"/>
-      <w:suff w:val="tab"/>
       <w:lvlText w:val="%7."/>
       <w:lvlJc w:val="left"/>
       <w:pPr>
-        <w:ind w:hanging="360" w:left="5040"/>
-      </w:pPr>
-      <w:rPr/>
+        <w:ind w:left="5040" w:hanging="360"/>
+      </w:pPr>
     </w:lvl>
     <w:lvl w:ilvl="7" w:tplc="1C090019">
       <w:start w:val="1"/>
       <w:numFmt w:val="lowerLetter"/>
-      <w:suff w:val="tab"/>
       <w:lvlText w:val="%8."/>
       <w:lvlJc w:val="left"/>
       <w:pPr>
-        <w:ind w:hanging="360" w:left="5760"/>
-      </w:pPr>
-      <w:rPr/>
+        <w:ind w:left="5760" w:hanging="360"/>
+      </w:pPr>
     </w:lvl>
     <w:lvl w:ilvl="8" w:tplc="1C09001B">
       <w:start w:val="1"/>
       <w:numFmt w:val="lowerRoman"/>
-      <w:suff w:val="tab"/>
       <w:lvlText w:val="%9."/>
       <w:lvlJc w:val="right"/>
       <w:pPr>
-        <w:ind w:hanging="180" w:left="6480"/>
-      </w:pPr>
-      <w:rPr/>
+        <w:ind w:left="6480" w:hanging="180"/>
+      </w:pPr>
     </w:lvl>
   </w:abstractNum>
-  <w:abstractNum w:abstractNumId="9">
+  <w:abstractNum w:abstractNumId="11" w15:restartNumberingAfterBreak="0">
+    <w:nsid w:val="3DDB2F8B"/>
+    <w:multiLevelType w:val="multilevel"/>
+    <w:tmpl w:val="69F0AF38"/>
+    <w:lvl w:ilvl="0">
+      <w:start w:val="1"/>
+      <w:numFmt w:val="bullet"/>
+      <w:lvlText w:val=""/>
+      <w:lvlJc w:val="left"/>
+      <w:pPr>
+        <w:tabs>
+          <w:tab w:val="num" w:pos="720"/>
+        </w:tabs>
+        <w:ind w:left="720" w:hanging="360"/>
+      </w:pPr>
+      <w:rPr>
+        <w:rFonts w:ascii="Symbol" w:hAnsi="Symbol" w:hint="default"/>
+        <w:sz w:val="20"/>
+      </w:rPr>
+    </w:lvl>
+    <w:lvl w:ilvl="1" w:tentative="1">
+      <w:start w:val="1"/>
+      <w:numFmt w:val="bullet"/>
+      <w:lvlText w:val="o"/>
+      <w:lvlJc w:val="left"/>
+      <w:pPr>
+        <w:tabs>
+          <w:tab w:val="num" w:pos="1440"/>
+        </w:tabs>
+        <w:ind w:left="1440" w:hanging="360"/>
+      </w:pPr>
+      <w:rPr>
+        <w:rFonts w:ascii="Courier New" w:hAnsi="Courier New" w:hint="default"/>
+        <w:sz w:val="20"/>
+      </w:rPr>
+    </w:lvl>
+    <w:lvl w:ilvl="2" w:tentative="1">
+      <w:start w:val="1"/>
+      <w:numFmt w:val="bullet"/>
+      <w:lvlText w:val=""/>
+      <w:lvlJc w:val="left"/>
+      <w:pPr>
+        <w:tabs>
+          <w:tab w:val="num" w:pos="2160"/>
+        </w:tabs>
+        <w:ind w:left="2160" w:hanging="360"/>
+      </w:pPr>
+      <w:rPr>
+        <w:rFonts w:ascii="Wingdings" w:hAnsi="Wingdings" w:hint="default"/>
+        <w:sz w:val="20"/>
+      </w:rPr>
+    </w:lvl>
+    <w:lvl w:ilvl="3" w:tentative="1">
+      <w:start w:val="1"/>
+      <w:numFmt w:val="bullet"/>
+      <w:lvlText w:val=""/>
+      <w:lvlJc w:val="left"/>
+      <w:pPr>
+        <w:tabs>
+          <w:tab w:val="num" w:pos="2880"/>
+        </w:tabs>
+        <w:ind w:left="2880" w:hanging="360"/>
+      </w:pPr>
+      <w:rPr>
+        <w:rFonts w:ascii="Wingdings" w:hAnsi="Wingdings" w:hint="default"/>
+        <w:sz w:val="20"/>
+      </w:rPr>
+    </w:lvl>
+    <w:lvl w:ilvl="4" w:tentative="1">
+      <w:start w:val="1"/>
+      <w:numFmt w:val="bullet"/>
+      <w:lvlText w:val=""/>
+      <w:lvlJc w:val="left"/>
+      <w:pPr>
+        <w:tabs>
+          <w:tab w:val="num" w:pos="3600"/>
+        </w:tabs>
+        <w:ind w:left="3600" w:hanging="360"/>
+      </w:pPr>
+      <w:rPr>
+        <w:rFonts w:ascii="Wingdings" w:hAnsi="Wingdings" w:hint="default"/>
+        <w:sz w:val="20"/>
+      </w:rPr>
+    </w:lvl>
+    <w:lvl w:ilvl="5" w:tentative="1">
+      <w:start w:val="1"/>
+      <w:numFmt w:val="bullet"/>
+      <w:lvlText w:val=""/>
+      <w:lvlJc w:val="left"/>
+      <w:pPr>
+        <w:tabs>
+          <w:tab w:val="num" w:pos="4320"/>
+        </w:tabs>
+        <w:ind w:left="4320" w:hanging="360"/>
+      </w:pPr>
+      <w:rPr>
+        <w:rFonts w:ascii="Wingdings" w:hAnsi="Wingdings" w:hint="default"/>
+        <w:sz w:val="20"/>
+      </w:rPr>
+    </w:lvl>
+    <w:lvl w:ilvl="6" w:tentative="1">
+      <w:start w:val="1"/>
+      <w:numFmt w:val="bullet"/>
+      <w:lvlText w:val=""/>
+      <w:lvlJc w:val="left"/>
+      <w:pPr>
+        <w:tabs>
+          <w:tab w:val="num" w:pos="5040"/>
+        </w:tabs>
+        <w:ind w:left="5040" w:hanging="360"/>
+      </w:pPr>
+      <w:rPr>
+        <w:rFonts w:ascii="Wingdings" w:hAnsi="Wingdings" w:hint="default"/>
+        <w:sz w:val="20"/>
+      </w:rPr>
+    </w:lvl>
+    <w:lvl w:ilvl="7" w:tentative="1">
+      <w:start w:val="1"/>
+      <w:numFmt w:val="bullet"/>
+      <w:lvlText w:val=""/>
+      <w:lvlJc w:val="left"/>
+      <w:pPr>
+        <w:tabs>
+          <w:tab w:val="num" w:pos="5760"/>
+        </w:tabs>
+        <w:ind w:left="5760" w:hanging="360"/>
+      </w:pPr>
+      <w:rPr>
+        <w:rFonts w:ascii="Wingdings" w:hAnsi="Wingdings" w:hint="default"/>
+        <w:sz w:val="20"/>
+      </w:rPr>
+    </w:lvl>
+    <w:lvl w:ilvl="8" w:tentative="1">
+      <w:start w:val="1"/>
+      <w:numFmt w:val="bullet"/>
+      <w:lvlText w:val=""/>
+      <w:lvlJc w:val="left"/>
+      <w:pPr>
+        <w:tabs>
+          <w:tab w:val="num" w:pos="6480"/>
+        </w:tabs>
+        <w:ind w:left="6480" w:hanging="360"/>
+      </w:pPr>
+      <w:rPr>
+        <w:rFonts w:ascii="Wingdings" w:hAnsi="Wingdings" w:hint="default"/>
+        <w:sz w:val="20"/>
+      </w:rPr>
+    </w:lvl>
+  </w:abstractNum>
+  <w:abstractNum w:abstractNumId="12" w15:restartNumberingAfterBreak="0">
+    <w:nsid w:val="3E493E8E"/>
+    <w:multiLevelType w:val="multilevel"/>
+    <w:tmpl w:val="289A2562"/>
+    <w:lvl w:ilvl="0">
+      <w:start w:val="1"/>
+      <w:numFmt w:val="bullet"/>
+      <w:lvlText w:val=""/>
+      <w:lvlJc w:val="left"/>
+      <w:pPr>
+        <w:tabs>
+          <w:tab w:val="num" w:pos="720"/>
+        </w:tabs>
+        <w:ind w:left="720" w:hanging="360"/>
+      </w:pPr>
+      <w:rPr>
+        <w:rFonts w:ascii="Symbol" w:hAnsi="Symbol" w:hint="default"/>
+        <w:sz w:val="20"/>
+      </w:rPr>
+    </w:lvl>
+    <w:lvl w:ilvl="1" w:tentative="1">
+      <w:start w:val="1"/>
+      <w:numFmt w:val="bullet"/>
+      <w:lvlText w:val="o"/>
+      <w:lvlJc w:val="left"/>
+      <w:pPr>
+        <w:tabs>
+          <w:tab w:val="num" w:pos="1440"/>
+        </w:tabs>
+        <w:ind w:left="1440" w:hanging="360"/>
+      </w:pPr>
+      <w:rPr>
+        <w:rFonts w:ascii="Courier New" w:hAnsi="Courier New" w:hint="default"/>
+        <w:sz w:val="20"/>
+      </w:rPr>
+    </w:lvl>
+    <w:lvl w:ilvl="2" w:tentative="1">
+      <w:start w:val="1"/>
+      <w:numFmt w:val="bullet"/>
+      <w:lvlText w:val=""/>
+      <w:lvlJc w:val="left"/>
+      <w:pPr>
+        <w:tabs>
+          <w:tab w:val="num" w:pos="2160"/>
+        </w:tabs>
+        <w:ind w:left="2160" w:hanging="360"/>
+      </w:pPr>
+      <w:rPr>
+        <w:rFonts w:ascii="Wingdings" w:hAnsi="Wingdings" w:hint="default"/>
+        <w:sz w:val="20"/>
+      </w:rPr>
+    </w:lvl>
+    <w:lvl w:ilvl="3" w:tentative="1">
+      <w:start w:val="1"/>
+      <w:numFmt w:val="bullet"/>
+      <w:lvlText w:val=""/>
+      <w:lvlJc w:val="left"/>
+      <w:pPr>
+        <w:tabs>
+          <w:tab w:val="num" w:pos="2880"/>
+        </w:tabs>
+        <w:ind w:left="2880" w:hanging="360"/>
+      </w:pPr>
+      <w:rPr>
+        <w:rFonts w:ascii="Wingdings" w:hAnsi="Wingdings" w:hint="default"/>
+        <w:sz w:val="20"/>
+      </w:rPr>
+    </w:lvl>
+    <w:lvl w:ilvl="4" w:tentative="1">
+      <w:start w:val="1"/>
+      <w:numFmt w:val="bullet"/>
+      <w:lvlText w:val=""/>
+      <w:lvlJc w:val="left"/>
+      <w:pPr>
+        <w:tabs>
+          <w:tab w:val="num" w:pos="3600"/>
+        </w:tabs>
+        <w:ind w:left="3600" w:hanging="360"/>
+      </w:pPr>
+      <w:rPr>
+        <w:rFonts w:ascii="Wingdings" w:hAnsi="Wingdings" w:hint="default"/>
+        <w:sz w:val="20"/>
+      </w:rPr>
+    </w:lvl>
+    <w:lvl w:ilvl="5" w:tentative="1">
+      <w:start w:val="1"/>
+      <w:numFmt w:val="bullet"/>
+      <w:lvlText w:val=""/>
+      <w:lvlJc w:val="left"/>
+      <w:pPr>
+        <w:tabs>
+          <w:tab w:val="num" w:pos="4320"/>
+        </w:tabs>
+        <w:ind w:left="4320" w:hanging="360"/>
+      </w:pPr>
+      <w:rPr>
+        <w:rFonts w:ascii="Wingdings" w:hAnsi="Wingdings" w:hint="default"/>
+        <w:sz w:val="20"/>
+      </w:rPr>
+    </w:lvl>
+    <w:lvl w:ilvl="6" w:tentative="1">
+      <w:start w:val="1"/>
+      <w:numFmt w:val="bullet"/>
+      <w:lvlText w:val=""/>
+      <w:lvlJc w:val="left"/>
+      <w:pPr>
+        <w:tabs>
+          <w:tab w:val="num" w:pos="5040"/>
+        </w:tabs>
+        <w:ind w:left="5040" w:hanging="360"/>
+      </w:pPr>
+      <w:rPr>
+        <w:rFonts w:ascii="Wingdings" w:hAnsi="Wingdings" w:hint="default"/>
+        <w:sz w:val="20"/>
+      </w:rPr>
+    </w:lvl>
+    <w:lvl w:ilvl="7" w:tentative="1">
+      <w:start w:val="1"/>
+      <w:numFmt w:val="bullet"/>
+      <w:lvlText w:val=""/>
+      <w:lvlJc w:val="left"/>
+      <w:pPr>
+        <w:tabs>
+          <w:tab w:val="num" w:pos="5760"/>
+        </w:tabs>
+        <w:ind w:left="5760" w:hanging="360"/>
+      </w:pPr>
+      <w:rPr>
+        <w:rFonts w:ascii="Wingdings" w:hAnsi="Wingdings" w:hint="default"/>
+        <w:sz w:val="20"/>
+      </w:rPr>
+    </w:lvl>
+    <w:lvl w:ilvl="8" w:tentative="1">
+      <w:start w:val="1"/>
+      <w:numFmt w:val="bullet"/>
+      <w:lvlText w:val=""/>
+      <w:lvlJc w:val="left"/>
+      <w:pPr>
+        <w:tabs>
+          <w:tab w:val="num" w:pos="6480"/>
+        </w:tabs>
+        <w:ind w:left="6480" w:hanging="360"/>
+      </w:pPr>
+      <w:rPr>
+        <w:rFonts w:ascii="Wingdings" w:hAnsi="Wingdings" w:hint="default"/>
+        <w:sz w:val="20"/>
+      </w:rPr>
+    </w:lvl>
+  </w:abstractNum>
+  <w:abstractNum w:abstractNumId="13" w15:restartNumberingAfterBreak="0">
     <w:nsid w:val="45A050DC"/>
     <w:multiLevelType w:val="hybridMultilevel"/>
+    <w:tmpl w:val="4DD0BD82"/>
     <w:lvl w:ilvl="0" w:tplc="1C090001">
       <w:start w:val="1"/>
       <w:numFmt w:val="bullet"/>
-      <w:suff w:val="tab"/>
       <w:lvlText w:val=""/>
       <w:lvlJc w:val="left"/>
       <w:pPr>
-        <w:ind w:hanging="360" w:left="1440"/>
+        <w:ind w:left="1440" w:hanging="360"/>
       </w:pPr>
       <w:rPr>
         <w:rFonts w:ascii="Symbol" w:hAnsi="Symbol" w:hint="default"/>
@@ -4076,11 +5371,10 @@
     <w:lvl w:ilvl="1" w:tplc="1C090003">
       <w:start w:val="1"/>
       <w:numFmt w:val="bullet"/>
-      <w:suff w:val="tab"/>
       <w:lvlText w:val="o"/>
       <w:lvlJc w:val="left"/>
       <w:pPr>
-        <w:ind w:hanging="360" w:left="2160"/>
+        <w:ind w:left="2160" w:hanging="360"/>
       </w:pPr>
       <w:rPr>
         <w:rFonts w:ascii="Courier New" w:hAnsi="Courier New" w:cs="Courier New" w:hint="default"/>
@@ -4089,11 +5383,10 @@
     <w:lvl w:ilvl="2" w:tplc="1C090005">
       <w:start w:val="1"/>
       <w:numFmt w:val="bullet"/>
-      <w:suff w:val="tab"/>
-      <w:lvlText w:val=""/>
-      <w:lvlJc w:val="left"/>
-      <w:pPr>
-        <w:ind w:hanging="360" w:left="2880"/>
+      <w:lvlText w:val=""/>
+      <w:lvlJc w:val="left"/>
+      <w:pPr>
+        <w:ind w:left="2880" w:hanging="360"/>
       </w:pPr>
       <w:rPr>
         <w:rFonts w:ascii="Wingdings" w:hAnsi="Wingdings" w:hint="default"/>
@@ -4102,11 +5395,10 @@
     <w:lvl w:ilvl="3" w:tplc="1C090001">
       <w:start w:val="1"/>
       <w:numFmt w:val="bullet"/>
-      <w:suff w:val="tab"/>
       <w:lvlText w:val=""/>
       <w:lvlJc w:val="left"/>
       <w:pPr>
-        <w:ind w:hanging="360" w:left="3600"/>
+        <w:ind w:left="3600" w:hanging="360"/>
       </w:pPr>
       <w:rPr>
         <w:rFonts w:ascii="Symbol" w:hAnsi="Symbol" w:hint="default"/>
@@ -4115,11 +5407,10 @@
     <w:lvl w:ilvl="4" w:tplc="1C090003">
       <w:start w:val="1"/>
       <w:numFmt w:val="bullet"/>
-      <w:suff w:val="tab"/>
       <w:lvlText w:val="o"/>
       <w:lvlJc w:val="left"/>
       <w:pPr>
-        <w:ind w:hanging="360" w:left="4320"/>
+        <w:ind w:left="4320" w:hanging="360"/>
       </w:pPr>
       <w:rPr>
         <w:rFonts w:ascii="Courier New" w:hAnsi="Courier New" w:cs="Courier New" w:hint="default"/>
@@ -4128,11 +5419,10 @@
     <w:lvl w:ilvl="5" w:tplc="1C090005">
       <w:start w:val="1"/>
       <w:numFmt w:val="bullet"/>
-      <w:suff w:val="tab"/>
-      <w:lvlText w:val=""/>
-      <w:lvlJc w:val="left"/>
-      <w:pPr>
-        <w:ind w:hanging="360" w:left="5040"/>
+      <w:lvlText w:val=""/>
+      <w:lvlJc w:val="left"/>
+      <w:pPr>
+        <w:ind w:left="5040" w:hanging="360"/>
       </w:pPr>
       <w:rPr>
         <w:rFonts w:ascii="Wingdings" w:hAnsi="Wingdings" w:hint="default"/>
@@ -4141,11 +5431,10 @@
     <w:lvl w:ilvl="6" w:tplc="1C090001">
       <w:start w:val="1"/>
       <w:numFmt w:val="bullet"/>
-      <w:suff w:val="tab"/>
       <w:lvlText w:val=""/>
       <w:lvlJc w:val="left"/>
       <w:pPr>
-        <w:ind w:hanging="360" w:left="5760"/>
+        <w:ind w:left="5760" w:hanging="360"/>
       </w:pPr>
       <w:rPr>
         <w:rFonts w:ascii="Symbol" w:hAnsi="Symbol" w:hint="default"/>
@@ -4154,11 +5443,10 @@
     <w:lvl w:ilvl="7" w:tplc="1C090003">
       <w:start w:val="1"/>
       <w:numFmt w:val="bullet"/>
-      <w:suff w:val="tab"/>
       <w:lvlText w:val="o"/>
       <w:lvlJc w:val="left"/>
       <w:pPr>
-        <w:ind w:hanging="360" w:left="6480"/>
+        <w:ind w:left="6480" w:hanging="360"/>
       </w:pPr>
       <w:rPr>
         <w:rFonts w:ascii="Courier New" w:hAnsi="Courier New" w:cs="Courier New" w:hint="default"/>
@@ -4167,131 +5455,113 @@
     <w:lvl w:ilvl="8" w:tplc="1C090005">
       <w:start w:val="1"/>
       <w:numFmt w:val="bullet"/>
-      <w:suff w:val="tab"/>
-      <w:lvlText w:val=""/>
-      <w:lvlJc w:val="left"/>
-      <w:pPr>
-        <w:ind w:hanging="360" w:left="7200"/>
+      <w:lvlText w:val=""/>
+      <w:lvlJc w:val="left"/>
+      <w:pPr>
+        <w:ind w:left="7200" w:hanging="360"/>
       </w:pPr>
       <w:rPr>
         <w:rFonts w:ascii="Wingdings" w:hAnsi="Wingdings" w:hint="default"/>
       </w:rPr>
     </w:lvl>
   </w:abstractNum>
-  <w:abstractNum w:abstractNumId="10">
+  <w:abstractNum w:abstractNumId="14" w15:restartNumberingAfterBreak="0">
     <w:nsid w:val="48CF7A99"/>
     <w:multiLevelType w:val="hybridMultilevel"/>
+    <w:tmpl w:val="6F84A0D6"/>
     <w:lvl w:ilvl="0" w:tplc="1C090019">
       <w:start w:val="1"/>
       <w:numFmt w:val="lowerLetter"/>
-      <w:suff w:val="tab"/>
       <w:lvlText w:val="%1."/>
       <w:lvlJc w:val="left"/>
       <w:pPr>
-        <w:ind w:hanging="360" w:left="3600"/>
-      </w:pPr>
-      <w:rPr/>
+        <w:ind w:left="3600" w:hanging="360"/>
+      </w:pPr>
     </w:lvl>
     <w:lvl w:ilvl="1" w:tplc="1C090019">
       <w:start w:val="1"/>
       <w:numFmt w:val="lowerLetter"/>
-      <w:suff w:val="tab"/>
       <w:lvlText w:val="%2."/>
       <w:lvlJc w:val="left"/>
       <w:pPr>
-        <w:ind w:hanging="360" w:left="4320"/>
-      </w:pPr>
-      <w:rPr/>
+        <w:ind w:left="4320" w:hanging="360"/>
+      </w:pPr>
     </w:lvl>
     <w:lvl w:ilvl="2" w:tplc="1C09001B">
       <w:start w:val="1"/>
       <w:numFmt w:val="lowerRoman"/>
-      <w:suff w:val="tab"/>
       <w:lvlText w:val="%3."/>
       <w:lvlJc w:val="right"/>
       <w:pPr>
-        <w:ind w:hanging="180" w:left="5040"/>
-      </w:pPr>
-      <w:rPr/>
+        <w:ind w:left="5040" w:hanging="180"/>
+      </w:pPr>
     </w:lvl>
     <w:lvl w:ilvl="3" w:tplc="1C09000F">
       <w:start w:val="1"/>
       <w:numFmt w:val="decimal"/>
-      <w:suff w:val="tab"/>
       <w:lvlText w:val="%4."/>
       <w:lvlJc w:val="left"/>
       <w:pPr>
-        <w:ind w:hanging="360" w:left="5760"/>
-      </w:pPr>
-      <w:rPr/>
+        <w:ind w:left="5760" w:hanging="360"/>
+      </w:pPr>
     </w:lvl>
     <w:lvl w:ilvl="4" w:tplc="1C090019">
       <w:start w:val="1"/>
       <w:numFmt w:val="lowerLetter"/>
-      <w:suff w:val="tab"/>
       <w:lvlText w:val="%5."/>
       <w:lvlJc w:val="left"/>
       <w:pPr>
-        <w:ind w:hanging="360" w:left="6480"/>
-      </w:pPr>
-      <w:rPr/>
+        <w:ind w:left="6480" w:hanging="360"/>
+      </w:pPr>
     </w:lvl>
     <w:lvl w:ilvl="5" w:tplc="1C09001B">
       <w:start w:val="1"/>
       <w:numFmt w:val="lowerRoman"/>
-      <w:suff w:val="tab"/>
       <w:lvlText w:val="%6."/>
       <w:lvlJc w:val="right"/>
       <w:pPr>
-        <w:ind w:hanging="180" w:left="7200"/>
-      </w:pPr>
-      <w:rPr/>
+        <w:ind w:left="7200" w:hanging="180"/>
+      </w:pPr>
     </w:lvl>
     <w:lvl w:ilvl="6" w:tplc="1C09000F">
       <w:start w:val="1"/>
       <w:numFmt w:val="decimal"/>
-      <w:suff w:val="tab"/>
       <w:lvlText w:val="%7."/>
       <w:lvlJc w:val="left"/>
       <w:pPr>
-        <w:ind w:hanging="360" w:left="7920"/>
-      </w:pPr>
-      <w:rPr/>
+        <w:ind w:left="7920" w:hanging="360"/>
+      </w:pPr>
     </w:lvl>
     <w:lvl w:ilvl="7" w:tplc="1C090019">
       <w:start w:val="1"/>
       <w:numFmt w:val="lowerLetter"/>
-      <w:suff w:val="tab"/>
       <w:lvlText w:val="%8."/>
       <w:lvlJc w:val="left"/>
       <w:pPr>
-        <w:ind w:hanging="360" w:left="8640"/>
-      </w:pPr>
-      <w:rPr/>
+        <w:ind w:left="8640" w:hanging="360"/>
+      </w:pPr>
     </w:lvl>
     <w:lvl w:ilvl="8" w:tplc="1C09001B">
       <w:start w:val="1"/>
       <w:numFmt w:val="lowerRoman"/>
-      <w:suff w:val="tab"/>
       <w:lvlText w:val="%9."/>
       <w:lvlJc w:val="right"/>
       <w:pPr>
-        <w:ind w:hanging="180" w:left="9360"/>
-      </w:pPr>
-      <w:rPr/>
+        <w:ind w:left="9360" w:hanging="180"/>
+      </w:pPr>
     </w:lvl>
   </w:abstractNum>
-  <w:abstractNum w:abstractNumId="11">
+  <w:abstractNum w:abstractNumId="15" w15:restartNumberingAfterBreak="0">
     <w:nsid w:val="4DBC5B05"/>
     <w:multiLevelType w:val="hybridMultilevel"/>
+    <w:tmpl w:val="BE7E7A66"/>
     <w:lvl w:ilvl="0" w:tplc="1C090001">
       <w:start w:val="1"/>
       <w:numFmt w:val="bullet"/>
-      <w:suff w:val="tab"/>
       <w:lvlText w:val=""/>
       <w:lvlJc w:val="left"/>
       <w:pPr>
-        <w:ind w:hanging="360" w:left="720"/>
+        <w:ind w:left="720" w:hanging="360"/>
       </w:pPr>
       <w:rPr>
         <w:rFonts w:ascii="Symbol" w:hAnsi="Symbol" w:hint="default"/>
@@ -4300,11 +5570,10 @@
     <w:lvl w:ilvl="1" w:tplc="1C090003">
       <w:start w:val="1"/>
       <w:numFmt w:val="bullet"/>
-      <w:suff w:val="tab"/>
       <w:lvlText w:val="o"/>
       <w:lvlJc w:val="left"/>
       <w:pPr>
-        <w:ind w:hanging="360" w:left="1440"/>
+        <w:ind w:left="1440" w:hanging="360"/>
       </w:pPr>
       <w:rPr>
         <w:rFonts w:ascii="Courier New" w:hAnsi="Courier New" w:cs="Courier New" w:hint="default"/>
@@ -4313,11 +5582,10 @@
     <w:lvl w:ilvl="2" w:tplc="1C090005">
       <w:start w:val="1"/>
       <w:numFmt w:val="bullet"/>
-      <w:suff w:val="tab"/>
-      <w:lvlText w:val=""/>
-      <w:lvlJc w:val="left"/>
-      <w:pPr>
-        <w:ind w:hanging="360" w:left="2160"/>
+      <w:lvlText w:val=""/>
+      <w:lvlJc w:val="left"/>
+      <w:pPr>
+        <w:ind w:left="2160" w:hanging="360"/>
       </w:pPr>
       <w:rPr>
         <w:rFonts w:ascii="Wingdings" w:hAnsi="Wingdings" w:hint="default"/>
@@ -4326,11 +5594,10 @@
     <w:lvl w:ilvl="3" w:tplc="1C090001">
       <w:start w:val="1"/>
       <w:numFmt w:val="bullet"/>
-      <w:suff w:val="tab"/>
       <w:lvlText w:val=""/>
       <w:lvlJc w:val="left"/>
       <w:pPr>
-        <w:ind w:hanging="360" w:left="2880"/>
+        <w:ind w:left="2880" w:hanging="360"/>
       </w:pPr>
       <w:rPr>
         <w:rFonts w:ascii="Symbol" w:hAnsi="Symbol" w:hint="default"/>
@@ -4339,11 +5606,10 @@
     <w:lvl w:ilvl="4" w:tplc="1C090003">
       <w:start w:val="1"/>
       <w:numFmt w:val="bullet"/>
-      <w:suff w:val="tab"/>
       <w:lvlText w:val="o"/>
       <w:lvlJc w:val="left"/>
       <w:pPr>
-        <w:ind w:hanging="360" w:left="3600"/>
+        <w:ind w:left="3600" w:hanging="360"/>
       </w:pPr>
       <w:rPr>
         <w:rFonts w:ascii="Courier New" w:hAnsi="Courier New" w:cs="Courier New" w:hint="default"/>
@@ -4352,11 +5618,10 @@
     <w:lvl w:ilvl="5" w:tplc="1C090005">
       <w:start w:val="1"/>
       <w:numFmt w:val="bullet"/>
-      <w:suff w:val="tab"/>
-      <w:lvlText w:val=""/>
-      <w:lvlJc w:val="left"/>
-      <w:pPr>
-        <w:ind w:hanging="360" w:left="4320"/>
+      <w:lvlText w:val=""/>
+      <w:lvlJc w:val="left"/>
+      <w:pPr>
+        <w:ind w:left="4320" w:hanging="360"/>
       </w:pPr>
       <w:rPr>
         <w:rFonts w:ascii="Wingdings" w:hAnsi="Wingdings" w:hint="default"/>
@@ -4365,11 +5630,10 @@
     <w:lvl w:ilvl="6" w:tplc="1C090001">
       <w:start w:val="1"/>
       <w:numFmt w:val="bullet"/>
-      <w:suff w:val="tab"/>
       <w:lvlText w:val=""/>
       <w:lvlJc w:val="left"/>
       <w:pPr>
-        <w:ind w:hanging="360" w:left="5040"/>
+        <w:ind w:left="5040" w:hanging="360"/>
       </w:pPr>
       <w:rPr>
         <w:rFonts w:ascii="Symbol" w:hAnsi="Symbol" w:hint="default"/>
@@ -4378,11 +5642,10 @@
     <w:lvl w:ilvl="7" w:tplc="1C090003">
       <w:start w:val="1"/>
       <w:numFmt w:val="bullet"/>
-      <w:suff w:val="tab"/>
       <w:lvlText w:val="o"/>
       <w:lvlJc w:val="left"/>
       <w:pPr>
-        <w:ind w:hanging="360" w:left="5760"/>
+        <w:ind w:left="5760" w:hanging="360"/>
       </w:pPr>
       <w:rPr>
         <w:rFonts w:ascii="Courier New" w:hAnsi="Courier New" w:cs="Courier New" w:hint="default"/>
@@ -4391,31 +5654,30 @@
     <w:lvl w:ilvl="8" w:tplc="1C090005">
       <w:start w:val="1"/>
       <w:numFmt w:val="bullet"/>
-      <w:suff w:val="tab"/>
-      <w:lvlText w:val=""/>
-      <w:lvlJc w:val="left"/>
-      <w:pPr>
-        <w:ind w:hanging="360" w:left="6480"/>
+      <w:lvlText w:val=""/>
+      <w:lvlJc w:val="left"/>
+      <w:pPr>
+        <w:ind w:left="6480" w:hanging="360"/>
       </w:pPr>
       <w:rPr>
         <w:rFonts w:ascii="Wingdings" w:hAnsi="Wingdings" w:hint="default"/>
       </w:rPr>
     </w:lvl>
   </w:abstractNum>
-  <w:abstractNum w:abstractNumId="12">
+  <w:abstractNum w:abstractNumId="16" w15:restartNumberingAfterBreak="0">
     <w:nsid w:val="5A5D790E"/>
     <w:multiLevelType w:val="multilevel"/>
+    <w:tmpl w:val="78A829A6"/>
     <w:lvl w:ilvl="0">
       <w:start w:val="1"/>
       <w:numFmt w:val="bullet"/>
-      <w:suff w:val="tab"/>
       <w:lvlText w:val=""/>
       <w:lvlJc w:val="left"/>
       <w:pPr>
-        <w:ind w:hanging="360" w:left="720"/>
         <w:tabs>
-          <w:tab w:val="num" w:pos="720" w:leader="none"/>
+          <w:tab w:val="num" w:pos="720"/>
         </w:tabs>
+        <w:ind w:left="720" w:hanging="360"/>
       </w:pPr>
       <w:rPr>
         <w:rFonts w:ascii="Symbol" w:hAnsi="Symbol" w:hint="default"/>
@@ -4425,14 +5687,13 @@
     <w:lvl w:ilvl="1">
       <w:start w:val="1"/>
       <w:numFmt w:val="bullet"/>
-      <w:suff w:val="tab"/>
       <w:lvlText w:val="o"/>
       <w:lvlJc w:val="left"/>
       <w:pPr>
-        <w:ind w:hanging="360" w:left="1440"/>
         <w:tabs>
-          <w:tab w:val="num" w:pos="1440" w:leader="none"/>
+          <w:tab w:val="num" w:pos="1440"/>
         </w:tabs>
+        <w:ind w:left="1440" w:hanging="360"/>
       </w:pPr>
       <w:rPr>
         <w:rFonts w:ascii="Courier New" w:hAnsi="Courier New" w:hint="default"/>
@@ -4442,14 +5703,13 @@
     <w:lvl w:ilvl="2">
       <w:start w:val="1"/>
       <w:numFmt w:val="bullet"/>
-      <w:suff w:val="tab"/>
-      <w:lvlText w:val=""/>
-      <w:lvlJc w:val="left"/>
-      <w:pPr>
-        <w:ind w:hanging="360" w:left="2160"/>
+      <w:lvlText w:val=""/>
+      <w:lvlJc w:val="left"/>
+      <w:pPr>
         <w:tabs>
-          <w:tab w:val="num" w:pos="2160" w:leader="none"/>
+          <w:tab w:val="num" w:pos="2160"/>
         </w:tabs>
+        <w:ind w:left="2160" w:hanging="360"/>
       </w:pPr>
       <w:rPr>
         <w:rFonts w:ascii="Wingdings" w:hAnsi="Wingdings" w:hint="default"/>
@@ -4459,14 +5719,13 @@
     <w:lvl w:ilvl="3">
       <w:start w:val="1"/>
       <w:numFmt w:val="bullet"/>
-      <w:suff w:val="tab"/>
-      <w:lvlText w:val=""/>
-      <w:lvlJc w:val="left"/>
-      <w:pPr>
-        <w:ind w:hanging="360" w:left="2880"/>
+      <w:lvlText w:val=""/>
+      <w:lvlJc w:val="left"/>
+      <w:pPr>
         <w:tabs>
-          <w:tab w:val="num" w:pos="2880" w:leader="none"/>
+          <w:tab w:val="num" w:pos="2880"/>
         </w:tabs>
+        <w:ind w:left="2880" w:hanging="360"/>
       </w:pPr>
       <w:rPr>
         <w:rFonts w:ascii="Wingdings" w:hAnsi="Wingdings" w:hint="default"/>
@@ -4476,14 +5735,13 @@
     <w:lvl w:ilvl="4">
       <w:start w:val="1"/>
       <w:numFmt w:val="bullet"/>
-      <w:suff w:val="tab"/>
-      <w:lvlText w:val=""/>
-      <w:lvlJc w:val="left"/>
-      <w:pPr>
-        <w:ind w:hanging="360" w:left="3600"/>
+      <w:lvlText w:val=""/>
+      <w:lvlJc w:val="left"/>
+      <w:pPr>
         <w:tabs>
-          <w:tab w:val="num" w:pos="3600" w:leader="none"/>
+          <w:tab w:val="num" w:pos="3600"/>
         </w:tabs>
+        <w:ind w:left="3600" w:hanging="360"/>
       </w:pPr>
       <w:rPr>
         <w:rFonts w:ascii="Wingdings" w:hAnsi="Wingdings" w:hint="default"/>
@@ -4493,14 +5751,13 @@
     <w:lvl w:ilvl="5">
       <w:start w:val="1"/>
       <w:numFmt w:val="bullet"/>
-      <w:suff w:val="tab"/>
-      <w:lvlText w:val=""/>
-      <w:lvlJc w:val="left"/>
-      <w:pPr>
-        <w:ind w:hanging="360" w:left="4320"/>
+      <w:lvlText w:val=""/>
+      <w:lvlJc w:val="left"/>
+      <w:pPr>
         <w:tabs>
-          <w:tab w:val="num" w:pos="4320" w:leader="none"/>
+          <w:tab w:val="num" w:pos="4320"/>
         </w:tabs>
+        <w:ind w:left="4320" w:hanging="360"/>
       </w:pPr>
       <w:rPr>
         <w:rFonts w:ascii="Wingdings" w:hAnsi="Wingdings" w:hint="default"/>
@@ -4510,14 +5767,13 @@
     <w:lvl w:ilvl="6">
       <w:start w:val="1"/>
       <w:numFmt w:val="bullet"/>
-      <w:suff w:val="tab"/>
-      <w:lvlText w:val=""/>
-      <w:lvlJc w:val="left"/>
-      <w:pPr>
-        <w:ind w:hanging="360" w:left="5040"/>
+      <w:lvlText w:val=""/>
+      <w:lvlJc w:val="left"/>
+      <w:pPr>
         <w:tabs>
-          <w:tab w:val="num" w:pos="5040" w:leader="none"/>
+          <w:tab w:val="num" w:pos="5040"/>
         </w:tabs>
+        <w:ind w:left="5040" w:hanging="360"/>
       </w:pPr>
       <w:rPr>
         <w:rFonts w:ascii="Wingdings" w:hAnsi="Wingdings" w:hint="default"/>
@@ -4527,14 +5783,13 @@
     <w:lvl w:ilvl="7">
       <w:start w:val="1"/>
       <w:numFmt w:val="bullet"/>
-      <w:suff w:val="tab"/>
-      <w:lvlText w:val=""/>
-      <w:lvlJc w:val="left"/>
-      <w:pPr>
-        <w:ind w:hanging="360" w:left="5760"/>
+      <w:lvlText w:val=""/>
+      <w:lvlJc w:val="left"/>
+      <w:pPr>
         <w:tabs>
-          <w:tab w:val="num" w:pos="5760" w:leader="none"/>
+          <w:tab w:val="num" w:pos="5760"/>
         </w:tabs>
+        <w:ind w:left="5760" w:hanging="360"/>
       </w:pPr>
       <w:rPr>
         <w:rFonts w:ascii="Wingdings" w:hAnsi="Wingdings" w:hint="default"/>
@@ -4544,14 +5799,13 @@
     <w:lvl w:ilvl="8">
       <w:start w:val="1"/>
       <w:numFmt w:val="bullet"/>
-      <w:suff w:val="tab"/>
-      <w:lvlText w:val=""/>
-      <w:lvlJc w:val="left"/>
-      <w:pPr>
-        <w:ind w:hanging="360" w:left="6480"/>
+      <w:lvlText w:val=""/>
+      <w:lvlJc w:val="left"/>
+      <w:pPr>
         <w:tabs>
-          <w:tab w:val="num" w:pos="6480" w:leader="none"/>
+          <w:tab w:val="num" w:pos="6480"/>
         </w:tabs>
+        <w:ind w:left="6480" w:hanging="360"/>
       </w:pPr>
       <w:rPr>
         <w:rFonts w:ascii="Wingdings" w:hAnsi="Wingdings" w:hint="default"/>
@@ -4559,120 +5813,103 @@
       </w:rPr>
     </w:lvl>
   </w:abstractNum>
-  <w:abstractNum w:abstractNumId="13">
+  <w:abstractNum w:abstractNumId="17" w15:restartNumberingAfterBreak="0">
     <w:nsid w:val="5B286946"/>
     <w:multiLevelType w:val="hybridMultilevel"/>
+    <w:tmpl w:val="9C62E9AC"/>
     <w:lvl w:ilvl="0" w:tplc="1C090019">
       <w:start w:val="1"/>
       <w:numFmt w:val="lowerLetter"/>
-      <w:suff w:val="tab"/>
       <w:lvlText w:val="%1."/>
       <w:lvlJc w:val="left"/>
       <w:pPr>
-        <w:ind w:hanging="360" w:left="720"/>
-      </w:pPr>
-      <w:rPr/>
+        <w:ind w:left="720" w:hanging="360"/>
+      </w:pPr>
     </w:lvl>
     <w:lvl w:ilvl="1" w:tplc="1C090019">
       <w:start w:val="1"/>
       <w:numFmt w:val="lowerLetter"/>
-      <w:suff w:val="tab"/>
       <w:lvlText w:val="%2."/>
       <w:lvlJc w:val="left"/>
       <w:pPr>
-        <w:ind w:hanging="360" w:left="1440"/>
-      </w:pPr>
-      <w:rPr/>
+        <w:ind w:left="1440" w:hanging="360"/>
+      </w:pPr>
     </w:lvl>
     <w:lvl w:ilvl="2" w:tplc="1C09001B">
       <w:start w:val="1"/>
       <w:numFmt w:val="lowerRoman"/>
-      <w:suff w:val="tab"/>
       <w:lvlText w:val="%3."/>
       <w:lvlJc w:val="right"/>
       <w:pPr>
-        <w:ind w:hanging="180" w:left="2160"/>
-      </w:pPr>
-      <w:rPr/>
+        <w:ind w:left="2160" w:hanging="180"/>
+      </w:pPr>
     </w:lvl>
     <w:lvl w:ilvl="3" w:tplc="1C09000F">
       <w:start w:val="1"/>
       <w:numFmt w:val="decimal"/>
-      <w:suff w:val="tab"/>
       <w:lvlText w:val="%4."/>
       <w:lvlJc w:val="left"/>
       <w:pPr>
-        <w:ind w:hanging="360" w:left="2880"/>
-      </w:pPr>
-      <w:rPr/>
+        <w:ind w:left="2880" w:hanging="360"/>
+      </w:pPr>
     </w:lvl>
     <w:lvl w:ilvl="4" w:tplc="1C090019">
       <w:start w:val="1"/>
       <w:numFmt w:val="lowerLetter"/>
-      <w:suff w:val="tab"/>
       <w:lvlText w:val="%5."/>
       <w:lvlJc w:val="left"/>
       <w:pPr>
-        <w:ind w:hanging="360" w:left="3600"/>
-      </w:pPr>
-      <w:rPr/>
+        <w:ind w:left="3600" w:hanging="360"/>
+      </w:pPr>
     </w:lvl>
     <w:lvl w:ilvl="5" w:tplc="1C09001B">
       <w:start w:val="1"/>
       <w:numFmt w:val="lowerRoman"/>
-      <w:suff w:val="tab"/>
       <w:lvlText w:val="%6."/>
       <w:lvlJc w:val="right"/>
       <w:pPr>
-        <w:ind w:hanging="180" w:left="4320"/>
-      </w:pPr>
-      <w:rPr/>
+        <w:ind w:left="4320" w:hanging="180"/>
+      </w:pPr>
     </w:lvl>
     <w:lvl w:ilvl="6" w:tplc="1C09000F">
       <w:start w:val="1"/>
       <w:numFmt w:val="decimal"/>
-      <w:suff w:val="tab"/>
       <w:lvlText w:val="%7."/>
       <w:lvlJc w:val="left"/>
       <w:pPr>
-        <w:ind w:hanging="360" w:left="5040"/>
-      </w:pPr>
-      <w:rPr/>
+        <w:ind w:left="5040" w:hanging="360"/>
+      </w:pPr>
     </w:lvl>
     <w:lvl w:ilvl="7" w:tplc="1C090019">
       <w:start w:val="1"/>
       <w:numFmt w:val="lowerLetter"/>
-      <w:suff w:val="tab"/>
       <w:lvlText w:val="%8."/>
       <w:lvlJc w:val="left"/>
       <w:pPr>
-        <w:ind w:hanging="360" w:left="5760"/>
-      </w:pPr>
-      <w:rPr/>
+        <w:ind w:left="5760" w:hanging="360"/>
+      </w:pPr>
     </w:lvl>
     <w:lvl w:ilvl="8" w:tplc="1C09001B">
       <w:start w:val="1"/>
       <w:numFmt w:val="lowerRoman"/>
-      <w:suff w:val="tab"/>
       <w:lvlText w:val="%9."/>
       <w:lvlJc w:val="right"/>
       <w:pPr>
-        <w:ind w:hanging="180" w:left="6480"/>
-      </w:pPr>
-      <w:rPr/>
+        <w:ind w:left="6480" w:hanging="180"/>
+      </w:pPr>
     </w:lvl>
   </w:abstractNum>
-  <w:abstractNum w:abstractNumId="14">
+  <w:abstractNum w:abstractNumId="18" w15:restartNumberingAfterBreak="0">
     <w:nsid w:val="5C600B01"/>
     <w:multiLevelType w:val="hybridMultilevel"/>
+    <w:tmpl w:val="CEBA5B26"/>
     <w:lvl w:ilvl="0" w:tplc="1C090001">
       <w:start w:val="1"/>
       <w:numFmt w:val="bullet"/>
-      <w:suff w:val="tab"/>
       <w:lvlText w:val=""/>
       <w:lvlJc w:val="left"/>
       <w:pPr>
-        <w:ind w:hanging="360" w:left="720"/>
+        <w:ind w:left="720" w:hanging="360"/>
       </w:pPr>
       <w:rPr>
         <w:rFonts w:ascii="Symbol" w:hAnsi="Symbol" w:hint="default"/>
@@ -4681,11 +5918,10 @@
     <w:lvl w:ilvl="1" w:tplc="1C090003">
       <w:start w:val="1"/>
       <w:numFmt w:val="bullet"/>
-      <w:suff w:val="tab"/>
       <w:lvlText w:val="o"/>
       <w:lvlJc w:val="left"/>
       <w:pPr>
-        <w:ind w:hanging="360" w:left="1440"/>
+        <w:ind w:left="1440" w:hanging="360"/>
       </w:pPr>
       <w:rPr>
         <w:rFonts w:ascii="Courier New" w:hAnsi="Courier New" w:cs="Courier New" w:hint="default"/>
@@ -4694,11 +5930,10 @@
     <w:lvl w:ilvl="2" w:tplc="1C090005">
       <w:start w:val="1"/>
       <w:numFmt w:val="bullet"/>
-      <w:suff w:val="tab"/>
-      <w:lvlText w:val=""/>
-      <w:lvlJc w:val="left"/>
-      <w:pPr>
-        <w:ind w:hanging="360" w:left="2160"/>
+      <w:lvlText w:val=""/>
+      <w:lvlJc w:val="left"/>
+      <w:pPr>
+        <w:ind w:left="2160" w:hanging="360"/>
       </w:pPr>
       <w:rPr>
         <w:rFonts w:ascii="Wingdings" w:hAnsi="Wingdings" w:hint="default"/>
@@ -4707,11 +5942,10 @@
     <w:lvl w:ilvl="3" w:tplc="1C090001">
       <w:start w:val="1"/>
       <w:numFmt w:val="bullet"/>
-      <w:suff w:val="tab"/>
       <w:lvlText w:val=""/>
       <w:lvlJc w:val="left"/>
       <w:pPr>
-        <w:ind w:hanging="360" w:left="2880"/>
+        <w:ind w:left="2880" w:hanging="360"/>
       </w:pPr>
       <w:rPr>
         <w:rFonts w:ascii="Symbol" w:hAnsi="Symbol" w:hint="default"/>
@@ -4720,11 +5954,10 @@
     <w:lvl w:ilvl="4" w:tplc="1C090003">
       <w:start w:val="1"/>
       <w:numFmt w:val="bullet"/>
-      <w:suff w:val="tab"/>
       <w:lvlText w:val="o"/>
       <w:lvlJc w:val="left"/>
       <w:pPr>
-        <w:ind w:hanging="360" w:left="3600"/>
+        <w:ind w:left="3600" w:hanging="360"/>
       </w:pPr>
       <w:rPr>
         <w:rFonts w:ascii="Courier New" w:hAnsi="Courier New" w:cs="Courier New" w:hint="default"/>
@@ -4733,11 +5966,10 @@
     <w:lvl w:ilvl="5" w:tplc="1C090005">
       <w:start w:val="1"/>
       <w:numFmt w:val="bullet"/>
-      <w:suff w:val="tab"/>
-      <w:lvlText w:val=""/>
-      <w:lvlJc w:val="left"/>
-      <w:pPr>
-        <w:ind w:hanging="360" w:left="4320"/>
+      <w:lvlText w:val=""/>
+      <w:lvlJc w:val="left"/>
+      <w:pPr>
+        <w:ind w:left="4320" w:hanging="360"/>
       </w:pPr>
       <w:rPr>
         <w:rFonts w:ascii="Wingdings" w:hAnsi="Wingdings" w:hint="default"/>
@@ -4746,11 +5978,10 @@
     <w:lvl w:ilvl="6" w:tplc="1C090001">
       <w:start w:val="1"/>
       <w:numFmt w:val="bullet"/>
-      <w:suff w:val="tab"/>
       <w:lvlText w:val=""/>
       <w:lvlJc w:val="left"/>
       <w:pPr>
-        <w:ind w:hanging="360" w:left="5040"/>
+        <w:ind w:left="5040" w:hanging="360"/>
       </w:pPr>
       <w:rPr>
         <w:rFonts w:ascii="Symbol" w:hAnsi="Symbol" w:hint="default"/>
@@ -4759,11 +5990,10 @@
     <w:lvl w:ilvl="7" w:tplc="1C090003">
       <w:start w:val="1"/>
       <w:numFmt w:val="bullet"/>
-      <w:suff w:val="tab"/>
       <w:lvlText w:val="o"/>
       <w:lvlJc w:val="left"/>
       <w:pPr>
-        <w:ind w:hanging="360" w:left="5760"/>
+        <w:ind w:left="5760" w:hanging="360"/>
       </w:pPr>
       <w:rPr>
         <w:rFonts w:ascii="Courier New" w:hAnsi="Courier New" w:cs="Courier New" w:hint="default"/>
@@ -4772,41 +6002,39 @@
     <w:lvl w:ilvl="8" w:tplc="1C090005">
       <w:start w:val="1"/>
       <w:numFmt w:val="bullet"/>
-      <w:suff w:val="tab"/>
-      <w:lvlText w:val=""/>
-      <w:lvlJc w:val="left"/>
-      <w:pPr>
-        <w:ind w:hanging="360" w:left="6480"/>
+      <w:lvlText w:val=""/>
+      <w:lvlJc w:val="left"/>
+      <w:pPr>
+        <w:ind w:left="6480" w:hanging="360"/>
       </w:pPr>
       <w:rPr>
         <w:rFonts w:ascii="Wingdings" w:hAnsi="Wingdings" w:hint="default"/>
       </w:rPr>
     </w:lvl>
   </w:abstractNum>
-  <w:abstractNum w:abstractNumId="15">
+  <w:abstractNum w:abstractNumId="19" w15:restartNumberingAfterBreak="0">
     <w:nsid w:val="5D013853"/>
     <w:multiLevelType w:val="hybridMultilevel"/>
+    <w:tmpl w:val="454AA586"/>
     <w:lvl w:ilvl="0" w:tplc="8FF42348">
       <w:start w:val="2"/>
       <w:numFmt w:val="bullet"/>
-      <w:suff w:val="tab"/>
       <w:lvlText w:val="-"/>
       <w:lvlJc w:val="left"/>
       <w:pPr>
-        <w:ind w:hanging="360" w:left="720"/>
-      </w:pPr>
-      <w:rPr>
-        <w:rFonts w:ascii="Arial" w:hAnsi="Arial" w:cs="Arial" w:eastAsiaTheme="minorEastAsia" w:hint="default"/>
+        <w:ind w:left="720" w:hanging="360"/>
+      </w:pPr>
+      <w:rPr>
+        <w:rFonts w:ascii="Arial" w:eastAsiaTheme="minorEastAsia" w:hAnsi="Arial" w:cs="Arial" w:hint="default"/>
       </w:rPr>
     </w:lvl>
     <w:lvl w:ilvl="1" w:tplc="1C090003">
       <w:start w:val="1"/>
       <w:numFmt w:val="bullet"/>
-      <w:suff w:val="tab"/>
       <w:lvlText w:val="o"/>
       <w:lvlJc w:val="left"/>
       <w:pPr>
-        <w:ind w:hanging="360" w:left="1440"/>
+        <w:ind w:left="1440" w:hanging="360"/>
       </w:pPr>
       <w:rPr>
         <w:rFonts w:ascii="Courier New" w:hAnsi="Courier New" w:cs="Courier New" w:hint="default"/>
@@ -4815,11 +6043,10 @@
     <w:lvl w:ilvl="2" w:tplc="1C090005">
       <w:start w:val="1"/>
       <w:numFmt w:val="bullet"/>
-      <w:suff w:val="tab"/>
-      <w:lvlText w:val=""/>
-      <w:lvlJc w:val="left"/>
-      <w:pPr>
-        <w:ind w:hanging="360" w:left="2160"/>
+      <w:lvlText w:val=""/>
+      <w:lvlJc w:val="left"/>
+      <w:pPr>
+        <w:ind w:left="2160" w:hanging="360"/>
       </w:pPr>
       <w:rPr>
         <w:rFonts w:ascii="Wingdings" w:hAnsi="Wingdings" w:hint="default"/>
@@ -4828,11 +6055,10 @@
     <w:lvl w:ilvl="3" w:tplc="1C090001">
       <w:start w:val="1"/>
       <w:numFmt w:val="bullet"/>
-      <w:suff w:val="tab"/>
       <w:lvlText w:val=""/>
       <w:lvlJc w:val="left"/>
       <w:pPr>
-        <w:ind w:hanging="360" w:left="2880"/>
+        <w:ind w:left="2880" w:hanging="360"/>
       </w:pPr>
       <w:rPr>
         <w:rFonts w:ascii="Symbol" w:hAnsi="Symbol" w:hint="default"/>
@@ -4841,11 +6067,10 @@
     <w:lvl w:ilvl="4" w:tplc="1C090003">
       <w:start w:val="1"/>
       <w:numFmt w:val="bullet"/>
-      <w:suff w:val="tab"/>
       <w:lvlText w:val="o"/>
       <w:lvlJc w:val="left"/>
       <w:pPr>
-        <w:ind w:hanging="360" w:left="3600"/>
+        <w:ind w:left="3600" w:hanging="360"/>
       </w:pPr>
       <w:rPr>
         <w:rFonts w:ascii="Courier New" w:hAnsi="Courier New" w:cs="Courier New" w:hint="default"/>
@@ -4854,11 +6079,10 @@
     <w:lvl w:ilvl="5" w:tplc="1C090005">
       <w:start w:val="1"/>
       <w:numFmt w:val="bullet"/>
-      <w:suff w:val="tab"/>
-      <w:lvlText w:val=""/>
-      <w:lvlJc w:val="left"/>
-      <w:pPr>
-        <w:ind w:hanging="360" w:left="4320"/>
+      <w:lvlText w:val=""/>
+      <w:lvlJc w:val="left"/>
+      <w:pPr>
+        <w:ind w:left="4320" w:hanging="360"/>
       </w:pPr>
       <w:rPr>
         <w:rFonts w:ascii="Wingdings" w:hAnsi="Wingdings" w:hint="default"/>
@@ -4867,11 +6091,10 @@
     <w:lvl w:ilvl="6" w:tplc="1C090001">
       <w:start w:val="1"/>
       <w:numFmt w:val="bullet"/>
-      <w:suff w:val="tab"/>
       <w:lvlText w:val=""/>
       <w:lvlJc w:val="left"/>
       <w:pPr>
-        <w:ind w:hanging="360" w:left="5040"/>
+        <w:ind w:left="5040" w:hanging="360"/>
       </w:pPr>
       <w:rPr>
         <w:rFonts w:ascii="Symbol" w:hAnsi="Symbol" w:hint="default"/>
@@ -4880,11 +6103,10 @@
     <w:lvl w:ilvl="7" w:tplc="1C090003">
       <w:start w:val="1"/>
       <w:numFmt w:val="bullet"/>
-      <w:suff w:val="tab"/>
       <w:lvlText w:val="o"/>
       <w:lvlJc w:val="left"/>
       <w:pPr>
-        <w:ind w:hanging="360" w:left="5760"/>
+        <w:ind w:left="5760" w:hanging="360"/>
       </w:pPr>
       <w:rPr>
         <w:rFonts w:ascii="Courier New" w:hAnsi="Courier New" w:cs="Courier New" w:hint="default"/>
@@ -4893,28 +6115,27 @@
     <w:lvl w:ilvl="8" w:tplc="1C090005">
       <w:start w:val="1"/>
       <w:numFmt w:val="bullet"/>
-      <w:suff w:val="tab"/>
-      <w:lvlText w:val=""/>
-      <w:lvlJc w:val="left"/>
-      <w:pPr>
-        <w:ind w:hanging="360" w:left="6480"/>
+      <w:lvlText w:val=""/>
+      <w:lvlJc w:val="left"/>
+      <w:pPr>
+        <w:ind w:left="6480" w:hanging="360"/>
       </w:pPr>
       <w:rPr>
         <w:rFonts w:ascii="Wingdings" w:hAnsi="Wingdings" w:hint="default"/>
       </w:rPr>
     </w:lvl>
   </w:abstractNum>
-  <w:abstractNum w:abstractNumId="16">
+  <w:abstractNum w:abstractNumId="20" w15:restartNumberingAfterBreak="0">
     <w:nsid w:val="61776ABB"/>
     <w:multiLevelType w:val="hybridMultilevel"/>
+    <w:tmpl w:val="90BE71BC"/>
     <w:lvl w:ilvl="0" w:tplc="1C090001">
       <w:start w:val="1"/>
       <w:numFmt w:val="bullet"/>
-      <w:suff w:val="tab"/>
       <w:lvlText w:val=""/>
       <w:lvlJc w:val="left"/>
       <w:pPr>
-        <w:ind w:hanging="360" w:left="791"/>
+        <w:ind w:left="791" w:hanging="360"/>
       </w:pPr>
       <w:rPr>
         <w:rFonts w:ascii="Symbol" w:hAnsi="Symbol" w:hint="default"/>
@@ -4923,11 +6144,10 @@
     <w:lvl w:ilvl="1" w:tplc="1C090003">
       <w:start w:val="1"/>
       <w:numFmt w:val="bullet"/>
-      <w:suff w:val="tab"/>
       <w:lvlText w:val="o"/>
       <w:lvlJc w:val="left"/>
       <w:pPr>
-        <w:ind w:hanging="360" w:left="1511"/>
+        <w:ind w:left="1511" w:hanging="360"/>
       </w:pPr>
       <w:rPr>
         <w:rFonts w:ascii="Courier New" w:hAnsi="Courier New" w:cs="Courier New" w:hint="default"/>
@@ -4936,11 +6156,10 @@
     <w:lvl w:ilvl="2" w:tplc="1C090005">
       <w:start w:val="1"/>
       <w:numFmt w:val="bullet"/>
-      <w:suff w:val="tab"/>
-      <w:lvlText w:val=""/>
-      <w:lvlJc w:val="left"/>
-      <w:pPr>
-        <w:ind w:hanging="360" w:left="2231"/>
+      <w:lvlText w:val=""/>
+      <w:lvlJc w:val="left"/>
+      <w:pPr>
+        <w:ind w:left="2231" w:hanging="360"/>
       </w:pPr>
       <w:rPr>
         <w:rFonts w:ascii="Wingdings" w:hAnsi="Wingdings" w:hint="default"/>
@@ -4949,11 +6168,10 @@
     <w:lvl w:ilvl="3" w:tplc="1C090001">
       <w:start w:val="1"/>
       <w:numFmt w:val="bullet"/>
-      <w:suff w:val="tab"/>
       <w:lvlText w:val=""/>
       <w:lvlJc w:val="left"/>
       <w:pPr>
-        <w:ind w:hanging="360" w:left="2951"/>
+        <w:ind w:left="2951" w:hanging="360"/>
       </w:pPr>
       <w:rPr>
         <w:rFonts w:ascii="Symbol" w:hAnsi="Symbol" w:hint="default"/>
@@ -4962,11 +6180,10 @@
     <w:lvl w:ilvl="4" w:tplc="1C090003">
       <w:start w:val="1"/>
       <w:numFmt w:val="bullet"/>
-      <w:suff w:val="tab"/>
       <w:lvlText w:val="o"/>
       <w:lvlJc w:val="left"/>
       <w:pPr>
-        <w:ind w:hanging="360" w:left="3671"/>
+        <w:ind w:left="3671" w:hanging="360"/>
       </w:pPr>
       <w:rPr>
         <w:rFonts w:ascii="Courier New" w:hAnsi="Courier New" w:cs="Courier New" w:hint="default"/>
@@ -4975,11 +6192,10 @@
     <w:lvl w:ilvl="5" w:tplc="1C090005">
       <w:start w:val="1"/>
       <w:numFmt w:val="bullet"/>
-      <w:suff w:val="tab"/>
-      <w:lvlText w:val=""/>
-      <w:lvlJc w:val="left"/>
-      <w:pPr>
-        <w:ind w:hanging="360" w:left="4391"/>
+      <w:lvlText w:val=""/>
+      <w:lvlJc w:val="left"/>
+      <w:pPr>
+        <w:ind w:left="4391" w:hanging="360"/>
       </w:pPr>
       <w:rPr>
         <w:rFonts w:ascii="Wingdings" w:hAnsi="Wingdings" w:hint="default"/>
@@ -4988,11 +6204,10 @@
     <w:lvl w:ilvl="6" w:tplc="1C090001">
       <w:start w:val="1"/>
       <w:numFmt w:val="bullet"/>
-      <w:suff w:val="tab"/>
       <w:lvlText w:val=""/>
       <w:lvlJc w:val="left"/>
       <w:pPr>
-        <w:ind w:hanging="360" w:left="5111"/>
+        <w:ind w:left="5111" w:hanging="360"/>
       </w:pPr>
       <w:rPr>
         <w:rFonts w:ascii="Symbol" w:hAnsi="Symbol" w:hint="default"/>
@@ -5001,11 +6216,10 @@
     <w:lvl w:ilvl="7" w:tplc="1C090003">
       <w:start w:val="1"/>
       <w:numFmt w:val="bullet"/>
-      <w:suff w:val="tab"/>
       <w:lvlText w:val="o"/>
       <w:lvlJc w:val="left"/>
       <w:pPr>
-        <w:ind w:hanging="360" w:left="5831"/>
+        <w:ind w:left="5831" w:hanging="360"/>
       </w:pPr>
       <w:rPr>
         <w:rFonts w:ascii="Courier New" w:hAnsi="Courier New" w:cs="Courier New" w:hint="default"/>
@@ -5014,31 +6228,30 @@
     <w:lvl w:ilvl="8" w:tplc="1C090005">
       <w:start w:val="1"/>
       <w:numFmt w:val="bullet"/>
-      <w:suff w:val="tab"/>
-      <w:lvlText w:val=""/>
-      <w:lvlJc w:val="left"/>
-      <w:pPr>
-        <w:ind w:hanging="360" w:left="6551"/>
+      <w:lvlText w:val=""/>
+      <w:lvlJc w:val="left"/>
+      <w:pPr>
+        <w:ind w:left="6551" w:hanging="360"/>
       </w:pPr>
       <w:rPr>
         <w:rFonts w:ascii="Wingdings" w:hAnsi="Wingdings" w:hint="default"/>
       </w:rPr>
     </w:lvl>
   </w:abstractNum>
-  <w:abstractNum w:abstractNumId="17">
+  <w:abstractNum w:abstractNumId="21" w15:restartNumberingAfterBreak="0">
     <w:nsid w:val="68CA4A9C"/>
     <w:multiLevelType w:val="multilevel"/>
+    <w:tmpl w:val="934AF73A"/>
     <w:lvl w:ilvl="0">
       <w:start w:val="1"/>
       <w:numFmt w:val="bullet"/>
-      <w:suff w:val="tab"/>
       <w:lvlText w:val=""/>
       <w:lvlJc w:val="left"/>
       <w:pPr>
-        <w:ind w:hanging="360" w:left="720"/>
         <w:tabs>
-          <w:tab w:val="num" w:pos="720" w:leader="none"/>
+          <w:tab w:val="num" w:pos="720"/>
         </w:tabs>
+        <w:ind w:left="720" w:hanging="360"/>
       </w:pPr>
       <w:rPr>
         <w:rFonts w:ascii="Symbol" w:hAnsi="Symbol" w:hint="default"/>
@@ -5048,14 +6261,13 @@
     <w:lvl w:ilvl="1">
       <w:start w:val="1"/>
       <w:numFmt w:val="bullet"/>
-      <w:suff w:val="tab"/>
       <w:lvlText w:val="o"/>
       <w:lvlJc w:val="left"/>
       <w:pPr>
-        <w:ind w:hanging="360" w:left="1440"/>
         <w:tabs>
-          <w:tab w:val="num" w:pos="1440" w:leader="none"/>
+          <w:tab w:val="num" w:pos="1440"/>
         </w:tabs>
+        <w:ind w:left="1440" w:hanging="360"/>
       </w:pPr>
       <w:rPr>
         <w:rFonts w:ascii="Courier New" w:hAnsi="Courier New" w:hint="default"/>
@@ -5065,14 +6277,13 @@
     <w:lvl w:ilvl="2">
       <w:start w:val="1"/>
       <w:numFmt w:val="bullet"/>
-      <w:suff w:val="tab"/>
-      <w:lvlText w:val=""/>
-      <w:lvlJc w:val="left"/>
-      <w:pPr>
-        <w:ind w:hanging="360" w:left="2160"/>
+      <w:lvlText w:val=""/>
+      <w:lvlJc w:val="left"/>
+      <w:pPr>
         <w:tabs>
-          <w:tab w:val="num" w:pos="2160" w:leader="none"/>
+          <w:tab w:val="num" w:pos="2160"/>
         </w:tabs>
+        <w:ind w:left="2160" w:hanging="360"/>
       </w:pPr>
       <w:rPr>
         <w:rFonts w:ascii="Wingdings" w:hAnsi="Wingdings" w:hint="default"/>
@@ -5082,14 +6293,13 @@
     <w:lvl w:ilvl="3">
       <w:start w:val="1"/>
       <w:numFmt w:val="bullet"/>
-      <w:suff w:val="tab"/>
-      <w:lvlText w:val=""/>
-      <w:lvlJc w:val="left"/>
-      <w:pPr>
-        <w:ind w:hanging="360" w:left="2880"/>
+      <w:lvlText w:val=""/>
+      <w:lvlJc w:val="left"/>
+      <w:pPr>
         <w:tabs>
-          <w:tab w:val="num" w:pos="2880" w:leader="none"/>
+          <w:tab w:val="num" w:pos="2880"/>
         </w:tabs>
+        <w:ind w:left="2880" w:hanging="360"/>
       </w:pPr>
       <w:rPr>
         <w:rFonts w:ascii="Wingdings" w:hAnsi="Wingdings" w:hint="default"/>
@@ -5099,14 +6309,13 @@
     <w:lvl w:ilvl="4">
       <w:start w:val="1"/>
       <w:numFmt w:val="bullet"/>
-      <w:suff w:val="tab"/>
-      <w:lvlText w:val=""/>
-      <w:lvlJc w:val="left"/>
-      <w:pPr>
-        <w:ind w:hanging="360" w:left="3600"/>
+      <w:lvlText w:val=""/>
+      <w:lvlJc w:val="left"/>
+      <w:pPr>
         <w:tabs>
-          <w:tab w:val="num" w:pos="3600" w:leader="none"/>
+          <w:tab w:val="num" w:pos="3600"/>
         </w:tabs>
+        <w:ind w:left="3600" w:hanging="360"/>
       </w:pPr>
       <w:rPr>
         <w:rFonts w:ascii="Wingdings" w:hAnsi="Wingdings" w:hint="default"/>
@@ -5116,14 +6325,13 @@
     <w:lvl w:ilvl="5">
       <w:start w:val="1"/>
       <w:numFmt w:val="bullet"/>
-      <w:suff w:val="tab"/>
-      <w:lvlText w:val=""/>
-      <w:lvlJc w:val="left"/>
-      <w:pPr>
-        <w:ind w:hanging="360" w:left="4320"/>
+      <w:lvlText w:val=""/>
+      <w:lvlJc w:val="left"/>
+      <w:pPr>
         <w:tabs>
-          <w:tab w:val="num" w:pos="4320" w:leader="none"/>
+          <w:tab w:val="num" w:pos="4320"/>
         </w:tabs>
+        <w:ind w:left="4320" w:hanging="360"/>
       </w:pPr>
       <w:rPr>
         <w:rFonts w:ascii="Wingdings" w:hAnsi="Wingdings" w:hint="default"/>
@@ -5133,14 +6341,13 @@
     <w:lvl w:ilvl="6">
       <w:start w:val="1"/>
       <w:numFmt w:val="bullet"/>
-      <w:suff w:val="tab"/>
-      <w:lvlText w:val=""/>
-      <w:lvlJc w:val="left"/>
-      <w:pPr>
-        <w:ind w:hanging="360" w:left="5040"/>
+      <w:lvlText w:val=""/>
+      <w:lvlJc w:val="left"/>
+      <w:pPr>
         <w:tabs>
-          <w:tab w:val="num" w:pos="5040" w:leader="none"/>
+          <w:tab w:val="num" w:pos="5040"/>
         </w:tabs>
+        <w:ind w:left="5040" w:hanging="360"/>
       </w:pPr>
       <w:rPr>
         <w:rFonts w:ascii="Wingdings" w:hAnsi="Wingdings" w:hint="default"/>
@@ -5150,14 +6357,13 @@
     <w:lvl w:ilvl="7">
       <w:start w:val="1"/>
       <w:numFmt w:val="bullet"/>
-      <w:suff w:val="tab"/>
-      <w:lvlText w:val=""/>
-      <w:lvlJc w:val="left"/>
-      <w:pPr>
-        <w:ind w:hanging="360" w:left="5760"/>
+      <w:lvlText w:val=""/>
+      <w:lvlJc w:val="left"/>
+      <w:pPr>
         <w:tabs>
-          <w:tab w:val="num" w:pos="5760" w:leader="none"/>
+          <w:tab w:val="num" w:pos="5760"/>
         </w:tabs>
+        <w:ind w:left="5760" w:hanging="360"/>
       </w:pPr>
       <w:rPr>
         <w:rFonts w:ascii="Wingdings" w:hAnsi="Wingdings" w:hint="default"/>
@@ -5167,14 +6373,13 @@
     <w:lvl w:ilvl="8">
       <w:start w:val="1"/>
       <w:numFmt w:val="bullet"/>
-      <w:suff w:val="tab"/>
-      <w:lvlText w:val=""/>
-      <w:lvlJc w:val="left"/>
-      <w:pPr>
-        <w:ind w:hanging="360" w:left="6480"/>
+      <w:lvlText w:val=""/>
+      <w:lvlJc w:val="left"/>
+      <w:pPr>
         <w:tabs>
-          <w:tab w:val="num" w:pos="6480" w:leader="none"/>
+          <w:tab w:val="num" w:pos="6480"/>
         </w:tabs>
+        <w:ind w:left="6480" w:hanging="360"/>
       </w:pPr>
       <w:rPr>
         <w:rFonts w:ascii="Wingdings" w:hAnsi="Wingdings" w:hint="default"/>
@@ -5182,30 +6387,29 @@
       </w:rPr>
     </w:lvl>
   </w:abstractNum>
-  <w:abstractNum w:abstractNumId="18">
+  <w:abstractNum w:abstractNumId="22" w15:restartNumberingAfterBreak="0">
     <w:nsid w:val="6F1C5BFC"/>
     <w:multiLevelType w:val="hybridMultilevel"/>
+    <w:tmpl w:val="4CF2315C"/>
     <w:lvl w:ilvl="0" w:tplc="8FF42348">
       <w:start w:val="2"/>
       <w:numFmt w:val="bullet"/>
-      <w:suff w:val="tab"/>
       <w:lvlText w:val="-"/>
       <w:lvlJc w:val="left"/>
       <w:pPr>
-        <w:ind w:hanging="360" w:left="720"/>
-      </w:pPr>
-      <w:rPr>
-        <w:rFonts w:ascii="Arial" w:hAnsi="Arial" w:cs="Arial" w:eastAsiaTheme="minorEastAsia" w:hint="default"/>
+        <w:ind w:left="720" w:hanging="360"/>
+      </w:pPr>
+      <w:rPr>
+        <w:rFonts w:ascii="Arial" w:eastAsiaTheme="minorEastAsia" w:hAnsi="Arial" w:cs="Arial" w:hint="default"/>
       </w:rPr>
     </w:lvl>
     <w:lvl w:ilvl="1" w:tplc="1C090003">
       <w:start w:val="1"/>
       <w:numFmt w:val="bullet"/>
-      <w:suff w:val="tab"/>
       <w:lvlText w:val="o"/>
       <w:lvlJc w:val="left"/>
       <w:pPr>
-        <w:ind w:hanging="360" w:left="1440"/>
+        <w:ind w:left="1440" w:hanging="360"/>
       </w:pPr>
       <w:rPr>
         <w:rFonts w:ascii="Courier New" w:hAnsi="Courier New" w:cs="Courier New" w:hint="default"/>
@@ -5214,11 +6418,10 @@
     <w:lvl w:ilvl="2" w:tplc="1C090005">
       <w:start w:val="1"/>
       <w:numFmt w:val="bullet"/>
-      <w:suff w:val="tab"/>
-      <w:lvlText w:val=""/>
-      <w:lvlJc w:val="left"/>
-      <w:pPr>
-        <w:ind w:hanging="360" w:left="2160"/>
+      <w:lvlText w:val=""/>
+      <w:lvlJc w:val="left"/>
+      <w:pPr>
+        <w:ind w:left="2160" w:hanging="360"/>
       </w:pPr>
       <w:rPr>
         <w:rFonts w:ascii="Wingdings" w:hAnsi="Wingdings" w:hint="default"/>
@@ -5227,11 +6430,10 @@
     <w:lvl w:ilvl="3" w:tplc="1C090001">
       <w:start w:val="1"/>
       <w:numFmt w:val="bullet"/>
-      <w:suff w:val="tab"/>
       <w:lvlText w:val=""/>
       <w:lvlJc w:val="left"/>
       <w:pPr>
-        <w:ind w:hanging="360" w:left="2880"/>
+        <w:ind w:left="2880" w:hanging="360"/>
       </w:pPr>
       <w:rPr>
         <w:rFonts w:ascii="Symbol" w:hAnsi="Symbol" w:hint="default"/>
@@ -5240,11 +6442,10 @@
     <w:lvl w:ilvl="4" w:tplc="1C090003">
       <w:start w:val="1"/>
       <w:numFmt w:val="bullet"/>
-      <w:suff w:val="tab"/>
       <w:lvlText w:val="o"/>
       <w:lvlJc w:val="left"/>
       <w:pPr>
-        <w:ind w:hanging="360" w:left="3600"/>
+        <w:ind w:left="3600" w:hanging="360"/>
       </w:pPr>
       <w:rPr>
         <w:rFonts w:ascii="Courier New" w:hAnsi="Courier New" w:cs="Courier New" w:hint="default"/>
@@ -5253,11 +6454,10 @@
     <w:lvl w:ilvl="5" w:tplc="1C090005">
       <w:start w:val="1"/>
       <w:numFmt w:val="bullet"/>
-      <w:suff w:val="tab"/>
-      <w:lvlText w:val=""/>
-      <w:lvlJc w:val="left"/>
-      <w:pPr>
-        <w:ind w:hanging="360" w:left="4320"/>
+      <w:lvlText w:val=""/>
+      <w:lvlJc w:val="left"/>
+      <w:pPr>
+        <w:ind w:left="4320" w:hanging="360"/>
       </w:pPr>
       <w:rPr>
         <w:rFonts w:ascii="Wingdings" w:hAnsi="Wingdings" w:hint="default"/>
@@ -5266,11 +6466,10 @@
     <w:lvl w:ilvl="6" w:tplc="1C090001">
       <w:start w:val="1"/>
       <w:numFmt w:val="bullet"/>
-      <w:suff w:val="tab"/>
       <w:lvlText w:val=""/>
       <w:lvlJc w:val="left"/>
       <w:pPr>
-        <w:ind w:hanging="360" w:left="5040"/>
+        <w:ind w:left="5040" w:hanging="360"/>
       </w:pPr>
       <w:rPr>
         <w:rFonts w:ascii="Symbol" w:hAnsi="Symbol" w:hint="default"/>
@@ -5279,11 +6478,10 @@
     <w:lvl w:ilvl="7" w:tplc="1C090003">
       <w:start w:val="1"/>
       <w:numFmt w:val="bullet"/>
-      <w:suff w:val="tab"/>
       <w:lvlText w:val="o"/>
       <w:lvlJc w:val="left"/>
       <w:pPr>
-        <w:ind w:hanging="360" w:left="5760"/>
+        <w:ind w:left="5760" w:hanging="360"/>
       </w:pPr>
       <w:rPr>
         <w:rFonts w:ascii="Courier New" w:hAnsi="Courier New" w:cs="Courier New" w:hint="default"/>
@@ -5292,28 +6490,27 @@
     <w:lvl w:ilvl="8" w:tplc="1C090005">
       <w:start w:val="1"/>
       <w:numFmt w:val="bullet"/>
-      <w:suff w:val="tab"/>
-      <w:lvlText w:val=""/>
-      <w:lvlJc w:val="left"/>
-      <w:pPr>
-        <w:ind w:hanging="360" w:left="6480"/>
+      <w:lvlText w:val=""/>
+      <w:lvlJc w:val="left"/>
+      <w:pPr>
+        <w:ind w:left="6480" w:hanging="360"/>
       </w:pPr>
       <w:rPr>
         <w:rFonts w:ascii="Wingdings" w:hAnsi="Wingdings" w:hint="default"/>
       </w:rPr>
     </w:lvl>
   </w:abstractNum>
-  <w:abstractNum w:abstractNumId="19">
+  <w:abstractNum w:abstractNumId="23" w15:restartNumberingAfterBreak="0">
     <w:nsid w:val="6FE44037"/>
     <w:multiLevelType w:val="hybridMultilevel"/>
+    <w:tmpl w:val="5A1A2970"/>
     <w:lvl w:ilvl="0" w:tplc="1C090001">
       <w:start w:val="1"/>
       <w:numFmt w:val="bullet"/>
-      <w:suff w:val="tab"/>
       <w:lvlText w:val=""/>
       <w:lvlJc w:val="left"/>
       <w:pPr>
-        <w:ind w:hanging="360" w:left="720"/>
+        <w:ind w:left="720" w:hanging="360"/>
       </w:pPr>
       <w:rPr>
         <w:rFonts w:ascii="Symbol" w:hAnsi="Symbol" w:hint="default"/>
@@ -5322,11 +6519,10 @@
     <w:lvl w:ilvl="1" w:tplc="1C090003">
       <w:start w:val="1"/>
       <w:numFmt w:val="bullet"/>
-      <w:suff w:val="tab"/>
       <w:lvlText w:val="o"/>
       <w:lvlJc w:val="left"/>
       <w:pPr>
-        <w:ind w:hanging="360" w:left="1440"/>
+        <w:ind w:left="1440" w:hanging="360"/>
       </w:pPr>
       <w:rPr>
         <w:rFonts w:ascii="Courier New" w:hAnsi="Courier New" w:cs="Courier New" w:hint="default"/>
@@ -5335,11 +6531,10 @@
     <w:lvl w:ilvl="2" w:tplc="1C090005">
       <w:start w:val="1"/>
       <w:numFmt w:val="bullet"/>
-      <w:suff w:val="tab"/>
-      <w:lvlText w:val=""/>
-      <w:lvlJc w:val="left"/>
-      <w:pPr>
-        <w:ind w:hanging="360" w:left="2160"/>
+      <w:lvlText w:val=""/>
+      <w:lvlJc w:val="left"/>
+      <w:pPr>
+        <w:ind w:left="2160" w:hanging="360"/>
       </w:pPr>
       <w:rPr>
         <w:rFonts w:ascii="Wingdings" w:hAnsi="Wingdings" w:hint="default"/>
@@ -5348,11 +6543,10 @@
     <w:lvl w:ilvl="3" w:tplc="1C090001">
       <w:start w:val="1"/>
       <w:numFmt w:val="bullet"/>
-      <w:suff w:val="tab"/>
       <w:lvlText w:val=""/>
       <w:lvlJc w:val="left"/>
       <w:pPr>
-        <w:ind w:hanging="360" w:left="2880"/>
+        <w:ind w:left="2880" w:hanging="360"/>
       </w:pPr>
       <w:rPr>
         <w:rFonts w:ascii="Symbol" w:hAnsi="Symbol" w:hint="default"/>
@@ -5361,11 +6555,10 @@
     <w:lvl w:ilvl="4" w:tplc="1C090003">
       <w:start w:val="1"/>
       <w:numFmt w:val="bullet"/>
-      <w:suff w:val="tab"/>
       <w:lvlText w:val="o"/>
       <w:lvlJc w:val="left"/>
       <w:pPr>
-        <w:ind w:hanging="360" w:left="3600"/>
+        <w:ind w:left="3600" w:hanging="360"/>
       </w:pPr>
       <w:rPr>
         <w:rFonts w:ascii="Courier New" w:hAnsi="Courier New" w:cs="Courier New" w:hint="default"/>
@@ -5374,11 +6567,10 @@
     <w:lvl w:ilvl="5" w:tplc="1C090005">
       <w:start w:val="1"/>
       <w:numFmt w:val="bullet"/>
-      <w:suff w:val="tab"/>
-      <w:lvlText w:val=""/>
-      <w:lvlJc w:val="left"/>
-      <w:pPr>
-        <w:ind w:hanging="360" w:left="4320"/>
+      <w:lvlText w:val=""/>
+      <w:lvlJc w:val="left"/>
+      <w:pPr>
+        <w:ind w:left="4320" w:hanging="360"/>
       </w:pPr>
       <w:rPr>
         <w:rFonts w:ascii="Wingdings" w:hAnsi="Wingdings" w:hint="default"/>
@@ -5387,11 +6579,10 @@
     <w:lvl w:ilvl="6" w:tplc="1C090001">
       <w:start w:val="1"/>
       <w:numFmt w:val="bullet"/>
-      <w:suff w:val="tab"/>
       <w:lvlText w:val=""/>
       <w:lvlJc w:val="left"/>
       <w:pPr>
-        <w:ind w:hanging="360" w:left="5040"/>
+        <w:ind w:left="5040" w:hanging="360"/>
       </w:pPr>
       <w:rPr>
         <w:rFonts w:ascii="Symbol" w:hAnsi="Symbol" w:hint="default"/>
@@ -5400,11 +6591,10 @@
     <w:lvl w:ilvl="7" w:tplc="1C090003">
       <w:start w:val="1"/>
       <w:numFmt w:val="bullet"/>
-      <w:suff w:val="tab"/>
       <w:lvlText w:val="o"/>
       <w:lvlJc w:val="left"/>
       <w:pPr>
-        <w:ind w:hanging="360" w:left="5760"/>
+        <w:ind w:left="5760" w:hanging="360"/>
       </w:pPr>
       <w:rPr>
         <w:rFonts w:ascii="Courier New" w:hAnsi="Courier New" w:cs="Courier New" w:hint="default"/>
@@ -5413,28 +6603,176 @@
     <w:lvl w:ilvl="8" w:tplc="1C090005">
       <w:start w:val="1"/>
       <w:numFmt w:val="bullet"/>
-      <w:suff w:val="tab"/>
-      <w:lvlText w:val=""/>
-      <w:lvlJc w:val="left"/>
-      <w:pPr>
-        <w:ind w:hanging="360" w:left="6480"/>
+      <w:lvlText w:val=""/>
+      <w:lvlJc w:val="left"/>
+      <w:pPr>
+        <w:ind w:left="6480" w:hanging="360"/>
       </w:pPr>
       <w:rPr>
         <w:rFonts w:ascii="Wingdings" w:hAnsi="Wingdings" w:hint="default"/>
       </w:rPr>
     </w:lvl>
   </w:abstractNum>
-  <w:abstractNum w:abstractNumId="20">
+  <w:abstractNum w:abstractNumId="24" w15:restartNumberingAfterBreak="0">
+    <w:nsid w:val="70BD5C80"/>
+    <w:multiLevelType w:val="multilevel"/>
+    <w:tmpl w:val="A6DE150E"/>
+    <w:lvl w:ilvl="0">
+      <w:start w:val="1"/>
+      <w:numFmt w:val="bullet"/>
+      <w:lvlText w:val=""/>
+      <w:lvlJc w:val="left"/>
+      <w:pPr>
+        <w:tabs>
+          <w:tab w:val="num" w:pos="720"/>
+        </w:tabs>
+        <w:ind w:left="720" w:hanging="360"/>
+      </w:pPr>
+      <w:rPr>
+        <w:rFonts w:ascii="Symbol" w:hAnsi="Symbol" w:hint="default"/>
+        <w:sz w:val="20"/>
+      </w:rPr>
+    </w:lvl>
+    <w:lvl w:ilvl="1" w:tentative="1">
+      <w:start w:val="1"/>
+      <w:numFmt w:val="bullet"/>
+      <w:lvlText w:val="o"/>
+      <w:lvlJc w:val="left"/>
+      <w:pPr>
+        <w:tabs>
+          <w:tab w:val="num" w:pos="1440"/>
+        </w:tabs>
+        <w:ind w:left="1440" w:hanging="360"/>
+      </w:pPr>
+      <w:rPr>
+        <w:rFonts w:ascii="Courier New" w:hAnsi="Courier New" w:hint="default"/>
+        <w:sz w:val="20"/>
+      </w:rPr>
+    </w:lvl>
+    <w:lvl w:ilvl="2" w:tentative="1">
+      <w:start w:val="1"/>
+      <w:numFmt w:val="bullet"/>
+      <w:lvlText w:val=""/>
+      <w:lvlJc w:val="left"/>
+      <w:pPr>
+        <w:tabs>
+          <w:tab w:val="num" w:pos="2160"/>
+        </w:tabs>
+        <w:ind w:left="2160" w:hanging="360"/>
+      </w:pPr>
+      <w:rPr>
+        <w:rFonts w:ascii="Wingdings" w:hAnsi="Wingdings" w:hint="default"/>
+        <w:sz w:val="20"/>
+      </w:rPr>
+    </w:lvl>
+    <w:lvl w:ilvl="3" w:tentative="1">
+      <w:start w:val="1"/>
+      <w:numFmt w:val="bullet"/>
+      <w:lvlText w:val=""/>
+      <w:lvlJc w:val="left"/>
+      <w:pPr>
+        <w:tabs>
+          <w:tab w:val="num" w:pos="2880"/>
+        </w:tabs>
+        <w:ind w:left="2880" w:hanging="360"/>
+      </w:pPr>
+      <w:rPr>
+        <w:rFonts w:ascii="Wingdings" w:hAnsi="Wingdings" w:hint="default"/>
+        <w:sz w:val="20"/>
+      </w:rPr>
+    </w:lvl>
+    <w:lvl w:ilvl="4" w:tentative="1">
+      <w:start w:val="1"/>
+      <w:numFmt w:val="bullet"/>
+      <w:lvlText w:val=""/>
+      <w:lvlJc w:val="left"/>
+      <w:pPr>
+        <w:tabs>
+          <w:tab w:val="num" w:pos="3600"/>
+        </w:tabs>
+        <w:ind w:left="3600" w:hanging="360"/>
+      </w:pPr>
+      <w:rPr>
+        <w:rFonts w:ascii="Wingdings" w:hAnsi="Wingdings" w:hint="default"/>
+        <w:sz w:val="20"/>
+      </w:rPr>
+    </w:lvl>
+    <w:lvl w:ilvl="5" w:tentative="1">
+      <w:start w:val="1"/>
+      <w:numFmt w:val="bullet"/>
+      <w:lvlText w:val=""/>
+      <w:lvlJc w:val="left"/>
+      <w:pPr>
+        <w:tabs>
+          <w:tab w:val="num" w:pos="4320"/>
+        </w:tabs>
+        <w:ind w:left="4320" w:hanging="360"/>
+      </w:pPr>
+      <w:rPr>
+        <w:rFonts w:ascii="Wingdings" w:hAnsi="Wingdings" w:hint="default"/>
+        <w:sz w:val="20"/>
+      </w:rPr>
+    </w:lvl>
+    <w:lvl w:ilvl="6" w:tentative="1">
+      <w:start w:val="1"/>
+      <w:numFmt w:val="bullet"/>
+      <w:lvlText w:val=""/>
+      <w:lvlJc w:val="left"/>
+      <w:pPr>
+        <w:tabs>
+          <w:tab w:val="num" w:pos="5040"/>
+        </w:tabs>
+        <w:ind w:left="5040" w:hanging="360"/>
+      </w:pPr>
+      <w:rPr>
+        <w:rFonts w:ascii="Wingdings" w:hAnsi="Wingdings" w:hint="default"/>
+        <w:sz w:val="20"/>
+      </w:rPr>
+    </w:lvl>
+    <w:lvl w:ilvl="7" w:tentative="1">
+      <w:start w:val="1"/>
+      <w:numFmt w:val="bullet"/>
+      <w:lvlText w:val=""/>
+      <w:lvlJc w:val="left"/>
+      <w:pPr>
+        <w:tabs>
+          <w:tab w:val="num" w:pos="5760"/>
+        </w:tabs>
+        <w:ind w:left="5760" w:hanging="360"/>
+      </w:pPr>
+      <w:rPr>
+        <w:rFonts w:ascii="Wingdings" w:hAnsi="Wingdings" w:hint="default"/>
+        <w:sz w:val="20"/>
+      </w:rPr>
+    </w:lvl>
+    <w:lvl w:ilvl="8" w:tentative="1">
+      <w:start w:val="1"/>
+      <w:numFmt w:val="bullet"/>
+      <w:lvlText w:val=""/>
+      <w:lvlJc w:val="left"/>
+      <w:pPr>
+        <w:tabs>
+          <w:tab w:val="num" w:pos="6480"/>
+        </w:tabs>
+        <w:ind w:left="6480" w:hanging="360"/>
+      </w:pPr>
+      <w:rPr>
+        <w:rFonts w:ascii="Wingdings" w:hAnsi="Wingdings" w:hint="default"/>
+        <w:sz w:val="20"/>
+      </w:rPr>
+    </w:lvl>
+  </w:abstractNum>
+  <w:abstractNum w:abstractNumId="25" w15:restartNumberingAfterBreak="0">
     <w:nsid w:val="721E3760"/>
     <w:multiLevelType w:val="hybridMultilevel"/>
+    <w:tmpl w:val="075E09C4"/>
     <w:lvl w:ilvl="0" w:tplc="1C090001">
       <w:start w:val="1"/>
       <w:numFmt w:val="bullet"/>
-      <w:suff w:val="tab"/>
       <w:lvlText w:val=""/>
       <w:lvlJc w:val="left"/>
       <w:pPr>
-        <w:ind w:hanging="360" w:left="720"/>
+        <w:ind w:left="720" w:hanging="360"/>
       </w:pPr>
       <w:rPr>
         <w:rFonts w:ascii="Symbol" w:hAnsi="Symbol" w:hint="default"/>
@@ -5443,11 +6781,10 @@
     <w:lvl w:ilvl="1" w:tplc="1C090003">
       <w:start w:val="1"/>
       <w:numFmt w:val="bullet"/>
-      <w:suff w:val="tab"/>
       <w:lvlText w:val="o"/>
       <w:lvlJc w:val="left"/>
       <w:pPr>
-        <w:ind w:hanging="360" w:left="1440"/>
+        <w:ind w:left="1440" w:hanging="360"/>
       </w:pPr>
       <w:rPr>
         <w:rFonts w:ascii="Courier New" w:hAnsi="Courier New" w:cs="Courier New" w:hint="default"/>
@@ -5456,11 +6793,10 @@
     <w:lvl w:ilvl="2" w:tplc="1C090005">
       <w:start w:val="1"/>
       <w:numFmt w:val="bullet"/>
-      <w:suff w:val="tab"/>
-      <w:lvlText w:val=""/>
-      <w:lvlJc w:val="left"/>
-      <w:pPr>
-        <w:ind w:hanging="360" w:left="2160"/>
+      <w:lvlText w:val=""/>
+      <w:lvlJc w:val="left"/>
+      <w:pPr>
+        <w:ind w:left="2160" w:hanging="360"/>
       </w:pPr>
       <w:rPr>
         <w:rFonts w:ascii="Wingdings" w:hAnsi="Wingdings" w:hint="default"/>
@@ -5469,11 +6805,10 @@
     <w:lvl w:ilvl="3" w:tplc="1C090001">
       <w:start w:val="1"/>
       <w:numFmt w:val="bullet"/>
-      <w:suff w:val="tab"/>
       <w:lvlText w:val=""/>
       <w:lvlJc w:val="left"/>
       <w:pPr>
-        <w:ind w:hanging="360" w:left="2880"/>
+        <w:ind w:left="2880" w:hanging="360"/>
       </w:pPr>
       <w:rPr>
         <w:rFonts w:ascii="Symbol" w:hAnsi="Symbol" w:hint="default"/>
@@ -5482,11 +6817,10 @@
     <w:lvl w:ilvl="4" w:tplc="1C090003">
       <w:start w:val="1"/>
       <w:numFmt w:val="bullet"/>
-      <w:suff w:val="tab"/>
       <w:lvlText w:val="o"/>
       <w:lvlJc w:val="left"/>
       <w:pPr>
-        <w:ind w:hanging="360" w:left="3600"/>
+        <w:ind w:left="3600" w:hanging="360"/>
       </w:pPr>
       <w:rPr>
         <w:rFonts w:ascii="Courier New" w:hAnsi="Courier New" w:cs="Courier New" w:hint="default"/>
@@ -5495,11 +6829,10 @@
     <w:lvl w:ilvl="5" w:tplc="1C090005">
       <w:start w:val="1"/>
       <w:numFmt w:val="bullet"/>
-      <w:suff w:val="tab"/>
-      <w:lvlText w:val=""/>
-      <w:lvlJc w:val="left"/>
-      <w:pPr>
-        <w:ind w:hanging="360" w:left="4320"/>
+      <w:lvlText w:val=""/>
+      <w:lvlJc w:val="left"/>
+      <w:pPr>
+        <w:ind w:left="4320" w:hanging="360"/>
       </w:pPr>
       <w:rPr>
         <w:rFonts w:ascii="Wingdings" w:hAnsi="Wingdings" w:hint="default"/>
@@ -5508,11 +6841,10 @@
     <w:lvl w:ilvl="6" w:tplc="1C090001">
       <w:start w:val="1"/>
       <w:numFmt w:val="bullet"/>
-      <w:suff w:val="tab"/>
       <w:lvlText w:val=""/>
       <w:lvlJc w:val="left"/>
       <w:pPr>
-        <w:ind w:hanging="360" w:left="5040"/>
+        <w:ind w:left="5040" w:hanging="360"/>
       </w:pPr>
       <w:rPr>
         <w:rFonts w:ascii="Symbol" w:hAnsi="Symbol" w:hint="default"/>
@@ -5521,11 +6853,10 @@
     <w:lvl w:ilvl="7" w:tplc="1C090003">
       <w:start w:val="1"/>
       <w:numFmt w:val="bullet"/>
-      <w:suff w:val="tab"/>
       <w:lvlText w:val="o"/>
       <w:lvlJc w:val="left"/>
       <w:pPr>
-        <w:ind w:hanging="360" w:left="5760"/>
+        <w:ind w:left="5760" w:hanging="360"/>
       </w:pPr>
       <w:rPr>
         <w:rFonts w:ascii="Courier New" w:hAnsi="Courier New" w:cs="Courier New" w:hint="default"/>
@@ -5534,28 +6865,27 @@
     <w:lvl w:ilvl="8" w:tplc="1C090005">
       <w:start w:val="1"/>
       <w:numFmt w:val="bullet"/>
-      <w:suff w:val="tab"/>
-      <w:lvlText w:val=""/>
-      <w:lvlJc w:val="left"/>
-      <w:pPr>
-        <w:ind w:hanging="360" w:left="6480"/>
+      <w:lvlText w:val=""/>
+      <w:lvlJc w:val="left"/>
+      <w:pPr>
+        <w:ind w:left="6480" w:hanging="360"/>
       </w:pPr>
       <w:rPr>
         <w:rFonts w:ascii="Wingdings" w:hAnsi="Wingdings" w:hint="default"/>
       </w:rPr>
     </w:lvl>
   </w:abstractNum>
-  <w:abstractNum w:abstractNumId="21">
+  <w:abstractNum w:abstractNumId="26" w15:restartNumberingAfterBreak="0">
     <w:nsid w:val="7F606A71"/>
     <w:multiLevelType w:val="hybridMultilevel"/>
+    <w:tmpl w:val="2086FAA4"/>
     <w:lvl w:ilvl="0" w:tplc="1C090001">
       <w:start w:val="1"/>
       <w:numFmt w:val="bullet"/>
-      <w:suff w:val="tab"/>
       <w:lvlText w:val=""/>
       <w:lvlJc w:val="left"/>
       <w:pPr>
-        <w:ind w:hanging="360" w:left="1440"/>
+        <w:ind w:left="1440" w:hanging="360"/>
       </w:pPr>
       <w:rPr>
         <w:rFonts w:ascii="Symbol" w:hAnsi="Symbol" w:hint="default"/>
@@ -5564,11 +6894,10 @@
     <w:lvl w:ilvl="1" w:tplc="1C090003">
       <w:start w:val="1"/>
       <w:numFmt w:val="bullet"/>
-      <w:suff w:val="tab"/>
       <w:lvlText w:val="o"/>
       <w:lvlJc w:val="left"/>
       <w:pPr>
-        <w:ind w:hanging="360" w:left="2160"/>
+        <w:ind w:left="2160" w:hanging="360"/>
       </w:pPr>
       <w:rPr>
         <w:rFonts w:ascii="Courier New" w:hAnsi="Courier New" w:cs="Courier New" w:hint="default"/>
@@ -5577,11 +6906,10 @@
     <w:lvl w:ilvl="2" w:tplc="1C090005">
       <w:start w:val="1"/>
       <w:numFmt w:val="bullet"/>
-      <w:suff w:val="tab"/>
-      <w:lvlText w:val=""/>
-      <w:lvlJc w:val="left"/>
-      <w:pPr>
-        <w:ind w:hanging="360" w:left="2880"/>
+      <w:lvlText w:val=""/>
+      <w:lvlJc w:val="left"/>
+      <w:pPr>
+        <w:ind w:left="2880" w:hanging="360"/>
       </w:pPr>
       <w:rPr>
         <w:rFonts w:ascii="Wingdings" w:hAnsi="Wingdings" w:hint="default"/>
@@ -5590,11 +6918,10 @@
     <w:lvl w:ilvl="3" w:tplc="1C090001">
       <w:start w:val="1"/>
       <w:numFmt w:val="bullet"/>
-      <w:suff w:val="tab"/>
       <w:lvlText w:val=""/>
       <w:lvlJc w:val="left"/>
       <w:pPr>
-        <w:ind w:hanging="360" w:left="3600"/>
+        <w:ind w:left="3600" w:hanging="360"/>
       </w:pPr>
       <w:rPr>
         <w:rFonts w:ascii="Symbol" w:hAnsi="Symbol" w:hint="default"/>
@@ -5603,11 +6930,10 @@
     <w:lvl w:ilvl="4" w:tplc="1C090003">
       <w:start w:val="1"/>
       <w:numFmt w:val="bullet"/>
-      <w:suff w:val="tab"/>
       <w:lvlText w:val="o"/>
       <w:lvlJc w:val="left"/>
       <w:pPr>
-        <w:ind w:hanging="360" w:left="4320"/>
+        <w:ind w:left="4320" w:hanging="360"/>
       </w:pPr>
       <w:rPr>
         <w:rFonts w:ascii="Courier New" w:hAnsi="Courier New" w:cs="Courier New" w:hint="default"/>
@@ -5616,11 +6942,10 @@
     <w:lvl w:ilvl="5" w:tplc="1C090005">
       <w:start w:val="1"/>
       <w:numFmt w:val="bullet"/>
-      <w:suff w:val="tab"/>
-      <w:lvlText w:val=""/>
-      <w:lvlJc w:val="left"/>
-      <w:pPr>
-        <w:ind w:hanging="360" w:left="5040"/>
+      <w:lvlText w:val=""/>
+      <w:lvlJc w:val="left"/>
+      <w:pPr>
+        <w:ind w:left="5040" w:hanging="360"/>
       </w:pPr>
       <w:rPr>
         <w:rFonts w:ascii="Wingdings" w:hAnsi="Wingdings" w:hint="default"/>
@@ -5629,11 +6954,10 @@
     <w:lvl w:ilvl="6" w:tplc="1C090001">
       <w:start w:val="1"/>
       <w:numFmt w:val="bullet"/>
-      <w:suff w:val="tab"/>
       <w:lvlText w:val=""/>
       <w:lvlJc w:val="left"/>
       <w:pPr>
-        <w:ind w:hanging="360" w:left="5760"/>
+        <w:ind w:left="5760" w:hanging="360"/>
       </w:pPr>
       <w:rPr>
         <w:rFonts w:ascii="Symbol" w:hAnsi="Symbol" w:hint="default"/>
@@ -5642,11 +6966,10 @@
     <w:lvl w:ilvl="7" w:tplc="1C090003">
       <w:start w:val="1"/>
       <w:numFmt w:val="bullet"/>
-      <w:suff w:val="tab"/>
       <w:lvlText w:val="o"/>
       <w:lvlJc w:val="left"/>
       <w:pPr>
-        <w:ind w:hanging="360" w:left="6480"/>
+        <w:ind w:left="6480" w:hanging="360"/>
       </w:pPr>
       <w:rPr>
         <w:rFonts w:ascii="Courier New" w:hAnsi="Courier New" w:cs="Courier New" w:hint="default"/>
@@ -5655,28 +6978,27 @@
     <w:lvl w:ilvl="8" w:tplc="1C090005">
       <w:start w:val="1"/>
       <w:numFmt w:val="bullet"/>
-      <w:suff w:val="tab"/>
-      <w:lvlText w:val=""/>
-      <w:lvlJc w:val="left"/>
-      <w:pPr>
-        <w:ind w:hanging="360" w:left="7200"/>
+      <w:lvlText w:val=""/>
+      <w:lvlJc w:val="left"/>
+      <w:pPr>
+        <w:ind w:left="7200" w:hanging="360"/>
       </w:pPr>
       <w:rPr>
         <w:rFonts w:ascii="Wingdings" w:hAnsi="Wingdings" w:hint="default"/>
       </w:rPr>
     </w:lvl>
   </w:abstractNum>
-  <w:abstractNum w:abstractNumId="22">
+  <w:abstractNum w:abstractNumId="27" w15:restartNumberingAfterBreak="0">
     <w:nsid w:val="7F622025"/>
     <w:multiLevelType w:val="hybridMultilevel"/>
+    <w:tmpl w:val="23C80B68"/>
     <w:lvl w:ilvl="0" w:tplc="1C090001">
       <w:start w:val="1"/>
       <w:numFmt w:val="bullet"/>
-      <w:suff w:val="tab"/>
       <w:lvlText w:val=""/>
       <w:lvlJc w:val="left"/>
       <w:pPr>
-        <w:ind w:hanging="360" w:left="1440"/>
+        <w:ind w:left="1440" w:hanging="360"/>
       </w:pPr>
       <w:rPr>
         <w:rFonts w:ascii="Symbol" w:hAnsi="Symbol" w:hint="default"/>
@@ -5685,11 +7007,10 @@
     <w:lvl w:ilvl="1" w:tplc="1C090003">
       <w:start w:val="1"/>
       <w:numFmt w:val="bullet"/>
-      <w:suff w:val="tab"/>
       <w:lvlText w:val="o"/>
       <w:lvlJc w:val="left"/>
       <w:pPr>
-        <w:ind w:hanging="360" w:left="2160"/>
+        <w:ind w:left="2160" w:hanging="360"/>
       </w:pPr>
       <w:rPr>
         <w:rFonts w:ascii="Courier New" w:hAnsi="Courier New" w:cs="Courier New" w:hint="default"/>
@@ -5698,11 +7019,10 @@
     <w:lvl w:ilvl="2" w:tplc="1C090005">
       <w:start w:val="1"/>
       <w:numFmt w:val="bullet"/>
-      <w:suff w:val="tab"/>
-      <w:lvlText w:val=""/>
-      <w:lvlJc w:val="left"/>
-      <w:pPr>
-        <w:ind w:hanging="360" w:left="2880"/>
+      <w:lvlText w:val=""/>
+      <w:lvlJc w:val="left"/>
+      <w:pPr>
+        <w:ind w:left="2880" w:hanging="360"/>
       </w:pPr>
       <w:rPr>
         <w:rFonts w:ascii="Wingdings" w:hAnsi="Wingdings" w:hint="default"/>
@@ -5711,11 +7031,10 @@
     <w:lvl w:ilvl="3" w:tplc="1C090001">
       <w:start w:val="1"/>
       <w:numFmt w:val="bullet"/>
-      <w:suff w:val="tab"/>
       <w:lvlText w:val=""/>
       <w:lvlJc w:val="left"/>
       <w:pPr>
-        <w:ind w:hanging="360" w:left="3600"/>
+        <w:ind w:left="3600" w:hanging="360"/>
       </w:pPr>
       <w:rPr>
         <w:rFonts w:ascii="Symbol" w:hAnsi="Symbol" w:hint="default"/>
@@ -5724,11 +7043,10 @@
     <w:lvl w:ilvl="4" w:tplc="1C090003">
       <w:start w:val="1"/>
       <w:numFmt w:val="bullet"/>
-      <w:suff w:val="tab"/>
       <w:lvlText w:val="o"/>
       <w:lvlJc w:val="left"/>
       <w:pPr>
-        <w:ind w:hanging="360" w:left="4320"/>
+        <w:ind w:left="4320" w:hanging="360"/>
       </w:pPr>
       <w:rPr>
         <w:rFonts w:ascii="Courier New" w:hAnsi="Courier New" w:cs="Courier New" w:hint="default"/>
@@ -5737,11 +7055,10 @@
     <w:lvl w:ilvl="5" w:tplc="1C090005">
       <w:start w:val="1"/>
       <w:numFmt w:val="bullet"/>
-      <w:suff w:val="tab"/>
-      <w:lvlText w:val=""/>
-      <w:lvlJc w:val="left"/>
-      <w:pPr>
-        <w:ind w:hanging="360" w:left="5040"/>
+      <w:lvlText w:val=""/>
+      <w:lvlJc w:val="left"/>
+      <w:pPr>
+        <w:ind w:left="5040" w:hanging="360"/>
       </w:pPr>
       <w:rPr>
         <w:rFonts w:ascii="Wingdings" w:hAnsi="Wingdings" w:hint="default"/>
@@ -5750,11 +7067,10 @@
     <w:lvl w:ilvl="6" w:tplc="1C090001">
       <w:start w:val="1"/>
       <w:numFmt w:val="bullet"/>
-      <w:suff w:val="tab"/>
       <w:lvlText w:val=""/>
       <w:lvlJc w:val="left"/>
       <w:pPr>
-        <w:ind w:hanging="360" w:left="5760"/>
+        <w:ind w:left="5760" w:hanging="360"/>
       </w:pPr>
       <w:rPr>
         <w:rFonts w:ascii="Symbol" w:hAnsi="Symbol" w:hint="default"/>
@@ -5763,11 +7079,10 @@
     <w:lvl w:ilvl="7" w:tplc="1C090003">
       <w:start w:val="1"/>
       <w:numFmt w:val="bullet"/>
-      <w:suff w:val="tab"/>
       <w:lvlText w:val="o"/>
       <w:lvlJc w:val="left"/>
       <w:pPr>
-        <w:ind w:hanging="360" w:left="6480"/>
+        <w:ind w:left="6480" w:hanging="360"/>
       </w:pPr>
       <w:rPr>
         <w:rFonts w:ascii="Courier New" w:hAnsi="Courier New" w:cs="Courier New" w:hint="default"/>
@@ -5776,694 +7091,704 @@
     <w:lvl w:ilvl="8" w:tplc="1C090005">
       <w:start w:val="1"/>
       <w:numFmt w:val="bullet"/>
-      <w:suff w:val="tab"/>
-      <w:lvlText w:val=""/>
-      <w:lvlJc w:val="left"/>
-      <w:pPr>
-        <w:ind w:hanging="360" w:left="7200"/>
+      <w:lvlText w:val=""/>
+      <w:lvlJc w:val="left"/>
+      <w:pPr>
+        <w:ind w:left="7200" w:hanging="360"/>
       </w:pPr>
       <w:rPr>
         <w:rFonts w:ascii="Wingdings" w:hAnsi="Wingdings" w:hint="default"/>
       </w:rPr>
     </w:lvl>
   </w:abstractNum>
-  <w:num w:numId="1">
+  <w:num w:numId="1" w16cid:durableId="1924601130">
+    <w:abstractNumId w:val="10"/>
+  </w:num>
+  <w:num w:numId="2" w16cid:durableId="1588268809">
+    <w:abstractNumId w:val="22"/>
+  </w:num>
+  <w:num w:numId="3" w16cid:durableId="1058357554">
+    <w:abstractNumId w:val="19"/>
+  </w:num>
+  <w:num w:numId="4" w16cid:durableId="55277814">
+    <w:abstractNumId w:val="17"/>
+  </w:num>
+  <w:num w:numId="5" w16cid:durableId="1836528911">
+    <w:abstractNumId w:val="3"/>
+  </w:num>
+  <w:num w:numId="6" w16cid:durableId="1163743857">
+    <w:abstractNumId w:val="14"/>
+  </w:num>
+  <w:num w:numId="7" w16cid:durableId="1917323120">
+    <w:abstractNumId w:val="6"/>
+  </w:num>
+  <w:num w:numId="8" w16cid:durableId="491533892">
+    <w:abstractNumId w:val="18"/>
+  </w:num>
+  <w:num w:numId="9" w16cid:durableId="1557276800">
+    <w:abstractNumId w:val="27"/>
+  </w:num>
+  <w:num w:numId="10" w16cid:durableId="1250239712">
+    <w:abstractNumId w:val="0"/>
+  </w:num>
+  <w:num w:numId="11" w16cid:durableId="299460168">
+    <w:abstractNumId w:val="26"/>
+  </w:num>
+  <w:num w:numId="12" w16cid:durableId="1618028373">
+    <w:abstractNumId w:val="4"/>
+  </w:num>
+  <w:num w:numId="13" w16cid:durableId="434331731">
+    <w:abstractNumId w:val="20"/>
+  </w:num>
+  <w:num w:numId="14" w16cid:durableId="1502503310">
+    <w:abstractNumId w:val="15"/>
+  </w:num>
+  <w:num w:numId="15" w16cid:durableId="625962559">
+    <w:abstractNumId w:val="25"/>
+  </w:num>
+  <w:num w:numId="16" w16cid:durableId="563566597">
+    <w:abstractNumId w:val="13"/>
+  </w:num>
+  <w:num w:numId="17" w16cid:durableId="560798221">
+    <w:abstractNumId w:val="2"/>
+  </w:num>
+  <w:num w:numId="18" w16cid:durableId="787506910">
+    <w:abstractNumId w:val="21"/>
+  </w:num>
+  <w:num w:numId="19" w16cid:durableId="1025328525">
     <w:abstractNumId w:val="8"/>
   </w:num>
-  <w:num w:numId="2">
-    <w:abstractNumId w:val="18"/>
-  </w:num>
-  <w:num w:numId="3">
-    <w:abstractNumId w:val="15"/>
-  </w:num>
-  <w:num w:numId="4">
-    <w:abstractNumId w:val="13"/>
-  </w:num>
-  <w:num w:numId="5">
-    <w:abstractNumId w:val="2"/>
-  </w:num>
-  <w:num w:numId="6">
-    <w:abstractNumId w:val="10"/>
-  </w:num>
-  <w:num w:numId="7">
-    <w:abstractNumId w:val="4"/>
-  </w:num>
-  <w:num w:numId="8">
-    <w:abstractNumId w:val="14"/>
-  </w:num>
-  <w:num w:numId="9">
-    <w:abstractNumId w:val="22"/>
-  </w:num>
-  <w:num w:numId="10">
-    <w:abstractNumId w:val="0"/>
-  </w:num>
-  <w:num w:numId="11">
-    <w:abstractNumId w:val="21"/>
-  </w:num>
-  <w:num w:numId="12">
-    <w:abstractNumId w:val="3"/>
-  </w:num>
-  <w:num w:numId="13">
+  <w:num w:numId="20" w16cid:durableId="1562860770">
     <w:abstractNumId w:val="16"/>
   </w:num>
-  <w:num w:numId="14">
+  <w:num w:numId="21" w16cid:durableId="1137458423">
+    <w:abstractNumId w:val="9"/>
+  </w:num>
+  <w:num w:numId="22" w16cid:durableId="596405923">
+    <w:abstractNumId w:val="7"/>
+  </w:num>
+  <w:num w:numId="23" w16cid:durableId="612979101">
+    <w:abstractNumId w:val="23"/>
+  </w:num>
+  <w:num w:numId="24" w16cid:durableId="414328091">
+    <w:abstractNumId w:val="5"/>
+  </w:num>
+  <w:num w:numId="25" w16cid:durableId="863714075">
     <w:abstractNumId w:val="11"/>
   </w:num>
-  <w:num w:numId="15">
-    <w:abstractNumId w:val="20"/>
+  <w:num w:numId="26" w16cid:durableId="847985163">
+    <w:abstractNumId w:val="12"/>
   </w:num>
-  <w:num w:numId="16">
-    <w:abstractNumId w:val="9"/>
-  </w:num>
-  <w:num w:numId="17">
+  <w:num w:numId="27" w16cid:durableId="339889396">
     <w:abstractNumId w:val="1"/>
   </w:num>
-  <w:num w:numId="18">
-    <w:abstractNumId w:val="17"/>
-  </w:num>
-  <w:num w:numId="19">
-    <w:abstractNumId w:val="6"/>
-  </w:num>
-  <w:num w:numId="20">
-    <w:abstractNumId w:val="12"/>
-  </w:num>
-  <w:num w:numId="21">
-    <w:abstractNumId w:val="7"/>
-  </w:num>
-  <w:num w:numId="22">
-    <w:abstractNumId w:val="5"/>
-  </w:num>
-  <w:num w:numId="23">
-    <w:abstractNumId w:val="19"/>
+  <w:num w:numId="28" w16cid:durableId="209810217">
+    <w:abstractNumId w:val="24"/>
   </w:num>
 </w:numbering>
 </file>
 
 <file path=word/styles.xml><?xml version="1.0" encoding="utf-8"?>
-<w:styles xmlns:w="http://schemas.openxmlformats.org/wordprocessingml/2006/main">
+<w:styles xmlns:mc="http://schemas.openxmlformats.org/markup-compatibility/2006" xmlns:r="http://schemas.openxmlformats.org/officeDocument/2006/relationships" xmlns:w="http://schemas.openxmlformats.org/wordprocessingml/2006/main" xmlns:w14="http://schemas.microsoft.com/office/word/2010/wordml" xmlns:w15="http://schemas.microsoft.com/office/word/2012/wordml" xmlns:w16cex="http://schemas.microsoft.com/office/word/2018/wordml/cex" xmlns:w16cid="http://schemas.microsoft.com/office/word/2016/wordml/cid" xmlns:w16="http://schemas.microsoft.com/office/word/2018/wordml" xmlns:w16du="http://schemas.microsoft.com/office/word/2023/wordml/word16du" xmlns:w16sdtdh="http://schemas.microsoft.com/office/word/2020/wordml/sdtdatahash" xmlns:w16sdtfl="http://schemas.microsoft.com/office/word/2024/wordml/sdtformatlock" xmlns:w16se="http://schemas.microsoft.com/office/word/2015/wordml/symex" mc:Ignorable="w14 w15 w16se w16cid w16 w16cex w16sdtdh w16sdtfl w16du">
   <w:docDefaults>
     <w:rPrDefault>
       <w:rPr>
-        <w:rFonts w:asciiTheme="minorHAnsi" w:hAnsiTheme="minorHAnsi" w:cstheme="minorBidi" w:eastAsiaTheme="minorEastAsia"/>
+        <w:rFonts w:asciiTheme="minorHAnsi" w:eastAsiaTheme="minorEastAsia" w:hAnsiTheme="minorHAnsi" w:cstheme="minorBidi"/>
         <w:sz w:val="22"/>
         <w:szCs w:val="22"/>
-        <w:lang w:val="en-GB" w:bidi="ar-SA" w:eastAsia="ja-JP"/>
+        <w:lang w:val="en-GB" w:eastAsia="ja-JP" w:bidi="ar-SA"/>
       </w:rPr>
     </w:rPrDefault>
     <w:pPrDefault>
       <w:pPr>
-        <w:keepNext w:val="0"/>
-        <w:keepLines w:val="0"/>
-        <w:pageBreakBefore w:val="0"/>
-        <w:widowControl w:val="1"/>
-        <w:suppressLineNumbers w:val="0"/>
-        <w:shd w:val="clear" w:fill="auto"/>
-        <w:suppressAutoHyphens w:val="0"/>
-        <w:spacing w:lineRule="auto" w:line="259" w:before="0" w:after="160" w:beforeAutospacing="0" w:afterAutospacing="0"/>
-        <w:ind w:firstLine="0" w:left="0" w:right="0"/>
-        <w:contextualSpacing w:val="0"/>
-        <w:bidi w:val="0"/>
-        <w:jc w:val="left"/>
-        <w:outlineLvl w:val="9"/>
+        <w:spacing w:after="160" w:line="259" w:lineRule="auto"/>
       </w:pPr>
     </w:pPrDefault>
   </w:docDefaults>
-  <w:style w:type="paragraph" w:styleId="P0" w:default="1">
+  <w:latentStyles w:defLockedState="0" w:defUIPriority="99" w:defSemiHidden="0" w:defUnhideWhenUsed="0" w:defQFormat="0" w:count="376">
+    <w:lsdException w:name="Normal" w:uiPriority="0" w:qFormat="1"/>
+    <w:lsdException w:name="heading 1" w:uiPriority="9" w:qFormat="1"/>
+    <w:lsdException w:name="heading 2" w:semiHidden="1" w:uiPriority="9" w:unhideWhenUsed="1" w:qFormat="1"/>
+    <w:lsdException w:name="heading 3" w:semiHidden="1" w:uiPriority="9" w:unhideWhenUsed="1" w:qFormat="1"/>
+    <w:lsdException w:name="heading 4" w:semiHidden="1" w:uiPriority="9" w:unhideWhenUsed="1" w:qFormat="1"/>
+    <w:lsdException w:name="heading 5" w:semiHidden="1" w:uiPriority="9" w:unhideWhenUsed="1" w:qFormat="1"/>
+    <w:lsdException w:name="heading 6" w:semiHidden="1" w:uiPriority="9" w:unhideWhenUsed="1" w:qFormat="1"/>
+    <w:lsdException w:name="heading 7" w:semiHidden="1" w:uiPriority="9" w:unhideWhenUsed="1" w:qFormat="1"/>
+    <w:lsdException w:name="heading 8" w:semiHidden="1" w:uiPriority="9" w:unhideWhenUsed="1" w:qFormat="1"/>
+    <w:lsdException w:name="heading 9" w:semiHidden="1" w:uiPriority="9" w:unhideWhenUsed="1" w:qFormat="1"/>
+    <w:lsdException w:name="index 1" w:semiHidden="1" w:unhideWhenUsed="1"/>
+    <w:lsdException w:name="index 2" w:semiHidden="1" w:unhideWhenUsed="1"/>
+    <w:lsdException w:name="index 3" w:semiHidden="1" w:unhideWhenUsed="1"/>
+    <w:lsdException w:name="index 4" w:semiHidden="1" w:unhideWhenUsed="1"/>
+    <w:lsdException w:name="index 5" w:semiHidden="1" w:unhideWhenUsed="1"/>
+    <w:lsdException w:name="index 6" w:semiHidden="1" w:unhideWhenUsed="1"/>
+    <w:lsdException w:name="index 7" w:semiHidden="1" w:unhideWhenUsed="1"/>
+    <w:lsdException w:name="index 8" w:semiHidden="1" w:unhideWhenUsed="1"/>
+    <w:lsdException w:name="index 9" w:semiHidden="1" w:unhideWhenUsed="1"/>
+    <w:lsdException w:name="toc 1" w:semiHidden="1" w:uiPriority="39" w:unhideWhenUsed="1"/>
+    <w:lsdException w:name="toc 2" w:semiHidden="1" w:uiPriority="39" w:unhideWhenUsed="1"/>
+    <w:lsdException w:name="toc 3" w:semiHidden="1" w:uiPriority="39" w:unhideWhenUsed="1"/>
+    <w:lsdException w:name="toc 4" w:semiHidden="1" w:uiPriority="39" w:unhideWhenUsed="1"/>
+    <w:lsdException w:name="toc 5" w:semiHidden="1" w:uiPriority="39" w:unhideWhenUsed="1"/>
+    <w:lsdException w:name="toc 6" w:semiHidden="1" w:uiPriority="39" w:unhideWhenUsed="1"/>
+    <w:lsdException w:name="toc 7" w:semiHidden="1" w:uiPriority="39" w:unhideWhenUsed="1"/>
+    <w:lsdException w:name="toc 8" w:semiHidden="1" w:uiPriority="39" w:unhideWhenUsed="1"/>
+    <w:lsdException w:name="toc 9" w:semiHidden="1" w:uiPriority="39" w:unhideWhenUsed="1"/>
+    <w:lsdException w:name="Normal Indent" w:semiHidden="1" w:unhideWhenUsed="1"/>
+    <w:lsdException w:name="footnote text" w:semiHidden="1" w:unhideWhenUsed="1"/>
+    <w:lsdException w:name="annotation text" w:semiHidden="1" w:unhideWhenUsed="1"/>
+    <w:lsdException w:name="header" w:semiHidden="1" w:unhideWhenUsed="1"/>
+    <w:lsdException w:name="footer" w:semiHidden="1" w:unhideWhenUsed="1"/>
+    <w:lsdException w:name="index heading" w:semiHidden="1" w:unhideWhenUsed="1"/>
+    <w:lsdException w:name="caption" w:semiHidden="1" w:uiPriority="35" w:unhideWhenUsed="1" w:qFormat="1"/>
+    <w:lsdException w:name="table of figures" w:semiHidden="1" w:unhideWhenUsed="1"/>
+    <w:lsdException w:name="envelope address" w:semiHidden="1" w:unhideWhenUsed="1"/>
+    <w:lsdException w:name="envelope return" w:semiHidden="1" w:unhideWhenUsed="1"/>
+    <w:lsdException w:name="footnote reference" w:semiHidden="1" w:unhideWhenUsed="1"/>
+    <w:lsdException w:name="annotation reference" w:semiHidden="1" w:unhideWhenUsed="1"/>
+    <w:lsdException w:name="line number" w:semiHidden="1" w:unhideWhenUsed="1"/>
+    <w:lsdException w:name="page number" w:semiHidden="1" w:unhideWhenUsed="1"/>
+    <w:lsdException w:name="endnote reference" w:semiHidden="1" w:unhideWhenUsed="1"/>
+    <w:lsdException w:name="endnote text" w:semiHidden="1" w:unhideWhenUsed="1"/>
+    <w:lsdException w:name="table of authorities" w:semiHidden="1" w:unhideWhenUsed="1"/>
+    <w:lsdException w:name="macro" w:semiHidden="1" w:unhideWhenUsed="1"/>
+    <w:lsdException w:name="toa heading" w:semiHidden="1" w:unhideWhenUsed="1"/>
+    <w:lsdException w:name="List" w:semiHidden="1" w:unhideWhenUsed="1"/>
+    <w:lsdException w:name="List Bullet" w:semiHidden="1" w:unhideWhenUsed="1"/>
+    <w:lsdException w:name="List Number" w:semiHidden="1" w:unhideWhenUsed="1"/>
+    <w:lsdException w:name="List 2" w:semiHidden="1" w:unhideWhenUsed="1"/>
+    <w:lsdException w:name="List 3" w:semiHidden="1" w:unhideWhenUsed="1"/>
+    <w:lsdException w:name="List 4" w:semiHidden="1" w:unhideWhenUsed="1"/>
+    <w:lsdException w:name="List 5" w:semiHidden="1" w:unhideWhenUsed="1"/>
+    <w:lsdException w:name="List Bullet 2" w:semiHidden="1" w:unhideWhenUsed="1"/>
+    <w:lsdException w:name="List Bullet 3" w:semiHidden="1" w:unhideWhenUsed="1"/>
+    <w:lsdException w:name="List Bullet 4" w:semiHidden="1" w:unhideWhenUsed="1"/>
+    <w:lsdException w:name="List Bullet 5" w:semiHidden="1" w:unhideWhenUsed="1"/>
+    <w:lsdException w:name="List Number 2" w:semiHidden="1" w:unhideWhenUsed="1"/>
+    <w:lsdException w:name="List Number 3" w:semiHidden="1" w:unhideWhenUsed="1"/>
+    <w:lsdException w:name="List Number 4" w:semiHidden="1" w:unhideWhenUsed="1"/>
+    <w:lsdException w:name="List Number 5" w:semiHidden="1" w:unhideWhenUsed="1"/>
+    <w:lsdException w:name="Title" w:uiPriority="10" w:qFormat="1"/>
+    <w:lsdException w:name="Closing" w:semiHidden="1" w:unhideWhenUsed="1"/>
+    <w:lsdException w:name="Signature" w:semiHidden="1" w:unhideWhenUsed="1"/>
+    <w:lsdException w:name="Default Paragraph Font" w:semiHidden="1" w:uiPriority="1" w:unhideWhenUsed="1"/>
+    <w:lsdException w:name="Body Text" w:semiHidden="1" w:unhideWhenUsed="1"/>
+    <w:lsdException w:name="Body Text Indent" w:semiHidden="1" w:unhideWhenUsed="1"/>
+    <w:lsdException w:name="List Continue" w:semiHidden="1" w:unhideWhenUsed="1"/>
+    <w:lsdException w:name="List Continue 2" w:semiHidden="1" w:unhideWhenUsed="1"/>
+    <w:lsdException w:name="List Continue 3" w:semiHidden="1" w:unhideWhenUsed="1"/>
+    <w:lsdException w:name="List Continue 4" w:semiHidden="1" w:unhideWhenUsed="1"/>
+    <w:lsdException w:name="List Continue 5" w:semiHidden="1" w:unhideWhenUsed="1"/>
+    <w:lsdException w:name="Message Header" w:semiHidden="1" w:unhideWhenUsed="1"/>
+    <w:lsdException w:name="Subtitle" w:uiPriority="11" w:qFormat="1"/>
+    <w:lsdException w:name="Salutation" w:semiHidden="1" w:unhideWhenUsed="1"/>
+    <w:lsdException w:name="Date" w:semiHidden="1" w:unhideWhenUsed="1"/>
+    <w:lsdException w:name="Body Text First Indent" w:semiHidden="1" w:unhideWhenUsed="1"/>
+    <w:lsdException w:name="Body Text First Indent 2" w:semiHidden="1" w:unhideWhenUsed="1"/>
+    <w:lsdException w:name="Note Heading" w:semiHidden="1" w:unhideWhenUsed="1"/>
+    <w:lsdException w:name="Body Text 2" w:semiHidden="1" w:unhideWhenUsed="1"/>
+    <w:lsdException w:name="Body Text 3" w:semiHidden="1" w:unhideWhenUsed="1"/>
+    <w:lsdException w:name="Body Text Indent 2" w:semiHidden="1" w:unhideWhenUsed="1"/>
+    <w:lsdException w:name="Body Text Indent 3" w:semiHidden="1" w:unhideWhenUsed="1"/>
+    <w:lsdException w:name="Block Text" w:semiHidden="1" w:unhideWhenUsed="1"/>
+    <w:lsdException w:name="Hyperlink" w:semiHidden="1" w:unhideWhenUsed="1"/>
+    <w:lsdException w:name="FollowedHyperlink" w:semiHidden="1" w:unhideWhenUsed="1"/>
+    <w:lsdException w:name="Strong" w:uiPriority="22" w:qFormat="1"/>
+    <w:lsdException w:name="Emphasis" w:uiPriority="20" w:qFormat="1"/>
+    <w:lsdException w:name="Document Map" w:semiHidden="1" w:unhideWhenUsed="1"/>
+    <w:lsdException w:name="Plain Text" w:semiHidden="1" w:unhideWhenUsed="1"/>
+    <w:lsdException w:name="E-mail Signature" w:semiHidden="1" w:unhideWhenUsed="1"/>
+    <w:lsdException w:name="HTML Top of Form" w:semiHidden="1" w:unhideWhenUsed="1"/>
+    <w:lsdException w:name="HTML Bottom of Form" w:semiHidden="1" w:unhideWhenUsed="1"/>
+    <w:lsdException w:name="Normal (Web)" w:semiHidden="1" w:unhideWhenUsed="1"/>
+    <w:lsdException w:name="HTML Acronym" w:semiHidden="1" w:unhideWhenUsed="1"/>
+    <w:lsdException w:name="HTML Address" w:semiHidden="1" w:unhideWhenUsed="1"/>
+    <w:lsdException w:name="HTML Cite" w:semiHidden="1" w:unhideWhenUsed="1"/>
+    <w:lsdException w:name="HTML Code" w:semiHidden="1" w:unhideWhenUsed="1"/>
+    <w:lsdException w:name="HTML Definition" w:semiHidden="1" w:unhideWhenUsed="1"/>
+    <w:lsdException w:name="HTML Keyboard" w:semiHidden="1" w:unhideWhenUsed="1"/>
+    <w:lsdException w:name="HTML Preformatted" w:semiHidden="1" w:unhideWhenUsed="1"/>
+    <w:lsdException w:name="HTML Sample" w:semiHidden="1" w:unhideWhenUsed="1"/>
+    <w:lsdException w:name="HTML Typewriter" w:semiHidden="1" w:unhideWhenUsed="1"/>
+    <w:lsdException w:name="HTML Variable" w:semiHidden="1" w:unhideWhenUsed="1"/>
+    <w:lsdException w:name="Normal Table" w:semiHidden="1" w:unhideWhenUsed="1"/>
+    <w:lsdException w:name="annotation subject" w:semiHidden="1" w:unhideWhenUsed="1"/>
+    <w:lsdException w:name="No List" w:semiHidden="1" w:unhideWhenUsed="1"/>
+    <w:lsdException w:name="Outline List 1" w:semiHidden="1" w:unhideWhenUsed="1"/>
+    <w:lsdException w:name="Outline List 2" w:semiHidden="1" w:unhideWhenUsed="1"/>
+    <w:lsdException w:name="Outline List 3" w:semiHidden="1" w:unhideWhenUsed="1"/>
+    <w:lsdException w:name="Table Simple 1" w:semiHidden="1" w:unhideWhenUsed="1"/>
+    <w:lsdException w:name="Table Simple 2" w:semiHidden="1" w:unhideWhenUsed="1"/>
+    <w:lsdException w:name="Table Simple 3" w:semiHidden="1" w:unhideWhenUsed="1"/>
+    <w:lsdException w:name="Table Classic 1" w:semiHidden="1" w:unhideWhenUsed="1"/>
+    <w:lsdException w:name="Table Classic 2" w:semiHidden="1" w:unhideWhenUsed="1"/>
+    <w:lsdException w:name="Table Classic 3" w:semiHidden="1" w:unhideWhenUsed="1"/>
+    <w:lsdException w:name="Table Classic 4" w:semiHidden="1" w:unhideWhenUsed="1"/>
+    <w:lsdException w:name="Table Colorful 1" w:semiHidden="1" w:unhideWhenUsed="1"/>
+    <w:lsdException w:name="Table Colorful 2" w:semiHidden="1" w:unhideWhenUsed="1"/>
+    <w:lsdException w:name="Table Colorful 3" w:semiHidden="1" w:unhideWhenUsed="1"/>
+    <w:lsdException w:name="Table Columns 1" w:semiHidden="1" w:unhideWhenUsed="1"/>
+    <w:lsdException w:name="Table Columns 2" w:semiHidden="1" w:unhideWhenUsed="1"/>
+    <w:lsdException w:name="Table Columns 3" w:semiHidden="1" w:unhideWhenUsed="1"/>
+    <w:lsdException w:name="Table Columns 4" w:semiHidden="1" w:unhideWhenUsed="1"/>
+    <w:lsdException w:name="Table Columns 5" w:semiHidden="1" w:unhideWhenUsed="1"/>
+    <w:lsdException w:name="Table Grid 1" w:semiHidden="1" w:unhideWhenUsed="1"/>
+    <w:lsdException w:name="Table Grid 2" w:semiHidden="1" w:unhideWhenUsed="1"/>
+    <w:lsdException w:name="Table Grid 3" w:semiHidden="1" w:unhideWhenUsed="1"/>
+    <w:lsdException w:name="Table Grid 4" w:semiHidden="1" w:unhideWhenUsed="1"/>
+    <w:lsdException w:name="Table Grid 5" w:semiHidden="1" w:unhideWhenUsed="1"/>
+    <w:lsdException w:name="Table Grid 6" w:semiHidden="1" w:unhideWhenUsed="1"/>
+    <w:lsdException w:name="Table Grid 7" w:semiHidden="1" w:unhideWhenUsed="1"/>
+    <w:lsdException w:name="Table Grid 8" w:semiHidden="1" w:unhideWhenUsed="1"/>
+    <w:lsdException w:name="Table List 1" w:semiHidden="1" w:unhideWhenUsed="1"/>
+    <w:lsdException w:name="Table List 2" w:semiHidden="1" w:unhideWhenUsed="1"/>
+    <w:lsdException w:name="Table List 3" w:semiHidden="1" w:unhideWhenUsed="1"/>
+    <w:lsdException w:name="Table List 4" w:semiHidden="1" w:unhideWhenUsed="1"/>
+    <w:lsdException w:name="Table List 5" w:semiHidden="1" w:unhideWhenUsed="1"/>
+    <w:lsdException w:name="Table List 6" w:semiHidden="1" w:unhideWhenUsed="1"/>
+    <w:lsdException w:name="Table List 7" w:semiHidden="1" w:unhideWhenUsed="1"/>
+    <w:lsdException w:name="Table List 8" w:semiHidden="1" w:unhideWhenUsed="1"/>
+    <w:lsdException w:name="Table 3D effects 1" w:semiHidden="1" w:unhideWhenUsed="1"/>
+    <w:lsdException w:name="Table 3D effects 2" w:semiHidden="1" w:unhideWhenUsed="1"/>
+    <w:lsdException w:name="Table 3D effects 3" w:semiHidden="1" w:unhideWhenUsed="1"/>
+    <w:lsdException w:name="Table Contemporary" w:semiHidden="1" w:unhideWhenUsed="1"/>
+    <w:lsdException w:name="Table Elegant" w:semiHidden="1" w:unhideWhenUsed="1"/>
+    <w:lsdException w:name="Table Professional" w:semiHidden="1" w:unhideWhenUsed="1"/>
+    <w:lsdException w:name="Table Subtle 1" w:semiHidden="1" w:unhideWhenUsed="1"/>
+    <w:lsdException w:name="Table Subtle 2" w:semiHidden="1" w:unhideWhenUsed="1"/>
+    <w:lsdException w:name="Table Web 1" w:semiHidden="1" w:unhideWhenUsed="1"/>
+    <w:lsdException w:name="Table Web 2" w:semiHidden="1" w:unhideWhenUsed="1"/>
+    <w:lsdException w:name="Table Web 3" w:semiHidden="1" w:unhideWhenUsed="1"/>
+    <w:lsdException w:name="Balloon Text" w:semiHidden="1" w:unhideWhenUsed="1"/>
+    <w:lsdException w:name="Table Grid" w:uiPriority="39"/>
+    <w:lsdException w:name="Table Theme" w:semiHidden="1" w:unhideWhenUsed="1"/>
+    <w:lsdException w:name="Placeholder Text" w:semiHidden="1"/>
+    <w:lsdException w:name="No Spacing" w:uiPriority="1" w:qFormat="1"/>
+    <w:lsdException w:name="Light Shading" w:uiPriority="60"/>
+    <w:lsdException w:name="Light List" w:uiPriority="61"/>
+    <w:lsdException w:name="Light Grid" w:uiPriority="62"/>
+    <w:lsdException w:name="Medium Shading 1" w:uiPriority="63"/>
+    <w:lsdException w:name="Medium Shading 2" w:uiPriority="64"/>
+    <w:lsdException w:name="Medium List 1" w:uiPriority="65"/>
+    <w:lsdException w:name="Medium List 2" w:uiPriority="66"/>
+    <w:lsdException w:name="Medium Grid 1" w:uiPriority="67"/>
+    <w:lsdException w:name="Medium Grid 2" w:uiPriority="68"/>
+    <w:lsdException w:name="Medium Grid 3" w:uiPriority="69"/>
+    <w:lsdException w:name="Dark List" w:uiPriority="70"/>
+    <w:lsdException w:name="Colorful Shading" w:uiPriority="71"/>
+    <w:lsdException w:name="Colorful List" w:uiPriority="72"/>
+    <w:lsdException w:name="Colorful Grid" w:uiPriority="73"/>
+    <w:lsdException w:name="Light Shading Accent 1" w:uiPriority="60"/>
+    <w:lsdException w:name="Light List Accent 1" w:uiPriority="61"/>
+    <w:lsdException w:name="Light Grid Accent 1" w:uiPriority="62"/>
+    <w:lsdException w:name="Medium Shading 1 Accent 1" w:uiPriority="63"/>
+    <w:lsdException w:name="Medium Shading 2 Accent 1" w:uiPriority="64"/>
+    <w:lsdException w:name="Medium List 1 Accent 1" w:uiPriority="65"/>
+    <w:lsdException w:name="Revision" w:semiHidden="1"/>
+    <w:lsdException w:name="List Paragraph" w:uiPriority="34" w:qFormat="1"/>
+    <w:lsdException w:name="Quote" w:uiPriority="29" w:qFormat="1"/>
+    <w:lsdException w:name="Intense Quote" w:uiPriority="30" w:qFormat="1"/>
+    <w:lsdException w:name="Medium List 2 Accent 1" w:uiPriority="66"/>
+    <w:lsdException w:name="Medium Grid 1 Accent 1" w:uiPriority="67"/>
+    <w:lsdException w:name="Medium Grid 2 Accent 1" w:uiPriority="68"/>
+    <w:lsdException w:name="Medium Grid 3 Accent 1" w:uiPriority="69"/>
+    <w:lsdException w:name="Dark List Accent 1" w:uiPriority="70"/>
+    <w:lsdException w:name="Colorful Shading Accent 1" w:uiPriority="71"/>
+    <w:lsdException w:name="Colorful List Accent 1" w:uiPriority="72"/>
+    <w:lsdException w:name="Colorful Grid Accent 1" w:uiPriority="73"/>
+    <w:lsdException w:name="Light Shading Accent 2" w:uiPriority="60"/>
+    <w:lsdException w:name="Light List Accent 2" w:uiPriority="61"/>
+    <w:lsdException w:name="Light Grid Accent 2" w:uiPriority="62"/>
+    <w:lsdException w:name="Medium Shading 1 Accent 2" w:uiPriority="63"/>
+    <w:lsdException w:name="Medium Shading 2 Accent 2" w:uiPriority="64"/>
+    <w:lsdException w:name="Medium List 1 Accent 2" w:uiPriority="65"/>
+    <w:lsdException w:name="Medium List 2 Accent 2" w:uiPriority="66"/>
+    <w:lsdException w:name="Medium Grid 1 Accent 2" w:uiPriority="67"/>
+    <w:lsdException w:name="Medium Grid 2 Accent 2" w:uiPriority="68"/>
+    <w:lsdException w:name="Medium Grid 3 Accent 2" w:uiPriority="69"/>
+    <w:lsdException w:name="Dark List Accent 2" w:uiPriority="70"/>
+    <w:lsdException w:name="Colorful Shading Accent 2" w:uiPriority="71"/>
+    <w:lsdException w:name="Colorful List Accent 2" w:uiPriority="72"/>
+    <w:lsdException w:name="Colorful Grid Accent 2" w:uiPriority="73"/>
+    <w:lsdException w:name="Light Shading Accent 3" w:uiPriority="60"/>
+    <w:lsdException w:name="Light List Accent 3" w:uiPriority="61"/>
+    <w:lsdException w:name="Light Grid Accent 3" w:uiPriority="62"/>
+    <w:lsdException w:name="Medium Shading 1 Accent 3" w:uiPriority="63"/>
+    <w:lsdException w:name="Medium Shading 2 Accent 3" w:uiPriority="64"/>
+    <w:lsdException w:name="Medium List 1 Accent 3" w:uiPriority="65"/>
+    <w:lsdException w:name="Medium List 2 Accent 3" w:uiPriority="66"/>
+    <w:lsdException w:name="Medium Grid 1 Accent 3" w:uiPriority="67"/>
+    <w:lsdException w:name="Medium Grid 2 Accent 3" w:uiPriority="68"/>
+    <w:lsdException w:name="Medium Grid 3 Accent 3" w:uiPriority="69"/>
+    <w:lsdException w:name="Dark List Accent 3" w:uiPriority="70"/>
+    <w:lsdException w:name="Colorful Shading Accent 3" w:uiPriority="71"/>
+    <w:lsdException w:name="Colorful List Accent 3" w:uiPriority="72"/>
+    <w:lsdException w:name="Colorful Grid Accent 3" w:uiPriority="73"/>
+    <w:lsdException w:name="Light Shading Accent 4" w:uiPriority="60"/>
+    <w:lsdException w:name="Light List Accent 4" w:uiPriority="61"/>
+    <w:lsdException w:name="Light Grid Accent 4" w:uiPriority="62"/>
+    <w:lsdException w:name="Medium Shading 1 Accent 4" w:uiPriority="63"/>
+    <w:lsdException w:name="Medium Shading 2 Accent 4" w:uiPriority="64"/>
+    <w:lsdException w:name="Medium List 1 Accent 4" w:uiPriority="65"/>
+    <w:lsdException w:name="Medium List 2 Accent 4" w:uiPriority="66"/>
+    <w:lsdException w:name="Medium Grid 1 Accent 4" w:uiPriority="67"/>
+    <w:lsdException w:name="Medium Grid 2 Accent 4" w:uiPriority="68"/>
+    <w:lsdException w:name="Medium Grid 3 Accent 4" w:uiPriority="69"/>
+    <w:lsdException w:name="Dark List Accent 4" w:uiPriority="70"/>
+    <w:lsdException w:name="Colorful Shading Accent 4" w:uiPriority="71"/>
+    <w:lsdException w:name="Colorful List Accent 4" w:uiPriority="72"/>
+    <w:lsdException w:name="Colorful Grid Accent 4" w:uiPriority="73"/>
+    <w:lsdException w:name="Light Shading Accent 5" w:uiPriority="60"/>
+    <w:lsdException w:name="Light List Accent 5" w:uiPriority="61"/>
+    <w:lsdException w:name="Light Grid Accent 5" w:uiPriority="62"/>
+    <w:lsdException w:name="Medium Shading 1 Accent 5" w:uiPriority="63"/>
+    <w:lsdException w:name="Medium Shading 2 Accent 5" w:uiPriority="64"/>
+    <w:lsdException w:name="Medium List 1 Accent 5" w:uiPriority="65"/>
+    <w:lsdException w:name="Medium List 2 Accent 5" w:uiPriority="66"/>
+    <w:lsdException w:name="Medium Grid 1 Accent 5" w:uiPriority="67"/>
+    <w:lsdException w:name="Medium Grid 2 Accent 5" w:uiPriority="68"/>
+    <w:lsdException w:name="Medium Grid 3 Accent 5" w:uiPriority="69"/>
+    <w:lsdException w:name="Dark List Accent 5" w:uiPriority="70"/>
+    <w:lsdException w:name="Colorful Shading Accent 5" w:uiPriority="71"/>
+    <w:lsdException w:name="Colorful List Accent 5" w:uiPriority="72"/>
+    <w:lsdException w:name="Colorful Grid Accent 5" w:uiPriority="73"/>
+    <w:lsdException w:name="Light Shading Accent 6" w:uiPriority="60"/>
+    <w:lsdException w:name="Light List Accent 6" w:uiPriority="61"/>
+    <w:lsdException w:name="Light Grid Accent 6" w:uiPriority="62"/>
+    <w:lsdException w:name="Medium Shading 1 Accent 6" w:uiPriority="63"/>
+    <w:lsdException w:name="Medium Shading 2 Accent 6" w:uiPriority="64"/>
+    <w:lsdException w:name="Medium List 1 Accent 6" w:uiPriority="65"/>
+    <w:lsdException w:name="Medium List 2 Accent 6" w:uiPriority="66"/>
+    <w:lsdException w:name="Medium Grid 1 Accent 6" w:uiPriority="67"/>
+    <w:lsdException w:name="Medium Grid 2 Accent 6" w:uiPriority="68"/>
+    <w:lsdException w:name="Medium Grid 3 Accent 6" w:uiPriority="69"/>
+    <w:lsdException w:name="Dark List Accent 6" w:uiPriority="70"/>
+    <w:lsdException w:name="Colorful Shading Accent 6" w:uiPriority="71"/>
+    <w:lsdException w:name="Colorful List Accent 6" w:uiPriority="72"/>
+    <w:lsdException w:name="Colorful Grid Accent 6" w:uiPriority="73"/>
+    <w:lsdException w:name="Subtle Emphasis" w:uiPriority="19" w:qFormat="1"/>
+    <w:lsdException w:name="Intense Emphasis" w:uiPriority="21" w:qFormat="1"/>
+    <w:lsdException w:name="Subtle Reference" w:uiPriority="31" w:qFormat="1"/>
+    <w:lsdException w:name="Intense Reference" w:uiPriority="32" w:qFormat="1"/>
+    <w:lsdException w:name="Book Title" w:uiPriority="33" w:qFormat="1"/>
+    <w:lsdException w:name="Bibliography" w:semiHidden="1" w:uiPriority="37" w:unhideWhenUsed="1"/>
+    <w:lsdException w:name="TOC Heading" w:semiHidden="1" w:uiPriority="39" w:unhideWhenUsed="1" w:qFormat="1"/>
+    <w:lsdException w:name="Plain Table 1" w:uiPriority="41"/>
+    <w:lsdException w:name="Plain Table 2" w:uiPriority="42"/>
+    <w:lsdException w:name="Plain Table 3" w:uiPriority="43"/>
+    <w:lsdException w:name="Plain Table 4" w:uiPriority="44"/>
+    <w:lsdException w:name="Plain Table 5" w:uiPriority="45"/>
+    <w:lsdException w:name="Grid Table Light" w:uiPriority="40"/>
+    <w:lsdException w:name="Grid Table 1 Light" w:uiPriority="46"/>
+    <w:lsdException w:name="Grid Table 2" w:uiPriority="47"/>
+    <w:lsdException w:name="Grid Table 3" w:uiPriority="48"/>
+    <w:lsdException w:name="Grid Table 4" w:uiPriority="49"/>
+    <w:lsdException w:name="Grid Table 5 Dark" w:uiPriority="50"/>
+    <w:lsdException w:name="Grid Table 6 Colorful" w:uiPriority="51"/>
+    <w:lsdException w:name="Grid Table 7 Colorful" w:uiPriority="52"/>
+    <w:lsdException w:name="Grid Table 1 Light Accent 1" w:uiPriority="46"/>
+    <w:lsdException w:name="Grid Table 2 Accent 1" w:uiPriority="47"/>
+    <w:lsdException w:name="Grid Table 3 Accent 1" w:uiPriority="48"/>
+    <w:lsdException w:name="Grid Table 4 Accent 1" w:uiPriority="49"/>
+    <w:lsdException w:name="Grid Table 5 Dark Accent 1" w:uiPriority="50"/>
+    <w:lsdException w:name="Grid Table 6 Colorful Accent 1" w:uiPriority="51"/>
+    <w:lsdException w:name="Grid Table 7 Colorful Accent 1" w:uiPriority="52"/>
+    <w:lsdException w:name="Grid Table 1 Light Accent 2" w:uiPriority="46"/>
+    <w:lsdException w:name="Grid Table 2 Accent 2" w:uiPriority="47"/>
+    <w:lsdException w:name="Grid Table 3 Accent 2" w:uiPriority="48"/>
+    <w:lsdException w:name="Grid Table 4 Accent 2" w:uiPriority="49"/>
+    <w:lsdException w:name="Grid Table 5 Dark Accent 2" w:uiPriority="50"/>
+    <w:lsdException w:name="Grid Table 6 Colorful Accent 2" w:uiPriority="51"/>
+    <w:lsdException w:name="Grid Table 7 Colorful Accent 2" w:uiPriority="52"/>
+    <w:lsdException w:name="Grid Table 1 Light Accent 3" w:uiPriority="46"/>
+    <w:lsdException w:name="Grid Table 2 Accent 3" w:uiPriority="47"/>
+    <w:lsdException w:name="Grid Table 3 Accent 3" w:uiPriority="48"/>
+    <w:lsdException w:name="Grid Table 4 Accent 3" w:uiPriority="49"/>
+    <w:lsdException w:name="Grid Table 5 Dark Accent 3" w:uiPriority="50"/>
+    <w:lsdException w:name="Grid Table 6 Colorful Accent 3" w:uiPriority="51"/>
+    <w:lsdException w:name="Grid Table 7 Colorful Accent 3" w:uiPriority="52"/>
+    <w:lsdException w:name="Grid Table 1 Light Accent 4" w:uiPriority="46"/>
+    <w:lsdException w:name="Grid Table 2 Accent 4" w:uiPriority="47"/>
+    <w:lsdException w:name="Grid Table 3 Accent 4" w:uiPriority="48"/>
+    <w:lsdException w:name="Grid Table 4 Accent 4" w:uiPriority="49"/>
+    <w:lsdException w:name="Grid Table 5 Dark Accent 4" w:uiPriority="50"/>
+    <w:lsdException w:name="Grid Table 6 Colorful Accent 4" w:uiPriority="51"/>
+    <w:lsdException w:name="Grid Table 7 Colorful Accent 4" w:uiPriority="52"/>
+    <w:lsdException w:name="Grid Table 1 Light Accent 5" w:uiPriority="46"/>
+    <w:lsdException w:name="Grid Table 2 Accent 5" w:uiPriority="47"/>
+    <w:lsdException w:name="Grid Table 3 Accent 5" w:uiPriority="48"/>
+    <w:lsdException w:name="Grid Table 4 Accent 5" w:uiPriority="49"/>
+    <w:lsdException w:name="Grid Table 5 Dark Accent 5" w:uiPriority="50"/>
+    <w:lsdException w:name="Grid Table 6 Colorful Accent 5" w:uiPriority="51"/>
+    <w:lsdException w:name="Grid Table 7 Colorful Accent 5" w:uiPriority="52"/>
+    <w:lsdException w:name="Grid Table 1 Light Accent 6" w:uiPriority="46"/>
+    <w:lsdException w:name="Grid Table 2 Accent 6" w:uiPriority="47"/>
+    <w:lsdException w:name="Grid Table 3 Accent 6" w:uiPriority="48"/>
+    <w:lsdException w:name="Grid Table 4 Accent 6" w:uiPriority="49"/>
+    <w:lsdException w:name="Grid Table 5 Dark Accent 6" w:uiPriority="50"/>
+    <w:lsdException w:name="Grid Table 6 Colorful Accent 6" w:uiPriority="51"/>
+    <w:lsdException w:name="Grid Table 7 Colorful Accent 6" w:uiPriority="52"/>
+    <w:lsdException w:name="List Table 1 Light" w:uiPriority="46"/>
+    <w:lsdException w:name="List Table 2" w:uiPriority="47"/>
+    <w:lsdException w:name="List Table 3" w:uiPriority="48"/>
+    <w:lsdException w:name="List Table 4" w:uiPriority="49"/>
+    <w:lsdException w:name="List Table 5 Dark" w:uiPriority="50"/>
+    <w:lsdException w:name="List Table 6 Colorful" w:uiPriority="51"/>
+    <w:lsdException w:name="List Table 7 Colorful" w:uiPriority="52"/>
+    <w:lsdException w:name="List Table 1 Light Accent 1" w:uiPriority="46"/>
+    <w:lsdException w:name="List Table 2 Accent 1" w:uiPriority="47"/>
+    <w:lsdException w:name="List Table 3 Accent 1" w:uiPriority="48"/>
+    <w:lsdException w:name="List Table 4 Accent 1" w:uiPriority="49"/>
+    <w:lsdException w:name="List Table 5 Dark Accent 1" w:uiPriority="50"/>
+    <w:lsdException w:name="List Table 6 Colorful Accent 1" w:uiPriority="51"/>
+    <w:lsdException w:name="List Table 7 Colorful Accent 1" w:uiPriority="52"/>
+    <w:lsdException w:name="List Table 1 Light Accent 2" w:uiPriority="46"/>
+    <w:lsdException w:name="List Table 2 Accent 2" w:uiPriority="47"/>
+    <w:lsdException w:name="List Table 3 Accent 2" w:uiPriority="48"/>
+    <w:lsdException w:name="List Table 4 Accent 2" w:uiPriority="49"/>
+    <w:lsdException w:name="List Table 5 Dark Accent 2" w:uiPriority="50"/>
+    <w:lsdException w:name="List Table 6 Colorful Accent 2" w:uiPriority="51"/>
+    <w:lsdException w:name="List Table 7 Colorful Accent 2" w:uiPriority="52"/>
+    <w:lsdException w:name="List Table 1 Light Accent 3" w:uiPriority="46"/>
+    <w:lsdException w:name="List Table 2 Accent 3" w:uiPriority="47"/>
+    <w:lsdException w:name="List Table 3 Accent 3" w:uiPriority="48"/>
+    <w:lsdException w:name="List Table 4 Accent 3" w:uiPriority="49"/>
+    <w:lsdException w:name="List Table 5 Dark Accent 3" w:uiPriority="50"/>
+    <w:lsdException w:name="List Table 6 Colorful Accent 3" w:uiPriority="51"/>
+    <w:lsdException w:name="List Table 7 Colorful Accent 3" w:uiPriority="52"/>
+    <w:lsdException w:name="List Table 1 Light Accent 4" w:uiPriority="46"/>
+    <w:lsdException w:name="List Table 2 Accent 4" w:uiPriority="47"/>
+    <w:lsdException w:name="List Table 3 Accent 4" w:uiPriority="48"/>
+    <w:lsdException w:name="List Table 4 Accent 4" w:uiPriority="49"/>
+    <w:lsdException w:name="List Table 5 Dark Accent 4" w:uiPriority="50"/>
+    <w:lsdException w:name="List Table 6 Colorful Accent 4" w:uiPriority="51"/>
+    <w:lsdException w:name="List Table 7 Colorful Accent 4" w:uiPriority="52"/>
+    <w:lsdException w:name="List Table 1 Light Accent 5" w:uiPriority="46"/>
+    <w:lsdException w:name="List Table 2 Accent 5" w:uiPriority="47"/>
+    <w:lsdException w:name="List Table 3 Accent 5" w:uiPriority="48"/>
+    <w:lsdException w:name="List Table 4 Accent 5" w:uiPriority="49"/>
+    <w:lsdException w:name="List Table 5 Dark Accent 5" w:uiPriority="50"/>
+    <w:lsdException w:name="List Table 6 Colorful Accent 5" w:uiPriority="51"/>
+    <w:lsdException w:name="List Table 7 Colorful Accent 5" w:uiPriority="52"/>
+    <w:lsdException w:name="List Table 1 Light Accent 6" w:uiPriority="46"/>
+    <w:lsdException w:name="List Table 2 Accent 6" w:uiPriority="47"/>
+    <w:lsdException w:name="List Table 3 Accent 6" w:uiPriority="48"/>
+    <w:lsdException w:name="List Table 4 Accent 6" w:uiPriority="49"/>
+    <w:lsdException w:name="List Table 5 Dark Accent 6" w:uiPriority="50"/>
+    <w:lsdException w:name="List Table 6 Colorful Accent 6" w:uiPriority="51"/>
+    <w:lsdException w:name="List Table 7 Colorful Accent 6" w:uiPriority="52"/>
+    <w:lsdException w:name="Mention" w:semiHidden="1" w:unhideWhenUsed="1"/>
+    <w:lsdException w:name="Smart Hyperlink" w:semiHidden="1" w:unhideWhenUsed="1"/>
+    <w:lsdException w:name="Hashtag" w:semiHidden="1" w:unhideWhenUsed="1"/>
+    <w:lsdException w:name="Unresolved Mention" w:semiHidden="1" w:unhideWhenUsed="1"/>
+    <w:lsdException w:name="Smart Link" w:semiHidden="1" w:unhideWhenUsed="1"/>
+  </w:latentStyles>
+  <w:style w:type="paragraph" w:default="1" w:styleId="Normal">
     <w:name w:val="Normal"/>
     <w:qFormat/>
-    <w:pPr/>
-    <w:rPr/>
   </w:style>
-  <w:style w:type="paragraph" w:styleId="P1">
-    <w:name w:val="Heading 1"/>
-    <w:basedOn w:val="P0"/>
-    <w:next w:val="P0"/>
-    <w:link w:val="C4"/>
+  <w:style w:type="paragraph" w:styleId="Heading1">
+    <w:name w:val="heading 1"/>
+    <w:basedOn w:val="Normal"/>
+    <w:next w:val="Normal"/>
+    <w:link w:val="Heading1Char"/>
+    <w:uiPriority w:val="9"/>
     <w:qFormat/>
     <w:pPr>
-      <w:keepNext w:val="1"/>
-      <w:keepLines w:val="1"/>
-      <w:spacing w:lineRule="auto" w:line="240" w:before="400" w:after="40" w:beforeAutospacing="0" w:afterAutospacing="0"/>
+      <w:keepNext/>
+      <w:keepLines/>
+      <w:spacing w:before="400" w:after="40" w:line="240" w:lineRule="auto"/>
       <w:outlineLvl w:val="0"/>
     </w:pPr>
     <w:rPr>
-      <w:rFonts w:asciiTheme="majorHAnsi" w:hAnsiTheme="majorHAnsi" w:cstheme="majorBidi" w:eastAsiaTheme="majorEastAsia"/>
+      <w:rFonts w:asciiTheme="majorHAnsi" w:eastAsiaTheme="majorEastAsia" w:hAnsiTheme="majorHAnsi" w:cstheme="majorBidi"/>
       <w:color w:val="781049" w:themeColor="accent1" w:themeShade="80"/>
       <w:sz w:val="36"/>
       <w:szCs w:val="36"/>
     </w:rPr>
   </w:style>
-  <w:style w:type="paragraph" w:styleId="P2">
-    <w:name w:val="Heading 2"/>
-    <w:basedOn w:val="P0"/>
-    <w:next w:val="P0"/>
-    <w:link w:val="C5"/>
+  <w:style w:type="paragraph" w:styleId="Heading2">
+    <w:name w:val="heading 2"/>
+    <w:basedOn w:val="Normal"/>
+    <w:next w:val="Normal"/>
+    <w:link w:val="Heading2Char"/>
+    <w:uiPriority w:val="9"/>
+    <w:unhideWhenUsed/>
     <w:qFormat/>
     <w:pPr>
-      <w:keepNext w:val="1"/>
-      <w:keepLines w:val="1"/>
-      <w:spacing w:lineRule="auto" w:line="240" w:before="40" w:after="0" w:beforeAutospacing="0" w:afterAutospacing="0"/>
+      <w:keepNext/>
+      <w:keepLines/>
+      <w:spacing w:before="40" w:after="0" w:line="240" w:lineRule="auto"/>
       <w:outlineLvl w:val="1"/>
     </w:pPr>
     <w:rPr>
-      <w:rFonts w:asciiTheme="majorHAnsi" w:hAnsiTheme="majorHAnsi" w:cstheme="majorBidi" w:eastAsiaTheme="majorEastAsia"/>
-      <w:color w:val="B4186E" w:themeColor="accent1" w:themeShade="BF"/>
+      <w:rFonts w:asciiTheme="majorHAnsi" w:eastAsiaTheme="majorEastAsia" w:hAnsiTheme="majorHAnsi" w:cstheme="majorBidi"/>
+      <w:color w:val="B3186D" w:themeColor="accent1" w:themeShade="BF"/>
       <w:sz w:val="32"/>
       <w:szCs w:val="32"/>
     </w:rPr>
   </w:style>
-  <w:style w:type="paragraph" w:styleId="P3">
-    <w:name w:val="Heading 3"/>
-    <w:basedOn w:val="P0"/>
-    <w:next w:val="P0"/>
-    <w:link w:val="C6"/>
+  <w:style w:type="paragraph" w:styleId="Heading3">
+    <w:name w:val="heading 3"/>
+    <w:basedOn w:val="Normal"/>
+    <w:next w:val="Normal"/>
+    <w:link w:val="Heading3Char"/>
+    <w:uiPriority w:val="9"/>
     <w:semiHidden/>
+    <w:unhideWhenUsed/>
     <w:qFormat/>
     <w:pPr>
-      <w:keepNext w:val="1"/>
-      <w:keepLines w:val="1"/>
-      <w:spacing w:lineRule="auto" w:line="240" w:before="40" w:after="0" w:beforeAutospacing="0" w:afterAutospacing="0"/>
+      <w:keepNext/>
+      <w:keepLines/>
+      <w:spacing w:before="40" w:after="0" w:line="240" w:lineRule="auto"/>
       <w:outlineLvl w:val="2"/>
     </w:pPr>
     <w:rPr>
-      <w:rFonts w:asciiTheme="majorHAnsi" w:hAnsiTheme="majorHAnsi" w:cstheme="majorBidi" w:eastAsiaTheme="majorEastAsia"/>
-      <w:color w:val="B4186E" w:themeColor="accent1" w:themeShade="BF"/>
+      <w:rFonts w:asciiTheme="majorHAnsi" w:eastAsiaTheme="majorEastAsia" w:hAnsiTheme="majorHAnsi" w:cstheme="majorBidi"/>
+      <w:color w:val="B3186D" w:themeColor="accent1" w:themeShade="BF"/>
       <w:sz w:val="28"/>
       <w:szCs w:val="28"/>
     </w:rPr>
   </w:style>
-  <w:style w:type="paragraph" w:styleId="P4">
-    <w:name w:val="Heading 4"/>
-    <w:basedOn w:val="P0"/>
-    <w:next w:val="P0"/>
-    <w:link w:val="C7"/>
+  <w:style w:type="paragraph" w:styleId="Heading4">
+    <w:name w:val="heading 4"/>
+    <w:basedOn w:val="Normal"/>
+    <w:next w:val="Normal"/>
+    <w:link w:val="Heading4Char"/>
+    <w:uiPriority w:val="9"/>
     <w:semiHidden/>
+    <w:unhideWhenUsed/>
     <w:qFormat/>
     <w:pPr>
-      <w:keepNext w:val="1"/>
-      <w:keepLines w:val="1"/>
-      <w:spacing w:before="40" w:after="0" w:beforeAutospacing="0" w:afterAutospacing="0"/>
+      <w:keepNext/>
+      <w:keepLines/>
+      <w:spacing w:before="40" w:after="0"/>
       <w:outlineLvl w:val="3"/>
     </w:pPr>
     <w:rPr>
-      <w:rFonts w:asciiTheme="majorHAnsi" w:hAnsiTheme="majorHAnsi" w:cstheme="majorBidi" w:eastAsiaTheme="majorEastAsia"/>
-      <w:color w:val="B4186E" w:themeColor="accent1" w:themeShade="BF"/>
+      <w:rFonts w:asciiTheme="majorHAnsi" w:eastAsiaTheme="majorEastAsia" w:hAnsiTheme="majorHAnsi" w:cstheme="majorBidi"/>
+      <w:color w:val="B3186D" w:themeColor="accent1" w:themeShade="BF"/>
       <w:sz w:val="24"/>
       <w:szCs w:val="24"/>
     </w:rPr>
   </w:style>
-  <w:style w:type="paragraph" w:styleId="P5">
-    <w:name w:val="Heading 5"/>
-    <w:basedOn w:val="P0"/>
-    <w:next w:val="P0"/>
-    <w:link w:val="C8"/>
+  <w:style w:type="paragraph" w:styleId="Heading5">
+    <w:name w:val="heading 5"/>
+    <w:basedOn w:val="Normal"/>
+    <w:next w:val="Normal"/>
+    <w:link w:val="Heading5Char"/>
+    <w:uiPriority w:val="9"/>
+    <w:semiHidden/>
+    <w:unhideWhenUsed/>
+    <w:qFormat/>
+    <w:pPr>
+      <w:keepNext/>
+      <w:keepLines/>
+      <w:spacing w:before="40" w:after="0"/>
+      <w:outlineLvl w:val="4"/>
+    </w:pPr>
+    <w:rPr>
+      <w:rFonts w:asciiTheme="majorHAnsi" w:eastAsiaTheme="majorEastAsia" w:hAnsiTheme="majorHAnsi" w:cstheme="majorBidi"/>
+      <w:caps/>
+      <w:color w:val="B3186D" w:themeColor="accent1" w:themeShade="BF"/>
+    </w:rPr>
+  </w:style>
+  <w:style w:type="paragraph" w:styleId="Heading6">
+    <w:name w:val="heading 6"/>
+    <w:basedOn w:val="Normal"/>
+    <w:next w:val="Normal"/>
+    <w:link w:val="Heading6Char"/>
+    <w:uiPriority w:val="9"/>
+    <w:semiHidden/>
+    <w:unhideWhenUsed/>
+    <w:qFormat/>
+    <w:pPr>
+      <w:keepNext/>
+      <w:keepLines/>
+      <w:spacing w:before="40" w:after="0"/>
+      <w:outlineLvl w:val="5"/>
+    </w:pPr>
+    <w:rPr>
+      <w:rFonts w:asciiTheme="majorHAnsi" w:eastAsiaTheme="majorEastAsia" w:hAnsiTheme="majorHAnsi" w:cstheme="majorBidi"/>
+      <w:i/>
+      <w:iCs/>
+      <w:caps/>
+      <w:color w:val="781049" w:themeColor="accent1" w:themeShade="80"/>
+    </w:rPr>
+  </w:style>
+  <w:style w:type="paragraph" w:styleId="Heading7">
+    <w:name w:val="heading 7"/>
+    <w:basedOn w:val="Normal"/>
+    <w:next w:val="Normal"/>
+    <w:link w:val="Heading7Char"/>
     <w:semiHidden/>
     <w:qFormat/>
     <w:pPr>
-      <w:keepNext w:val="1"/>
-      <w:keepLines w:val="1"/>
-      <w:spacing w:before="40" w:after="0" w:beforeAutospacing="0" w:afterAutospacing="0"/>
-      <w:outlineLvl w:val="4"/>
+      <w:keepNext/>
+      <w:keepLines/>
+      <w:spacing w:before="40" w:after="0"/>
+      <w:outlineLvl w:val="6"/>
     </w:pPr>
     <w:rPr>
-      <w:rFonts w:asciiTheme="majorHAnsi" w:hAnsiTheme="majorHAnsi" w:cstheme="majorBidi" w:eastAsiaTheme="majorEastAsia"/>
-      <w:caps w:val="1"/>
-      <w:color w:val="B4186E" w:themeColor="accent1" w:themeShade="BF"/>
+      <w:rFonts w:asciiTheme="majorHAnsi" w:eastAsiaTheme="majorEastAsia" w:hAnsiTheme="majorHAnsi" w:cstheme="majorBidi"/>
+      <w:b/>
+      <w:bCs/>
+      <w:color w:val="781049" w:themeColor="accent1" w:themeShade="80"/>
     </w:rPr>
   </w:style>
-  <w:style w:type="paragraph" w:styleId="P6">
-    <w:name w:val="Heading 6"/>
-    <w:basedOn w:val="P0"/>
-    <w:next w:val="P0"/>
-    <w:link w:val="C9"/>
+  <w:style w:type="paragraph" w:styleId="Heading8">
+    <w:name w:val="heading 8"/>
+    <w:basedOn w:val="Normal"/>
+    <w:next w:val="Normal"/>
+    <w:link w:val="Heading8Char"/>
     <w:semiHidden/>
     <w:qFormat/>
     <w:pPr>
-      <w:keepNext w:val="1"/>
-      <w:keepLines w:val="1"/>
-      <w:spacing w:before="40" w:after="0" w:beforeAutospacing="0" w:afterAutospacing="0"/>
-      <w:outlineLvl w:val="5"/>
+      <w:keepNext/>
+      <w:keepLines/>
+      <w:spacing w:before="40" w:after="0"/>
+      <w:outlineLvl w:val="7"/>
     </w:pPr>
     <w:rPr>
-      <w:rFonts w:asciiTheme="majorHAnsi" w:hAnsiTheme="majorHAnsi" w:cstheme="majorBidi" w:eastAsiaTheme="majorEastAsia"/>
-      <w:i w:val="1"/>
-      <w:iCs w:val="1"/>
-      <w:caps w:val="1"/>
+      <w:rFonts w:asciiTheme="majorHAnsi" w:eastAsiaTheme="majorEastAsia" w:hAnsiTheme="majorHAnsi" w:cstheme="majorBidi"/>
+      <w:b/>
+      <w:bCs/>
+      <w:i/>
+      <w:iCs/>
       <w:color w:val="781049" w:themeColor="accent1" w:themeShade="80"/>
     </w:rPr>
   </w:style>
-  <w:style w:type="paragraph" w:styleId="P7">
-    <w:name w:val="Heading 7"/>
-    <w:basedOn w:val="P0"/>
-    <w:next w:val="P0"/>
-    <w:link w:val="C10"/>
+  <w:style w:type="paragraph" w:styleId="Heading9">
+    <w:name w:val="heading 9"/>
+    <w:basedOn w:val="Normal"/>
+    <w:next w:val="Normal"/>
+    <w:link w:val="Heading9Char"/>
     <w:semiHidden/>
     <w:qFormat/>
     <w:pPr>
-      <w:keepNext w:val="1"/>
-      <w:keepLines w:val="1"/>
-      <w:spacing w:before="40" w:after="0" w:beforeAutospacing="0" w:afterAutospacing="0"/>
-      <w:outlineLvl w:val="6"/>
+      <w:keepNext/>
+      <w:keepLines/>
+      <w:spacing w:before="40" w:after="0"/>
+      <w:outlineLvl w:val="8"/>
     </w:pPr>
     <w:rPr>
-      <w:rFonts w:asciiTheme="majorHAnsi" w:hAnsiTheme="majorHAnsi" w:cstheme="majorBidi" w:eastAsiaTheme="majorEastAsia"/>
-      <w:b w:val="1"/>
-      <w:bCs w:val="1"/>
+      <w:rFonts w:asciiTheme="majorHAnsi" w:eastAsiaTheme="majorEastAsia" w:hAnsiTheme="majorHAnsi" w:cstheme="majorBidi"/>
+      <w:i/>
+      <w:iCs/>
       <w:color w:val="781049" w:themeColor="accent1" w:themeShade="80"/>
     </w:rPr>
   </w:style>
-  <w:style w:type="paragraph" w:styleId="P8">
-    <w:name w:val="Heading 8"/>
-    <w:basedOn w:val="P0"/>
-    <w:next w:val="P0"/>
-    <w:link w:val="C11"/>
+  <w:style w:type="character" w:default="1" w:styleId="DefaultParagraphFont">
+    <w:name w:val="Default Paragraph Font"/>
+    <w:uiPriority w:val="1"/>
     <w:semiHidden/>
-    <w:qFormat/>
-    <w:pPr>
-      <w:keepNext w:val="1"/>
-      <w:keepLines w:val="1"/>
-      <w:spacing w:before="40" w:after="0" w:beforeAutospacing="0" w:afterAutospacing="0"/>
-      <w:outlineLvl w:val="7"/>
-    </w:pPr>
-    <w:rPr>
-      <w:rFonts w:asciiTheme="majorHAnsi" w:hAnsiTheme="majorHAnsi" w:cstheme="majorBidi" w:eastAsiaTheme="majorEastAsia"/>
-      <w:b w:val="1"/>
-      <w:i w:val="1"/>
-      <w:bCs w:val="1"/>
-      <w:iCs w:val="1"/>
-      <w:color w:val="781049" w:themeColor="accent1" w:themeShade="80"/>
-    </w:rPr>
+    <w:unhideWhenUsed/>
   </w:style>
-  <w:style w:type="paragraph" w:styleId="P9">
-    <w:name w:val="Heading 9"/>
-    <w:basedOn w:val="P0"/>
-    <w:next w:val="P0"/>
-    <w:link w:val="C12"/>
+  <w:style w:type="table" w:default="1" w:styleId="TableNormal">
+    <w:name w:val="Normal Table"/>
+    <w:uiPriority w:val="99"/>
     <w:semiHidden/>
-    <w:qFormat/>
-    <w:pPr>
-      <w:keepNext w:val="1"/>
-      <w:keepLines w:val="1"/>
-      <w:spacing w:before="40" w:after="0" w:beforeAutospacing="0" w:afterAutospacing="0"/>
-      <w:outlineLvl w:val="8"/>
-    </w:pPr>
-    <w:rPr>
-      <w:rFonts w:asciiTheme="majorHAnsi" w:hAnsiTheme="majorHAnsi" w:cstheme="majorBidi" w:eastAsiaTheme="majorEastAsia"/>
-      <w:i w:val="1"/>
-      <w:iCs w:val="1"/>
-      <w:color w:val="781049" w:themeColor="accent1" w:themeShade="80"/>
-    </w:rPr>
-  </w:style>
-  <w:style w:type="paragraph" w:styleId="P10">
-    <w:name w:val="No Spacing"/>
-    <w:link w:val="C3"/>
-    <w:qFormat/>
-    <w:pPr>
-      <w:spacing w:lineRule="auto" w:line="240" w:after="0" w:beforeAutospacing="0" w:afterAutospacing="0"/>
-    </w:pPr>
-    <w:rPr/>
-  </w:style>
-  <w:style w:type="paragraph" w:styleId="P11">
-    <w:name w:val="Caption"/>
-    <w:basedOn w:val="P0"/>
-    <w:next w:val="P0"/>
-    <w:semiHidden/>
-    <w:qFormat/>
-    <w:pPr>
-      <w:spacing w:lineRule="auto" w:line="240" w:beforeAutospacing="0" w:afterAutospacing="0"/>
-    </w:pPr>
-    <w:rPr>
-      <w:b w:val="1"/>
-      <w:bCs w:val="1"/>
-      <w:smallCaps w:val="1"/>
-      <w:color w:val="454551" w:themeColor="text2"/>
-    </w:rPr>
-  </w:style>
-  <w:style w:type="paragraph" w:styleId="P12">
-    <w:name w:val="Title"/>
-    <w:basedOn w:val="P0"/>
-    <w:next w:val="P0"/>
-    <w:link w:val="C13"/>
-    <w:qFormat/>
-    <w:pPr>
-      <w:spacing w:lineRule="auto" w:line="204" w:after="0" w:beforeAutospacing="0" w:afterAutospacing="0"/>
-      <w:contextualSpacing w:val="1"/>
-    </w:pPr>
-    <w:rPr>
-      <w:rFonts w:asciiTheme="majorHAnsi" w:hAnsiTheme="majorHAnsi" w:cstheme="majorBidi" w:eastAsiaTheme="majorEastAsia"/>
-      <w:caps w:val="1"/>
-      <w:color w:val="454551" w:themeColor="text2"/>
-      <w:sz w:val="72"/>
-      <w:szCs w:val="72"/>
-      <w:spacing w:val="-15"/>
-    </w:rPr>
-  </w:style>
-  <w:style w:type="paragraph" w:styleId="P13">
-    <w:name w:val="Subtitle"/>
-    <w:basedOn w:val="P0"/>
-    <w:next w:val="P0"/>
-    <w:link w:val="C14"/>
-    <w:qFormat/>
-    <w:pPr>
-      <w:spacing w:lineRule="auto" w:line="240" w:after="240" w:beforeAutospacing="0" w:afterAutospacing="0"/>
-    </w:pPr>
-    <w:rPr>
-      <w:rFonts w:asciiTheme="majorHAnsi" w:hAnsiTheme="majorHAnsi" w:cstheme="majorBidi" w:eastAsiaTheme="majorEastAsia"/>
-      <w:color w:val="E32D91" w:themeColor="accent1"/>
-      <w:sz w:val="28"/>
-      <w:szCs w:val="28"/>
-    </w:rPr>
-  </w:style>
-  <w:style w:type="paragraph" w:styleId="P14">
-    <w:name w:val="Quote"/>
-    <w:basedOn w:val="P0"/>
-    <w:next w:val="P0"/>
-    <w:link w:val="C17"/>
-    <w:qFormat/>
-    <w:pPr>
-      <w:spacing w:before="120" w:after="120" w:beforeAutospacing="0" w:afterAutospacing="0"/>
-      <w:ind w:left="720"/>
-    </w:pPr>
-    <w:rPr>
-      <w:color w:val="454551" w:themeColor="text2"/>
-      <w:sz w:val="24"/>
-      <w:szCs w:val="24"/>
-    </w:rPr>
-  </w:style>
-  <w:style w:type="paragraph" w:styleId="P15">
-    <w:name w:val="Intense Quote"/>
-    <w:basedOn w:val="P0"/>
-    <w:next w:val="P0"/>
-    <w:link w:val="C18"/>
-    <w:qFormat/>
-    <w:pPr>
-      <w:spacing w:lineRule="auto" w:line="240" w:before="100" w:after="240" w:beforeAutospacing="1" w:afterAutospacing="0"/>
-      <w:ind w:left="720"/>
-      <w:jc w:val="center"/>
-    </w:pPr>
-    <w:rPr>
-      <w:rFonts w:asciiTheme="majorHAnsi" w:hAnsiTheme="majorHAnsi" w:cstheme="majorBidi" w:eastAsiaTheme="majorEastAsia"/>
-      <w:color w:val="454551" w:themeColor="text2"/>
-      <w:sz w:val="32"/>
-      <w:szCs w:val="32"/>
-      <w:spacing w:val="-6"/>
-    </w:rPr>
-  </w:style>
-  <w:style w:type="paragraph" w:styleId="P16">
-    <w:name w:val="TOC Heading"/>
-    <w:basedOn w:val="P1"/>
-    <w:next w:val="P0"/>
-    <w:qFormat/>
-    <w:pPr>
-      <w:outlineLvl w:val="9"/>
-    </w:pPr>
-    <w:rPr/>
-  </w:style>
-  <w:style w:type="paragraph" w:styleId="P17">
-    <w:name w:val="List Paragraph"/>
-    <w:basedOn w:val="P0"/>
-    <w:qFormat/>
-    <w:pPr>
-      <w:ind w:left="720"/>
-      <w:contextualSpacing w:val="1"/>
-    </w:pPr>
-    <w:rPr/>
-  </w:style>
-  <w:style w:type="paragraph" w:styleId="P18">
-    <w:name w:val="TOC 1"/>
-    <w:basedOn w:val="P0"/>
-    <w:next w:val="P0"/>
-    <w:autoRedefine w:val="1"/>
-    <w:pPr>
-      <w:spacing w:after="100" w:beforeAutospacing="0" w:afterAutospacing="0"/>
-    </w:pPr>
-    <w:rPr/>
-  </w:style>
-  <w:style w:type="paragraph" w:styleId="P19">
-    <w:name w:val="TOC 2"/>
-    <w:basedOn w:val="P0"/>
-    <w:next w:val="P0"/>
-    <w:autoRedefine w:val="1"/>
-    <w:pPr>
-      <w:spacing w:after="100" w:beforeAutospacing="0" w:afterAutospacing="0"/>
-      <w:ind w:left="220"/>
-    </w:pPr>
-    <w:rPr/>
-  </w:style>
-  <w:style w:type="character" w:styleId="C0" w:default="1">
-    <w:name w:val="Default Paragraph Font"/>
-    <w:semiHidden/>
-    <w:rPr/>
-  </w:style>
-  <w:style w:type="character" w:styleId="C1">
-    <w:name w:val="Line Number"/>
-    <w:basedOn w:val="C0"/>
-    <w:semiHidden/>
-    <w:rPr/>
-  </w:style>
-  <w:style w:type="character" w:styleId="C2">
-    <w:name w:val="Hyperlink"/>
-    <w:basedOn w:val="C0"/>
-    <w:rPr>
-      <w:color w:val="6B9F25" w:themeColor="hyperlink"/>
-      <w:u w:val="single"/>
-    </w:rPr>
-  </w:style>
-  <w:style w:type="character" w:styleId="C3">
-    <w:name w:val="No Spacing Char"/>
-    <w:basedOn w:val="C0"/>
-    <w:link w:val="P10"/>
-    <w:rPr/>
-  </w:style>
-  <w:style w:type="character" w:styleId="C4">
-    <w:name w:val="Heading 1 Char"/>
-    <w:basedOn w:val="C0"/>
-    <w:link w:val="P1"/>
-    <w:rPr>
-      <w:rFonts w:asciiTheme="majorHAnsi" w:hAnsiTheme="majorHAnsi" w:cstheme="majorBidi" w:eastAsiaTheme="majorEastAsia"/>
-      <w:color w:val="781049" w:themeColor="accent1" w:themeShade="80"/>
-      <w:sz w:val="36"/>
-      <w:szCs w:val="36"/>
-    </w:rPr>
-  </w:style>
-  <w:style w:type="character" w:styleId="C5">
-    <w:name w:val="Heading 2 Char"/>
-    <w:basedOn w:val="C0"/>
-    <w:link w:val="P2"/>
-    <w:rPr>
-      <w:rFonts w:asciiTheme="majorHAnsi" w:hAnsiTheme="majorHAnsi" w:cstheme="majorBidi" w:eastAsiaTheme="majorEastAsia"/>
-      <w:color w:val="B4186E" w:themeColor="accent1" w:themeShade="BF"/>
-      <w:sz w:val="32"/>
-      <w:szCs w:val="32"/>
-    </w:rPr>
-  </w:style>
-  <w:style w:type="character" w:styleId="C6">
-    <w:name w:val="Heading 3 Char"/>
-    <w:basedOn w:val="C0"/>
-    <w:link w:val="P3"/>
-    <w:semiHidden/>
-    <w:rPr>
-      <w:rFonts w:asciiTheme="majorHAnsi" w:hAnsiTheme="majorHAnsi" w:cstheme="majorBidi" w:eastAsiaTheme="majorEastAsia"/>
-      <w:color w:val="B4186E" w:themeColor="accent1" w:themeShade="BF"/>
-      <w:sz w:val="28"/>
-      <w:szCs w:val="28"/>
-    </w:rPr>
-  </w:style>
-  <w:style w:type="character" w:styleId="C7">
-    <w:name w:val="Heading 4 Char"/>
-    <w:basedOn w:val="C0"/>
-    <w:link w:val="P4"/>
-    <w:semiHidden/>
-    <w:rPr>
-      <w:rFonts w:asciiTheme="majorHAnsi" w:hAnsiTheme="majorHAnsi" w:cstheme="majorBidi" w:eastAsiaTheme="majorEastAsia"/>
-      <w:color w:val="B4186E" w:themeColor="accent1" w:themeShade="BF"/>
-      <w:sz w:val="24"/>
-      <w:szCs w:val="24"/>
-    </w:rPr>
-  </w:style>
-  <w:style w:type="character" w:styleId="C8">
-    <w:name w:val="Heading 5 Char"/>
-    <w:basedOn w:val="C0"/>
-    <w:link w:val="P5"/>
-    <w:semiHidden/>
-    <w:rPr>
-      <w:rFonts w:asciiTheme="majorHAnsi" w:hAnsiTheme="majorHAnsi" w:cstheme="majorBidi" w:eastAsiaTheme="majorEastAsia"/>
-      <w:caps w:val="1"/>
-      <w:color w:val="B4186E" w:themeColor="accent1" w:themeShade="BF"/>
-    </w:rPr>
-  </w:style>
-  <w:style w:type="character" w:styleId="C9">
-    <w:name w:val="Heading 6 Char"/>
-    <w:basedOn w:val="C0"/>
-    <w:link w:val="P6"/>
-    <w:semiHidden/>
-    <w:rPr>
-      <w:rFonts w:asciiTheme="majorHAnsi" w:hAnsiTheme="majorHAnsi" w:cstheme="majorBidi" w:eastAsiaTheme="majorEastAsia"/>
-      <w:i w:val="1"/>
-      <w:iCs w:val="1"/>
-      <w:caps w:val="1"/>
-      <w:color w:val="781049" w:themeColor="accent1" w:themeShade="80"/>
-    </w:rPr>
-  </w:style>
-  <w:style w:type="character" w:styleId="C10">
-    <w:name w:val="Heading 7 Char"/>
-    <w:basedOn w:val="C0"/>
-    <w:link w:val="P7"/>
-    <w:semiHidden/>
-    <w:rPr>
-      <w:rFonts w:asciiTheme="majorHAnsi" w:hAnsiTheme="majorHAnsi" w:cstheme="majorBidi" w:eastAsiaTheme="majorEastAsia"/>
-      <w:b w:val="1"/>
-      <w:bCs w:val="1"/>
-      <w:color w:val="781049" w:themeColor="accent1" w:themeShade="80"/>
-    </w:rPr>
-  </w:style>
-  <w:style w:type="character" w:styleId="C11">
-    <w:name w:val="Heading 8 Char"/>
-    <w:basedOn w:val="C0"/>
-    <w:link w:val="P8"/>
-    <w:semiHidden/>
-    <w:rPr>
-      <w:rFonts w:asciiTheme="majorHAnsi" w:hAnsiTheme="majorHAnsi" w:cstheme="majorBidi" w:eastAsiaTheme="majorEastAsia"/>
-      <w:b w:val="1"/>
-      <w:i w:val="1"/>
-      <w:bCs w:val="1"/>
-      <w:iCs w:val="1"/>
-      <w:color w:val="781049" w:themeColor="accent1" w:themeShade="80"/>
-    </w:rPr>
-  </w:style>
-  <w:style w:type="character" w:styleId="C12">
-    <w:name w:val="Heading 9 Char"/>
-    <w:basedOn w:val="C0"/>
-    <w:link w:val="P9"/>
-    <w:semiHidden/>
-    <w:rPr>
-      <w:rFonts w:asciiTheme="majorHAnsi" w:hAnsiTheme="majorHAnsi" w:cstheme="majorBidi" w:eastAsiaTheme="majorEastAsia"/>
-      <w:i w:val="1"/>
-      <w:iCs w:val="1"/>
-      <w:color w:val="781049" w:themeColor="accent1" w:themeShade="80"/>
-    </w:rPr>
-  </w:style>
-  <w:style w:type="character" w:styleId="C13">
-    <w:name w:val="Title Char"/>
-    <w:basedOn w:val="C0"/>
-    <w:link w:val="P12"/>
-    <w:rPr>
-      <w:rFonts w:asciiTheme="majorHAnsi" w:hAnsiTheme="majorHAnsi" w:cstheme="majorBidi" w:eastAsiaTheme="majorEastAsia"/>
-      <w:caps w:val="1"/>
-      <w:color w:val="454551" w:themeColor="text2"/>
-      <w:sz w:val="72"/>
-      <w:szCs w:val="72"/>
-      <w:spacing w:val="-15"/>
-    </w:rPr>
-  </w:style>
-  <w:style w:type="character" w:styleId="C14">
-    <w:name w:val="Subtitle Char"/>
-    <w:basedOn w:val="C0"/>
-    <w:link w:val="P13"/>
-    <w:rPr>
-      <w:rFonts w:asciiTheme="majorHAnsi" w:hAnsiTheme="majorHAnsi" w:cstheme="majorBidi" w:eastAsiaTheme="majorEastAsia"/>
-      <w:color w:val="E32D91" w:themeColor="accent1"/>
-      <w:sz w:val="28"/>
-      <w:szCs w:val="28"/>
-    </w:rPr>
-  </w:style>
-  <w:style w:type="character" w:styleId="C15">
-    <w:name w:val="Strong"/>
-    <w:basedOn w:val="C0"/>
-    <w:qFormat/>
-    <w:rPr>
-      <w:b w:val="1"/>
-      <w:bCs w:val="1"/>
-    </w:rPr>
-  </w:style>
-  <w:style w:type="character" w:styleId="C16">
-    <w:name w:val="Emphasis"/>
-    <w:basedOn w:val="C0"/>
-    <w:qFormat/>
-    <w:rPr>
-      <w:i w:val="1"/>
-      <w:iCs w:val="1"/>
-    </w:rPr>
-  </w:style>
-  <w:style w:type="character" w:styleId="C17">
-    <w:name w:val="Quote Char"/>
-    <w:basedOn w:val="C0"/>
-    <w:link w:val="P14"/>
-    <w:rPr>
-      <w:color w:val="454551" w:themeColor="text2"/>
-      <w:sz w:val="24"/>
-      <w:szCs w:val="24"/>
-    </w:rPr>
-  </w:style>
-  <w:style w:type="character" w:styleId="C18">
-    <w:name w:val="Intense Quote Char"/>
-    <w:basedOn w:val="C0"/>
-    <w:link w:val="P15"/>
-    <w:rPr>
-      <w:rFonts w:asciiTheme="majorHAnsi" w:hAnsiTheme="majorHAnsi" w:cstheme="majorBidi" w:eastAsiaTheme="majorEastAsia"/>
-      <w:color w:val="454551" w:themeColor="text2"/>
-      <w:sz w:val="32"/>
-      <w:szCs w:val="32"/>
-      <w:spacing w:val="-6"/>
-    </w:rPr>
-  </w:style>
-  <w:style w:type="character" w:styleId="C19">
-    <w:name w:val="Subtle Emphasis"/>
-    <w:basedOn w:val="C0"/>
-    <w:qFormat/>
-    <w:rPr>
-      <w:i w:val="1"/>
-      <w:iCs w:val="1"/>
-      <w:color w:val="595959" w:themeColor="text1" w:themeTint="A6"/>
-    </w:rPr>
-  </w:style>
-  <w:style w:type="character" w:styleId="C20">
-    <w:name w:val="Intense Emphasis"/>
-    <w:basedOn w:val="C0"/>
-    <w:qFormat/>
-    <w:rPr>
-      <w:b w:val="1"/>
-      <w:i w:val="1"/>
-      <w:bCs w:val="1"/>
-      <w:iCs w:val="1"/>
-    </w:rPr>
-  </w:style>
-  <w:style w:type="character" w:styleId="C21">
-    <w:name w:val="Subtle Reference1"/>
-    <w:basedOn w:val="C0"/>
-    <w:qFormat/>
-    <w:rPr>
-      <w:smallCaps w:val="1"/>
-      <w:color w:val="595959" w:themeColor="text1" w:themeTint="A6"/>
-      <w:u w:val="none" w:color="7F7F7F" w:themeColor="text1" w:themeTint="80"/>
-    </w:rPr>
-  </w:style>
-  <w:style w:type="character" w:styleId="C22">
-    <w:name w:val="Intense Reference1"/>
-    <w:basedOn w:val="C0"/>
-    <w:qFormat/>
-    <w:rPr>
-      <w:b w:val="1"/>
-      <w:bCs w:val="1"/>
-      <w:smallCaps w:val="1"/>
-      <w:color w:val="454551" w:themeColor="text2"/>
-      <w:u w:val="single"/>
-    </w:rPr>
-  </w:style>
-  <w:style w:type="character" w:styleId="C23">
-    <w:name w:val="Book Title"/>
-    <w:basedOn w:val="C0"/>
-    <w:qFormat/>
-    <w:rPr>
-      <w:b w:val="1"/>
-      <w:bCs w:val="1"/>
-      <w:smallCaps w:val="1"/>
-      <w:spacing w:val="10"/>
-    </w:rPr>
-  </w:style>
-  <w:style w:type="table" w:styleId="T0" w:default="1">
-    <w:name w:val="Normal Table"/>
-    <w:semiHidden/>
+    <w:unhideWhenUsed/>
     <w:tblPr>
       <w:tblInd w:w="0" w:type="dxa"/>
       <w:tblCellMar>
@@ -6473,52 +7798,432 @@
         <w:right w:w="108" w:type="dxa"/>
       </w:tblCellMar>
     </w:tblPr>
-    <w:trPr/>
-    <w:tcPr/>
   </w:style>
-  <w:style w:type="table" w:styleId="T1">
+  <w:style w:type="numbering" w:default="1" w:styleId="NoList">
+    <w:name w:val="No List"/>
+    <w:uiPriority w:val="99"/>
+    <w:semiHidden/>
+    <w:unhideWhenUsed/>
+  </w:style>
+  <w:style w:type="paragraph" w:styleId="NoSpacing">
+    <w:name w:val="No Spacing"/>
+    <w:link w:val="NoSpacingChar"/>
+    <w:qFormat/>
+    <w:pPr>
+      <w:spacing w:after="0" w:line="240" w:lineRule="auto"/>
+    </w:pPr>
+  </w:style>
+  <w:style w:type="paragraph" w:styleId="Caption">
+    <w:name w:val="caption"/>
+    <w:basedOn w:val="Normal"/>
+    <w:next w:val="Normal"/>
+    <w:semiHidden/>
+    <w:qFormat/>
+    <w:pPr>
+      <w:spacing w:line="240" w:lineRule="auto"/>
+    </w:pPr>
+    <w:rPr>
+      <w:b/>
+      <w:bCs/>
+      <w:smallCaps/>
+      <w:color w:val="454551" w:themeColor="text2"/>
+    </w:rPr>
+  </w:style>
+  <w:style w:type="paragraph" w:styleId="Title">
+    <w:name w:val="Title"/>
+    <w:basedOn w:val="Normal"/>
+    <w:next w:val="Normal"/>
+    <w:link w:val="TitleChar"/>
+    <w:uiPriority w:val="10"/>
+    <w:qFormat/>
+    <w:pPr>
+      <w:spacing w:after="0" w:line="204" w:lineRule="auto"/>
+      <w:contextualSpacing/>
+    </w:pPr>
+    <w:rPr>
+      <w:rFonts w:asciiTheme="majorHAnsi" w:eastAsiaTheme="majorEastAsia" w:hAnsiTheme="majorHAnsi" w:cstheme="majorBidi"/>
+      <w:caps/>
+      <w:color w:val="454551" w:themeColor="text2"/>
+      <w:spacing w:val="-15"/>
+      <w:sz w:val="72"/>
+      <w:szCs w:val="72"/>
+    </w:rPr>
+  </w:style>
+  <w:style w:type="paragraph" w:styleId="Subtitle">
+    <w:name w:val="Subtitle"/>
+    <w:basedOn w:val="Normal"/>
+    <w:next w:val="Normal"/>
+    <w:link w:val="SubtitleChar"/>
+    <w:uiPriority w:val="11"/>
+    <w:qFormat/>
+    <w:pPr>
+      <w:spacing w:after="240" w:line="240" w:lineRule="auto"/>
+    </w:pPr>
+    <w:rPr>
+      <w:rFonts w:asciiTheme="majorHAnsi" w:eastAsiaTheme="majorEastAsia" w:hAnsiTheme="majorHAnsi" w:cstheme="majorBidi"/>
+      <w:color w:val="E32D91" w:themeColor="accent1"/>
+      <w:sz w:val="28"/>
+      <w:szCs w:val="28"/>
+    </w:rPr>
+  </w:style>
+  <w:style w:type="paragraph" w:styleId="Quote">
+    <w:name w:val="Quote"/>
+    <w:basedOn w:val="Normal"/>
+    <w:next w:val="Normal"/>
+    <w:link w:val="QuoteChar"/>
+    <w:qFormat/>
+    <w:pPr>
+      <w:spacing w:before="120" w:after="120"/>
+      <w:ind w:left="720"/>
+    </w:pPr>
+    <w:rPr>
+      <w:color w:val="454551" w:themeColor="text2"/>
+      <w:sz w:val="24"/>
+      <w:szCs w:val="24"/>
+    </w:rPr>
+  </w:style>
+  <w:style w:type="paragraph" w:styleId="IntenseQuote">
+    <w:name w:val="Intense Quote"/>
+    <w:basedOn w:val="Normal"/>
+    <w:next w:val="Normal"/>
+    <w:link w:val="IntenseQuoteChar"/>
+    <w:qFormat/>
+    <w:pPr>
+      <w:spacing w:before="100" w:beforeAutospacing="1" w:after="240" w:line="240" w:lineRule="auto"/>
+      <w:ind w:left="720"/>
+      <w:jc w:val="center"/>
+    </w:pPr>
+    <w:rPr>
+      <w:rFonts w:asciiTheme="majorHAnsi" w:eastAsiaTheme="majorEastAsia" w:hAnsiTheme="majorHAnsi" w:cstheme="majorBidi"/>
+      <w:color w:val="454551" w:themeColor="text2"/>
+      <w:spacing w:val="-6"/>
+      <w:sz w:val="32"/>
+      <w:szCs w:val="32"/>
+    </w:rPr>
+  </w:style>
+  <w:style w:type="paragraph" w:styleId="TOCHeading">
+    <w:name w:val="TOC Heading"/>
+    <w:basedOn w:val="Heading1"/>
+    <w:next w:val="Normal"/>
+    <w:qFormat/>
+    <w:pPr>
+      <w:outlineLvl w:val="9"/>
+    </w:pPr>
+  </w:style>
+  <w:style w:type="paragraph" w:styleId="ListParagraph">
+    <w:name w:val="List Paragraph"/>
+    <w:basedOn w:val="Normal"/>
+    <w:qFormat/>
+    <w:pPr>
+      <w:ind w:left="720"/>
+      <w:contextualSpacing/>
+    </w:pPr>
+  </w:style>
+  <w:style w:type="paragraph" w:styleId="TOC1">
+    <w:name w:val="toc 1"/>
+    <w:basedOn w:val="Normal"/>
+    <w:next w:val="Normal"/>
+    <w:autoRedefine/>
+    <w:pPr>
+      <w:spacing w:after="100"/>
+    </w:pPr>
+  </w:style>
+  <w:style w:type="paragraph" w:styleId="TOC2">
+    <w:name w:val="toc 2"/>
+    <w:basedOn w:val="Normal"/>
+    <w:next w:val="Normal"/>
+    <w:autoRedefine/>
+    <w:pPr>
+      <w:spacing w:after="100"/>
+      <w:ind w:left="220"/>
+    </w:pPr>
+  </w:style>
+  <w:style w:type="character" w:styleId="LineNumber">
+    <w:name w:val="line number"/>
+    <w:basedOn w:val="DefaultParagraphFont"/>
+    <w:semiHidden/>
+  </w:style>
+  <w:style w:type="character" w:styleId="Hyperlink">
+    <w:name w:val="Hyperlink"/>
+    <w:basedOn w:val="DefaultParagraphFont"/>
+    <w:rPr>
+      <w:color w:val="6B9F25" w:themeColor="hyperlink"/>
+      <w:u w:val="single"/>
+    </w:rPr>
+  </w:style>
+  <w:style w:type="character" w:customStyle="1" w:styleId="NoSpacingChar">
+    <w:name w:val="No Spacing Char"/>
+    <w:basedOn w:val="DefaultParagraphFont"/>
+    <w:link w:val="NoSpacing"/>
+  </w:style>
+  <w:style w:type="character" w:customStyle="1" w:styleId="Heading1Char">
+    <w:name w:val="Heading 1 Char"/>
+    <w:basedOn w:val="DefaultParagraphFont"/>
+    <w:link w:val="Heading1"/>
+    <w:rPr>
+      <w:rFonts w:asciiTheme="majorHAnsi" w:eastAsiaTheme="majorEastAsia" w:hAnsiTheme="majorHAnsi" w:cstheme="majorBidi"/>
+      <w:color w:val="781049" w:themeColor="accent1" w:themeShade="80"/>
+      <w:sz w:val="36"/>
+      <w:szCs w:val="36"/>
+    </w:rPr>
+  </w:style>
+  <w:style w:type="character" w:customStyle="1" w:styleId="Heading2Char">
+    <w:name w:val="Heading 2 Char"/>
+    <w:basedOn w:val="DefaultParagraphFont"/>
+    <w:link w:val="Heading2"/>
+    <w:rPr>
+      <w:rFonts w:asciiTheme="majorHAnsi" w:eastAsiaTheme="majorEastAsia" w:hAnsiTheme="majorHAnsi" w:cstheme="majorBidi"/>
+      <w:color w:val="B3186D" w:themeColor="accent1" w:themeShade="BF"/>
+      <w:sz w:val="32"/>
+      <w:szCs w:val="32"/>
+    </w:rPr>
+  </w:style>
+  <w:style w:type="character" w:customStyle="1" w:styleId="Heading3Char">
+    <w:name w:val="Heading 3 Char"/>
+    <w:basedOn w:val="DefaultParagraphFont"/>
+    <w:link w:val="Heading3"/>
+    <w:semiHidden/>
+    <w:rPr>
+      <w:rFonts w:asciiTheme="majorHAnsi" w:eastAsiaTheme="majorEastAsia" w:hAnsiTheme="majorHAnsi" w:cstheme="majorBidi"/>
+      <w:color w:val="B3186D" w:themeColor="accent1" w:themeShade="BF"/>
+      <w:sz w:val="28"/>
+      <w:szCs w:val="28"/>
+    </w:rPr>
+  </w:style>
+  <w:style w:type="character" w:customStyle="1" w:styleId="Heading4Char">
+    <w:name w:val="Heading 4 Char"/>
+    <w:basedOn w:val="DefaultParagraphFont"/>
+    <w:link w:val="Heading4"/>
+    <w:semiHidden/>
+    <w:rPr>
+      <w:rFonts w:asciiTheme="majorHAnsi" w:eastAsiaTheme="majorEastAsia" w:hAnsiTheme="majorHAnsi" w:cstheme="majorBidi"/>
+      <w:color w:val="B3186D" w:themeColor="accent1" w:themeShade="BF"/>
+      <w:sz w:val="24"/>
+      <w:szCs w:val="24"/>
+    </w:rPr>
+  </w:style>
+  <w:style w:type="character" w:customStyle="1" w:styleId="Heading5Char">
+    <w:name w:val="Heading 5 Char"/>
+    <w:basedOn w:val="DefaultParagraphFont"/>
+    <w:link w:val="Heading5"/>
+    <w:semiHidden/>
+    <w:rPr>
+      <w:rFonts w:asciiTheme="majorHAnsi" w:eastAsiaTheme="majorEastAsia" w:hAnsiTheme="majorHAnsi" w:cstheme="majorBidi"/>
+      <w:caps/>
+      <w:color w:val="B3186D" w:themeColor="accent1" w:themeShade="BF"/>
+    </w:rPr>
+  </w:style>
+  <w:style w:type="character" w:customStyle="1" w:styleId="Heading6Char">
+    <w:name w:val="Heading 6 Char"/>
+    <w:basedOn w:val="DefaultParagraphFont"/>
+    <w:link w:val="Heading6"/>
+    <w:semiHidden/>
+    <w:rPr>
+      <w:rFonts w:asciiTheme="majorHAnsi" w:eastAsiaTheme="majorEastAsia" w:hAnsiTheme="majorHAnsi" w:cstheme="majorBidi"/>
+      <w:i/>
+      <w:iCs/>
+      <w:caps/>
+      <w:color w:val="781049" w:themeColor="accent1" w:themeShade="80"/>
+    </w:rPr>
+  </w:style>
+  <w:style w:type="character" w:customStyle="1" w:styleId="Heading7Char">
+    <w:name w:val="Heading 7 Char"/>
+    <w:basedOn w:val="DefaultParagraphFont"/>
+    <w:link w:val="Heading7"/>
+    <w:semiHidden/>
+    <w:rPr>
+      <w:rFonts w:asciiTheme="majorHAnsi" w:eastAsiaTheme="majorEastAsia" w:hAnsiTheme="majorHAnsi" w:cstheme="majorBidi"/>
+      <w:b/>
+      <w:bCs/>
+      <w:color w:val="781049" w:themeColor="accent1" w:themeShade="80"/>
+    </w:rPr>
+  </w:style>
+  <w:style w:type="character" w:customStyle="1" w:styleId="Heading8Char">
+    <w:name w:val="Heading 8 Char"/>
+    <w:basedOn w:val="DefaultParagraphFont"/>
+    <w:link w:val="Heading8"/>
+    <w:semiHidden/>
+    <w:rPr>
+      <w:rFonts w:asciiTheme="majorHAnsi" w:eastAsiaTheme="majorEastAsia" w:hAnsiTheme="majorHAnsi" w:cstheme="majorBidi"/>
+      <w:b/>
+      <w:bCs/>
+      <w:i/>
+      <w:iCs/>
+      <w:color w:val="781049" w:themeColor="accent1" w:themeShade="80"/>
+    </w:rPr>
+  </w:style>
+  <w:style w:type="character" w:customStyle="1" w:styleId="Heading9Char">
+    <w:name w:val="Heading 9 Char"/>
+    <w:basedOn w:val="DefaultParagraphFont"/>
+    <w:link w:val="Heading9"/>
+    <w:semiHidden/>
+    <w:rPr>
+      <w:rFonts w:asciiTheme="majorHAnsi" w:eastAsiaTheme="majorEastAsia" w:hAnsiTheme="majorHAnsi" w:cstheme="majorBidi"/>
+      <w:i/>
+      <w:iCs/>
+      <w:color w:val="781049" w:themeColor="accent1" w:themeShade="80"/>
+    </w:rPr>
+  </w:style>
+  <w:style w:type="character" w:customStyle="1" w:styleId="TitleChar">
+    <w:name w:val="Title Char"/>
+    <w:basedOn w:val="DefaultParagraphFont"/>
+    <w:link w:val="Title"/>
+    <w:rPr>
+      <w:rFonts w:asciiTheme="majorHAnsi" w:eastAsiaTheme="majorEastAsia" w:hAnsiTheme="majorHAnsi" w:cstheme="majorBidi"/>
+      <w:caps/>
+      <w:color w:val="454551" w:themeColor="text2"/>
+      <w:spacing w:val="-15"/>
+      <w:sz w:val="72"/>
+      <w:szCs w:val="72"/>
+    </w:rPr>
+  </w:style>
+  <w:style w:type="character" w:customStyle="1" w:styleId="SubtitleChar">
+    <w:name w:val="Subtitle Char"/>
+    <w:basedOn w:val="DefaultParagraphFont"/>
+    <w:link w:val="Subtitle"/>
+    <w:rPr>
+      <w:rFonts w:asciiTheme="majorHAnsi" w:eastAsiaTheme="majorEastAsia" w:hAnsiTheme="majorHAnsi" w:cstheme="majorBidi"/>
+      <w:color w:val="E32D91" w:themeColor="accent1"/>
+      <w:sz w:val="28"/>
+      <w:szCs w:val="28"/>
+    </w:rPr>
+  </w:style>
+  <w:style w:type="character" w:styleId="Strong">
+    <w:name w:val="Strong"/>
+    <w:basedOn w:val="DefaultParagraphFont"/>
+    <w:qFormat/>
+    <w:rPr>
+      <w:b/>
+      <w:bCs/>
+    </w:rPr>
+  </w:style>
+  <w:style w:type="character" w:styleId="Emphasis">
+    <w:name w:val="Emphasis"/>
+    <w:basedOn w:val="DefaultParagraphFont"/>
+    <w:qFormat/>
+    <w:rPr>
+      <w:i/>
+      <w:iCs/>
+    </w:rPr>
+  </w:style>
+  <w:style w:type="character" w:customStyle="1" w:styleId="QuoteChar">
+    <w:name w:val="Quote Char"/>
+    <w:basedOn w:val="DefaultParagraphFont"/>
+    <w:link w:val="Quote"/>
+    <w:rPr>
+      <w:color w:val="454551" w:themeColor="text2"/>
+      <w:sz w:val="24"/>
+      <w:szCs w:val="24"/>
+    </w:rPr>
+  </w:style>
+  <w:style w:type="character" w:customStyle="1" w:styleId="IntenseQuoteChar">
+    <w:name w:val="Intense Quote Char"/>
+    <w:basedOn w:val="DefaultParagraphFont"/>
+    <w:link w:val="IntenseQuote"/>
+    <w:rPr>
+      <w:rFonts w:asciiTheme="majorHAnsi" w:eastAsiaTheme="majorEastAsia" w:hAnsiTheme="majorHAnsi" w:cstheme="majorBidi"/>
+      <w:color w:val="454551" w:themeColor="text2"/>
+      <w:spacing w:val="-6"/>
+      <w:sz w:val="32"/>
+      <w:szCs w:val="32"/>
+    </w:rPr>
+  </w:style>
+  <w:style w:type="character" w:styleId="SubtleEmphasis">
+    <w:name w:val="Subtle Emphasis"/>
+    <w:basedOn w:val="DefaultParagraphFont"/>
+    <w:qFormat/>
+    <w:rPr>
+      <w:i/>
+      <w:iCs/>
+      <w:color w:val="595959" w:themeColor="text1" w:themeTint="A6"/>
+    </w:rPr>
+  </w:style>
+  <w:style w:type="character" w:styleId="IntenseEmphasis">
+    <w:name w:val="Intense Emphasis"/>
+    <w:basedOn w:val="DefaultParagraphFont"/>
+    <w:qFormat/>
+    <w:rPr>
+      <w:b/>
+      <w:bCs/>
+      <w:i/>
+      <w:iCs/>
+    </w:rPr>
+  </w:style>
+  <w:style w:type="character" w:customStyle="1" w:styleId="SubtleReference1">
+    <w:name w:val="Subtle Reference1"/>
+    <w:basedOn w:val="DefaultParagraphFont"/>
+    <w:qFormat/>
+    <w:rPr>
+      <w:smallCaps/>
+      <w:color w:val="595959" w:themeColor="text1" w:themeTint="A6"/>
+      <w:u w:val="none" w:color="7F7F7F" w:themeColor="text1" w:themeTint="80"/>
+    </w:rPr>
+  </w:style>
+  <w:style w:type="character" w:customStyle="1" w:styleId="IntenseReference1">
+    <w:name w:val="Intense Reference1"/>
+    <w:basedOn w:val="DefaultParagraphFont"/>
+    <w:qFormat/>
+    <w:rPr>
+      <w:b/>
+      <w:bCs/>
+      <w:smallCaps/>
+      <w:color w:val="454551" w:themeColor="text2"/>
+      <w:u w:val="single"/>
+    </w:rPr>
+  </w:style>
+  <w:style w:type="character" w:styleId="BookTitle">
+    <w:name w:val="Book Title"/>
+    <w:basedOn w:val="DefaultParagraphFont"/>
+    <w:qFormat/>
+    <w:rPr>
+      <w:b/>
+      <w:bCs/>
+      <w:smallCaps/>
+      <w:spacing w:val="10"/>
+    </w:rPr>
+  </w:style>
+  <w:style w:type="table" w:styleId="TableSimple1">
     <w:name w:val="Table Simple 1"/>
-    <w:basedOn w:val="T0"/>
+    <w:basedOn w:val="TableNormal"/>
     <w:tblPr>
       <w:tblBorders>
-        <w:top w:val="single" w:sz="4" w:space="0" w:shadow="0" w:frame="0" w:color="000000"/>
-        <w:left w:val="single" w:sz="4" w:space="0" w:shadow="0" w:frame="0" w:color="000000"/>
-        <w:bottom w:val="single" w:sz="4" w:space="0" w:shadow="0" w:frame="0" w:color="000000"/>
-        <w:right w:val="single" w:sz="4" w:space="0" w:shadow="0" w:frame="0" w:color="000000"/>
-        <w:insideH w:val="single" w:sz="4" w:space="0" w:shadow="0" w:frame="0" w:color="000000"/>
-        <w:insideV w:val="single" w:sz="4" w:space="0" w:shadow="0" w:frame="0" w:color="000000"/>
+        <w:top w:val="single" w:sz="4" w:space="0" w:color="000000"/>
+        <w:left w:val="single" w:sz="4" w:space="0" w:color="000000"/>
+        <w:bottom w:val="single" w:sz="4" w:space="0" w:color="000000"/>
+        <w:right w:val="single" w:sz="4" w:space="0" w:color="000000"/>
+        <w:insideH w:val="single" w:sz="4" w:space="0" w:color="000000"/>
+        <w:insideV w:val="single" w:sz="4" w:space="0" w:color="000000"/>
       </w:tblBorders>
-      <w:tblCellMar>
-        <w:top w:w="0" w:type="dxa"/>
-        <w:left w:w="108" w:type="dxa"/>
-        <w:bottom w:w="0" w:type="dxa"/>
-        <w:right w:w="108" w:type="dxa"/>
-      </w:tblCellMar>
     </w:tblPr>
-    <w:trPr/>
-    <w:tcPr/>
   </w:style>
-  <w:style w:type="table" w:styleId="T2">
+  <w:style w:type="table" w:styleId="TableGrid">
     <w:name w:val="Table Grid"/>
-    <w:basedOn w:val="T0"/>
+    <w:basedOn w:val="TableNormal"/>
     <w:pPr>
-      <w:spacing w:lineRule="auto" w:line="240" w:after="0" w:beforeAutospacing="0" w:afterAutospacing="0"/>
+      <w:spacing w:after="0" w:line="240" w:lineRule="auto"/>
     </w:pPr>
     <w:tblPr>
       <w:tblBorders>
-        <w:top w:val="single" w:sz="4" w:space="0" w:shadow="0" w:frame="0" w:color="000000" w:themeColor="text1"/>
-        <w:left w:val="single" w:sz="4" w:space="0" w:shadow="0" w:frame="0" w:color="000000" w:themeColor="text1"/>
-        <w:bottom w:val="single" w:sz="4" w:space="0" w:shadow="0" w:frame="0" w:color="000000" w:themeColor="text1"/>
-        <w:right w:val="single" w:sz="4" w:space="0" w:shadow="0" w:frame="0" w:color="000000" w:themeColor="text1"/>
-        <w:insideH w:val="single" w:sz="4" w:space="0" w:shadow="0" w:frame="0" w:color="000000" w:themeColor="text1"/>
-        <w:insideV w:val="single" w:sz="4" w:space="0" w:shadow="0" w:frame="0" w:color="000000" w:themeColor="text1"/>
+        <w:top w:val="single" w:sz="4" w:space="0" w:color="000000" w:themeColor="text1"/>
+        <w:left w:val="single" w:sz="4" w:space="0" w:color="000000" w:themeColor="text1"/>
+        <w:bottom w:val="single" w:sz="4" w:space="0" w:color="000000" w:themeColor="text1"/>
+        <w:right w:val="single" w:sz="4" w:space="0" w:color="000000" w:themeColor="text1"/>
+        <w:insideH w:val="single" w:sz="4" w:space="0" w:color="000000" w:themeColor="text1"/>
+        <w:insideV w:val="single" w:sz="4" w:space="0" w:color="000000" w:themeColor="text1"/>
       </w:tblBorders>
     </w:tblPr>
-    <w:trPr/>
-    <w:tcPr/>
   </w:style>
-  <w:style w:type="numbering" w:styleId="N0">
-    <w:name w:val="No List"/>
+  <w:style w:type="character" w:styleId="UnresolvedMention">
+    <w:name w:val="Unresolved Mention"/>
+    <w:basedOn w:val="DefaultParagraphFont"/>
+    <w:uiPriority w:val="99"/>
+    <w:semiHidden/>
+    <w:unhideWhenUsed/>
+    <w:rsid w:val="00A533C7"/>
+    <w:rPr>
+      <w:color w:val="605E5C"/>
+      <w:shd w:val="clear" w:color="auto" w:fill="E1DFDD"/>
+    </w:rPr>
   </w:style>
 </w:styles>
 </file>
@@ -6745,7 +8450,7 @@
           <a:schemeClr val="phClr"/>
         </a:solidFill>
         <a:blipFill dpi="0">
-          <a:blip xmlns:r="http://schemas.openxmlformats.org/officeDocument/2006/relationships" r:embed="Relimage3">
+          <a:blip xmlns:r="http://schemas.openxmlformats.org/officeDocument/2006/relationships">
             <a:duotone>
               <a:schemeClr val="phClr"/>
               <a:schemeClr val="phClr">
@@ -6755,7 +8460,7 @@
             </a:duotone>
           </a:blip>
           <a:srcRect/>
-          <a:tile algn="tl" flip="none" sx="100000" sy="100000" tx="0" ty="0"/>
+          <a:tile tx="0" ty="0" sx="100000" sy="100000" flip="none" algn="tl"/>
         </a:blipFill>
         <a:gradFill rotWithShape="1">
           <a:gsLst>
@@ -6779,6 +8484,8 @@
       </a:bgFillStyleLst>
     </a:fmtScheme>
   </a:themeElements>
+  <a:objectDefaults/>
+  <a:extraClrSchemeLst/>
 </a:theme>
 </file>
 
@@ -6972,33 +8679,44 @@
 </file>
 
 <file path=customXml/itemProps1.xml><?xml version="1.0" encoding="utf-8"?>
-<ds:datastoreItem xmlns:ds="http://schemas.openxmlformats.org/officeDocument/2006/customXml" ds:itemID="{7bdd78dd-4413-4e07-b54b-5afd402b4dee}">
+<ds:datastoreItem xmlns:ds="http://schemas.openxmlformats.org/officeDocument/2006/customXml" ds:itemID="{7BDD78DD-4413-4E07-B54B-5AFD402B4DEE}">
   <ds:schemaRefs>
-    <ds:schemaRef ds:uri="http://schemas.microsoft.com/vsto/samples"/>
+    <ds:schemaRef ds:uri="http://schemas.microsoft.com/sharepoint/v3/contenttype/forms"/>
   </ds:schemaRefs>
 </ds:datastoreItem>
 </file>
 
 <file path=customXml/itemProps2.xml><?xml version="1.0" encoding="utf-8"?>
-<ds:datastoreItem xmlns:ds="http://schemas.openxmlformats.org/officeDocument/2006/customXml" ds:itemID="{4a5a7d34-d93a-4d9e-882f-9835a9a4287a}">
+<ds:datastoreItem xmlns:ds="http://schemas.openxmlformats.org/officeDocument/2006/customXml" ds:itemID="{4A5A7D34-D93A-4D9E-882F-9835A9A4287A}">
   <ds:schemaRefs>
-    <ds:schemaRef ds:uri="http://schemas.microsoft.com/vsto/samples"/>
+    <ds:schemaRef ds:uri="http://schemas.microsoft.com/office/2006/metadata/contentType"/>
+    <ds:schemaRef ds:uri="http://schemas.microsoft.com/office/2006/metadata/properties/metaAttributes"/>
+    <ds:schemaRef ds:uri="http://www.w3.org/2001/XMLSchema"/>
+    <ds:schemaRef ds:uri="http://schemas.microsoft.com/office/2006/metadata/properties"/>
+    <ds:schemaRef ds:uri="7a36dca6-fb90-4931-99c6-72afcccc1bcd"/>
+    <ds:schemaRef ds:uri="http://schemas.microsoft.com/office/2006/documentManagement/types"/>
+    <ds:schemaRef ds:uri="http://schemas.microsoft.com/office/infopath/2007/PartnerControls"/>
+    <ds:schemaRef ds:uri="http://schemas.openxmlformats.org/package/2006/metadata/core-properties"/>
+    <ds:schemaRef ds:uri="http://purl.org/dc/elements/1.1/"/>
+    <ds:schemaRef ds:uri="http://purl.org/dc/terms/"/>
+    <ds:schemaRef ds:uri="http://schemas.microsoft.com/internal/obd"/>
   </ds:schemaRefs>
 </ds:datastoreItem>
 </file>
 
 <file path=customXml/itemProps3.xml><?xml version="1.0" encoding="utf-8"?>
-<ds:datastoreItem xmlns:ds="http://schemas.openxmlformats.org/officeDocument/2006/customXml" ds:itemID="{2a88e5f4-a1bc-4c8e-87d4-ff65411a19b5}">
+<ds:datastoreItem xmlns:ds="http://schemas.openxmlformats.org/officeDocument/2006/customXml" ds:itemID="{2A88E5F4-A1BC-4C8E-87D4-FF65411A19B5}">
   <ds:schemaRefs>
-    <ds:schemaRef ds:uri="http://schemas.microsoft.com/vsto/samples"/>
+    <ds:schemaRef ds:uri="http://schemas.openxmlformats.org/officeDocument/2006/bibliography"/>
   </ds:schemaRefs>
 </ds:datastoreItem>
 </file>
 
 <file path=customXml/itemProps4.xml><?xml version="1.0" encoding="utf-8"?>
-<ds:datastoreItem xmlns:ds="http://schemas.openxmlformats.org/officeDocument/2006/customXml" ds:itemID="{35fc4559-2358-4af7-97ca-438762cf9738}">
+<ds:datastoreItem xmlns:ds="http://schemas.openxmlformats.org/officeDocument/2006/customXml" ds:itemID="{35FC4559-2358-4AF7-97CA-438762CF9738}">
   <ds:schemaRefs>
-    <ds:schemaRef ds:uri="http://schemas.microsoft.com/vsto/samples"/>
+    <ds:schemaRef ds:uri="http://schemas.microsoft.com/office/2006/metadata/properties"/>
+    <ds:schemaRef ds:uri="http://schemas.microsoft.com/office/infopath/2007/PartnerControls"/>
   </ds:schemaRefs>
 </ds:datastoreItem>
 </file>